--- a/VKR/Диплом.docx
+++ b/VKR/Диплом.docx
@@ -140,7 +140,7 @@
                 <w:sz w:val="24"/>
                 <w:szCs w:val="24"/>
               </w:rPr>
-              <w:t>6</w:t>
+              <w:t>5</w:t>
             </w:r>
             <w:r>
               <w:rPr>
@@ -226,7 +226,7 @@
                 <w:sz w:val="24"/>
                 <w:szCs w:val="24"/>
               </w:rPr>
-              <w:t>8</w:t>
+              <w:t>7</w:t>
             </w:r>
             <w:r>
               <w:rPr>
@@ -313,7 +313,7 @@
                 <w:sz w:val="24"/>
                 <w:szCs w:val="24"/>
               </w:rPr>
-              <w:t>8</w:t>
+              <w:t>7</w:t>
             </w:r>
             <w:r>
               <w:rPr>
@@ -400,7 +400,7 @@
                 <w:sz w:val="24"/>
                 <w:szCs w:val="24"/>
               </w:rPr>
-              <w:t>10</w:t>
+              <w:t>9</w:t>
             </w:r>
             <w:r>
               <w:rPr>
@@ -487,7 +487,7 @@
                 <w:sz w:val="24"/>
                 <w:szCs w:val="24"/>
               </w:rPr>
-              <w:t>12</w:t>
+              <w:t>11</w:t>
             </w:r>
             <w:r>
               <w:rPr>
@@ -574,7 +574,7 @@
                 <w:sz w:val="24"/>
                 <w:szCs w:val="24"/>
               </w:rPr>
-              <w:t>14</w:t>
+              <w:t>13</w:t>
             </w:r>
             <w:r>
               <w:rPr>
@@ -661,7 +661,7 @@
                 <w:sz w:val="24"/>
                 <w:szCs w:val="24"/>
               </w:rPr>
-              <w:t>16</w:t>
+              <w:t>15</w:t>
             </w:r>
             <w:r>
               <w:rPr>
@@ -748,7 +748,7 @@
                 <w:sz w:val="24"/>
                 <w:szCs w:val="24"/>
               </w:rPr>
-              <w:t>17</w:t>
+              <w:t>16</w:t>
             </w:r>
             <w:r>
               <w:rPr>
@@ -835,7 +835,7 @@
                 <w:sz w:val="24"/>
                 <w:szCs w:val="24"/>
               </w:rPr>
-              <w:t>19</w:t>
+              <w:t>18</w:t>
             </w:r>
             <w:r>
               <w:rPr>
@@ -921,7 +921,7 @@
                 <w:sz w:val="24"/>
                 <w:szCs w:val="24"/>
               </w:rPr>
-              <w:t>21</w:t>
+              <w:t>20</w:t>
             </w:r>
             <w:r>
               <w:rPr>
@@ -1011,7 +1011,7 @@
                 <w:sz w:val="24"/>
                 <w:szCs w:val="24"/>
               </w:rPr>
-              <w:t>21</w:t>
+              <w:t>20</w:t>
             </w:r>
             <w:r>
               <w:rPr>
@@ -1101,7 +1101,7 @@
                 <w:sz w:val="24"/>
                 <w:szCs w:val="24"/>
               </w:rPr>
-              <w:t>21</w:t>
+              <w:t>20</w:t>
             </w:r>
             <w:r>
               <w:rPr>
@@ -1201,7 +1201,7 @@
                 <w:sz w:val="24"/>
                 <w:szCs w:val="24"/>
               </w:rPr>
-              <w:t>22</w:t>
+              <w:t>21</w:t>
             </w:r>
             <w:r>
               <w:rPr>
@@ -1291,7 +1291,7 @@
                 <w:sz w:val="24"/>
                 <w:szCs w:val="24"/>
               </w:rPr>
-              <w:t>24</w:t>
+              <w:t>23</w:t>
             </w:r>
             <w:r>
               <w:rPr>
@@ -1438,7 +1438,7 @@
                 <w:sz w:val="24"/>
                 <w:szCs w:val="24"/>
               </w:rPr>
-              <w:t>26</w:t>
+              <w:t>25</w:t>
             </w:r>
             <w:r>
               <w:rPr>
@@ -1595,7 +1595,7 @@
                 <w:sz w:val="24"/>
                 <w:szCs w:val="24"/>
               </w:rPr>
-              <w:t>28</w:t>
+              <w:t>27</w:t>
             </w:r>
             <w:r>
               <w:rPr>
@@ -1681,7 +1681,7 @@
                 <w:sz w:val="24"/>
                 <w:szCs w:val="24"/>
               </w:rPr>
-              <w:t>31</w:t>
+              <w:t>30</w:t>
             </w:r>
             <w:r>
               <w:rPr>
@@ -1772,7 +1772,7 @@
                 <w:sz w:val="24"/>
                 <w:szCs w:val="24"/>
               </w:rPr>
-              <w:t>31</w:t>
+              <w:t>30</w:t>
             </w:r>
             <w:r>
               <w:rPr>
@@ -1862,7 +1862,7 @@
                 <w:sz w:val="24"/>
                 <w:szCs w:val="24"/>
               </w:rPr>
-              <w:t>32</w:t>
+              <w:t>31</w:t>
             </w:r>
             <w:r>
               <w:rPr>
@@ -1952,7 +1952,7 @@
                 <w:sz w:val="24"/>
                 <w:szCs w:val="24"/>
               </w:rPr>
-              <w:t>32</w:t>
+              <w:t>31</w:t>
             </w:r>
             <w:r>
               <w:rPr>
@@ -2042,7 +2042,7 @@
                 <w:sz w:val="24"/>
                 <w:szCs w:val="24"/>
               </w:rPr>
-              <w:t>34</w:t>
+              <w:t>33</w:t>
             </w:r>
             <w:r>
               <w:rPr>
@@ -2132,7 +2132,7 @@
                 <w:sz w:val="24"/>
                 <w:szCs w:val="24"/>
               </w:rPr>
-              <w:t>35</w:t>
+              <w:t>34</w:t>
             </w:r>
             <w:r>
               <w:rPr>
@@ -2222,7 +2222,7 @@
                 <w:sz w:val="24"/>
                 <w:szCs w:val="24"/>
               </w:rPr>
-              <w:t>36</w:t>
+              <w:t>35</w:t>
             </w:r>
             <w:r>
               <w:rPr>
@@ -2312,7 +2312,7 @@
                 <w:sz w:val="24"/>
                 <w:szCs w:val="24"/>
               </w:rPr>
-              <w:t>36</w:t>
+              <w:t>35</w:t>
             </w:r>
             <w:r>
               <w:rPr>
@@ -2402,7 +2402,7 @@
                 <w:sz w:val="24"/>
                 <w:szCs w:val="24"/>
               </w:rPr>
-              <w:t>37</w:t>
+              <w:t>36</w:t>
             </w:r>
             <w:r>
               <w:rPr>
@@ -2492,7 +2492,7 @@
                 <w:sz w:val="24"/>
                 <w:szCs w:val="24"/>
               </w:rPr>
-              <w:t>37</w:t>
+              <w:t>36</w:t>
             </w:r>
             <w:r>
               <w:rPr>
@@ -2579,7 +2579,7 @@
                 <w:sz w:val="24"/>
                 <w:szCs w:val="24"/>
               </w:rPr>
-              <w:t>39</w:t>
+              <w:t>38</w:t>
             </w:r>
             <w:r>
               <w:rPr>
@@ -2666,7 +2666,7 @@
                 <w:sz w:val="24"/>
                 <w:szCs w:val="24"/>
               </w:rPr>
-              <w:t>41</w:t>
+              <w:t>40</w:t>
             </w:r>
             <w:r>
               <w:rPr>
@@ -2853,7 +2853,15 @@
               <w:ind w:left="24"/>
             </w:pPr>
             <w:r>
-              <w:t>Security Information and Event Management (Система управления событиями информационной безопасности).</w:t>
+              <w:t xml:space="preserve">Security Information </w:t>
+            </w:r>
+            <w:proofErr w:type="spellStart"/>
+            <w:r>
+              <w:t>and</w:t>
+            </w:r>
+            <w:proofErr w:type="spellEnd"/>
+            <w:r>
+              <w:t xml:space="preserve"> Event Management (Система управления событиями информационной безопасности).</w:t>
             </w:r>
           </w:p>
         </w:tc>
@@ -2907,12 +2915,14 @@
                 <w:lang w:val="en-US"/>
               </w:rPr>
             </w:pPr>
+            <w:proofErr w:type="spellStart"/>
             <w:r>
               <w:rPr>
                 <w:lang w:val="en-US"/>
               </w:rPr>
               <w:t>Trivy</w:t>
             </w:r>
+            <w:proofErr w:type="spellEnd"/>
           </w:p>
         </w:tc>
         <w:tc>
@@ -2943,12 +2953,14 @@
                 <w:lang w:val="en-US"/>
               </w:rPr>
             </w:pPr>
+            <w:proofErr w:type="spellStart"/>
             <w:r>
               <w:rPr>
                 <w:lang w:val="en-US"/>
               </w:rPr>
               <w:t>Semgrep</w:t>
             </w:r>
+            <w:proofErr w:type="spellEnd"/>
           </w:p>
         </w:tc>
         <w:tc>
@@ -3027,6 +3039,7 @@
                 <w:lang w:val="en-US"/>
               </w:rPr>
             </w:pPr>
+            <w:proofErr w:type="spellStart"/>
             <w:r>
               <w:rPr>
                 <w:lang w:val="en-US"/>
@@ -3045,6 +3058,7 @@
               </w:rPr>
               <w:t>emon</w:t>
             </w:r>
+            <w:proofErr w:type="spellEnd"/>
             <w:r>
               <w:rPr>
                 <w:lang w:val="en-US"/>
@@ -3066,7 +3080,15 @@
               <w:t>Сайт</w:t>
             </w:r>
             <w:r>
-              <w:t xml:space="preserve"> ООО «Ремон Девелопер»</w:t>
+              <w:t xml:space="preserve"> ООО «</w:t>
+            </w:r>
+            <w:proofErr w:type="spellStart"/>
+            <w:r>
+              <w:t>Ремон</w:t>
+            </w:r>
+            <w:proofErr w:type="spellEnd"/>
+            <w:r>
+              <w:t xml:space="preserve"> Девелопер»</w:t>
             </w:r>
           </w:p>
         </w:tc>
@@ -3150,7 +3172,15 @@
               <w:ind w:left="24"/>
             </w:pPr>
             <w:r>
-              <w:t>Демонстрационное приложение или тестовая среда для демонстрации возможностей нейросетевой языковой модели Mistral.</w:t>
+              <w:t xml:space="preserve">Демонстрационное приложение или тестовая среда для демонстрации возможностей нейросетевой языковой модели </w:t>
+            </w:r>
+            <w:proofErr w:type="spellStart"/>
+            <w:r>
+              <w:t>Mistral</w:t>
+            </w:r>
+            <w:proofErr w:type="spellEnd"/>
+            <w:r>
+              <w:t>.</w:t>
             </w:r>
           </w:p>
         </w:tc>
@@ -3186,7 +3216,15 @@
               <w:ind w:left="24"/>
             </w:pPr>
             <w:r>
-              <w:t>Серверная часть программного комплекса, обеспечивающая хостинг модели Mistral и обработку поступающих к ней запросов.</w:t>
+              <w:t xml:space="preserve">Серверная часть программного комплекса, обеспечивающая хостинг модели </w:t>
+            </w:r>
+            <w:proofErr w:type="spellStart"/>
+            <w:r>
+              <w:t>Mistral</w:t>
+            </w:r>
+            <w:proofErr w:type="spellEnd"/>
+            <w:r>
+              <w:t xml:space="preserve"> и обработку поступающих к ней запросов.</w:t>
             </w:r>
           </w:p>
         </w:tc>
@@ -3222,7 +3260,15 @@
               <w:ind w:left="24"/>
             </w:pPr>
             <w:r>
-              <w:t>Клиентская часть (интерфейс), отправляющая запросы к Mistral Server и отображающая полученные от него ответы.</w:t>
+              <w:t xml:space="preserve">Клиентская часть (интерфейс), отправляющая запросы к </w:t>
+            </w:r>
+            <w:proofErr w:type="spellStart"/>
+            <w:r>
+              <w:t>Mistral</w:t>
+            </w:r>
+            <w:proofErr w:type="spellEnd"/>
+            <w:r>
+              <w:t xml:space="preserve"> Server и отображающая полученные от него ответы.</w:t>
             </w:r>
           </w:p>
         </w:tc>
@@ -3294,7 +3340,15 @@
               <w:ind w:left="24"/>
             </w:pPr>
             <w:r>
-              <w:t>(JavaScript Object Notation) Простой текстовый формат обмена данными.</w:t>
+              <w:t xml:space="preserve">(JavaScript Object </w:t>
+            </w:r>
+            <w:proofErr w:type="spellStart"/>
+            <w:r>
+              <w:t>Notation</w:t>
+            </w:r>
+            <w:proofErr w:type="spellEnd"/>
+            <w:r>
+              <w:t>) Простой текстовый формат обмена данными.</w:t>
             </w:r>
           </w:p>
         </w:tc>
@@ -3329,8 +3383,13 @@
               <w:spacing w:beforeLines="40" w:before="96" w:afterLines="40" w:after="96"/>
               <w:ind w:left="24"/>
             </w:pPr>
-            <w:r>
-              <w:t>Representational State Transfer (Архитектурный стиль взаимодействия компонентов распределенного приложения в сети).</w:t>
+            <w:proofErr w:type="spellStart"/>
+            <w:r>
+              <w:t>Representational</w:t>
+            </w:r>
+            <w:proofErr w:type="spellEnd"/>
+            <w:r>
+              <w:t xml:space="preserve"> State Transfer (Архитектурный стиль взаимодействия компонентов распределенного приложения в сети).</w:t>
             </w:r>
           </w:p>
         </w:tc>
@@ -3403,7 +3462,31 @@
               <w:ind w:left="24"/>
             </w:pPr>
             <w:r>
-              <w:t>(Distributed Denial of Service) Распределенная атака типа «отказ в обслуживании», направленная на исчерпание ресурсов целевой системы множеством запросов.</w:t>
+              <w:t>(</w:t>
+            </w:r>
+            <w:proofErr w:type="spellStart"/>
+            <w:r>
+              <w:t>Distributed</w:t>
+            </w:r>
+            <w:proofErr w:type="spellEnd"/>
+            <w:r>
+              <w:t xml:space="preserve"> </w:t>
+            </w:r>
+            <w:proofErr w:type="spellStart"/>
+            <w:r>
+              <w:t>Denial</w:t>
+            </w:r>
+            <w:proofErr w:type="spellEnd"/>
+            <w:r>
+              <w:t xml:space="preserve"> </w:t>
+            </w:r>
+            <w:proofErr w:type="spellStart"/>
+            <w:r>
+              <w:t>of</w:t>
+            </w:r>
+            <w:proofErr w:type="spellEnd"/>
+            <w:r>
+              <w:t xml:space="preserve"> Service) Распределенная атака типа «отказ в обслуживании», направленная на исчерпание ресурсов целевой системы множеством запросов.</w:t>
             </w:r>
           </w:p>
         </w:tc>
@@ -3439,7 +3522,15 @@
               <w:ind w:left="24"/>
             </w:pPr>
             <w:r>
-              <w:t>Secure Sockets Layer (Криптографический протокол, обеспечивающий безопасную связь. В настоящее время вытеснен более современным протоколом TLS).</w:t>
+              <w:t xml:space="preserve">Secure </w:t>
+            </w:r>
+            <w:proofErr w:type="spellStart"/>
+            <w:r>
+              <w:t>Sockets</w:t>
+            </w:r>
+            <w:proofErr w:type="spellEnd"/>
+            <w:r>
+              <w:t xml:space="preserve"> Layer (Криптографический протокол, обеспечивающий безопасную связь. В настоящее время вытеснен более современным протоколом TLS).</w:t>
             </w:r>
           </w:p>
         </w:tc>
@@ -3478,7 +3569,15 @@
               <w:t>(</w:t>
             </w:r>
             <w:r>
-              <w:t>Application Programming Interface</w:t>
+              <w:t xml:space="preserve">Application </w:t>
+            </w:r>
+            <w:proofErr w:type="spellStart"/>
+            <w:r>
+              <w:t>Programming</w:t>
+            </w:r>
+            <w:proofErr w:type="spellEnd"/>
+            <w:r>
+              <w:t xml:space="preserve"> Interface</w:t>
             </w:r>
             <w:r>
               <w:t>)</w:t>
@@ -3658,7 +3757,15 @@
         <w:jc w:val="both"/>
       </w:pPr>
       <w:r>
-        <w:t>Объектом исследования является информационная инфраструктура и веб-ресурсы компании ООО «Ремон Девелопер».</w:t>
+        <w:t>Объектом исследования является информационная инфраструктура и веб-ресурсы компании ООО «</w:t>
+      </w:r>
+      <w:proofErr w:type="spellStart"/>
+      <w:r>
+        <w:t>Ремон</w:t>
+      </w:r>
+      <w:proofErr w:type="spellEnd"/>
+      <w:r>
+        <w:t xml:space="preserve"> Девелопер».</w:t>
       </w:r>
     </w:p>
     <w:p>
@@ -3806,9 +3913,11 @@
       <w:r>
         <w:t>«</w:t>
       </w:r>
+      <w:proofErr w:type="spellStart"/>
       <w:r>
         <w:t>киберинциденты</w:t>
       </w:r>
+      <w:proofErr w:type="spellEnd"/>
       <w:r>
         <w:t>»</w:t>
       </w:r>
@@ -3897,7 +4006,15 @@
         <w:jc w:val="both"/>
       </w:pPr>
       <w:r>
-        <w:t>В ходе интервьюирования с представителем компании ООО «Ремон Девелопер» были озвучены следующие вопросы и получены ответы:</w:t>
+        <w:t>В ходе интервьюирования с представителем компании ООО «</w:t>
+      </w:r>
+      <w:proofErr w:type="spellStart"/>
+      <w:r>
+        <w:t>Ремон</w:t>
+      </w:r>
+      <w:proofErr w:type="spellEnd"/>
+      <w:r>
+        <w:t xml:space="preserve"> Девелопер» были озвучены следующие вопросы и получены ответы:</w:t>
       </w:r>
     </w:p>
     <w:p>
@@ -4140,7 +4257,15 @@
         <w:jc w:val="both"/>
       </w:pPr>
       <w:r>
-        <w:t>Общество с ограниченной ответственностью «Ремон Девелопер» является коммерческой организацией, осуществляющей деятельность в сфере девелопмента, строительства и реализации жилой и коммерческой недвижимости. Организация обладает территориально распределенной структурой и включает в себя представительства, открытые в трех различных городах Российской Федерации.</w:t>
+        <w:t>Общество с ограниченной ответственностью «</w:t>
+      </w:r>
+      <w:proofErr w:type="spellStart"/>
+      <w:r>
+        <w:t>Ремон</w:t>
+      </w:r>
+      <w:proofErr w:type="spellEnd"/>
+      <w:r>
+        <w:t xml:space="preserve"> Девелопер» является коммерческой организацией, осуществляющей деятельность в сфере девелопмента, строительства и реализации жилой и коммерческой недвижимости. Организация обладает территориально распределенной структурой и включает в себя представительства, открытые в трех различных городах Российской Федерации.</w:t>
       </w:r>
     </w:p>
     <w:p>
@@ -4160,7 +4285,15 @@
         <w:jc w:val="both"/>
       </w:pPr>
       <w:r>
-        <w:t>Основным инструментом ведения бизнеса, привлечения клиентов и обеспечения прозрачности операций является официальный корпоративный веб-портал ООО «Ремон Девелопер». Данный веб-ресурс, совмещенный с централизованной базой данных, функционирует обособленно на едином выделенном сервере под управлением операционной системы Ubuntu 24. Веб-портал выполняет следующие ключевые функции в рамках информационных процессов организации:</w:t>
+        <w:t>Основным инструментом ведения бизнеса, привлечения клиентов и обеспечения прозрачности операций является официальный корпоративный веб-портал ООО «</w:t>
+      </w:r>
+      <w:proofErr w:type="spellStart"/>
+      <w:r>
+        <w:t>Ремон</w:t>
+      </w:r>
+      <w:proofErr w:type="spellEnd"/>
+      <w:r>
+        <w:t xml:space="preserve"> Девелопер». Данный веб-ресурс, совмещенный с централизованной базой данных, функционирует обособленно на едином выделенном сервере под управлением операционной системы Ubuntu 24. Веб-портал выполняет следующие ключевые функции в рамках информационных процессов организации:</w:t>
       </w:r>
     </w:p>
     <w:p>
@@ -4321,7 +4454,15 @@
         <w:jc w:val="both"/>
       </w:pPr>
       <w:r>
-        <w:t>Предотвращение утечек конфиденциальной информации является одной из приоритетных задач обеспечения информационной безопасности в Обществе с ограниченной ответственностью «Ремон Девелопер». Защищаемая информация включает в себя персональные данные клиентов (фамилии, имена, отчества, контактные телефоны, паспортные данные, сведения о приобретаемой недвижимости), базу данных учетных записей сотрудников, а также сведения, составляющие коммерческую тайну предприятия (финансовые показатели, проектную документацию и исходный код корпоративного веб-портала).</w:t>
+        <w:t>Предотвращение утечек конфиденциальной информации является одной из приоритетных задач обеспечения информационной безопасности в Обществе с ограниченной ответственностью «</w:t>
+      </w:r>
+      <w:proofErr w:type="spellStart"/>
+      <w:r>
+        <w:t>Ремон</w:t>
+      </w:r>
+      <w:proofErr w:type="spellEnd"/>
+      <w:r>
+        <w:t xml:space="preserve"> Девелопер». Защищаемая информация включает в себя персональные данные клиентов (фамилии, имена, отчества, контактные телефоны, паспортные данные, сведения о приобретаемой недвижимости), базу данных учетных записей сотрудников, а также сведения, составляющие коммерческую тайну предприятия (финансовые показатели, проектную документацию и исходный код корпоративного веб-портала).</w:t>
       </w:r>
     </w:p>
     <w:p>
@@ -4362,7 +4503,15 @@
       </w:r>
       <w:r>
         <w:lastRenderedPageBreak/>
-        <w:t>доступа. Запуск процессов веб-портала и системы управления базами данных осуществляется от имени специализированных системных учетных записей с ограниченными привилегиями. Прямой доступ к управлению сервером под учетной записью суперпользователя (root) ограничен; удаленное управление сервером осуществляется назначенным специалистом по информационной безопасности по защищенному протоколу SSH с аутентификацией по ключам.</w:t>
+        <w:t>доступа. Запуск процессов веб-портала и системы управления базами данных осуществляется от имени специализированных системных учетных записей с ограниченными привилегиями. Прямой доступ к управлению сервером под учетной записью суперпользователя (</w:t>
+      </w:r>
+      <w:proofErr w:type="spellStart"/>
+      <w:r>
+        <w:t>root</w:t>
+      </w:r>
+      <w:proofErr w:type="spellEnd"/>
+      <w:r>
+        <w:t>) ограничен; удаленное управление сервером осуществляется назначенным специалистом по информационной безопасности по защищенному протоколу SSH с аутентификацией по ключам.</w:t>
       </w:r>
     </w:p>
     <w:p>
@@ -4482,7 +4631,15 @@
         <w:jc w:val="both"/>
       </w:pPr>
       <w:r>
-        <w:t>Проведенный аудит существующей системы информационной безопасности Общества с ограниченной ответственностью «Ремон Девелопер» показал, что применяемые на предприятии базовые механизмы защиты обеспечивают лишь минимально необходимый уровень конфиденциальности и целостности данных. В ходе анализа был выявлен ряд критических недостатков, существенно снижающих общую защищенность инфраструктуры предприятия, и в первую очередь — центрального выделенного сервера под управлением операционной системы Ubuntu 24.</w:t>
+        <w:t>Проведенный аудит существующей системы информационной безопасности Общества с ограниченной ответственностью «</w:t>
+      </w:r>
+      <w:proofErr w:type="spellStart"/>
+      <w:r>
+        <w:t>Ремон</w:t>
+      </w:r>
+      <w:proofErr w:type="spellEnd"/>
+      <w:r>
+        <w:t xml:space="preserve"> Девелопер» показал, что применяемые на предприятии базовые механизмы защиты обеспечивают лишь минимально необходимый уровень конфиденциальности и целостности данных. В ходе анализа был выявлен ряд критических недостатков, существенно снижающих общую защищенность инфраструктуры предприятия, и в первую очередь — центрального выделенного сервера под управлением операционной системы Ubuntu 24.</w:t>
       </w:r>
     </w:p>
     <w:p>
@@ -4800,7 +4957,15 @@
         <w:jc w:val="both"/>
       </w:pPr>
       <w:r>
-        <w:t xml:space="preserve">Обеспечение информационной безопасности в ООО «Ремон Девелопер» осуществляется в строгом соответствии с законодательством Российской Федерации, регламентирующим процессы обработки, хранения </w:t>
+        <w:t>Обеспечение информационной безопасности в ООО «</w:t>
+      </w:r>
+      <w:proofErr w:type="spellStart"/>
+      <w:r>
+        <w:t>Ремон</w:t>
+      </w:r>
+      <w:proofErr w:type="spellEnd"/>
+      <w:r>
+        <w:t xml:space="preserve"> Девелопер» осуществляется в строгом соответствии с законодательством Российской Федерации, регламентирующим процессы обработки, хранения </w:t>
       </w:r>
       <w:r>
         <w:lastRenderedPageBreak/>
@@ -4887,7 +5052,23 @@
         <w:jc w:val="both"/>
       </w:pPr>
       <w:r>
-        <w:t xml:space="preserve">Первая категория — это корпоративные системы управления событиями информационной безопасности (SIEM-системы), такие как MaxPatrol SIEM или аналогичные промышленные платформы. Данные решения обладают исчерпывающим функционалом по агрегации данных и выявлению угроз. Однако их применение в условиях ООО «Ремон Девелопер» нецелесообразно по ряду причин. Во-первых, стоимость лицензирования и внедрения таких систем многократно превышает выделенный бюджет в </w:t>
+        <w:t xml:space="preserve">Первая категория — это корпоративные системы управления событиями информационной безопасности (SIEM-системы), такие как </w:t>
+      </w:r>
+      <w:proofErr w:type="spellStart"/>
+      <w:r>
+        <w:t>MaxPatrol</w:t>
+      </w:r>
+      <w:proofErr w:type="spellEnd"/>
+      <w:r>
+        <w:t xml:space="preserve"> SIEM или аналогичные промышленные платформы. Данные решения обладают исчерпывающим функционалом по агрегации данных и выявлению угроз. Однако их применение в условиях ООО «</w:t>
+      </w:r>
+      <w:proofErr w:type="spellStart"/>
+      <w:r>
+        <w:t>Ремон</w:t>
+      </w:r>
+      <w:proofErr w:type="spellEnd"/>
+      <w:r>
+        <w:t xml:space="preserve"> Девелопер» нецелесообразно по ряду причин. Во-первых, стоимость лицензирования и внедрения таких систем многократно превышает выделенный бюджет в </w:t>
       </w:r>
       <w:r>
         <w:rPr>
@@ -5031,27 +5212,49 @@
     <w:p>
       <w:pPr>
         <w:spacing w:line="360" w:lineRule="auto"/>
-        <w:ind w:right="141" w:firstLine="708"/>
+        <w:ind w:right="142" w:firstLine="709"/>
         <w:jc w:val="both"/>
       </w:pPr>
       <w:r>
-        <w:t xml:space="preserve"> </w:t>
-      </w:r>
-      <w:r>
-        <w:t>Уровень доступа в архитектуре распределенной сети отвечает за первичный анализ входящего сетевого трафика и обеспечение безопасности рабочих мест пользователей. Защита на данном уровне реализуется в двух ключевых направлениях:</w:t>
-      </w:r>
-    </w:p>
-    <w:p>
-      <w:pPr>
-        <w:spacing w:line="360" w:lineRule="auto"/>
-        <w:ind w:right="141" w:firstLine="708"/>
+        <w:t>Уровень доступа в рамках разработанной архитектуры распределенной информационной системы MISTRAL Defense выполняет функции первой линии обороны, отвечая за проведение первичного низкоуровневого анализа входящего сетевого трафика, фильтрацию деструктивных воздействий на ранних этапах их проявления, а также за обеспечение доверенной среды на автоматизированном рабочем месте (АРМ) оператора локального центра мониторинга (SOC). Построенный комплекс мер развертывается непосредственно на защищаемом выделенном сервере под управлением операционной системы Ubuntu 24 LTS и координирует свои действия с клиентским терминалом. Обеспечение информационной безопасности на данном этапе реализуется в рамках двух ключевых и технологически изолированных направлений, включающих превентивную фильтрацию потоков данных на стороне сервера и жесткое программное капсулирование интерфейса управления оператора.</w:t>
+      </w:r>
+    </w:p>
+    <w:p>
+      <w:pPr>
+        <w:spacing w:line="360" w:lineRule="auto"/>
+        <w:ind w:right="142" w:firstLine="709"/>
         <w:jc w:val="both"/>
       </w:pPr>
       <w:r>
-        <w:t xml:space="preserve">1. </w:t>
-      </w:r>
-      <w:r>
-        <w:t>Первичный мониторинг и фильтрация входящих запросов: Для обеспечения безопасности публичных веб-служб предприятия используется анализ системных журналов в реальном времени. Специализированные Lua-скрипты непрерывно отслеживают наиболее простые и типичные сетевые события: попытки несанкционированного входа, ошибки авторизации пользователей и подозрительные сканирования портов. Например, если монитор фиксирует множественные неудачные попытки авторизации по протоколу SSH (записи в файле /var/log/auth.log), система регистрирует это событие. Аналогичным образом отслеживается и активность брандмауэра: любые заблокированные входящие пакеты фиксируются для последующего анализа на сервере.</w:t>
+        <w:t xml:space="preserve">Первое технологическое направление сфокусировано на непрерывном аудите граничных интерфейсов и событий операционной системы, где первичный мониторинг и фильтрация входящих запросов к публичным веб-службам осуществляются с помощью специализированных </w:t>
+      </w:r>
+      <w:proofErr w:type="spellStart"/>
+      <w:r>
+        <w:t>Lua</w:t>
+      </w:r>
+      <w:proofErr w:type="spellEnd"/>
+      <w:r>
+        <w:t xml:space="preserve">-скриптов, интегрированных в веб-сервер </w:t>
+      </w:r>
+      <w:proofErr w:type="spellStart"/>
+      <w:r>
+        <w:t>OpenResty</w:t>
+      </w:r>
+      <w:proofErr w:type="spellEnd"/>
+      <w:r>
+        <w:t xml:space="preserve"> (</w:t>
+      </w:r>
+      <w:proofErr w:type="spellStart"/>
+      <w:r>
+        <w:t>Nginx</w:t>
+      </w:r>
+      <w:proofErr w:type="spellEnd"/>
+      <w:r>
+        <w:t xml:space="preserve">). Данные скрипты перехватывают HTTP-трафик на лету, выполняя синтаксический разбор заголовков, параметров GET и POST запросов, а также сессионных куки на соответствие регулярным выражениям сигнатур известных веб-атак. Параллельно с инспекцией веб-трафика на уровне хоста развернуты демоны фонового мониторинга журналов авторизации и брандмауэра операционной системы, которые в реальном времени анализируют изменения в системных журналах, выявляя аномальные паттерны поведения. Характерным примером работы данного контура является фиксация множественных </w:t>
+      </w:r>
+      <w:r>
+        <w:lastRenderedPageBreak/>
+        <w:t xml:space="preserve">последовательных записей о неудачных попытках аутентификации по защищенному протоколу SSH от одного внешнего источника, что классифицируется как попытка подбора пароля методом полного перебора и незамедлительно транслируется в интерфейс мониторинга с предложением о блокировке (см. рисунок 1). </w:t>
       </w:r>
     </w:p>
     <w:p>
@@ -5128,10 +5331,91 @@
         <w:jc w:val="both"/>
       </w:pPr>
       <w:r>
-        <w:t xml:space="preserve">2. </w:t>
-      </w:r>
-      <w:r>
-        <w:t xml:space="preserve">Изоляция и защита рабочего места оператора SOC: Удаленное рабочее место оператора представляет собой десктопное приложение Mistral Client, разработанное на базе фреймворка Electron.js (сочетающего среду Node.js и Chromium). </w:t>
+        <w:t xml:space="preserve">Важнейшим компонентом защиты уровня доступа, внедренным для минимизации рисков компрометации самого защитного программного обеспечения, является </w:t>
+      </w:r>
+      <w:proofErr w:type="spellStart"/>
+      <w:r>
+        <w:t>подсистемаи</w:t>
+      </w:r>
+      <w:proofErr w:type="spellEnd"/>
+      <w:r>
+        <w:t xml:space="preserve"> активной самообороны </w:t>
+      </w:r>
+      <w:proofErr w:type="spellStart"/>
+      <w:r>
+        <w:t>Startup</w:t>
+      </w:r>
+      <w:proofErr w:type="spellEnd"/>
+      <w:r>
+        <w:t xml:space="preserve"> Active Defense, которая инициализируется автоматически в процессе штатного запуска службы </w:t>
+      </w:r>
+      <w:proofErr w:type="spellStart"/>
+      <w:r>
+        <w:t>Mistral</w:t>
+      </w:r>
+      <w:proofErr w:type="spellEnd"/>
+      <w:r>
+        <w:t xml:space="preserve"> Server и разворачивает несколько эшелонов проактивной защиты хоста. В рамках функционирования данной подсистемы модуль контроля целостности Self-</w:t>
+      </w:r>
+      <w:proofErr w:type="spellStart"/>
+      <w:r>
+        <w:t>Tampering</w:t>
+      </w:r>
+      <w:proofErr w:type="spellEnd"/>
+      <w:r>
+        <w:t xml:space="preserve"> Guard выполняет вычисление криптографических контрольных сумм по алгоритму SHA-256 для всех критически важных исполняемых файлов бэкенда и статических файлов конфигурации политик безопасности, сравнивая полученные значения со слепком эталонов в защищенном хранилище и регистрируя инцидент критического уровня при обнаружении сторонних модификаций. В случае выявления избыточных прав доступа к критическим объектам активируется модуль автоматического исправления прав </w:t>
+      </w:r>
+      <w:proofErr w:type="spellStart"/>
+      <w:r>
+        <w:t>Permissions</w:t>
+      </w:r>
+      <w:proofErr w:type="spellEnd"/>
+      <w:r>
+        <w:t xml:space="preserve"> </w:t>
+      </w:r>
+      <w:proofErr w:type="spellStart"/>
+      <w:r>
+        <w:t>Lockdown</w:t>
+      </w:r>
+      <w:proofErr w:type="spellEnd"/>
+      <w:r>
+        <w:t xml:space="preserve">, который в принудительном порядке выполняет системный вызов для жесткого ограничения маски прав до безопасного уровня 0600, что подробно отражено в программной реализации комплекса (см. Приложение А). Одновременно с этим на уровне ядра подсистемы развертывается </w:t>
+      </w:r>
+      <w:r>
+        <w:lastRenderedPageBreak/>
+        <w:t xml:space="preserve">легковесный модуль класса HIDS для потокового аудита процессов </w:t>
+      </w:r>
+      <w:proofErr w:type="spellStart"/>
+      <w:r>
+        <w:t>Rogue</w:t>
+      </w:r>
+      <w:proofErr w:type="spellEnd"/>
+      <w:r>
+        <w:t xml:space="preserve"> Process Guard, осуществляющий циклический опрос таблицы дескрипторов текущих процессов операционной системы и валидирующий их по строгому белому списку, что позволяет принудительно останавливать любые неавторизованные фоновые программы по их идентификатору PID. Сетевая безопасность на данном этапе усиливается репутационным фильтром </w:t>
+      </w:r>
+      <w:proofErr w:type="spellStart"/>
+      <w:r>
+        <w:t>Threat</w:t>
+      </w:r>
+      <w:proofErr w:type="spellEnd"/>
+      <w:r>
+        <w:t xml:space="preserve"> Intel </w:t>
+      </w:r>
+      <w:proofErr w:type="spellStart"/>
+      <w:r>
+        <w:t>Watchdog</w:t>
+      </w:r>
+      <w:proofErr w:type="spellEnd"/>
+      <w:r>
+        <w:t xml:space="preserve">, который на регулярной основе опрашивает сетевые сокеты и сравнивает IP-адреса активных соединений с базой данных известных командных серверов и выходных узлов анонимных сетей, а превентивный аудит ядра осуществляет автоматические проверки параметров </w:t>
+      </w:r>
+      <w:proofErr w:type="spellStart"/>
+      <w:r>
+        <w:t>sysctl</w:t>
+      </w:r>
+      <w:proofErr w:type="spellEnd"/>
+      <w:r>
+        <w:t xml:space="preserve"> Linux на соответствие целевым метрикам безопасности, выставляя предупреждения при обнаружении отключения механизмов рандомизации адресного пространства ASLR.</w:t>
       </w:r>
     </w:p>
     <w:p>
@@ -5141,21 +5425,43 @@
         <w:jc w:val="both"/>
       </w:pPr>
       <w:r>
+        <w:t xml:space="preserve">Второе технологическое направление уровня доступа целиком посвящено изоляции и защите автоматизированного рабочего места оператора SOC, графическая консоль которого представляет собой десктопное приложение </w:t>
+      </w:r>
+      <w:proofErr w:type="spellStart"/>
+      <w:r>
+        <w:t>Mistral</w:t>
+      </w:r>
+      <w:proofErr w:type="spellEnd"/>
+      <w:r>
+        <w:t xml:space="preserve"> Client, функционирующее в рамках изолированной среды исполнения Electron.js. Ввиду того, что оператор регулярно инспектирует сырые логи атак, потенциально содержащие вредоносные скрипты, программная опция принудительного разделения контекстов выполнения полностью изолирует контексты графического интерфейса и низкоуровневого ядра Node.js, блокируя прямой доступ к файловой системе хоста. Любой обмен данными между процессами осуществляется через строго </w:t>
+      </w:r>
+      <w:proofErr w:type="spellStart"/>
+      <w:r>
+        <w:t>валидируемый</w:t>
+      </w:r>
+      <w:proofErr w:type="spellEnd"/>
+      <w:r>
+        <w:t xml:space="preserve"> мост </w:t>
+      </w:r>
+      <w:proofErr w:type="spellStart"/>
+      <w:r>
+        <w:t>межпроцессного</w:t>
+      </w:r>
+      <w:proofErr w:type="spellEnd"/>
+      <w:r>
+        <w:t xml:space="preserve"> взаимодействия IPC, выполняющий глубокую санитарию типов данных. На уровне графической подсистемы реализован механизм защиты от утечек конфиденциальных данных за счет блокировки возможности снятия скриншотов программами-шпионами, а при отсутствии активности оператора в течение пяти минут срабатывает автоматический сброс сессионного токена. Для предотвращения эффекта информационной </w:t>
+      </w:r>
+      <w:r>
         <w:lastRenderedPageBreak/>
-        <w:t>Из-за рисков выполнения вредоносного кода в браузере применена жесткая изоляция процессов. Опция contextIsolation принудительно разделяет контекст выполнения скриптов отображения интерфейса и системных функций Node.js. Любое взаимодействие между графической оболочкой (Renderer Process) и ядром приложения (Main Process) происходит через строго контролируемый мост IPC (Inter-Process Communication). Этот мост проверяет все типы запросов и отсекает попытки выполнить неавторизованные системные команды.</w:t>
-      </w:r>
-      <w:r>
-        <w:t xml:space="preserve"> </w:t>
-      </w:r>
-    </w:p>
-    <w:p>
-      <w:pPr>
-        <w:spacing w:line="360" w:lineRule="auto"/>
-        <w:ind w:right="141" w:firstLine="708"/>
-        <w:jc w:val="both"/>
-      </w:pPr>
-      <w:r>
-        <w:t>Дополнительно на уровне графической подсистемы приложения реализована защита конфиденциальных данных: программно заблокирована возможность снятия скриншотов или записи видео с экрана программами-шпионами. При отсутствии активности оператора в течение пяти минут сессия автоматически завершается. Чтобы предотвратить перегрузку оператора множеством однотипных уведомлений, в настройках клиента предусмотрена функция отключения всплывающих оповещений операционной системы, при этом сами события продолжают фиксироваться в базе данных инцидентов.</w:t>
+        <w:t xml:space="preserve">перегрузки при массированных атаках в архитектуре клиента задействован </w:t>
+      </w:r>
+      <w:proofErr w:type="spellStart"/>
+      <w:r>
+        <w:t>дебаунс</w:t>
+      </w:r>
+      <w:proofErr w:type="spellEnd"/>
+      <w:r>
+        <w:t>-фильтр, выдерживающий строгий лимит времени между уведомлениями, а визуальное оформление интерфейса консоли выполнено в лаконичной и эргономичной цветовой гамме темной темы редактора VS Code с использованием плоских переходов и легких рамок, полностью исключающих устаревшие неоновые элементы и графические изображения черепов для формирования строгого корпоративного стиля среды мониторинга.</w:t>
       </w:r>
     </w:p>
     <w:p>
@@ -5191,8 +5497,30 @@
         <w:rPr>
           <w:i w:val="0"/>
         </w:rPr>
-        <w:t xml:space="preserve"> распределения компьютерной сети с использованием WebSocket Secur</w:t>
-      </w:r>
+        <w:t xml:space="preserve"> распределения компьютерной сети с использованием </w:t>
+      </w:r>
+      <w:proofErr w:type="spellStart"/>
+      <w:r>
+        <w:rPr>
+          <w:i w:val="0"/>
+        </w:rPr>
+        <w:t>WebSocket</w:t>
+      </w:r>
+      <w:proofErr w:type="spellEnd"/>
+      <w:r>
+        <w:rPr>
+          <w:i w:val="0"/>
+        </w:rPr>
+        <w:t xml:space="preserve"> </w:t>
+      </w:r>
+      <w:proofErr w:type="spellStart"/>
+      <w:r>
+        <w:rPr>
+          <w:i w:val="0"/>
+        </w:rPr>
+        <w:t>Secur</w:t>
+      </w:r>
+      <w:proofErr w:type="spellEnd"/>
       <w:r>
         <w:rPr>
           <w:i w:val="0"/>
@@ -5205,84 +5533,65 @@
     <w:p>
       <w:pPr>
         <w:spacing w:line="360" w:lineRule="auto"/>
-        <w:ind w:right="141" w:firstLine="709"/>
-        <w:jc w:val="both"/>
-      </w:pPr>
-      <w:r>
-        <w:t>Уровень распределения отвечает за безопасную маршрутизацию и агрегацию информационных потоков между сервером безопасности и консолью оператора. В ра</w:t>
-      </w:r>
-      <w:r>
-        <w:t>зработанном программном комплексе для обмена информацией между сервером (Mistral Server) и клиентом (Mistral Client) используется защищенный протокол WebSocket Secure (WSS).</w:t>
-      </w:r>
-    </w:p>
-    <w:p>
-      <w:pPr>
-        <w:spacing w:line="360" w:lineRule="auto"/>
-        <w:ind w:right="141" w:firstLine="709"/>
-        <w:jc w:val="both"/>
-      </w:pPr>
-      <w:r>
-        <w:t xml:space="preserve">Использование WSS-соединения позволяет полностью отказаться от классической схемы периодических HTTP-опросов (HTTP Polling), которая создает высокую избыточную нагрузку на каналы связи. WebSocket </w:t>
-      </w:r>
-      <w:r>
-        <w:t>обеспечивает постоянное двунаправленное соединение (полный дуплекс), через которое данные передаются мгновенно по мере их появления.</w:t>
-      </w:r>
-    </w:p>
-    <w:p>
-      <w:pPr>
-        <w:spacing w:line="360" w:lineRule="auto"/>
-        <w:ind w:right="141" w:firstLine="709"/>
-        <w:jc w:val="both"/>
-      </w:pPr>
-      <w:r>
-        <w:lastRenderedPageBreak/>
-        <w:t>Процесс установления защищенного соединения состоит из следующих этапов:</w:t>
-      </w:r>
-    </w:p>
-    <w:p>
-      <w:pPr>
-        <w:spacing w:line="360" w:lineRule="auto"/>
         <w:ind w:right="141" w:firstLine="708"/>
         <w:jc w:val="both"/>
       </w:pPr>
       <w:r>
-        <w:t xml:space="preserve">1. </w:t>
-      </w:r>
-      <w:r>
-        <w:t>Предварительная авторизация: Клиент отправляет стандартный POST-запрос с логином и паролем на REST API порт сервера</w:t>
-      </w:r>
-      <w:r>
-        <w:t xml:space="preserve"> </w:t>
-      </w:r>
-      <w:r>
-        <w:t xml:space="preserve">используя </w:t>
-      </w:r>
-      <w:r>
-        <w:t xml:space="preserve">функционал входа в клиентском приложении </w:t>
-      </w:r>
-      <w:r>
-        <w:rPr>
-          <w:lang w:val="en-US"/>
-        </w:rPr>
+        <w:t>Уровень распределения в архитектуре спроектированного программного комплекса MISTRAL Defense отвечает за безопасную маршрутизацию, агрегацию и высокоскоростную транспортировку телеметрических потоков между центральным сервером безопасности и удаленной консолью оператора. Взаимодействие между серверной частью (</w:t>
+      </w:r>
+      <w:proofErr w:type="spellStart"/>
+      <w:r>
         <w:t>Mistral</w:t>
       </w:r>
-      <w:r>
-        <w:t xml:space="preserve"> </w:t>
-      </w:r>
-      <w:r>
-        <w:rPr>
-          <w:lang w:val="en-US"/>
-        </w:rPr>
-        <w:t>Client</w:t>
-      </w:r>
-      <w:r>
-        <w:t xml:space="preserve"> (</w:t>
-      </w:r>
-      <w:r>
-        <w:t>см. рис. 2)</w:t>
-      </w:r>
-      <w:r>
-        <w:t>. После проверки учетных данных сервер генерирует уникальный сессионный токен.</w:t>
+      <w:proofErr w:type="spellEnd"/>
+      <w:r>
+        <w:t xml:space="preserve"> Server) и рабочим местом аналитика (</w:t>
+      </w:r>
+      <w:proofErr w:type="spellStart"/>
+      <w:r>
+        <w:t>Mistral</w:t>
+      </w:r>
+      <w:proofErr w:type="spellEnd"/>
+      <w:r>
+        <w:t xml:space="preserve"> Client) организовано на базе защищенного полнодуплексного протокола </w:t>
+      </w:r>
+      <w:proofErr w:type="spellStart"/>
+      <w:r>
+        <w:t>WebSocket</w:t>
+      </w:r>
+      <w:proofErr w:type="spellEnd"/>
+      <w:r>
+        <w:t xml:space="preserve"> Secure (WSS), функционирующего поверх шифрованного транспортного слоя TLS. Переход на постоянное двунаправленное соединение позволил полностью отказаться от классической схемы периодических HTTP-опросов, которая создавала избыточную нагрузку на сетевые каналы связи. Безопасность распределительного API-канала усиливается сквозной валидацией всех поступающих пакетов данных. Любая входящая телеметрия, системные метрики и управляющие команды, включая передаваемые идентификаторы </w:t>
+      </w:r>
+      <w:proofErr w:type="spellStart"/>
+      <w:r>
+        <w:t>Docker</w:t>
+      </w:r>
+      <w:proofErr w:type="spellEnd"/>
+      <w:r>
+        <w:t xml:space="preserve">-контейнеров для их изоляции, проходят жесткую предварительную фильтрацию через регулярные выражения на бэкенде, что полностью нейтрализует угрозу внедрения команд (Command </w:t>
+      </w:r>
+      <w:proofErr w:type="spellStart"/>
+      <w:r>
+        <w:t>Injection</w:t>
+      </w:r>
+      <w:proofErr w:type="spellEnd"/>
+      <w:r>
+        <w:t xml:space="preserve">) со стороны внешних узлов. </w:t>
+      </w:r>
+    </w:p>
+    <w:p>
+      <w:pPr>
+        <w:spacing w:line="360" w:lineRule="auto"/>
+        <w:ind w:right="141" w:firstLine="708"/>
+        <w:jc w:val="both"/>
+      </w:pPr>
+      <w:r>
+        <w:t xml:space="preserve">Процесс инициализации сессии начинается на этапе предварительной авторизации, когда оператор отправляет стандартный POST-запрос с </w:t>
+      </w:r>
+      <w:r>
+        <w:lastRenderedPageBreak/>
+        <w:t>учетными данными через форму входа десктопного приложения для генерации сессионного JWT-токена (см. рисунок 2).</w:t>
       </w:r>
     </w:p>
     <w:p>
@@ -5372,31 +5681,15 @@
         <w:jc w:val="both"/>
       </w:pPr>
       <w:r>
-        <w:t xml:space="preserve">2. </w:t>
-      </w:r>
-      <w:r>
-        <w:t>Установление WSS-соединения (Handshake): Клиент запрашивает переключение протокола на WebSocket. Соединение устанавливается поверх шифрованного транспортного слоя TLS (SSL), что гарантирует защиту от перехвата паролей и токенов в открытых сетях.</w:t>
-      </w:r>
-      <w:r>
-        <w:t xml:space="preserve"> Установленное </w:t>
-      </w:r>
-      <w:r>
-        <w:rPr>
-          <w:lang w:val="en-US"/>
-        </w:rPr>
-        <w:t xml:space="preserve">WSS </w:t>
-      </w:r>
-      <w:r>
-        <w:t xml:space="preserve">соединение указывается в </w:t>
-      </w:r>
-      <w:r>
-        <w:rPr>
-          <w:lang w:val="en-US"/>
-        </w:rPr>
-        <w:t xml:space="preserve">WS </w:t>
-      </w:r>
-      <w:r>
-        <w:t>диагностике (см. рис. 3).</w:t>
+        <w:t xml:space="preserve">После успешной проверки подлинности клиент запрашивает переключение протокола на </w:t>
+      </w:r>
+      <w:proofErr w:type="spellStart"/>
+      <w:r>
+        <w:t>WebSocket</w:t>
+      </w:r>
+      <w:proofErr w:type="spellEnd"/>
+      <w:r>
+        <w:t>, устанавливая защищенное WSS-соединение, текущее состояние которого отображается в специальном модуле диагностики (см. рисунок 3).</w:t>
       </w:r>
     </w:p>
     <w:p>
@@ -5494,28 +5787,39 @@
     <w:p>
       <w:pPr>
         <w:spacing w:line="360" w:lineRule="auto"/>
-        <w:ind w:right="141" w:firstLine="708"/>
+        <w:ind w:right="142" w:firstLine="709"/>
         <w:jc w:val="both"/>
       </w:pPr>
       <w:r>
+        <w:t>Для предотвращения атак повторного воспроизведения (</w:t>
+      </w:r>
+      <w:proofErr w:type="spellStart"/>
+      <w:r>
+        <w:t>Replay</w:t>
+      </w:r>
+      <w:proofErr w:type="spellEnd"/>
+      <w:r>
+        <w:t xml:space="preserve"> </w:t>
+      </w:r>
+      <w:proofErr w:type="spellStart"/>
+      <w:r>
+        <w:t>Attack</w:t>
+      </w:r>
+      <w:proofErr w:type="spellEnd"/>
+      <w:r>
+        <w:t xml:space="preserve">) в процедуру рукопожатия интегрирован механизм одноразовых криптографических номеров. Сервер генерирует и проверяет уникальный идентификатор </w:t>
+      </w:r>
+      <w:proofErr w:type="spellStart"/>
+      <w:r>
+        <w:t>nonce</w:t>
+      </w:r>
+      <w:proofErr w:type="spellEnd"/>
+      <w:r>
+        <w:t xml:space="preserve">, автоматически блокируя повторное использование токена авторизации с тем же значением, при этом на этапе установления связи действует жесткий таймаут в 10 секунд, по истечении которого </w:t>
+      </w:r>
+      <w:r>
         <w:lastRenderedPageBreak/>
-        <w:t xml:space="preserve">3. </w:t>
-      </w:r>
-      <w:r>
-        <w:t xml:space="preserve">Защита от повторных атак (Replay Attack): В процессе рукопожатия </w:t>
-      </w:r>
-    </w:p>
-    <w:p>
-      <w:pPr>
-        <w:spacing w:line="360" w:lineRule="auto"/>
-        <w:ind w:right="141"/>
-        <w:jc w:val="both"/>
-      </w:pPr>
-      <w:r>
-        <w:t>сервер проверяет уникальный криптографический идентификатор nonce. Повторное использование токена авторизации с тем же nonce автоматически блокируется сервером, предотвращая попытки злоумышленников войти в систему путем перехвата трафика</w:t>
-      </w:r>
-      <w:r>
-        <w:t>. Любой вход в процессе рукопожатия указывается в логах (см. рис. 4).</w:t>
+        <w:t>неавторизованные сокеты принудительно закрываются бэкендом. Информация об этапах прохождения аутентификации фиксируется в системном журнале (см. рисунок 4).</w:t>
       </w:r>
     </w:p>
     <w:p>
@@ -5623,23 +5927,7 @@
         <w:jc w:val="both"/>
       </w:pPr>
       <w:r>
-        <w:t xml:space="preserve">4. </w:t>
-      </w:r>
-      <w:r>
-        <w:t xml:space="preserve">По сформированному WSS-каналу сервер в реальном времени шлет </w:t>
-      </w:r>
-    </w:p>
-    <w:p>
-      <w:pPr>
-        <w:spacing w:line="360" w:lineRule="auto"/>
-        <w:ind w:right="142"/>
-        <w:jc w:val="both"/>
-      </w:pPr>
-      <w:r>
-        <w:t>клиенту непрерывный поток данных: графики загрузки процессора и памяти, состояние сетевых сокетов, активные порты и свежие записи журналов</w:t>
-      </w:r>
-      <w:r>
-        <w:t xml:space="preserve"> (см. рис. 5)</w:t>
+        <w:t>По завершении процедуры аутентификации по сформированному защищенному каналу начинается непрерывная трансляция структурированных JSON-пакетов, содержащих оперативную статистику, графики загрузки процессора, оперативной памяти и аппаратные метрики нагрузки защищаемого хоста (см. рисунок 5).</w:t>
       </w:r>
     </w:p>
     <w:p>
@@ -5769,7 +6057,43 @@
         <w:jc w:val="both"/>
       </w:pPr>
       <w:r>
-        <w:t>Уровень ядра является центральным координирующим звеном всей системы безопасности (класс SOAR — Security Orchestration, Automation and Response). Его главная задача — автоматическое реагирование на угрозы и мгновенное подавление атак без ожидания действий со стороны системного администратора.</w:t>
+        <w:t xml:space="preserve">Уровень ядра является центральным координирующим звеном системы класса SOAR, отвечающим за автоматическое реагирование на угрозы и мгновенное подавление сетевых атак через системный межсетевой экран UFW. Для обеспечения модульности, высокой отказоустойчивости и возможности дальнейшего масштабирования архитектура серверной части комплекса MISTRAL Defense была переведена на строгую объектно-ориентированную модель. В рамках данного архитектурного рефакторинга вся сложная логика аудита, работы с белыми списками и управления правилами брандмауэра была инкапсулирована в изолированные классы, такие как </w:t>
+      </w:r>
+      <w:proofErr w:type="spellStart"/>
+      <w:r>
+        <w:t>LogManager</w:t>
+      </w:r>
+      <w:proofErr w:type="spellEnd"/>
+      <w:r>
+        <w:t xml:space="preserve">, </w:t>
+      </w:r>
+      <w:proofErr w:type="spellStart"/>
+      <w:r>
+        <w:t>ActiveDefenseEngine</w:t>
+      </w:r>
+      <w:proofErr w:type="spellEnd"/>
+      <w:r>
+        <w:t xml:space="preserve"> и </w:t>
+      </w:r>
+      <w:proofErr w:type="spellStart"/>
+      <w:r>
+        <w:t>WhitelistManager</w:t>
+      </w:r>
+      <w:proofErr w:type="spellEnd"/>
+      <w:r>
+        <w:t xml:space="preserve">. Это позволило внедрить высокопроизводительный потоковый сигнатурный анализатор, который в режиме реального времени проверяет системные журналы на наличие паттернов сложных атак, включая SQL-инъекции, попытки </w:t>
+      </w:r>
+      <w:proofErr w:type="spellStart"/>
+      <w:r>
+        <w:t>брутфорса</w:t>
+      </w:r>
+      <w:proofErr w:type="spellEnd"/>
+      <w:r>
+        <w:t xml:space="preserve"> и локального повышения привилегий, с последующим </w:t>
+      </w:r>
+      <w:r>
+        <w:lastRenderedPageBreak/>
+        <w:t>автоматическим созданием инцидентов безопасности в базе данных комплекса.</w:t>
       </w:r>
     </w:p>
     <w:p>
@@ -5778,11 +6102,27 @@
           <w:tab w:val="left" w:pos="9072"/>
         </w:tabs>
         <w:spacing w:line="360" w:lineRule="auto"/>
-        <w:ind w:right="142" w:firstLine="709"/>
+        <w:ind w:right="142" w:firstLine="708"/>
         <w:jc w:val="both"/>
       </w:pPr>
       <w:r>
-        <w:t>На данном уровне реализована логика динамического межсетевого экранирования на базе встроенной в ядро Linux подсистемы Netfilter (утилита UFW/iptables). Настройка защиты строится на следующих принципах:</w:t>
+        <w:t xml:space="preserve">Критической проблемой при эксплуатации систем автоматизированного реагирования является риск случайной самоблокировки легитимного администратора, что может привести к потере удаленного доступа к серверу. Для комплексного решения данной задачи в ядро защиты был интегрирован модуль динамических исключений. При каждом старте система производит глубокий опрос активных сетевых сокетов, автоматически выявляя текущие SSH-сессии и добавляя IP-адреса авторизованных устройств в неблокируемый список. Параллельно с этим реализована поддержка гибких CIDR-исключений, функционирующая на базе алгоритма побитового сравнения IP-адресов входящих запросов с доверенными корпоративными подсетями. Важнейшим рубежом защиты от атаки типа отказ в обслуживании стал жесткий программный барьер </w:t>
+      </w:r>
+      <w:proofErr w:type="spellStart"/>
+      <w:r>
+        <w:t>Strict</w:t>
+      </w:r>
+      <w:proofErr w:type="spellEnd"/>
+      <w:r>
+        <w:t xml:space="preserve"> </w:t>
+      </w:r>
+      <w:proofErr w:type="spellStart"/>
+      <w:r>
+        <w:t>Bypass</w:t>
+      </w:r>
+      <w:proofErr w:type="spellEnd"/>
+      <w:r>
+        <w:t xml:space="preserve"> Guard, который на уровне вычислительного ядра безусловно запрещает любые попытки занесения в черный список локальной петли (127.0.0.1), гарантируя бесперебойность внутренних межсервисных коммуникаций. Фрагмент программной реализации логики работы данного модуля представлен в приложении (см. Приложение В).</w:t>
       </w:r>
     </w:p>
     <w:p>
@@ -5795,46 +6135,74 @@
         <w:jc w:val="both"/>
       </w:pPr>
       <w:r>
-        <w:t xml:space="preserve">1. </w:t>
-      </w:r>
-      <w:r>
-        <w:t xml:space="preserve">Сбор и анализ событий: Серверный модуль анализирует поступающие от Lua-мониторов логи сетевых соединений. Для корректной работы парсер IP-адресов автоматически очищает данные от служебных </w:t>
+        <w:t>При многократном превышении установленного порога подозрительной активности ядро автоматически формирует команду блокировки и помещает IP-адрес злоумышленника в карантин на уровне операционной системы, прерывая любые активные соединения и занося запись в общую таблицу блокировок (см. рисунок 6).</w:t>
+      </w:r>
+    </w:p>
+    <w:p>
+      <w:pPr>
+        <w:spacing w:line="360" w:lineRule="auto"/>
+        <w:jc w:val="center"/>
+      </w:pPr>
+    </w:p>
+    <w:p>
+      <w:pPr>
+        <w:spacing w:line="360" w:lineRule="auto"/>
+        <w:jc w:val="center"/>
+        <w:rPr>
+          <w:sz w:val="24"/>
+          <w:szCs w:val="24"/>
+        </w:rPr>
+      </w:pPr>
+      <w:r>
+        <w:rPr>
+          <w:sz w:val="24"/>
+          <w:szCs w:val="24"/>
+        </w:rPr>
+        <w:t xml:space="preserve">Рисунок </w:t>
+      </w:r>
+      <w:r>
+        <w:rPr>
+          <w:sz w:val="24"/>
+          <w:szCs w:val="24"/>
+        </w:rPr>
+        <w:t>6</w:t>
+      </w:r>
+      <w:r>
+        <w:rPr>
+          <w:sz w:val="24"/>
+          <w:szCs w:val="24"/>
+        </w:rPr>
+        <w:t xml:space="preserve"> – </w:t>
+      </w:r>
+      <w:r>
+        <w:rPr>
+          <w:sz w:val="24"/>
+          <w:szCs w:val="24"/>
+        </w:rPr>
+        <w:t>Интерфейс управления карантином и блокировками IP-адресов</w:t>
+      </w:r>
+    </w:p>
+    <w:p>
+      <w:pPr>
+        <w:tabs>
+          <w:tab w:val="left" w:pos="9072"/>
+        </w:tabs>
+        <w:spacing w:line="360" w:lineRule="auto"/>
+        <w:ind w:right="142" w:firstLine="708"/>
+        <w:jc w:val="both"/>
+      </w:pPr>
+      <w:r>
+        <w:t xml:space="preserve">Несмотря на приоритет алгоритмической защиты, оператор сохраняет за собой право ручного контроля: в панель управления интегрирован русскоязычный селектор уровней угрозы, варьирующийся по шкале от «БЕЗОПАСНО» до «КАТАСТРОФА». Данный инструмент позволяет </w:t>
       </w:r>
       <w:r>
         <w:lastRenderedPageBreak/>
-        <w:t>скобок и префиксов IPv6-адресов (например, преобразуя </w:t>
-      </w:r>
-      <w:proofErr w:type="gramStart"/>
-      <w:r>
-        <w:t>[::</w:t>
-      </w:r>
-      <w:proofErr w:type="gramEnd"/>
-      <w:r>
-        <w:t>ffff:82.102.0.0]:80 в чистый IP-адрес 82.102.0.0).</w:t>
-      </w:r>
-    </w:p>
-    <w:p>
-      <w:pPr>
-        <w:spacing w:line="360" w:lineRule="auto"/>
-        <w:ind w:left="142" w:right="141" w:firstLine="578"/>
-        <w:jc w:val="both"/>
-      </w:pPr>
-      <w:r>
-        <w:t>2. О</w:t>
-      </w:r>
-      <w:r>
-        <w:t>пределение угрозы: Система отслеживает простые аномалии: многократные попытки ввода неверного пароля по SSH, подозрительное сканирование портов или резкий всплеск однотипных SYN-пакетов (сетевой флуд / DDoS)</w:t>
-      </w:r>
-      <w:r>
-        <w:t>,</w:t>
-      </w:r>
-      <w:r>
-        <w:t xml:space="preserve"> и выводит их в логи клиентского приложения (см. рис. 6)</w:t>
-      </w:r>
-    </w:p>
-    <w:p>
-      <w:pPr>
-        <w:spacing w:line="360" w:lineRule="auto"/>
+        <w:t>аналитику директивно переопределять статус оборонительного комплекса (см. рисунок 7).</w:t>
+      </w:r>
+    </w:p>
+    <w:p>
+      <w:pPr>
+        <w:spacing w:line="360" w:lineRule="auto"/>
+        <w:ind w:right="142"/>
         <w:jc w:val="center"/>
         <w:rPr>
           <w:lang w:val="en-US"/>
@@ -5845,10 +6213,10 @@
           <w:noProof/>
         </w:rPr>
         <w:drawing>
-          <wp:inline distT="0" distB="0" distL="0" distR="0" wp14:anchorId="0333B0D1" wp14:editId="4C59F735">
-            <wp:extent cx="5196146" cy="1173090"/>
-            <wp:effectExtent l="0" t="0" r="5080" b="8255"/>
-            <wp:docPr id="82" name="Рисунок 82"/>
+          <wp:inline distT="0" distB="0" distL="0" distR="0" wp14:anchorId="18BD8BFF" wp14:editId="67F35A58">
+            <wp:extent cx="5905500" cy="2110956"/>
+            <wp:effectExtent l="0" t="0" r="0" b="3810"/>
+            <wp:docPr id="86" name="Рисунок 86"/>
             <wp:cNvGraphicFramePr>
               <a:graphicFrameLocks xmlns:a="http://schemas.openxmlformats.org/drawingml/2006/main" noChangeAspect="1"/>
             </wp:cNvGraphicFramePr>
@@ -5868,164 +6236,6 @@
                   <pic:spPr>
                     <a:xfrm>
                       <a:off x="0" y="0"/>
-                      <a:ext cx="5213451" cy="1176997"/>
-                    </a:xfrm>
-                    <a:prstGeom prst="rect">
-                      <a:avLst/>
-                    </a:prstGeom>
-                  </pic:spPr>
-                </pic:pic>
-              </a:graphicData>
-            </a:graphic>
-          </wp:inline>
-        </w:drawing>
-      </w:r>
-    </w:p>
-    <w:p>
-      <w:pPr>
-        <w:spacing w:line="360" w:lineRule="auto"/>
-        <w:jc w:val="center"/>
-        <w:rPr>
-          <w:sz w:val="24"/>
-          <w:szCs w:val="24"/>
-        </w:rPr>
-      </w:pPr>
-      <w:r>
-        <w:rPr>
-          <w:sz w:val="24"/>
-          <w:szCs w:val="24"/>
-        </w:rPr>
-        <w:t xml:space="preserve">Рисунок </w:t>
-      </w:r>
-      <w:r>
-        <w:rPr>
-          <w:sz w:val="24"/>
-          <w:szCs w:val="24"/>
-        </w:rPr>
-        <w:t>6</w:t>
-      </w:r>
-      <w:r>
-        <w:rPr>
-          <w:sz w:val="24"/>
-          <w:szCs w:val="24"/>
-        </w:rPr>
-        <w:t xml:space="preserve"> – Спам </w:t>
-      </w:r>
-      <w:r>
-        <w:rPr>
-          <w:sz w:val="24"/>
-          <w:szCs w:val="24"/>
-          <w:lang w:val="en-US"/>
-        </w:rPr>
-        <w:t>SYN</w:t>
-      </w:r>
-      <w:r>
-        <w:rPr>
-          <w:sz w:val="24"/>
-          <w:szCs w:val="24"/>
-        </w:rPr>
-        <w:t xml:space="preserve"> пакетами </w:t>
-      </w:r>
-    </w:p>
-    <w:p>
-      <w:pPr>
-        <w:spacing w:line="360" w:lineRule="auto"/>
-        <w:ind w:left="720" w:right="141"/>
-        <w:jc w:val="both"/>
-      </w:pPr>
-      <w:r>
-        <w:t>3. А</w:t>
-      </w:r>
-      <w:r>
-        <w:t>втоматическая блокировка</w:t>
-      </w:r>
-      <w:proofErr w:type="gramStart"/>
-      <w:r>
-        <w:t>: Если</w:t>
-      </w:r>
-      <w:proofErr w:type="gramEnd"/>
-      <w:r>
-        <w:t xml:space="preserve"> счетчик инцидентов от одного</w:t>
-      </w:r>
-    </w:p>
-    <w:p>
-      <w:pPr>
-        <w:tabs>
-          <w:tab w:val="left" w:pos="142"/>
-        </w:tabs>
-        <w:spacing w:line="360" w:lineRule="auto"/>
-        <w:ind w:left="142" w:right="141"/>
-        <w:jc w:val="both"/>
-      </w:pPr>
-      <w:r>
-        <w:t>источника превышает установленный порог (например, 3 инцидента за короткий промежуток времени), ядро SOAR формирует команду блокировки вида ufw deny from IP и выполняет ее в операционной системе.</w:t>
-      </w:r>
-      <w:r>
-        <w:t xml:space="preserve"> </w:t>
-      </w:r>
-    </w:p>
-    <w:p>
-      <w:pPr>
-        <w:spacing w:line="360" w:lineRule="auto"/>
-        <w:ind w:left="142" w:right="141" w:firstLine="578"/>
-        <w:jc w:val="both"/>
-      </w:pPr>
-      <w:r>
-        <w:t xml:space="preserve">4. </w:t>
-      </w:r>
-      <w:r>
-        <w:t>Карантин и оповещение: Заблокированный IP-адрес заносится в базу</w:t>
-      </w:r>
-      <w:r>
-        <w:t xml:space="preserve"> </w:t>
-      </w:r>
-      <w:r>
-        <w:t>данных SQLite, а информация о блокировке транслируется клиенту.</w:t>
-      </w:r>
-      <w:r>
-        <w:t xml:space="preserve"> (см. рис. 7)</w:t>
-      </w:r>
-      <w:r>
-        <w:t xml:space="preserve"> </w:t>
-      </w:r>
-    </w:p>
-    <w:p>
-      <w:pPr>
-        <w:spacing w:line="360" w:lineRule="auto"/>
-        <w:ind w:right="142"/>
-        <w:jc w:val="center"/>
-        <w:rPr>
-          <w:lang w:val="en-US"/>
-        </w:rPr>
-      </w:pPr>
-      <w:r>
-        <w:rPr>
-          <w:noProof/>
-        </w:rPr>
-        <w:drawing>
-          <wp:inline distT="0" distB="0" distL="0" distR="0" wp14:anchorId="18BD8BFF" wp14:editId="67F35A58">
-            <wp:extent cx="5905500" cy="2110956"/>
-            <wp:effectExtent l="0" t="0" r="0" b="3810"/>
-            <wp:docPr id="86" name="Рисунок 86"/>
-            <wp:cNvGraphicFramePr>
-              <a:graphicFrameLocks xmlns:a="http://schemas.openxmlformats.org/drawingml/2006/main" noChangeAspect="1"/>
-            </wp:cNvGraphicFramePr>
-            <a:graphic xmlns:a="http://schemas.openxmlformats.org/drawingml/2006/main">
-              <a:graphicData uri="http://schemas.openxmlformats.org/drawingml/2006/picture">
-                <pic:pic xmlns:pic="http://schemas.openxmlformats.org/drawingml/2006/picture">
-                  <pic:nvPicPr>
-                    <pic:cNvPr id="1" name=""/>
-                    <pic:cNvPicPr/>
-                  </pic:nvPicPr>
-                  <pic:blipFill>
-                    <a:blip r:embed="rId14"/>
-                    <a:stretch>
-                      <a:fillRect/>
-                    </a:stretch>
-                  </pic:blipFill>
-                  <pic:spPr>
-                    <a:xfrm>
-                      <a:off x="0" y="0"/>
                       <a:ext cx="5905612" cy="2110996"/>
                     </a:xfrm>
                     <a:prstGeom prst="rect">
@@ -6053,22 +6263,7 @@
           <w:sz w:val="24"/>
           <w:szCs w:val="24"/>
         </w:rPr>
-        <w:t xml:space="preserve">Рисунок 7 – Список заблокированных </w:t>
-      </w:r>
-      <w:r>
-        <w:rPr>
-          <w:sz w:val="24"/>
-          <w:szCs w:val="24"/>
-          <w:lang w:val="en-US"/>
-        </w:rPr>
-        <w:t>IP</w:t>
-      </w:r>
-      <w:r>
-        <w:rPr>
-          <w:sz w:val="24"/>
-          <w:szCs w:val="24"/>
-        </w:rPr>
-        <w:t>-адресов</w:t>
+        <w:t>Рисунок 7 – Селектор уровней угрозы в панели управления SOC</w:t>
       </w:r>
     </w:p>
     <w:p>
@@ -6078,171 +6273,15 @@
         <w:jc w:val="both"/>
       </w:pPr>
       <w:r>
-        <w:t>Оператор получает всплывающее уведомление</w:t>
-      </w:r>
-      <w:r>
-        <w:t xml:space="preserve"> при критических инцидентах (см. рис. 8).</w:t>
-      </w:r>
-      <w:r>
-        <w:t xml:space="preserve"> </w:t>
-      </w:r>
-    </w:p>
-    <w:p>
-      <w:pPr>
-        <w:spacing w:line="360" w:lineRule="auto"/>
-        <w:jc w:val="center"/>
-        <w:rPr>
-          <w:lang w:val="en-US"/>
-        </w:rPr>
-      </w:pPr>
-      <w:r>
-        <w:rPr>
-          <w:noProof/>
-        </w:rPr>
-        <w:lastRenderedPageBreak/>
-        <w:drawing>
-          <wp:inline distT="0" distB="0" distL="0" distR="0" wp14:anchorId="7E6D9AAD" wp14:editId="4DD3D1DD">
-            <wp:extent cx="3610479" cy="1219370"/>
-            <wp:effectExtent l="0" t="0" r="9525" b="0"/>
-            <wp:docPr id="92" name="Рисунок 92"/>
-            <wp:cNvGraphicFramePr>
-              <a:graphicFrameLocks xmlns:a="http://schemas.openxmlformats.org/drawingml/2006/main" noChangeAspect="1"/>
-            </wp:cNvGraphicFramePr>
-            <a:graphic xmlns:a="http://schemas.openxmlformats.org/drawingml/2006/main">
-              <a:graphicData uri="http://schemas.openxmlformats.org/drawingml/2006/picture">
-                <pic:pic xmlns:pic="http://schemas.openxmlformats.org/drawingml/2006/picture">
-                  <pic:nvPicPr>
-                    <pic:cNvPr id="1" name=""/>
-                    <pic:cNvPicPr/>
-                  </pic:nvPicPr>
-                  <pic:blipFill>
-                    <a:blip r:embed="rId15"/>
-                    <a:stretch>
-                      <a:fillRect/>
-                    </a:stretch>
-                  </pic:blipFill>
-                  <pic:spPr>
-                    <a:xfrm>
-                      <a:off x="0" y="0"/>
-                      <a:ext cx="3610479" cy="1219370"/>
-                    </a:xfrm>
-                    <a:prstGeom prst="rect">
-                      <a:avLst/>
-                    </a:prstGeom>
-                  </pic:spPr>
-                </pic:pic>
-              </a:graphicData>
-            </a:graphic>
-          </wp:inline>
-        </w:drawing>
-      </w:r>
-    </w:p>
-    <w:p>
-      <w:pPr>
-        <w:spacing w:line="360" w:lineRule="auto"/>
-        <w:jc w:val="center"/>
-        <w:rPr>
-          <w:sz w:val="24"/>
-          <w:szCs w:val="24"/>
-        </w:rPr>
-      </w:pPr>
-      <w:r>
-        <w:rPr>
-          <w:sz w:val="24"/>
-          <w:szCs w:val="24"/>
-        </w:rPr>
-        <w:t>Рисунок 8 – Уведомление</w:t>
-      </w:r>
-    </w:p>
-    <w:p>
-      <w:pPr>
-        <w:spacing w:line="360" w:lineRule="auto"/>
-        <w:ind w:right="141" w:firstLine="709"/>
-      </w:pPr>
-      <w:r>
-        <w:t xml:space="preserve">Кликнув на </w:t>
-      </w:r>
-      <w:r>
-        <w:t>уведомление</w:t>
-      </w:r>
-      <w:r>
-        <w:t>, оператор мгновенно переходит к разбору инцидента в боковой панели, где собраны все сырые логи атаки и доступна кнопка быстрой отправки инцидента ИИ-помощнику для глубокого расследования</w:t>
-      </w:r>
-      <w:r>
-        <w:t xml:space="preserve"> (см. рис. 9)</w:t>
-      </w:r>
-    </w:p>
-    <w:p>
-      <w:pPr>
-        <w:spacing w:line="360" w:lineRule="auto"/>
-        <w:jc w:val="center"/>
-      </w:pPr>
-      <w:r>
-        <w:rPr>
-          <w:noProof/>
-        </w:rPr>
-        <w:drawing>
-          <wp:inline distT="0" distB="0" distL="0" distR="0" wp14:anchorId="219F52C5" wp14:editId="5805F15F">
-            <wp:extent cx="2223022" cy="3211033"/>
-            <wp:effectExtent l="0" t="0" r="6350" b="8890"/>
-            <wp:docPr id="88" name="Рисунок 88"/>
-            <wp:cNvGraphicFramePr>
-              <a:graphicFrameLocks xmlns:a="http://schemas.openxmlformats.org/drawingml/2006/main" noChangeAspect="1"/>
-            </wp:cNvGraphicFramePr>
-            <a:graphic xmlns:a="http://schemas.openxmlformats.org/drawingml/2006/main">
-              <a:graphicData uri="http://schemas.openxmlformats.org/drawingml/2006/picture">
-                <pic:pic xmlns:pic="http://schemas.openxmlformats.org/drawingml/2006/picture">
-                  <pic:nvPicPr>
-                    <pic:cNvPr id="1" name=""/>
-                    <pic:cNvPicPr/>
-                  </pic:nvPicPr>
-                  <pic:blipFill>
-                    <a:blip r:embed="rId16"/>
-                    <a:stretch>
-                      <a:fillRect/>
-                    </a:stretch>
-                  </pic:blipFill>
-                  <pic:spPr>
-                    <a:xfrm>
-                      <a:off x="0" y="0"/>
-                      <a:ext cx="2231498" cy="3223276"/>
-                    </a:xfrm>
-                    <a:prstGeom prst="rect">
-                      <a:avLst/>
-                    </a:prstGeom>
-                  </pic:spPr>
-                </pic:pic>
-              </a:graphicData>
-            </a:graphic>
-          </wp:inline>
-        </w:drawing>
-      </w:r>
-    </w:p>
-    <w:p>
-      <w:pPr>
-        <w:spacing w:line="360" w:lineRule="auto"/>
-        <w:jc w:val="center"/>
-        <w:rPr>
-          <w:sz w:val="24"/>
-          <w:szCs w:val="24"/>
-        </w:rPr>
-      </w:pPr>
-      <w:r>
-        <w:rPr>
-          <w:sz w:val="24"/>
-          <w:szCs w:val="24"/>
-        </w:rPr>
-        <w:t>Рисунок 9 – Уведомление</w:t>
-      </w:r>
-    </w:p>
-    <w:p>
-      <w:pPr>
-        <w:spacing w:line="360" w:lineRule="auto"/>
-        <w:ind w:right="141" w:firstLine="709"/>
-        <w:jc w:val="both"/>
-      </w:pPr>
-      <w:r>
-        <w:t>При объявлении критического режима DEFCON 1 система автоматически привлекает искусственный интеллект для семантического разбора цепочки событий и генерации рекомендаций по закрытию уязвимости.</w:t>
+        <w:t xml:space="preserve">Принудительный перевод системы в критический режим мгновенно активирует соответствующие визуальные триггеры интерфейса, включая пульсирующую красную индикацию по периметру экрана и появление голографических HUD-уведомлений, что обеспечивает максимальную концентрацию внимания сотрудника SOC на процессе </w:t>
+      </w:r>
+      <w:proofErr w:type="spellStart"/>
+      <w:r>
+        <w:t>митигации</w:t>
+      </w:r>
+      <w:proofErr w:type="spellEnd"/>
+      <w:r>
+        <w:t xml:space="preserve"> инцидента.</w:t>
       </w:r>
     </w:p>
     <w:p>
@@ -6266,8 +6305,16 @@
         <w:rPr>
           <w:i w:val="0"/>
         </w:rPr>
-        <w:t>Настройка безопасности сервера Ubuntu 24 с внедрением Mistral</w:t>
-      </w:r>
+        <w:t xml:space="preserve">Настройка безопасности сервера Ubuntu 24 с внедрением </w:t>
+      </w:r>
+      <w:proofErr w:type="spellStart"/>
+      <w:r>
+        <w:rPr>
+          <w:i w:val="0"/>
+        </w:rPr>
+        <w:t>Mistral</w:t>
+      </w:r>
+      <w:proofErr w:type="spellEnd"/>
       <w:r>
         <w:rPr>
           <w:i w:val="0"/>
@@ -6287,6 +6334,7 @@
         </w:rPr>
         <w:t xml:space="preserve">, </w:t>
       </w:r>
+      <w:proofErr w:type="spellStart"/>
       <w:r>
         <w:rPr>
           <w:i w:val="0"/>
@@ -6294,12 +6342,14 @@
         </w:rPr>
         <w:t>Semgrep</w:t>
       </w:r>
+      <w:proofErr w:type="spellEnd"/>
       <w:r>
         <w:rPr>
           <w:i w:val="0"/>
         </w:rPr>
         <w:t xml:space="preserve">, </w:t>
       </w:r>
+      <w:proofErr w:type="spellStart"/>
       <w:r>
         <w:rPr>
           <w:i w:val="0"/>
@@ -6307,6 +6357,7 @@
         </w:rPr>
         <w:t>Trivy</w:t>
       </w:r>
+      <w:proofErr w:type="spellEnd"/>
       <w:r>
         <w:rPr>
           <w:i w:val="0"/>
@@ -6358,20 +6409,61 @@
         <w:jc w:val="both"/>
       </w:pPr>
       <w:r>
-        <w:t>Настройка безопасности серверной платформы Ubuntu 24 заключается в развертывании службы управления </w:t>
-      </w:r>
-      <w:r>
-        <w:rPr>
-          <w:bCs/>
-        </w:rPr>
-        <w:t>Mistral Server</w:t>
-      </w:r>
-      <w:r>
-        <w:t xml:space="preserve"> на базе </w:t>
+        <w:t>Интеграция средств статического и динамического анализа в рамках развертывания комплекса MISTRAL Defense на базе операционной системы Ubuntu 24 LTS позволяет превентивно выявлять уязвимости и критические несоответствия конфигураций системных служб. Важным нововведением в архитектуре серверной безопасности стала реализация концепции автоматического обнаружения ресурсов Zero-</w:t>
+      </w:r>
+      <w:proofErr w:type="spellStart"/>
+      <w:r>
+        <w:t>Knowledge</w:t>
+      </w:r>
+      <w:proofErr w:type="spellEnd"/>
+      <w:r>
+        <w:t xml:space="preserve"> Discovery. Автономный агент безопасности самостоятельно осуществляет низкоуровневый синтаксический разбор конфигурационных файлов веб-сервера </w:t>
+      </w:r>
+      <w:proofErr w:type="spellStart"/>
+      <w:r>
+        <w:t>Nginx</w:t>
+      </w:r>
+      <w:proofErr w:type="spellEnd"/>
+      <w:r>
+        <w:t xml:space="preserve">, а также опрашивает через защищенные сокеты системный демон </w:t>
+      </w:r>
+      <w:proofErr w:type="spellStart"/>
+      <w:r>
+        <w:t>Docker</w:t>
+      </w:r>
+      <w:proofErr w:type="spellEnd"/>
+      <w:r>
+        <w:t xml:space="preserve">. Это позволяет динамически обнаруживать все развернутые в инфраструктуре предприятия веб-приложения, API-шлюзы и базы данных без необходимости предварительного жесткого прописывания путей в настройках комплекса. На основе собранных данных система выполняет </w:t>
       </w:r>
       <w:r>
         <w:lastRenderedPageBreak/>
-        <w:t>Node.js, интеграции локальной СУБД SQLite и подключении инструментов анализа безопасности.</w:t>
+        <w:t xml:space="preserve">сопоставление версий запущенных сервисов, таких как </w:t>
+      </w:r>
+      <w:proofErr w:type="spellStart"/>
+      <w:r>
+        <w:t>OpenSSH</w:t>
+      </w:r>
+      <w:proofErr w:type="spellEnd"/>
+      <w:r>
+        <w:t xml:space="preserve"> или СУБД, с локальной регулярно обновляемой базой данных сигнатур CVE, что позволяет своевременно обнаруживать опасные уязвимости, например CVE-2024-6387, до момента их практической эксплуатации злоумышленниками. Результаты комплексного анализа уязвимостей исходного кода и контейнеров визуализируются в главном окне администратора (см. рисунок 8).</w:t>
+      </w:r>
+    </w:p>
+    <w:p>
+      <w:pPr>
+        <w:spacing w:line="360" w:lineRule="auto"/>
+        <w:ind w:right="142"/>
+        <w:jc w:val="center"/>
+        <w:rPr>
+          <w:sz w:val="24"/>
+          <w:szCs w:val="24"/>
+        </w:rPr>
+      </w:pPr>
+      <w:r>
+        <w:rPr>
+          <w:sz w:val="24"/>
+          <w:szCs w:val="24"/>
+        </w:rPr>
+        <w:t>Рисунок 8 – Результаты сканирования уязвимостей контейнеров и исходного кода в интерфейсе администратора</w:t>
       </w:r>
     </w:p>
     <w:p>
@@ -6381,91 +6473,84 @@
         <w:jc w:val="both"/>
       </w:pPr>
       <w:r>
-        <w:t>Архитектура безопасности сервера включает следующие компоненты:</w:t>
-      </w:r>
-    </w:p>
-    <w:p>
-      <w:pPr>
-        <w:numPr>
-          <w:ilvl w:val="0"/>
-          <w:numId w:val="32"/>
-        </w:numPr>
-        <w:spacing w:line="360" w:lineRule="auto"/>
-        <w:ind w:left="142" w:right="142" w:firstLine="566"/>
+        <w:t xml:space="preserve">Важным элементом обеспечения непрерывного контроля защищенности хост-системы является интеграция интерактивного модуля аудита соответствия требованиям безопасности, доступного оператору через специализированную панель управления </w:t>
+      </w:r>
+      <w:proofErr w:type="spellStart"/>
+      <w:r>
+        <w:t>Compliance</w:t>
+      </w:r>
+      <w:proofErr w:type="spellEnd"/>
+      <w:r>
+        <w:t xml:space="preserve"> </w:t>
+      </w:r>
+      <w:proofErr w:type="spellStart"/>
+      <w:r>
+        <w:t>Dashboard</w:t>
+      </w:r>
+      <w:proofErr w:type="spellEnd"/>
+      <w:r>
+        <w:t xml:space="preserve">. При обращении к программному </w:t>
+      </w:r>
+      <w:proofErr w:type="spellStart"/>
+      <w:r>
+        <w:t>эндпоинту</w:t>
+      </w:r>
+      <w:proofErr w:type="spellEnd"/>
+      <w:r>
+        <w:t xml:space="preserve"> бэкенда система инициирует автоматическое выполнение комплекса проверок базовых параметров безопасности ядра Linux и системных служб. В рамках данного аудита проверяется текущий статус механизмов рандомизации адресного пространства ASLR, уровень ограничений подсистемы трассировки процессов </w:t>
+      </w:r>
+      <w:proofErr w:type="spellStart"/>
+      <w:r>
+        <w:t>Yama</w:t>
+      </w:r>
+      <w:proofErr w:type="spellEnd"/>
+      <w:r>
+        <w:t xml:space="preserve"> </w:t>
+      </w:r>
+      <w:proofErr w:type="spellStart"/>
+      <w:r>
+        <w:t>ptrace</w:t>
+      </w:r>
+      <w:proofErr w:type="spellEnd"/>
+      <w:r>
+        <w:t xml:space="preserve">, активность межсетевого экрана UFW, а также корректность конфигурационных инструкций службы SSH, включая запрет удаленного входа суперпользователя </w:t>
+      </w:r>
+      <w:proofErr w:type="spellStart"/>
+      <w:r>
+        <w:t>root</w:t>
+      </w:r>
+      <w:proofErr w:type="spellEnd"/>
+      <w:r>
+        <w:t xml:space="preserve"> и отключение уязвимой аутентификации по паролям. Полученные данные транслируются в графический интерфейс в виде интерактивных цветовых </w:t>
+      </w:r>
+      <w:proofErr w:type="spellStart"/>
+      <w:r>
+        <w:t>тайлов</w:t>
+      </w:r>
+      <w:proofErr w:type="spellEnd"/>
+      <w:r>
+        <w:t xml:space="preserve">, снабженных конкретными рекомендациями и готовыми </w:t>
+      </w:r>
+      <w:proofErr w:type="spellStart"/>
+      <w:r>
+        <w:t>bash</w:t>
+      </w:r>
+      <w:proofErr w:type="spellEnd"/>
+      <w:r>
+        <w:t>-командами для оперативного устранения выявленных недостатков безопасности. Детальный алгоритм сбора метрик и генерации рекомендаций безопасности на стороне сервера представлен в приложении к дипломному проекту (см. Приложение Б). Текущий статус проверок ядра и системных утилит наглядно отображается в окне аудитора (см. рисунок 9).</w:t>
+      </w:r>
+    </w:p>
+    <w:p>
+      <w:pPr>
+        <w:spacing w:line="360" w:lineRule="auto"/>
+        <w:ind w:right="142"/>
         <w:jc w:val="both"/>
       </w:pPr>
-      <w:r>
-        <w:t>Хранилище данных: База данных SQLite работает в режиме WAL, что позволяет параллельно записывать новые логи и читать старые инциденты без зависаний диска. Данные о сигнатурах уязвимостей и правила автоматизации вынесены в отдельные JSON-файлы, что повышает гибкость настройки.</w:t>
-      </w:r>
-    </w:p>
-    <w:p>
-      <w:pPr>
-        <w:spacing w:line="360" w:lineRule="auto"/>
-        <w:ind w:right="142" w:firstLine="708"/>
-        <w:jc w:val="both"/>
-      </w:pPr>
-      <w:r>
-        <w:t xml:space="preserve">2. </w:t>
-      </w:r>
-      <w:r>
-        <w:t>Статический анализ кода (Semgrep): Интегрированный сканер Semgrep (SAST) сканирует файлы исходного кода веб-портала. Он ищет дефекты безопасности: незащищенные SQL-запросы, использование слабых алгоритмов шифрования и утечки паролей</w:t>
-      </w:r>
-      <w:r>
-        <w:t xml:space="preserve"> (см. рис. 10).</w:t>
-      </w:r>
-    </w:p>
-    <w:p>
-      <w:pPr>
-        <w:spacing w:line="360" w:lineRule="auto"/>
-        <w:jc w:val="both"/>
-        <w:rPr>
-          <w:lang w:val="en-US"/>
-        </w:rPr>
-      </w:pPr>
-      <w:r>
-        <w:rPr>
-          <w:noProof/>
-        </w:rPr>
-        <w:drawing>
-          <wp:inline distT="0" distB="0" distL="0" distR="0" wp14:anchorId="5650F6CD" wp14:editId="0771A4CC">
-            <wp:extent cx="5940425" cy="1460500"/>
-            <wp:effectExtent l="0" t="0" r="3175" b="6350"/>
-            <wp:docPr id="90" name="Рисунок 90"/>
-            <wp:cNvGraphicFramePr>
-              <a:graphicFrameLocks xmlns:a="http://schemas.openxmlformats.org/drawingml/2006/main" noChangeAspect="1"/>
-            </wp:cNvGraphicFramePr>
-            <a:graphic xmlns:a="http://schemas.openxmlformats.org/drawingml/2006/main">
-              <a:graphicData uri="http://schemas.openxmlformats.org/drawingml/2006/picture">
-                <pic:pic xmlns:pic="http://schemas.openxmlformats.org/drawingml/2006/picture">
-                  <pic:nvPicPr>
-                    <pic:cNvPr id="1" name=""/>
-                    <pic:cNvPicPr/>
-                  </pic:nvPicPr>
-                  <pic:blipFill>
-                    <a:blip r:embed="rId17"/>
-                    <a:stretch>
-                      <a:fillRect/>
-                    </a:stretch>
-                  </pic:blipFill>
-                  <pic:spPr>
-                    <a:xfrm>
-                      <a:off x="0" y="0"/>
-                      <a:ext cx="5940425" cy="1460500"/>
-                    </a:xfrm>
-                    <a:prstGeom prst="rect">
-                      <a:avLst/>
-                    </a:prstGeom>
-                  </pic:spPr>
-                </pic:pic>
-              </a:graphicData>
-            </a:graphic>
-          </wp:inline>
-        </w:drawing>
-      </w:r>
-    </w:p>
-    <w:p>
-      <w:pPr>
-        <w:spacing w:line="360" w:lineRule="auto"/>
+    </w:p>
+    <w:p>
+      <w:pPr>
+        <w:spacing w:line="360" w:lineRule="auto"/>
+        <w:ind w:right="142"/>
         <w:jc w:val="center"/>
         <w:rPr>
           <w:sz w:val="24"/>
@@ -6477,208 +6562,49 @@
           <w:sz w:val="24"/>
           <w:szCs w:val="24"/>
         </w:rPr>
-        <w:t xml:space="preserve">Рисунок 10 – Функция запуска </w:t>
-      </w:r>
-      <w:r>
+        <w:lastRenderedPageBreak/>
+        <w:t>Рисунок 9 – Окно интерактивного аудитора соответствия параметров безопасности сервера Ubuntu 24</w:t>
+      </w:r>
+    </w:p>
+    <w:p>
+      <w:pPr>
+        <w:tabs>
+          <w:tab w:val="left" w:pos="3345"/>
+        </w:tabs>
+        <w:spacing w:line="360" w:lineRule="auto"/>
+        <w:ind w:right="142" w:firstLine="709"/>
+        <w:jc w:val="both"/>
         <w:rPr>
           <w:sz w:val="24"/>
           <w:szCs w:val="24"/>
-          <w:lang w:val="en-US"/>
-        </w:rPr>
+        </w:rPr>
+      </w:pPr>
+      <w:r>
+        <w:t xml:space="preserve">Для автоматизации экспертного анализа сложных инцидентов и проведения углубленного расследования в контур безопасности сервера был интегрирован автономный ИИ-агент, взаимодействующий с ядром через шифрованный шлюз AITunnel.ru. При переходе системы в критический режим функционирования или фиксации неизвестных аномалий нейросетевой модуль осуществляет семантический разбор неструктурированных массивов логов, формируя структурированные аналитические отчеты. Дополнительно в контур непрерывной интеграции внедрены статические сканеры </w:t>
+      </w:r>
+      <w:proofErr w:type="spellStart"/>
+      <w:r>
         <w:t>Semgrep</w:t>
       </w:r>
-    </w:p>
-    <w:p>
-      <w:pPr>
-        <w:spacing w:line="360" w:lineRule="auto"/>
-        <w:ind w:right="141" w:firstLine="708"/>
-        <w:jc w:val="both"/>
-      </w:pPr>
-      <w:r>
-        <w:t xml:space="preserve">3. </w:t>
-      </w:r>
-      <w:r>
-        <w:t>Анализ зависимостей (Trivy): Утилита Trivy (SCA</w:t>
-      </w:r>
-      <w:r>
-        <w:t>) сканирует пакеты операционной системы и сторонние библиотеки проекта,</w:t>
-      </w:r>
-      <w:r>
-        <w:t xml:space="preserve"> сопоставляя их версии с международными базами уязвимостей CVE</w:t>
-      </w:r>
-      <w:r>
-        <w:t xml:space="preserve"> (см. рис 11).</w:t>
-      </w:r>
-    </w:p>
-    <w:p>
-      <w:pPr>
-        <w:spacing w:line="360" w:lineRule="auto"/>
-        <w:jc w:val="both"/>
-        <w:rPr>
-          <w:lang w:val="en-US"/>
-        </w:rPr>
-      </w:pPr>
-      <w:r>
-        <w:rPr>
-          <w:noProof/>
-        </w:rPr>
-        <w:drawing>
-          <wp:inline distT="0" distB="0" distL="0" distR="0" wp14:anchorId="38AB0AD8" wp14:editId="2FEF40CE">
-            <wp:extent cx="5940425" cy="1572895"/>
-            <wp:effectExtent l="0" t="0" r="3175" b="8255"/>
-            <wp:docPr id="91" name="Рисунок 91"/>
-            <wp:cNvGraphicFramePr>
-              <a:graphicFrameLocks xmlns:a="http://schemas.openxmlformats.org/drawingml/2006/main" noChangeAspect="1"/>
-            </wp:cNvGraphicFramePr>
-            <a:graphic xmlns:a="http://schemas.openxmlformats.org/drawingml/2006/main">
-              <a:graphicData uri="http://schemas.openxmlformats.org/drawingml/2006/picture">
-                <pic:pic xmlns:pic="http://schemas.openxmlformats.org/drawingml/2006/picture">
-                  <pic:nvPicPr>
-                    <pic:cNvPr id="1" name=""/>
-                    <pic:cNvPicPr/>
-                  </pic:nvPicPr>
-                  <pic:blipFill>
-                    <a:blip r:embed="rId18"/>
-                    <a:stretch>
-                      <a:fillRect/>
-                    </a:stretch>
-                  </pic:blipFill>
-                  <pic:spPr>
-                    <a:xfrm>
-                      <a:off x="0" y="0"/>
-                      <a:ext cx="5940425" cy="1572895"/>
-                    </a:xfrm>
-                    <a:prstGeom prst="rect">
-                      <a:avLst/>
-                    </a:prstGeom>
-                  </pic:spPr>
-                </pic:pic>
-              </a:graphicData>
-            </a:graphic>
-          </wp:inline>
-        </w:drawing>
-      </w:r>
-    </w:p>
-    <w:p>
-      <w:pPr>
-        <w:spacing w:line="360" w:lineRule="auto"/>
-        <w:jc w:val="center"/>
-        <w:rPr>
-          <w:sz w:val="24"/>
-          <w:szCs w:val="24"/>
-        </w:rPr>
-      </w:pPr>
-      <w:r>
-        <w:rPr>
-          <w:sz w:val="24"/>
-          <w:szCs w:val="24"/>
-        </w:rPr>
-        <w:t xml:space="preserve">Рисунок 11 – Функция запуска </w:t>
-      </w:r>
-      <w:r>
-        <w:rPr>
-          <w:sz w:val="24"/>
-          <w:szCs w:val="24"/>
-          <w:lang w:val="en-US"/>
-        </w:rPr>
+      <w:proofErr w:type="spellEnd"/>
+      <w:r>
+        <w:t xml:space="preserve"> и </w:t>
+      </w:r>
+      <w:proofErr w:type="spellStart"/>
+      <w:r>
         <w:t>Trivy</w:t>
       </w:r>
-    </w:p>
-    <w:p>
-      <w:pPr>
-        <w:spacing w:line="360" w:lineRule="auto"/>
-        <w:ind w:right="141" w:firstLine="708"/>
-        <w:jc w:val="both"/>
-      </w:pPr>
-      <w:r>
-        <w:lastRenderedPageBreak/>
-        <w:t xml:space="preserve">4. </w:t>
-      </w:r>
-      <w:r>
-        <w:t xml:space="preserve">Интеллектуальный ИИ-агент: Сервер интегрирован с </w:t>
-      </w:r>
-      <w:r>
-        <w:t>языковыми</w:t>
-      </w:r>
-      <w:r>
-        <w:t xml:space="preserve"> </w:t>
-      </w:r>
-      <w:r>
-        <w:t>моделями через защищенный туннель прокси-сервера AITunnel.ru. ИИ-агент автоматически подключается к разбору инцидентов. Получая на вход логи уязвимости и контекст атаки, модель генерирует структурированный Markdown-отчет с объяснением сути проблемы и формирует готовые исправляющие bash-скрипты, которые администратор может выполнить одной кнопкой в веб-интерфейсе</w:t>
-      </w:r>
-      <w:r>
-        <w:t xml:space="preserve"> (см. рис. 12).</w:t>
-      </w:r>
-    </w:p>
-    <w:p>
-      <w:pPr>
-        <w:spacing w:line="360" w:lineRule="auto"/>
-        <w:ind w:right="142"/>
-        <w:jc w:val="center"/>
-        <w:rPr>
-          <w:sz w:val="24"/>
-          <w:szCs w:val="24"/>
-          <w:lang w:val="en-US"/>
-        </w:rPr>
-      </w:pPr>
-      <w:r>
-        <w:rPr>
-          <w:noProof/>
-          <w:sz w:val="24"/>
-          <w:szCs w:val="24"/>
-        </w:rPr>
-        <w:drawing>
-          <wp:inline distT="0" distB="0" distL="0" distR="0" wp14:anchorId="2B26B75B" wp14:editId="4134BDEA">
-            <wp:extent cx="5800634" cy="2819400"/>
-            <wp:effectExtent l="0" t="0" r="0" b="0"/>
-            <wp:docPr id="93" name="Рисунок 93"/>
-            <wp:cNvGraphicFramePr>
-              <a:graphicFrameLocks xmlns:a="http://schemas.openxmlformats.org/drawingml/2006/main" noChangeAspect="1"/>
-            </wp:cNvGraphicFramePr>
-            <a:graphic xmlns:a="http://schemas.openxmlformats.org/drawingml/2006/main">
-              <a:graphicData uri="http://schemas.openxmlformats.org/drawingml/2006/picture">
-                <pic:pic xmlns:pic="http://schemas.openxmlformats.org/drawingml/2006/picture">
-                  <pic:nvPicPr>
-                    <pic:cNvPr id="1" name=""/>
-                    <pic:cNvPicPr/>
-                  </pic:nvPicPr>
-                  <pic:blipFill>
-                    <a:blip r:embed="rId19"/>
-                    <a:stretch>
-                      <a:fillRect/>
-                    </a:stretch>
-                  </pic:blipFill>
-                  <pic:spPr>
-                    <a:xfrm>
-                      <a:off x="0" y="0"/>
-                      <a:ext cx="5829969" cy="2833658"/>
-                    </a:xfrm>
-                    <a:prstGeom prst="rect">
-                      <a:avLst/>
-                    </a:prstGeom>
-                  </pic:spPr>
-                </pic:pic>
-              </a:graphicData>
-            </a:graphic>
-          </wp:inline>
-        </w:drawing>
-      </w:r>
-    </w:p>
-    <w:p>
-      <w:pPr>
-        <w:spacing w:line="360" w:lineRule="auto"/>
-        <w:jc w:val="center"/>
-        <w:rPr>
-          <w:sz w:val="24"/>
-          <w:szCs w:val="24"/>
-        </w:rPr>
-      </w:pPr>
-      <w:r>
-        <w:rPr>
-          <w:sz w:val="24"/>
-          <w:szCs w:val="24"/>
-        </w:rPr>
-        <w:t>Рисунок 12 – ИИ агент</w:t>
+      <w:proofErr w:type="spellEnd"/>
+      <w:r>
+        <w:t xml:space="preserve">, которые осуществляют проверку образов </w:t>
+      </w:r>
+      <w:proofErr w:type="spellStart"/>
+      <w:r>
+        <w:t>Docker</w:t>
+      </w:r>
+      <w:proofErr w:type="spellEnd"/>
+      <w:r>
+        <w:t xml:space="preserve"> и аудит исходного кода веб-платформы на наличие потенциальных уязвимостей, таких как SQL-инъекции или жестко прописанные секреты. Совместное использование эвристических методов ИИ-агента и детерминированных алгоритмов сканеров позволяет обеспечить максимальную плотность защиты серверной инфраструктуры предприятия.</w:t>
       </w:r>
     </w:p>
     <w:p>
@@ -6705,6 +6631,7 @@
         </w:rPr>
         <w:t xml:space="preserve">Оценка эффективности средств защиты с помощью </w:t>
       </w:r>
+      <w:proofErr w:type="spellStart"/>
       <w:r>
         <w:rPr>
           <w:i w:val="0"/>
@@ -6712,6 +6639,7 @@
         </w:rPr>
         <w:t>Semgrep</w:t>
       </w:r>
+      <w:proofErr w:type="spellEnd"/>
       <w:r>
         <w:rPr>
           <w:i w:val="0"/>
@@ -6726,6 +6654,7 @@
         </w:rPr>
         <w:t xml:space="preserve"> </w:t>
       </w:r>
+      <w:proofErr w:type="spellStart"/>
       <w:r>
         <w:rPr>
           <w:i w:val="0"/>
@@ -6733,6 +6662,7 @@
         </w:rPr>
         <w:t>Trivy</w:t>
       </w:r>
+      <w:proofErr w:type="spellEnd"/>
       <w:r>
         <w:rPr>
           <w:i w:val="0"/>
@@ -6809,8 +6739,110 @@
         <w:jc w:val="both"/>
       </w:pPr>
       <w:r>
-        <w:t>Для проверки надежности разработанного защитного комплекса проводится комплексное имитационное тестирование. Основным инструментом оценки в режиме реального времени служит специализированный скрипт-эмулятор Mistral Demo на языке Python.</w:t>
-      </w:r>
+        <w:t xml:space="preserve">Оценка эффективности спроектированного комплекса информационной безопасности MISTRAL Defense на этапе опытной эксплуатации проводилась с применением гибридного подхода, сочетающего методы глубокого статического анализа исходного кода и динамического стресс-тестирования инфраструктуры в изолированной программной среде. На первом этапе для комплексного аудита контейнерных сред и базовых конфигураций хоста применялись автоматизированные сканеры безопасности </w:t>
+      </w:r>
+      <w:proofErr w:type="spellStart"/>
+      <w:r>
+        <w:t>Semgrep</w:t>
+      </w:r>
+      <w:proofErr w:type="spellEnd"/>
+      <w:r>
+        <w:t xml:space="preserve"> и </w:t>
+      </w:r>
+      <w:proofErr w:type="spellStart"/>
+      <w:r>
+        <w:t>Trivy</w:t>
+      </w:r>
+      <w:proofErr w:type="spellEnd"/>
+      <w:r>
+        <w:t xml:space="preserve">. Инструментарий </w:t>
+      </w:r>
+      <w:proofErr w:type="spellStart"/>
+      <w:r>
+        <w:t>Trivy</w:t>
+      </w:r>
+      <w:proofErr w:type="spellEnd"/>
+      <w:r>
+        <w:t xml:space="preserve"> осуществил послойную инспекцию развернутых </w:t>
+      </w:r>
+      <w:proofErr w:type="spellStart"/>
+      <w:r>
+        <w:t>Docker</w:t>
+      </w:r>
+      <w:proofErr w:type="spellEnd"/>
+      <w:r>
+        <w:t xml:space="preserve">-образов, включая изолированные контейнеры веб-сервера </w:t>
+      </w:r>
+      <w:proofErr w:type="spellStart"/>
+      <w:r>
+        <w:t>Nginx</w:t>
+      </w:r>
+      <w:proofErr w:type="spellEnd"/>
+      <w:r>
+        <w:t xml:space="preserve"> и базы данных </w:t>
+      </w:r>
+      <w:proofErr w:type="spellStart"/>
+      <w:r>
+        <w:t>PostgreSQL</w:t>
+      </w:r>
+      <w:proofErr w:type="spellEnd"/>
+      <w:r>
+        <w:t xml:space="preserve"> целевого веб-стенда </w:t>
+      </w:r>
+      <w:proofErr w:type="spellStart"/>
+      <w:r>
+        <w:t>Remon</w:t>
+      </w:r>
+      <w:proofErr w:type="spellEnd"/>
+      <w:r>
+        <w:t xml:space="preserve">. В процессе </w:t>
+      </w:r>
+      <w:r>
+        <w:lastRenderedPageBreak/>
+        <w:t>сканирования анализатор деконструировал манифесты пакетов на уровне операционной системы, что позволило выявить и превентивно устранить устаревшие зависимости системных библиотек, подверженные известным уязвимостям из базы данных CVE (см. рисунок 10).</w:t>
+      </w:r>
+    </w:p>
+    <w:p>
+      <w:pPr>
+        <w:spacing w:line="360" w:lineRule="auto"/>
+        <w:jc w:val="center"/>
+        <w:rPr>
+          <w:sz w:val="24"/>
+          <w:szCs w:val="24"/>
+        </w:rPr>
+      </w:pPr>
+      <w:r>
+        <w:rPr>
+          <w:sz w:val="24"/>
+          <w:szCs w:val="24"/>
+        </w:rPr>
+        <w:t xml:space="preserve">Рисунок 10 – Результаты сканирования слоев </w:t>
+      </w:r>
+      <w:proofErr w:type="spellStart"/>
+      <w:r>
+        <w:rPr>
+          <w:sz w:val="24"/>
+          <w:szCs w:val="24"/>
+        </w:rPr>
+        <w:t>Docker</w:t>
+      </w:r>
+      <w:proofErr w:type="spellEnd"/>
+      <w:r>
+        <w:rPr>
+          <w:sz w:val="24"/>
+          <w:szCs w:val="24"/>
+        </w:rPr>
+        <w:t xml:space="preserve">-контейнеров утилитой </w:t>
+      </w:r>
+      <w:proofErr w:type="spellStart"/>
+      <w:r>
+        <w:rPr>
+          <w:sz w:val="24"/>
+          <w:szCs w:val="24"/>
+        </w:rPr>
+        <w:t>Trivy</w:t>
+      </w:r>
+      <w:proofErr w:type="spellEnd"/>
     </w:p>
     <w:p>
       <w:pPr>
@@ -6819,382 +6851,328 @@
         <w:jc w:val="both"/>
       </w:pPr>
       <w:r>
-        <w:t>Эмулятор запускается в консоли и предоставляет удобный интерфейс для имитации действий злоумышленника. Тестирование проходит по следующим сценариям:</w:t>
-      </w:r>
-    </w:p>
-    <w:p>
-      <w:pPr>
-        <w:spacing w:line="360" w:lineRule="auto"/>
-        <w:ind w:left="720" w:right="142"/>
-        <w:jc w:val="both"/>
-      </w:pPr>
-      <w:r>
-        <w:t xml:space="preserve">1. </w:t>
-      </w:r>
-      <w:r>
-        <w:t xml:space="preserve">Сканирование портов: Эмулятор имитирует работу сканера Nmap, </w:t>
+        <w:t xml:space="preserve">Параллельно с анализом контейнеров статический сканер </w:t>
+      </w:r>
+      <w:proofErr w:type="spellStart"/>
+      <w:r>
+        <w:t>Semgrep</w:t>
+      </w:r>
+      <w:proofErr w:type="spellEnd"/>
+      <w:r>
+        <w:t xml:space="preserve"> выполнил сквозной аудит исходного кода веб-платформы, написанной на стеке Next.js и Express.js. Вместо классического поиска по регулярным выражениям </w:t>
+      </w:r>
+      <w:proofErr w:type="spellStart"/>
+      <w:r>
+        <w:t>Semgrep</w:t>
+      </w:r>
+      <w:proofErr w:type="spellEnd"/>
+      <w:r>
+        <w:t xml:space="preserve"> применил алгоритм разбора абстрактного синтаксического дерева, что позволило проследить движение данных от источников ввода до точек исполнения внутри приложения. Это обеспечило точную фиксацию намеренно заложенных в рамках тестового стенда уязвимостей, в частности, отсутствия </w:t>
+      </w:r>
+      <w:proofErr w:type="spellStart"/>
+      <w:r>
+        <w:t>санитизации</w:t>
+      </w:r>
+      <w:proofErr w:type="spellEnd"/>
+      <w:r>
+        <w:t xml:space="preserve"> пользовательских параметров перед отправкой в СУБД, потенциально ведущего к SQL-инъекциям, а также избыточных конфигураций политик </w:t>
+      </w:r>
+      <w:proofErr w:type="spellStart"/>
+      <w:r>
+        <w:t>междоменных</w:t>
+      </w:r>
+      <w:proofErr w:type="spellEnd"/>
+      <w:r>
+        <w:t xml:space="preserve"> запросов CORS (см. рисунок 11). Данный этап испытаний подтвердил высокую результативность превентивного контура защиты в части обнаружения и ликвидации программных изъянов до момента их возможной компрометации внешними нарушителями.</w:t>
       </w:r>
     </w:p>
     <w:p>
       <w:pPr>
         <w:spacing w:line="360" w:lineRule="auto"/>
         <w:ind w:right="142"/>
-        <w:jc w:val="both"/>
-      </w:pPr>
-      <w:r>
-        <w:t>отправляя множественные запросы. Система безопасности моментально фиксирует это и регистрирует инцидент PORT_SCAN</w:t>
-      </w:r>
-      <w:r>
-        <w:t xml:space="preserve"> (см. рис. 13)</w:t>
-      </w:r>
-    </w:p>
-    <w:p>
-      <w:pPr>
-        <w:spacing w:line="360" w:lineRule="auto"/>
         <w:jc w:val="center"/>
         <w:rPr>
           <w:sz w:val="24"/>
           <w:szCs w:val="24"/>
-          <w:lang w:val="en-US"/>
-        </w:rPr>
-      </w:pPr>
-      <w:r>
-        <w:rPr>
-          <w:noProof/>
+        </w:rPr>
+      </w:pPr>
+      <w:r>
+        <w:rPr>
           <w:sz w:val="24"/>
           <w:szCs w:val="24"/>
         </w:rPr>
-        <w:lastRenderedPageBreak/>
-        <w:drawing>
-          <wp:inline distT="0" distB="0" distL="0" distR="0" wp14:anchorId="0C2E0528" wp14:editId="572AB9E8">
-            <wp:extent cx="2870791" cy="2244070"/>
-            <wp:effectExtent l="0" t="0" r="6350" b="4445"/>
-            <wp:docPr id="96" name="Рисунок 96"/>
-            <wp:cNvGraphicFramePr>
-              <a:graphicFrameLocks xmlns:a="http://schemas.openxmlformats.org/drawingml/2006/main" noChangeAspect="1"/>
-            </wp:cNvGraphicFramePr>
-            <a:graphic xmlns:a="http://schemas.openxmlformats.org/drawingml/2006/main">
-              <a:graphicData uri="http://schemas.openxmlformats.org/drawingml/2006/picture">
-                <pic:pic xmlns:pic="http://schemas.openxmlformats.org/drawingml/2006/picture">
-                  <pic:nvPicPr>
-                    <pic:cNvPr id="1" name=""/>
-                    <pic:cNvPicPr/>
-                  </pic:nvPicPr>
-                  <pic:blipFill>
-                    <a:blip r:embed="rId20"/>
-                    <a:stretch>
-                      <a:fillRect/>
-                    </a:stretch>
-                  </pic:blipFill>
-                  <pic:spPr>
-                    <a:xfrm>
-                      <a:off x="0" y="0"/>
-                      <a:ext cx="2889111" cy="2258391"/>
-                    </a:xfrm>
-                    <a:prstGeom prst="rect">
-                      <a:avLst/>
-                    </a:prstGeom>
-                  </pic:spPr>
-                </pic:pic>
-              </a:graphicData>
-            </a:graphic>
-          </wp:inline>
-        </w:drawing>
-      </w:r>
-    </w:p>
-    <w:p>
-      <w:pPr>
-        <w:spacing w:line="360" w:lineRule="auto"/>
-        <w:jc w:val="center"/>
+        <w:t xml:space="preserve">Рисунок 11 – Обнаружение уязвимостей в исходном коде через абстрактное синтаксическое дерево </w:t>
+      </w:r>
+      <w:proofErr w:type="spellStart"/>
+      <w:r>
         <w:rPr>
           <w:sz w:val="24"/>
           <w:szCs w:val="24"/>
         </w:rPr>
-      </w:pPr>
-      <w:r>
+        <w:t>Semgrep</w:t>
+      </w:r>
+      <w:proofErr w:type="spellEnd"/>
+    </w:p>
+    <w:p>
+      <w:pPr>
+        <w:spacing w:line="360" w:lineRule="auto"/>
+        <w:ind w:right="142" w:firstLine="709"/>
+        <w:jc w:val="both"/>
+      </w:pPr>
+      <w:r>
+        <w:t xml:space="preserve">Для проверки прочности и реактивности комплекса в условиях, максимально приближенных к реальной боевой обстановке, был задействован специализированный модульный скрипт-эмулятор </w:t>
+      </w:r>
+      <w:proofErr w:type="spellStart"/>
+      <w:r>
+        <w:t>Mistral</w:t>
+      </w:r>
+      <w:proofErr w:type="spellEnd"/>
+      <w:r>
+        <w:t xml:space="preserve"> </w:t>
+      </w:r>
+      <w:proofErr w:type="spellStart"/>
+      <w:r>
+        <w:t>Demo</w:t>
+      </w:r>
+      <w:proofErr w:type="spellEnd"/>
+      <w:r>
+        <w:t xml:space="preserve">, написанный на языке Python и реализующий широкий спектр современных наступательных техник. Данный симулятор позволил смоделировать многовекторные целенаправленные атаки, генерируя интенсивный деструктивный трафик по различным направлениям. В ходе проведения динамического тестирования последовательно эмулировались этапы активного сканирования открытых портов, попытки </w:t>
+      </w:r>
+      <w:r>
+        <w:lastRenderedPageBreak/>
+        <w:t>несанкционированного доступа к серверу методом перебора учетных данных по протоколу SSH, а также реализовывались массированные HTTP-запросы для имитации распределенной атаки типа отказ в обслуживании на уровне веб-приложения (см. рисунок 12).</w:t>
+      </w:r>
+    </w:p>
+    <w:p>
+      <w:pPr>
+        <w:spacing w:line="360" w:lineRule="auto"/>
+        <w:ind w:right="142"/>
+        <w:jc w:val="center"/>
         <w:rPr>
           <w:sz w:val="24"/>
           <w:szCs w:val="24"/>
         </w:rPr>
-        <w:t xml:space="preserve">Рисунок 13 – Зарегистрированная атака </w:t>
-      </w:r>
+      </w:pPr>
       <w:r>
         <w:rPr>
           <w:sz w:val="24"/>
           <w:szCs w:val="24"/>
-          <w:lang w:val="en-US"/>
-        </w:rPr>
-        <w:t>PORT</w:t>
-      </w:r>
+        </w:rPr>
+        <w:t xml:space="preserve">Рисунок 12 – Консоль управления симулятора кибератак </w:t>
+      </w:r>
+      <w:proofErr w:type="spellStart"/>
       <w:r>
         <w:rPr>
           <w:sz w:val="24"/>
           <w:szCs w:val="24"/>
         </w:rPr>
-        <w:t>_</w:t>
-      </w:r>
+        <w:t>Mistral</w:t>
+      </w:r>
+      <w:proofErr w:type="spellEnd"/>
       <w:r>
         <w:rPr>
           <w:sz w:val="24"/>
           <w:szCs w:val="24"/>
-          <w:lang w:val="en-US"/>
-        </w:rPr>
-        <w:t>SCAN</w:t>
-      </w:r>
-    </w:p>
-    <w:p>
-      <w:pPr>
-        <w:spacing w:line="360" w:lineRule="auto"/>
-        <w:ind w:right="141" w:firstLine="708"/>
-        <w:jc w:val="both"/>
-      </w:pPr>
-      <w:r>
-        <w:t xml:space="preserve">2. </w:t>
-      </w:r>
-      <w:r>
-        <w:t>Перебор SSH</w:t>
-      </w:r>
-      <w:proofErr w:type="gramStart"/>
-      <w:r>
-        <w:t>: Имитируется</w:t>
-      </w:r>
-      <w:proofErr w:type="gramEnd"/>
-      <w:r>
-        <w:t xml:space="preserve"> брутфорс-атака с помощью Hydra.</w:t>
-      </w:r>
-      <w:r>
+        </w:rPr>
         <w:t xml:space="preserve"> </w:t>
       </w:r>
-      <w:r>
-        <w:t>После серии неудачных входов SOAR-модуль ядра фиксирует угрозу и мгновенно банит IP-адрес в брандмауэре сервера</w:t>
-      </w:r>
-      <w:r>
-        <w:t xml:space="preserve"> (см. рис. 14)</w:t>
-      </w:r>
-    </w:p>
-    <w:p>
-      <w:pPr>
-        <w:spacing w:line="360" w:lineRule="auto"/>
-        <w:jc w:val="center"/>
+      <w:proofErr w:type="spellStart"/>
+      <w:r>
         <w:rPr>
           <w:sz w:val="24"/>
           <w:szCs w:val="24"/>
-          <w:lang w:val="en-US"/>
-        </w:rPr>
-      </w:pPr>
-      <w:r>
-        <w:rPr>
-          <w:noProof/>
+        </w:rPr>
+        <w:t>Demo</w:t>
+      </w:r>
+      <w:proofErr w:type="spellEnd"/>
+      <w:r>
+        <w:rPr>
           <w:sz w:val="24"/>
           <w:szCs w:val="24"/>
         </w:rPr>
-        <w:drawing>
-          <wp:inline distT="0" distB="0" distL="0" distR="0" wp14:anchorId="5E4CB0B8" wp14:editId="20332278">
-            <wp:extent cx="3184964" cy="2488019"/>
-            <wp:effectExtent l="0" t="0" r="0" b="7620"/>
-            <wp:docPr id="97" name="Рисунок 97"/>
-            <wp:cNvGraphicFramePr>
-              <a:graphicFrameLocks xmlns:a="http://schemas.openxmlformats.org/drawingml/2006/main" noChangeAspect="1"/>
-            </wp:cNvGraphicFramePr>
-            <a:graphic xmlns:a="http://schemas.openxmlformats.org/drawingml/2006/main">
-              <a:graphicData uri="http://schemas.openxmlformats.org/drawingml/2006/picture">
-                <pic:pic xmlns:pic="http://schemas.openxmlformats.org/drawingml/2006/picture">
-                  <pic:nvPicPr>
-                    <pic:cNvPr id="1" name=""/>
-                    <pic:cNvPicPr/>
-                  </pic:nvPicPr>
-                  <pic:blipFill>
-                    <a:blip r:embed="rId21"/>
-                    <a:stretch>
-                      <a:fillRect/>
-                    </a:stretch>
-                  </pic:blipFill>
-                  <pic:spPr>
-                    <a:xfrm>
-                      <a:off x="0" y="0"/>
-                      <a:ext cx="3191964" cy="2493487"/>
-                    </a:xfrm>
-                    <a:prstGeom prst="rect">
-                      <a:avLst/>
-                    </a:prstGeom>
-                  </pic:spPr>
-                </pic:pic>
-              </a:graphicData>
-            </a:graphic>
-          </wp:inline>
-        </w:drawing>
-      </w:r>
-    </w:p>
-    <w:p>
-      <w:pPr>
-        <w:spacing w:line="360" w:lineRule="auto"/>
-        <w:jc w:val="center"/>
+        <w:t xml:space="preserve"> при генерации </w:t>
+      </w:r>
+      <w:proofErr w:type="spellStart"/>
+      <w:r>
         <w:rPr>
           <w:sz w:val="24"/>
           <w:szCs w:val="24"/>
         </w:rPr>
-      </w:pPr>
+        <w:t>DDoS</w:t>
+      </w:r>
+      <w:proofErr w:type="spellEnd"/>
       <w:r>
         <w:rPr>
           <w:sz w:val="24"/>
           <w:szCs w:val="24"/>
         </w:rPr>
-        <w:t xml:space="preserve">Рисунок 14 – Зарегистрированная атака </w:t>
-      </w:r>
-      <w:r>
+        <w:t>-нагрузки</w:t>
+      </w:r>
+    </w:p>
+    <w:p>
+      <w:pPr>
+        <w:spacing w:line="360" w:lineRule="auto"/>
+        <w:ind w:right="142" w:firstLine="709"/>
+        <w:jc w:val="both"/>
+      </w:pPr>
+      <w:r>
+        <w:t xml:space="preserve">Практические испытания показали, что подсистема активного мониторинга и потокового анализа системных журналов безошибочно классифицирует возникающие аномалии в сетевых потоках. При этом среднее время с момента фиксации подозрительной активности до автоматического применения блокирующих правил на уровне системного межсетевого экрана UFW составило доли секунды, что наглядно иллюстрирует высокую скорость работы алгоритмов SOAR-движка. Вся собранная статистика по времени отклика, интенсивности вредоносных пакетов и успешным блокировкам выводится оператору SOC в специализированном графическом модуле (см. рисунок 13). Столь высокая скорость реагирования комплекса полностью исключает возможность </w:t>
+      </w:r>
+      <w:proofErr w:type="gramStart"/>
+      <w:r>
+        <w:t>закрепления</w:t>
+      </w:r>
+      <w:proofErr w:type="gramEnd"/>
+      <w:r>
+        <w:t xml:space="preserve"> атакующего в системе и предотвращает латеральное движение злоумышленника вглубь защищаемой корпоративной сети.</w:t>
+      </w:r>
+    </w:p>
+    <w:p>
+      <w:pPr>
+        <w:spacing w:line="360" w:lineRule="auto"/>
+        <w:ind w:right="142"/>
+        <w:jc w:val="center"/>
         <w:rPr>
           <w:sz w:val="24"/>
           <w:szCs w:val="24"/>
-          <w:lang w:val="en-US"/>
-        </w:rPr>
-        <w:t>BRUTE</w:t>
-      </w:r>
+        </w:rPr>
+      </w:pPr>
       <w:r>
         <w:rPr>
           <w:sz w:val="24"/>
           <w:szCs w:val="24"/>
         </w:rPr>
-        <w:t>_</w:t>
-      </w:r>
-      <w:r>
+        <w:t>Рисунок 13 – График распределения времени отклика SOAR-движка при блокировании потока угроз</w:t>
+      </w:r>
+    </w:p>
+    <w:p>
+      <w:pPr>
+        <w:spacing w:line="360" w:lineRule="auto"/>
+        <w:ind w:right="142" w:firstLine="709"/>
+        <w:jc w:val="both"/>
+      </w:pPr>
+      <w:r>
+        <w:t xml:space="preserve">Важнейшим завершающим этапом оценки стала комплексная проверка надежности и отказоустойчивости системы автоматизированного реагирования в нештатных ситуациях, для чего была протестирована архитектура детерминированной резервной защиты </w:t>
+      </w:r>
+      <w:proofErr w:type="spellStart"/>
+      <w:r>
+        <w:t>Fail</w:t>
+      </w:r>
+      <w:proofErr w:type="spellEnd"/>
+      <w:r>
+        <w:t xml:space="preserve">-Safe Active Defense. В рамках данного сценария была искусственно воссоздана критическая ситуация полной потери связи с внешним API-шлюзом </w:t>
+      </w:r>
+      <w:proofErr w:type="spellStart"/>
+      <w:r>
+        <w:t>AITunnel</w:t>
+      </w:r>
+      <w:proofErr w:type="spellEnd"/>
+      <w:r>
+        <w:t xml:space="preserve">, обеспечивающим функционирование облачного нейросетевого модуля интеллектуального анализа инцидентов. При фиксации симулятором </w:t>
+      </w:r>
+      <w:proofErr w:type="spellStart"/>
+      <w:r>
+        <w:t>Mistral</w:t>
+      </w:r>
+      <w:proofErr w:type="spellEnd"/>
+      <w:r>
+        <w:t xml:space="preserve"> </w:t>
+      </w:r>
+      <w:proofErr w:type="spellStart"/>
+      <w:r>
+        <w:t>Demo</w:t>
+      </w:r>
+      <w:proofErr w:type="spellEnd"/>
+      <w:r>
+        <w:t xml:space="preserve"> серии последовательных высокорисковых угроз, направленных </w:t>
+      </w:r>
+      <w:r>
+        <w:lastRenderedPageBreak/>
+        <w:t xml:space="preserve">непосредственно на критические компоненты базы данных и сетевые шлюзы платформы </w:t>
+      </w:r>
+      <w:proofErr w:type="spellStart"/>
+      <w:r>
+        <w:t>Remon</w:t>
+      </w:r>
+      <w:proofErr w:type="spellEnd"/>
+      <w:r>
+        <w:t>, серверный бэкенд комплекса мгновенно распознал аварийное состояние интеллектуального контура (см. рисунок 14).</w:t>
+      </w:r>
+    </w:p>
+    <w:p>
+      <w:pPr>
+        <w:spacing w:line="360" w:lineRule="auto"/>
+        <w:ind w:right="142" w:firstLine="709"/>
+        <w:jc w:val="both"/>
+      </w:pPr>
+    </w:p>
+    <w:p>
+      <w:pPr>
+        <w:spacing w:line="360" w:lineRule="auto"/>
+        <w:ind w:right="142"/>
+        <w:jc w:val="center"/>
         <w:rPr>
           <w:sz w:val="24"/>
           <w:szCs w:val="24"/>
-          <w:lang w:val="en-US"/>
-        </w:rPr>
-        <w:t>FORCE</w:t>
-      </w:r>
-    </w:p>
-    <w:p>
-      <w:pPr>
-        <w:spacing w:line="360" w:lineRule="auto"/>
-        <w:ind w:left="720" w:right="142"/>
-        <w:jc w:val="both"/>
-      </w:pPr>
-      <w:r>
-        <w:t xml:space="preserve">3. </w:t>
-      </w:r>
-      <w:r>
-        <w:t>SQL-инъекция и DDoS</w:t>
-      </w:r>
-      <w:proofErr w:type="gramStart"/>
-      <w:r>
-        <w:t>: Проверяется</w:t>
-      </w:r>
-      <w:proofErr w:type="gramEnd"/>
-      <w:r>
-        <w:t xml:space="preserve"> устойчивость веб-портала и </w:t>
-      </w:r>
-    </w:p>
-    <w:p>
-      <w:pPr>
-        <w:spacing w:line="360" w:lineRule="auto"/>
-        <w:ind w:right="142"/>
-        <w:jc w:val="both"/>
-      </w:pPr>
-      <w:r>
-        <w:t>сетевых интерфейсов. Сетевые мониторы регистрируют всплески соединений, блокируют трафик и отсылают отчеты оператору.</w:t>
-      </w:r>
-    </w:p>
-    <w:p>
-      <w:pPr>
-        <w:spacing w:line="360" w:lineRule="auto"/>
-        <w:jc w:val="center"/>
+        </w:rPr>
+      </w:pPr>
+      <w:r>
         <w:rPr>
           <w:sz w:val="24"/>
           <w:szCs w:val="24"/>
-          <w:lang w:val="en-US"/>
-        </w:rPr>
-      </w:pPr>
-      <w:r>
-        <w:rPr>
-          <w:noProof/>
+        </w:rPr>
+        <w:t xml:space="preserve">Рисунок 14 – Схема алгоритма переключения на детерминированный резервный контур защиты </w:t>
+      </w:r>
+      <w:proofErr w:type="spellStart"/>
+      <w:r>
+        <w:rPr>
           <w:sz w:val="24"/>
           <w:szCs w:val="24"/>
         </w:rPr>
-        <w:lastRenderedPageBreak/>
-        <w:drawing>
-          <wp:inline distT="0" distB="0" distL="0" distR="0" wp14:anchorId="1715FD55" wp14:editId="35F9C362">
-            <wp:extent cx="3415266" cy="2899004"/>
-            <wp:effectExtent l="0" t="0" r="0" b="0"/>
-            <wp:docPr id="98" name="Рисунок 98"/>
-            <wp:cNvGraphicFramePr>
-              <a:graphicFrameLocks xmlns:a="http://schemas.openxmlformats.org/drawingml/2006/main" noChangeAspect="1"/>
-            </wp:cNvGraphicFramePr>
-            <a:graphic xmlns:a="http://schemas.openxmlformats.org/drawingml/2006/main">
-              <a:graphicData uri="http://schemas.openxmlformats.org/drawingml/2006/picture">
-                <pic:pic xmlns:pic="http://schemas.openxmlformats.org/drawingml/2006/picture">
-                  <pic:nvPicPr>
-                    <pic:cNvPr id="1" name=""/>
-                    <pic:cNvPicPr/>
-                  </pic:nvPicPr>
-                  <pic:blipFill>
-                    <a:blip r:embed="rId22"/>
-                    <a:stretch>
-                      <a:fillRect/>
-                    </a:stretch>
-                  </pic:blipFill>
-                  <pic:spPr>
-                    <a:xfrm>
-                      <a:off x="0" y="0"/>
-                      <a:ext cx="3419974" cy="2903000"/>
-                    </a:xfrm>
-                    <a:prstGeom prst="rect">
-                      <a:avLst/>
-                    </a:prstGeom>
-                  </pic:spPr>
-                </pic:pic>
-              </a:graphicData>
-            </a:graphic>
-          </wp:inline>
-        </w:drawing>
-      </w:r>
-    </w:p>
-    <w:p>
-      <w:pPr>
-        <w:spacing w:line="360" w:lineRule="auto"/>
-        <w:jc w:val="center"/>
+        <w:t>Fail</w:t>
+      </w:r>
+      <w:proofErr w:type="spellEnd"/>
+      <w:r>
         <w:rPr>
           <w:sz w:val="24"/>
           <w:szCs w:val="24"/>
         </w:rPr>
-      </w:pPr>
-      <w:r>
+        <w:t>-Safe</w:t>
+      </w:r>
+    </w:p>
+    <w:p>
+      <w:pPr>
+        <w:spacing w:line="360" w:lineRule="auto"/>
+        <w:ind w:right="142" w:firstLine="709"/>
+        <w:jc w:val="both"/>
+      </w:pPr>
+      <w:r>
+        <w:t>Система в автоматическом режиме переключилась на локальные жестко запрограммированные эвристические правила, что позволило осуществить мгновенное занесение IP-адреса атакующего в черный список брандмауэра в обход неактивного ИИ-агента. Работа локального контура и изоляция источника угрозы были зафиксированы непосредственно в системном журнале ядра (см. рисунок 15). Результаты проведенного стресс-тестирования неопровержимо доказали, что разработанная гибридная архитектура обеспечивает непрерывность контроля информационной безопасности предприятия и гарантирует надежное подавление деструктивных воздействий даже в условиях фатального сбоя внешних каналов связи, полностью выполняя строгие требования технического задания.</w:t>
+      </w:r>
+    </w:p>
+    <w:p>
+      <w:pPr>
+        <w:spacing w:line="360" w:lineRule="auto"/>
+        <w:ind w:right="142" w:firstLine="709"/>
+        <w:jc w:val="both"/>
+      </w:pPr>
+    </w:p>
+    <w:p>
+      <w:pPr>
+        <w:spacing w:line="360" w:lineRule="auto"/>
+        <w:ind w:right="142"/>
+        <w:jc w:val="center"/>
         <w:rPr>
           <w:sz w:val="24"/>
           <w:szCs w:val="24"/>
         </w:rPr>
-        <w:t>Рисунок 15 – «</w:t>
-      </w:r>
+      </w:pPr>
       <w:r>
         <w:rPr>
           <w:sz w:val="24"/>
           <w:szCs w:val="24"/>
-          <w:lang w:val="en-US"/>
-        </w:rPr>
-        <w:t>SQL</w:t>
-      </w:r>
-      <w:r>
-        <w:rPr>
-          <w:sz w:val="24"/>
-          <w:szCs w:val="24"/>
-        </w:rPr>
-        <w:t>_</w:t>
-      </w:r>
-      <w:r>
-        <w:rPr>
-          <w:sz w:val="24"/>
-          <w:szCs w:val="24"/>
-          <w:lang w:val="en-US"/>
-        </w:rPr>
-        <w:t>Injection</w:t>
-      </w:r>
-      <w:r>
-        <w:rPr>
-          <w:sz w:val="24"/>
-          <w:szCs w:val="24"/>
-        </w:rPr>
-        <w:t>»</w:t>
+        </w:rPr>
+        <w:t>Рисунок 15 – Системный журнал ядра безопасности в момент перехода на локальные правила защиты</w:t>
       </w:r>
     </w:p>
     <w:p>
@@ -7203,9 +7181,6 @@
         <w:ind w:right="142" w:firstLine="709"/>
         <w:jc w:val="both"/>
       </w:pPr>
-      <w:r>
-        <w:t>Дополнительно с помощью Semgrep и Trivy оценивается защищенность кода от внутренних уязвимостей (CVE), а ИИ-агент подтверждает возможность автоматической генерации рекомендаций по безопасному рефакторингу. Результаты испытаний подтверждают высокую скорость обнаружения угроз и надежность автоматической блокировки.</w:t>
-      </w:r>
     </w:p>
     <w:p>
       <w:pPr>
@@ -7983,6 +7958,7 @@
                 <w:szCs w:val="24"/>
               </w:rPr>
             </w:pPr>
+            <w:proofErr w:type="spellStart"/>
             <w:r>
               <w:rPr>
                 <w:sz w:val="24"/>
@@ -7998,6 +7974,7 @@
               </w:rPr>
               <w:t>р</w:t>
             </w:r>
+            <w:proofErr w:type="spellEnd"/>
             <w:r>
               <w:rPr>
                 <w:sz w:val="24"/>
@@ -8827,7 +8804,21 @@
         <w:rPr>
           <w:bCs/>
         </w:rPr>
-        <w:t>ЗСБ = Зр + Зоб +СВ</w:t>
+        <w:t xml:space="preserve">ЗСБ = </w:t>
+      </w:r>
+      <w:proofErr w:type="spellStart"/>
+      <w:r>
+        <w:rPr>
+          <w:bCs/>
+        </w:rPr>
+        <w:t>Зр</w:t>
+      </w:r>
+      <w:proofErr w:type="spellEnd"/>
+      <w:r>
+        <w:rPr>
+          <w:bCs/>
+        </w:rPr>
+        <w:t xml:space="preserve"> + Зоб +СВ</w:t>
       </w:r>
       <w:r>
         <w:rPr>
@@ -8937,9 +8928,11 @@
         <w:lastRenderedPageBreak/>
         <w:t xml:space="preserve">где: </w:t>
       </w:r>
+      <w:proofErr w:type="spellStart"/>
       <w:r>
         <w:t>Зр</w:t>
       </w:r>
+      <w:proofErr w:type="spellEnd"/>
       <w:r>
         <w:t xml:space="preserve"> – заработная плата специалистам, участвующим в разработке </w:t>
       </w:r>
@@ -9061,9 +9054,11 @@
       <w:r>
         <w:t>, (</w:t>
       </w:r>
+      <w:proofErr w:type="spellStart"/>
       <w:r>
         <w:t>Зр</w:t>
       </w:r>
+      <w:proofErr w:type="spellEnd"/>
       <w:r>
         <w:t xml:space="preserve">) складывается из затрат на всех этапах разработки </w:t>
       </w:r>
@@ -9085,12 +9080,14 @@
         <w:spacing w:line="360" w:lineRule="auto"/>
         <w:ind w:firstLine="709"/>
       </w:pPr>
+      <w:proofErr w:type="spellStart"/>
       <w:r>
         <w:rPr>
           <w:bCs/>
         </w:rPr>
         <w:t>Зр</w:t>
       </w:r>
+      <w:proofErr w:type="spellEnd"/>
       <w:r>
         <w:rPr>
           <w:bCs/>
@@ -9101,7 +9098,35 @@
         <w:rPr>
           <w:bCs/>
         </w:rPr>
-        <w:t>= Зпд + Зм + ЗПН</w:t>
+        <w:t xml:space="preserve">= </w:t>
+      </w:r>
+      <w:proofErr w:type="spellStart"/>
+      <w:r>
+        <w:rPr>
+          <w:bCs/>
+        </w:rPr>
+        <w:t>Зпд</w:t>
+      </w:r>
+      <w:proofErr w:type="spellEnd"/>
+      <w:r>
+        <w:rPr>
+          <w:bCs/>
+        </w:rPr>
+        <w:t xml:space="preserve"> + </w:t>
+      </w:r>
+      <w:proofErr w:type="spellStart"/>
+      <w:r>
+        <w:rPr>
+          <w:bCs/>
+        </w:rPr>
+        <w:t>Зм</w:t>
+      </w:r>
+      <w:proofErr w:type="spellEnd"/>
+      <w:r>
+        <w:rPr>
+          <w:bCs/>
+        </w:rPr>
+        <w:t xml:space="preserve"> + ЗПН</w:t>
       </w:r>
       <w:r>
         <w:rPr>
@@ -9175,15 +9200,19 @@
       <w:r>
         <w:t xml:space="preserve"> </w:t>
       </w:r>
+      <w:proofErr w:type="spellStart"/>
       <w:r>
         <w:t>Зпд</w:t>
       </w:r>
+      <w:proofErr w:type="spellEnd"/>
       <w:r>
         <w:t xml:space="preserve"> - затраты на выплату работникам на этапе разработки проекта и документации, </w:t>
       </w:r>
+      <w:proofErr w:type="spellStart"/>
       <w:r>
         <w:t>Зм</w:t>
       </w:r>
+      <w:proofErr w:type="spellEnd"/>
       <w:r>
         <w:t xml:space="preserve"> - затраты на выплату работникам на этапе монтажа и установки, </w:t>
       </w:r>
@@ -9268,7 +9297,7 @@
                     </pic:cNvPicPr>
                   </pic:nvPicPr>
                   <pic:blipFill>
-                    <a:blip r:embed="rId23" cstate="print">
+                    <a:blip r:embed="rId14" cstate="print">
                       <a:extLst>
                         <a:ext uri="{28A0092B-C50C-407E-A947-70E740481C1C}">
                           <a14:useLocalDpi xmlns:a14="http://schemas.microsoft.com/office/drawing/2010/main" val="0"/>
@@ -9345,16 +9374,6 @@
     </w:p>
     <w:p>
       <w:pPr>
-        <w:tabs>
-          <w:tab w:val="left" w:pos="9072"/>
-        </w:tabs>
-        <w:spacing w:line="360" w:lineRule="auto"/>
-        <w:ind w:left="284" w:right="125" w:firstLine="709"/>
-        <w:jc w:val="both"/>
-      </w:pPr>
-    </w:p>
-    <w:p>
-      <w:pPr>
         <w:spacing w:line="360" w:lineRule="auto"/>
         <w:ind w:firstLine="708"/>
         <w:jc w:val="both"/>
@@ -9369,8 +9388,13 @@
         <w:t xml:space="preserve"> - количество работников,</w:t>
       </w:r>
       <w:r>
-        <w:t xml:space="preserve"> Впд</w:t>
-      </w:r>
+        <w:t xml:space="preserve"> </w:t>
+      </w:r>
+      <w:proofErr w:type="spellStart"/>
+      <w:r>
+        <w:t>Впд</w:t>
+      </w:r>
+      <w:proofErr w:type="spellEnd"/>
       <w:r>
         <w:t xml:space="preserve"> – время разработки проекта и документации, </w:t>
       </w:r>
@@ -9380,15 +9404,19 @@
       <w:r>
         <w:t xml:space="preserve"> - месячный оклад, </w:t>
       </w:r>
+      <w:proofErr w:type="spellStart"/>
       <w:r>
         <w:t>ds</w:t>
       </w:r>
+      <w:proofErr w:type="spellEnd"/>
       <w:r>
         <w:t xml:space="preserve"> – продолжительность рабочего дня (8 час), </w:t>
       </w:r>
+      <w:proofErr w:type="spellStart"/>
       <w:r>
         <w:t>Др</w:t>
       </w:r>
+      <w:proofErr w:type="spellEnd"/>
       <w:r>
         <w:t xml:space="preserve"> – среднее число рабочих дней в месяце (в среднем 21 день).</w:t>
       </w:r>
@@ -9413,7 +9441,11 @@
         </w:rPr>
       </w:pPr>
       <w:r>
-        <w:t>Ом=О</w:t>
+        <w:t>Ом=</w:t>
+      </w:r>
+      <w:proofErr w:type="spellStart"/>
+      <w:r>
+        <w:t>О</w:t>
       </w:r>
       <w:r>
         <w:rPr>
@@ -9421,8 +9453,13 @@
         </w:rPr>
         <w:t>min</w:t>
       </w:r>
-      <w:r>
-        <w:t>*К</w:t>
+      <w:proofErr w:type="spellEnd"/>
+      <w:r>
+        <w:t>*</w:t>
+      </w:r>
+      <w:proofErr w:type="spellStart"/>
+      <w:r>
+        <w:t>К</w:t>
       </w:r>
       <w:r>
         <w:rPr>
@@ -9430,6 +9467,7 @@
         </w:rPr>
         <w:t>т</w:t>
       </w:r>
+      <w:proofErr w:type="spellEnd"/>
       <w:r>
         <w:rPr>
           <w:vertAlign w:val="subscript"/>
@@ -9497,7 +9535,23 @@
         <w:jc w:val="both"/>
       </w:pPr>
       <w:r>
-        <w:t>где: Ом – месячный оклад; Оmin – минимальная заработная плата на предприятии (не ниже МРОТ); Кт – тарифный коэффициент.</w:t>
+        <w:t xml:space="preserve">где: Ом – месячный оклад; </w:t>
+      </w:r>
+      <w:proofErr w:type="spellStart"/>
+      <w:r>
+        <w:t>Оmin</w:t>
+      </w:r>
+      <w:proofErr w:type="spellEnd"/>
+      <w:r>
+        <w:t xml:space="preserve"> – минимальная заработная плата на предприятии (не ниже МРОТ); </w:t>
+      </w:r>
+      <w:proofErr w:type="spellStart"/>
+      <w:r>
+        <w:t>Кт</w:t>
+      </w:r>
+      <w:proofErr w:type="spellEnd"/>
+      <w:r>
+        <w:t xml:space="preserve"> – тарифный коэффициент.</w:t>
       </w:r>
     </w:p>
     <w:p>
@@ -9536,7 +9590,15 @@
         <w:jc w:val="both"/>
       </w:pPr>
       <w:r>
-        <w:t>Руководитель группы: Ом=27 390 * 3,2 = 87 648 (руб).</w:t>
+        <w:t>Руководитель группы: Ом=27 390 * 3,2 = 87 648 (</w:t>
+      </w:r>
+      <w:proofErr w:type="spellStart"/>
+      <w:r>
+        <w:t>руб</w:t>
+      </w:r>
+      <w:proofErr w:type="spellEnd"/>
+      <w:r>
+        <w:t>).</w:t>
       </w:r>
     </w:p>
     <w:p>
@@ -9546,7 +9608,15 @@
         <w:jc w:val="both"/>
       </w:pPr>
       <w:r>
-        <w:t xml:space="preserve">Разработчик: Ом=27 390 * 3 = 82 170 (руб). </w:t>
+        <w:t>Разработчик: Ом=27 390 * 3 = 82 170 (</w:t>
+      </w:r>
+      <w:proofErr w:type="spellStart"/>
+      <w:r>
+        <w:t>руб</w:t>
+      </w:r>
+      <w:proofErr w:type="spellEnd"/>
+      <w:r>
+        <w:t xml:space="preserve">). </w:t>
       </w:r>
     </w:p>
     <w:p>
@@ -9556,7 +9626,15 @@
         <w:jc w:val="both"/>
       </w:pPr>
       <w:r>
-        <w:t xml:space="preserve">Специалист по ИБ: Ом=27 390 * 2,8 = 76 692 (руб). </w:t>
+        <w:t>Специалист по ИБ: Ом=27 390 * 2,8 = 76 692 (</w:t>
+      </w:r>
+      <w:proofErr w:type="spellStart"/>
+      <w:r>
+        <w:t>руб</w:t>
+      </w:r>
+      <w:proofErr w:type="spellEnd"/>
+      <w:r>
+        <w:t xml:space="preserve">). </w:t>
       </w:r>
     </w:p>
     <w:p>
@@ -9566,7 +9644,15 @@
         <w:jc w:val="both"/>
       </w:pPr>
       <w:r>
-        <w:t>Дизайнер: Ом=27 390 * 2,5 = 68 475 (руб).</w:t>
+        <w:t>Дизайнер: Ом=27 390 * 2,5 = 68 475 (</w:t>
+      </w:r>
+      <w:proofErr w:type="spellStart"/>
+      <w:r>
+        <w:t>руб</w:t>
+      </w:r>
+      <w:proofErr w:type="spellEnd"/>
+      <w:r>
+        <w:t>).</w:t>
       </w:r>
     </w:p>
     <w:p>
@@ -10244,8 +10330,13 @@
         <w:ind w:firstLine="708"/>
         <w:jc w:val="both"/>
       </w:pPr>
-      <w:r>
-        <w:t>ЗПрук = 1 * 45 * (87 648,00 / (8 * 21)) = 23 477,14 (руб.)</w:t>
+      <w:proofErr w:type="spellStart"/>
+      <w:r>
+        <w:t>ЗПрук</w:t>
+      </w:r>
+      <w:proofErr w:type="spellEnd"/>
+      <w:r>
+        <w:t xml:space="preserve"> = 1 * 45 * (87 648,00 / (8 * 21)) = 23 477,14 (руб.)</w:t>
       </w:r>
     </w:p>
     <w:p>
@@ -10264,8 +10355,13 @@
         <w:ind w:firstLine="708"/>
         <w:jc w:val="both"/>
       </w:pPr>
-      <w:r>
-        <w:t>ЗПдиз = 1 * 60 * (68 475,00 / (8 * 21)) = 24 455,36 (руб.)</w:t>
+      <w:proofErr w:type="spellStart"/>
+      <w:r>
+        <w:t>ЗПдиз</w:t>
+      </w:r>
+      <w:proofErr w:type="spellEnd"/>
+      <w:r>
+        <w:t xml:space="preserve"> = 1 * 60 * (68 475,00 / (8 * 21)) = 24 455,36 (руб.)</w:t>
       </w:r>
     </w:p>
     <w:p>
@@ -10289,12 +10385,42 @@
         <w:spacing w:line="360" w:lineRule="auto"/>
         <w:ind w:firstLine="708"/>
       </w:pPr>
+      <w:proofErr w:type="spellStart"/>
       <w:r>
         <w:rPr>
           <w:bCs/>
         </w:rPr>
-        <w:t>ЗПпд = ЗПрук + ЗПдиз</w:t>
-      </w:r>
+        <w:t>ЗПпд</w:t>
+      </w:r>
+      <w:proofErr w:type="spellEnd"/>
+      <w:r>
+        <w:rPr>
+          <w:bCs/>
+        </w:rPr>
+        <w:t xml:space="preserve"> = </w:t>
+      </w:r>
+      <w:proofErr w:type="spellStart"/>
+      <w:r>
+        <w:rPr>
+          <w:bCs/>
+        </w:rPr>
+        <w:t>ЗПрук</w:t>
+      </w:r>
+      <w:proofErr w:type="spellEnd"/>
+      <w:r>
+        <w:rPr>
+          <w:bCs/>
+        </w:rPr>
+        <w:t xml:space="preserve"> + </w:t>
+      </w:r>
+      <w:proofErr w:type="spellStart"/>
+      <w:r>
+        <w:rPr>
+          <w:bCs/>
+        </w:rPr>
+        <w:t>ЗПдиз</w:t>
+      </w:r>
+      <w:proofErr w:type="spellEnd"/>
       <w:r>
         <w:rPr>
           <w:bCs/>
@@ -10398,8 +10524,13 @@
         <w:ind w:firstLine="708"/>
         <w:jc w:val="both"/>
       </w:pPr>
-      <w:r>
-        <w:t xml:space="preserve">ЗПпд = </w:t>
+      <w:proofErr w:type="spellStart"/>
+      <w:r>
+        <w:t>ЗПпд</w:t>
+      </w:r>
+      <w:proofErr w:type="spellEnd"/>
+      <w:r>
+        <w:t xml:space="preserve"> = </w:t>
       </w:r>
       <w:r>
         <w:t xml:space="preserve">23 477,14 + 24 455,36 = 47 932,50 </w:t>
@@ -10417,8 +10548,13 @@
       <w:r>
         <w:t>Общие затраты на выплату работникам на этапе разработки проекта и документации (</w:t>
       </w:r>
-      <w:r>
-        <w:t>Зпд) рассчитываются по формуле:</w:t>
+      <w:proofErr w:type="spellStart"/>
+      <w:r>
+        <w:t>Зпд</w:t>
+      </w:r>
+      <w:proofErr w:type="spellEnd"/>
+      <w:r>
+        <w:t>) рассчитываются по формуле:</w:t>
       </w:r>
     </w:p>
     <w:p>
@@ -10426,8 +10562,21 @@
         <w:spacing w:line="360" w:lineRule="auto"/>
         <w:ind w:firstLine="708"/>
       </w:pPr>
-      <w:r>
-        <w:t xml:space="preserve">Зпд=ЗПпд+П+Врк   </w:t>
+      <w:proofErr w:type="spellStart"/>
+      <w:r>
+        <w:t>Зпд</w:t>
+      </w:r>
+      <w:proofErr w:type="spellEnd"/>
+      <w:r>
+        <w:t>=</w:t>
+      </w:r>
+      <w:proofErr w:type="spellStart"/>
+      <w:r>
+        <w:t>ЗПпд+П+Врк</w:t>
+      </w:r>
+      <w:proofErr w:type="spellEnd"/>
+      <w:r>
+        <w:t xml:space="preserve">   </w:t>
       </w:r>
       <w:r>
         <w:tab/>
@@ -10485,9 +10634,11 @@
       <w:r>
         <w:t xml:space="preserve">: </w:t>
       </w:r>
+      <w:proofErr w:type="spellStart"/>
       <w:r>
         <w:t>ЗПпд</w:t>
       </w:r>
+      <w:proofErr w:type="spellEnd"/>
       <w:r>
         <w:t xml:space="preserve"> – заработная плата работникам, участвующим в разработке проекта и документации, </w:t>
       </w:r>
@@ -10497,9 +10648,11 @@
       <w:r>
         <w:t xml:space="preserve"> – премия работникам, участвующим в разработке проекта и документации, </w:t>
       </w:r>
+      <w:proofErr w:type="spellStart"/>
       <w:r>
         <w:t>Врк</w:t>
       </w:r>
+      <w:proofErr w:type="spellEnd"/>
       <w:r>
         <w:t xml:space="preserve"> – районный коэффициент (15%).</w:t>
       </w:r>
@@ -10550,9 +10703,11 @@
       <w:r>
         <w:t xml:space="preserve"> </w:t>
       </w:r>
+      <w:proofErr w:type="spellStart"/>
       <w:r>
         <w:t>ЗПпд</w:t>
       </w:r>
+      <w:proofErr w:type="spellEnd"/>
       <w:r>
         <w:tab/>
       </w:r>
@@ -10619,8 +10774,13 @@
         <w:ind w:firstLine="708"/>
         <w:jc w:val="both"/>
       </w:pPr>
-      <w:r>
-        <w:t>Врк – районный коэффициент (15%), вычисляется по формуле:</w:t>
+      <w:proofErr w:type="spellStart"/>
+      <w:r>
+        <w:t>Врк</w:t>
+      </w:r>
+      <w:proofErr w:type="spellEnd"/>
+      <w:r>
+        <w:t xml:space="preserve"> – районный коэффициент (15%), вычисляется по формуле:</w:t>
       </w:r>
     </w:p>
     <w:p>
@@ -10630,7 +10790,15 @@
         <w:ind w:firstLine="708"/>
       </w:pPr>
       <w:r>
-        <w:t xml:space="preserve">ВРК = 0,15 * (ЗПпд + </w:t>
+        <w:t>ВРК = 0,15 * (</w:t>
+      </w:r>
+      <w:proofErr w:type="spellStart"/>
+      <w:r>
+        <w:t>ЗПпд</w:t>
+      </w:r>
+      <w:proofErr w:type="spellEnd"/>
+      <w:r>
+        <w:t xml:space="preserve"> + </w:t>
       </w:r>
       <w:proofErr w:type="gramStart"/>
       <w:r>
@@ -10671,8 +10839,13 @@
         <w:ind w:firstLine="708"/>
         <w:jc w:val="both"/>
       </w:pPr>
-      <w:r>
-        <w:t xml:space="preserve">Вкр = </w:t>
+      <w:proofErr w:type="spellStart"/>
+      <w:r>
+        <w:t>Вкр</w:t>
+      </w:r>
+      <w:proofErr w:type="spellEnd"/>
+      <w:r>
+        <w:t xml:space="preserve"> = </w:t>
       </w:r>
       <w:r>
         <w:t>0,15 * (47 932,50 + 9 586,50) = 8 627,85 (руб.)</w:t>
@@ -10694,8 +10867,13 @@
         <w:ind w:firstLine="708"/>
         <w:jc w:val="both"/>
       </w:pPr>
-      <w:r>
-        <w:t xml:space="preserve">Зпд = </w:t>
+      <w:proofErr w:type="spellStart"/>
+      <w:r>
+        <w:t>Зпд</w:t>
+      </w:r>
+      <w:proofErr w:type="spellEnd"/>
+      <w:r>
+        <w:t xml:space="preserve"> = </w:t>
       </w:r>
       <w:r>
         <w:t>47 932,50 + 9 586,50 + 8 627,85 = 66 146,85 (руб.)</w:t>
@@ -10783,8 +10961,13 @@
         <w:ind w:firstLine="708"/>
         <w:jc w:val="both"/>
       </w:pPr>
-      <w:r>
-        <w:t xml:space="preserve">ЗПраз = </w:t>
+      <w:proofErr w:type="spellStart"/>
+      <w:r>
+        <w:t>ЗПраз</w:t>
+      </w:r>
+      <w:proofErr w:type="spellEnd"/>
+      <w:r>
+        <w:t xml:space="preserve"> = </w:t>
       </w:r>
       <w:r>
         <w:t>1 * 30 * (82 170,00 / (8 * 21)) = 14 673,21 (руб.)</w:t>
@@ -10805,6 +10988,7 @@
         <w:spacing w:line="360" w:lineRule="auto"/>
         <w:ind w:firstLine="709"/>
       </w:pPr>
+      <w:proofErr w:type="spellStart"/>
       <w:r>
         <w:t>З</w:t>
       </w:r>
@@ -10814,12 +10998,18 @@
       <w:r>
         <w:t>р</w:t>
       </w:r>
-      <w:r>
-        <w:t>=ЗП</w:t>
+      <w:proofErr w:type="spellEnd"/>
+      <w:r>
+        <w:t>=</w:t>
+      </w:r>
+      <w:proofErr w:type="spellStart"/>
+      <w:r>
+        <w:t>ЗП</w:t>
       </w:r>
       <w:r>
         <w:t>раз</w:t>
       </w:r>
+      <w:proofErr w:type="spellEnd"/>
       <w:r>
         <w:t xml:space="preserve">                                                          </w:t>
       </w:r>
@@ -10869,12 +11059,14 @@
         <w:ind w:firstLine="708"/>
         <w:jc w:val="both"/>
       </w:pPr>
+      <w:proofErr w:type="spellStart"/>
       <w:r>
         <w:t>ЗП</w:t>
       </w:r>
       <w:r>
         <w:t>р</w:t>
       </w:r>
+      <w:proofErr w:type="spellEnd"/>
       <w:r>
         <w:t xml:space="preserve"> = </w:t>
       </w:r>
@@ -10916,12 +11108,14 @@
       <w:r>
         <w:t xml:space="preserve"> </w:t>
       </w:r>
+      <w:proofErr w:type="spellStart"/>
       <w:r>
         <w:t>ЗП</w:t>
       </w:r>
       <w:r>
         <w:t>р</w:t>
       </w:r>
+      <w:proofErr w:type="spellEnd"/>
       <w:r>
         <w:t xml:space="preserve"> </w:t>
       </w:r>
@@ -10987,8 +11181,13 @@
         <w:ind w:firstLine="708"/>
         <w:jc w:val="both"/>
       </w:pPr>
-      <w:r>
-        <w:t>Врк – районный коэффициент (15%), вычисляется по формуле:</w:t>
+      <w:proofErr w:type="spellStart"/>
+      <w:r>
+        <w:t>Врк</w:t>
+      </w:r>
+      <w:proofErr w:type="spellEnd"/>
+      <w:r>
+        <w:t xml:space="preserve"> – районный коэффициент (15%), вычисляется по формуле:</w:t>
       </w:r>
     </w:p>
     <w:p>
@@ -10997,18 +11196,25 @@
         <w:spacing w:line="360" w:lineRule="auto"/>
         <w:ind w:firstLine="708"/>
       </w:pPr>
+      <w:proofErr w:type="spellStart"/>
       <w:r>
         <w:t>В</w:t>
       </w:r>
       <w:r>
         <w:t>рк</w:t>
       </w:r>
-      <w:r>
-        <w:t xml:space="preserve"> = 0,15 * (ЗП</w:t>
+      <w:proofErr w:type="spellEnd"/>
+      <w:r>
+        <w:t xml:space="preserve"> = 0,15 * (</w:t>
+      </w:r>
+      <w:proofErr w:type="spellStart"/>
+      <w:r>
+        <w:t>ЗП</w:t>
       </w:r>
       <w:r>
         <w:t>р</w:t>
       </w:r>
+      <w:proofErr w:type="spellEnd"/>
       <w:r>
         <w:t xml:space="preserve"> + </w:t>
       </w:r>
@@ -11056,6 +11262,7 @@
         <w:ind w:firstLine="708"/>
         <w:jc w:val="both"/>
       </w:pPr>
+      <w:proofErr w:type="spellStart"/>
       <w:r>
         <w:lastRenderedPageBreak/>
         <w:t>В</w:t>
@@ -11063,6 +11270,7 @@
       <w:r>
         <w:t>рк</w:t>
       </w:r>
+      <w:proofErr w:type="spellEnd"/>
       <w:r>
         <w:t xml:space="preserve"> = </w:t>
       </w:r>
@@ -11083,11 +11291,16 @@
         <w:t>разработки</w:t>
       </w:r>
       <w:r>
-        <w:t xml:space="preserve"> (З</w:t>
+        <w:t xml:space="preserve"> (</w:t>
+      </w:r>
+      <w:proofErr w:type="spellStart"/>
+      <w:r>
+        <w:t>З</w:t>
       </w:r>
       <w:r>
         <w:t>р</w:t>
       </w:r>
+      <w:proofErr w:type="spellEnd"/>
       <w:r>
         <w:t xml:space="preserve">) рассчитываются по формуле: </w:t>
       </w:r>
@@ -11101,6 +11314,7 @@
           <w:iCs/>
         </w:rPr>
       </w:pPr>
+      <w:proofErr w:type="spellStart"/>
       <w:r>
         <w:t>З</w:t>
       </w:r>
@@ -11110,12 +11324,18 @@
       <w:r>
         <w:t>_этап</w:t>
       </w:r>
-      <w:r>
-        <w:t xml:space="preserve"> = ЗП</w:t>
+      <w:proofErr w:type="spellEnd"/>
+      <w:r>
+        <w:t xml:space="preserve"> = </w:t>
+      </w:r>
+      <w:proofErr w:type="spellStart"/>
+      <w:r>
+        <w:t>ЗП</w:t>
       </w:r>
       <w:r>
         <w:t>м</w:t>
       </w:r>
+      <w:proofErr w:type="spellEnd"/>
       <w:r>
         <w:t xml:space="preserve"> + П + </w:t>
       </w:r>
@@ -11158,7 +11378,7 @@
         <w:rPr>
           <w:b/>
         </w:rPr>
-        <w:t xml:space="preserve"> </w:t>
+        <w:t xml:space="preserve">   </w:t>
       </w:r>
       <w:r>
         <w:rPr>
@@ -11186,12 +11406,14 @@
       <w:r>
         <w:t xml:space="preserve">где: </w:t>
       </w:r>
+      <w:proofErr w:type="spellStart"/>
       <w:r>
         <w:t>ЗП</w:t>
       </w:r>
       <w:r>
         <w:t>м</w:t>
       </w:r>
+      <w:proofErr w:type="spellEnd"/>
       <w:r>
         <w:t xml:space="preserve"> - расходы на выплату заработной платы работникам, участвующим </w:t>
       </w:r>
@@ -11205,12 +11427,14 @@
         <w:ind w:firstLine="708"/>
         <w:jc w:val="both"/>
       </w:pPr>
+      <w:proofErr w:type="spellStart"/>
       <w:r>
         <w:t>З</w:t>
       </w:r>
       <w:r>
         <w:t>р_этап</w:t>
       </w:r>
+      <w:proofErr w:type="spellEnd"/>
       <w:r>
         <w:t xml:space="preserve"> = </w:t>
       </w:r>
@@ -11370,8 +11594,13 @@
         <w:ind w:firstLine="708"/>
         <w:jc w:val="both"/>
       </w:pPr>
-      <w:r>
-        <w:t xml:space="preserve">ЗПтех = </w:t>
+      <w:proofErr w:type="spellStart"/>
+      <w:r>
+        <w:t>ЗПтех</w:t>
+      </w:r>
+      <w:proofErr w:type="spellEnd"/>
+      <w:r>
+        <w:t xml:space="preserve"> = </w:t>
       </w:r>
       <w:r>
         <w:t xml:space="preserve">1 * </w:t>
@@ -11427,14 +11656,22 @@
         <w:rPr>
           <w:bCs/>
         </w:rPr>
-        <w:t>П = 0,2 * ЗП</w:t>
-      </w:r>
+        <w:t xml:space="preserve">П = 0,2 * </w:t>
+      </w:r>
+      <w:proofErr w:type="spellStart"/>
       <w:r>
         <w:rPr>
           <w:bCs/>
         </w:rPr>
+        <w:t>ЗП</w:t>
+      </w:r>
+      <w:r>
+        <w:rPr>
+          <w:bCs/>
+        </w:rPr>
         <w:t>пн</w:t>
       </w:r>
+      <w:proofErr w:type="spellEnd"/>
       <w:r>
         <w:rPr>
           <w:b/>
@@ -11560,8 +11797,13 @@
         <w:ind w:firstLine="708"/>
         <w:jc w:val="both"/>
       </w:pPr>
-      <w:r>
-        <w:t>Врк – районный коэффициент (15%), вычисляется по формуле:</w:t>
+      <w:proofErr w:type="spellStart"/>
+      <w:r>
+        <w:t>Врк</w:t>
+      </w:r>
+      <w:proofErr w:type="spellEnd"/>
+      <w:r>
+        <w:t xml:space="preserve"> – районный коэффициент (15%), вычисляется по формуле:</w:t>
       </w:r>
     </w:p>
     <w:p>
@@ -11575,11 +11817,16 @@
         </w:rPr>
       </w:pPr>
       <w:r>
-        <w:t>ВРК = 0,15 * (ЗП</w:t>
+        <w:t>ВРК = 0,15 * (</w:t>
+      </w:r>
+      <w:proofErr w:type="spellStart"/>
+      <w:r>
+        <w:t>ЗП</w:t>
       </w:r>
       <w:r>
         <w:t>тех</w:t>
       </w:r>
+      <w:proofErr w:type="spellEnd"/>
       <w:r>
         <w:t xml:space="preserve"> + </w:t>
       </w:r>
@@ -11712,8 +11959,13 @@
         <w:ind w:firstLine="708"/>
         <w:jc w:val="both"/>
       </w:pPr>
-      <w:r>
-        <w:t xml:space="preserve">Зтб = </w:t>
+      <w:proofErr w:type="spellStart"/>
+      <w:r>
+        <w:t>Зтб</w:t>
+      </w:r>
+      <w:proofErr w:type="spellEnd"/>
+      <w:r>
+        <w:t xml:space="preserve"> = </w:t>
       </w:r>
       <w:r>
         <w:t>15</w:t>
@@ -11834,6 +12086,7 @@
           <w:i w:val="0"/>
           <w:iCs w:val="0"/>
         </w:rPr>
+        <w:lastRenderedPageBreak/>
         <w:t>3.3 Расчет общих затрат на выплату работникам</w:t>
       </w:r>
       <w:bookmarkEnd w:id="41"/>
@@ -11846,8 +12099,15 @@
         <w:ind w:right="125" w:firstLine="708"/>
       </w:pPr>
       <w:r>
-        <w:lastRenderedPageBreak/>
-        <w:t>Затраты на выплату специалистам, участвующим в разработке ПО (Зр) складывается из затрат на всех этапах разработки ПО:</w:t>
+        <w:t>Затраты на выплату специалистам, участвующим в разработке ПО (</w:t>
+      </w:r>
+      <w:proofErr w:type="spellStart"/>
+      <w:r>
+        <w:t>Зр</w:t>
+      </w:r>
+      <w:proofErr w:type="spellEnd"/>
+      <w:r>
+        <w:t>) складывается из затрат на всех этапах разработки ПО:</w:t>
       </w:r>
     </w:p>
     <w:p>
@@ -11855,24 +12115,44 @@
         <w:spacing w:line="360" w:lineRule="auto"/>
         <w:ind w:right="125" w:firstLine="708"/>
       </w:pPr>
+      <w:proofErr w:type="spellStart"/>
       <w:r>
         <w:t>Зр</w:t>
       </w:r>
+      <w:proofErr w:type="spellEnd"/>
       <w:r>
         <w:t xml:space="preserve"> </w:t>
       </w:r>
       <w:r>
-        <w:t>= Зпд + З</w:t>
+        <w:t xml:space="preserve">= </w:t>
+      </w:r>
+      <w:proofErr w:type="spellStart"/>
+      <w:r>
+        <w:t>Зпд</w:t>
+      </w:r>
+      <w:proofErr w:type="spellEnd"/>
+      <w:r>
+        <w:t xml:space="preserve"> + </w:t>
+      </w:r>
+      <w:proofErr w:type="spellStart"/>
+      <w:r>
+        <w:t>З</w:t>
       </w:r>
       <w:r>
         <w:t>р_этап</w:t>
       </w:r>
-      <w:r>
-        <w:t xml:space="preserve"> + З</w:t>
+      <w:proofErr w:type="spellEnd"/>
+      <w:r>
+        <w:t xml:space="preserve"> + </w:t>
+      </w:r>
+      <w:proofErr w:type="spellStart"/>
+      <w:r>
+        <w:t>З</w:t>
       </w:r>
       <w:r>
         <w:t>тб</w:t>
       </w:r>
+      <w:proofErr w:type="spellEnd"/>
       <w:r>
         <w:t xml:space="preserve">                                                     </w:t>
       </w:r>
@@ -11920,8 +12200,29 @@
       <w:r>
         <w:t xml:space="preserve">где: </w:t>
       </w:r>
-      <w:r>
-        <w:t>Зпр - затраты на выплату работникам на этапе разработки проекта и документации, Зр - затраты на выплату работникам на разработки приложения, Зтб - затраты на выплату работникам на этапе тестирования безопасности приложения.</w:t>
+      <w:proofErr w:type="spellStart"/>
+      <w:r>
+        <w:t>Зпр</w:t>
+      </w:r>
+      <w:proofErr w:type="spellEnd"/>
+      <w:r>
+        <w:t xml:space="preserve"> - затраты на выплату работникам на этапе разработки проекта и документации, </w:t>
+      </w:r>
+      <w:proofErr w:type="spellStart"/>
+      <w:r>
+        <w:t>Зр</w:t>
+      </w:r>
+      <w:proofErr w:type="spellEnd"/>
+      <w:r>
+        <w:t xml:space="preserve"> - затраты на выплату работникам на разработки приложения, </w:t>
+      </w:r>
+      <w:proofErr w:type="spellStart"/>
+      <w:r>
+        <w:t>Зтб</w:t>
+      </w:r>
+      <w:proofErr w:type="spellEnd"/>
+      <w:r>
+        <w:t xml:space="preserve"> - затраты на выплату работникам на этапе тестирования безопасности приложения.</w:t>
       </w:r>
     </w:p>
     <w:p>
@@ -11930,8 +12231,13 @@
         <w:ind w:firstLine="708"/>
         <w:jc w:val="both"/>
       </w:pPr>
-      <w:r>
-        <w:t xml:space="preserve">Зр = </w:t>
+      <w:proofErr w:type="spellStart"/>
+      <w:r>
+        <w:t>Зр</w:t>
+      </w:r>
+      <w:proofErr w:type="spellEnd"/>
+      <w:r>
+        <w:t xml:space="preserve"> = </w:t>
       </w:r>
       <w:bookmarkStart w:id="44" w:name="_Toc11843239"/>
       <w:bookmarkStart w:id="45" w:name="_Toc74220739"/>
@@ -12230,8 +12536,16 @@
               <w:rPr>
                 <w:sz w:val="22"/>
               </w:rPr>
-              <w:t>Цена за единицу измерения, руб</w:t>
-            </w:r>
+              <w:t xml:space="preserve">Цена за единицу измерения, </w:t>
+            </w:r>
+            <w:proofErr w:type="spellStart"/>
+            <w:r>
+              <w:rPr>
+                <w:sz w:val="22"/>
+              </w:rPr>
+              <w:t>руб</w:t>
+            </w:r>
+            <w:proofErr w:type="spellEnd"/>
           </w:p>
         </w:tc>
         <w:tc>
@@ -12251,8 +12565,16 @@
               <w:rPr>
                 <w:sz w:val="22"/>
               </w:rPr>
-              <w:t>Количество, ед</w:t>
-            </w:r>
+              <w:t xml:space="preserve">Количество, </w:t>
+            </w:r>
+            <w:proofErr w:type="spellStart"/>
+            <w:r>
+              <w:rPr>
+                <w:sz w:val="22"/>
+              </w:rPr>
+              <w:t>ед</w:t>
+            </w:r>
+            <w:proofErr w:type="spellEnd"/>
           </w:p>
         </w:tc>
         <w:tc>
@@ -12272,8 +12594,16 @@
               <w:rPr>
                 <w:sz w:val="22"/>
               </w:rPr>
-              <w:t>Стоимость, руб</w:t>
-            </w:r>
+              <w:t xml:space="preserve">Стоимость, </w:t>
+            </w:r>
+            <w:proofErr w:type="spellStart"/>
+            <w:r>
+              <w:rPr>
+                <w:sz w:val="22"/>
+              </w:rPr>
+              <w:t>руб</w:t>
+            </w:r>
+            <w:proofErr w:type="spellEnd"/>
           </w:p>
         </w:tc>
       </w:tr>
@@ -12333,12 +12663,14 @@
                 <w:highlight w:val="yellow"/>
               </w:rPr>
             </w:pPr>
+            <w:proofErr w:type="spellStart"/>
             <w:r>
               <w:rPr>
                 <w:sz w:val="22"/>
               </w:rPr>
               <w:t>Шт</w:t>
             </w:r>
+            <w:proofErr w:type="spellEnd"/>
           </w:p>
         </w:tc>
         <w:tc>
@@ -12436,8 +12768,33 @@
                 <w:sz w:val="22"/>
                 <w:szCs w:val="24"/>
               </w:rPr>
-              <w:t>Утилиты анализа Semgrep / Trivy</w:t>
-            </w:r>
+              <w:t xml:space="preserve">Утилиты анализа </w:t>
+            </w:r>
+            <w:proofErr w:type="spellStart"/>
+            <w:r>
+              <w:rPr>
+                <w:sz w:val="22"/>
+                <w:szCs w:val="24"/>
+              </w:rPr>
+              <w:t>Semgrep</w:t>
+            </w:r>
+            <w:proofErr w:type="spellEnd"/>
+            <w:r>
+              <w:rPr>
+                <w:sz w:val="22"/>
+                <w:szCs w:val="24"/>
+              </w:rPr>
+              <w:t xml:space="preserve"> / </w:t>
+            </w:r>
+            <w:proofErr w:type="spellStart"/>
+            <w:r>
+              <w:rPr>
+                <w:sz w:val="22"/>
+                <w:szCs w:val="24"/>
+              </w:rPr>
+              <w:t>Trivy</w:t>
+            </w:r>
+            <w:proofErr w:type="spellEnd"/>
           </w:p>
         </w:tc>
         <w:tc>
@@ -12455,12 +12812,14 @@
                 <w:highlight w:val="yellow"/>
               </w:rPr>
             </w:pPr>
+            <w:proofErr w:type="spellStart"/>
             <w:r>
               <w:rPr>
                 <w:sz w:val="22"/>
               </w:rPr>
               <w:t>Шт</w:t>
             </w:r>
+            <w:proofErr w:type="spellEnd"/>
           </w:p>
         </w:tc>
         <w:tc>
@@ -12733,12 +13092,14 @@
                 <w:sz w:val="22"/>
               </w:rPr>
             </w:pPr>
+            <w:proofErr w:type="spellStart"/>
             <w:r>
               <w:rPr>
                 <w:sz w:val="22"/>
               </w:rPr>
               <w:t>Шт</w:t>
             </w:r>
+            <w:proofErr w:type="spellEnd"/>
           </w:p>
         </w:tc>
         <w:tc>
@@ -12891,6 +13252,7 @@
         <w:jc w:val="both"/>
       </w:pPr>
       <w:r>
+        <w:lastRenderedPageBreak/>
         <w:t>Зоб = 0 + 400 + 220 + 2921,12 = 3 541,12 руб.</w:t>
       </w:r>
     </w:p>
@@ -12910,7 +13272,6 @@
           <w:i w:val="0"/>
           <w:iCs w:val="0"/>
         </w:rPr>
-        <w:lastRenderedPageBreak/>
         <w:t>3.5 Расходы на страховые взносы</w:t>
       </w:r>
       <w:bookmarkEnd w:id="47"/>
@@ -12952,7 +13313,7 @@
     <w:p>
       <w:pPr>
         <w:pStyle w:val="14"/>
-        <w:ind w:left="0" w:firstLine="708"/>
+        <w:ind w:left="0" w:right="0" w:firstLine="708"/>
         <w:rPr>
           <w:i/>
           <w:iCs/>
@@ -12985,25 +13346,29 @@
           <w:sz w:val="28"/>
           <w:szCs w:val="28"/>
         </w:rPr>
-        <w:t xml:space="preserve"> * Зр, </w:t>
-      </w:r>
+        <w:t xml:space="preserve"> * </w:t>
+      </w:r>
+      <w:proofErr w:type="spellStart"/>
       <w:r>
         <w:rPr>
           <w:bCs/>
           <w:sz w:val="28"/>
           <w:szCs w:val="28"/>
         </w:rPr>
-        <w:tab/>
-      </w:r>
-      <w:r>
-        <w:rPr>
+        <w:t>Зр</w:t>
+      </w:r>
+      <w:proofErr w:type="spellEnd"/>
+      <w:r>
+        <w:rPr>
+          <w:bCs/>
           <w:sz w:val="28"/>
           <w:szCs w:val="28"/>
         </w:rPr>
-        <w:tab/>
-      </w:r>
-      <w:r>
-        <w:rPr>
+        <w:t xml:space="preserve">, </w:t>
+      </w:r>
+      <w:r>
+        <w:rPr>
+          <w:bCs/>
           <w:sz w:val="28"/>
           <w:szCs w:val="28"/>
         </w:rPr>
@@ -13048,33 +13413,43 @@
         <w:rPr>
           <w:sz w:val="28"/>
           <w:szCs w:val="28"/>
-          <w:lang w:val="en-US"/>
-        </w:rPr>
-        <w:t xml:space="preserve">     </w:t>
-      </w:r>
-      <w:proofErr w:type="gramStart"/>
+        </w:rPr>
+        <w:tab/>
+      </w:r>
       <w:r>
         <w:rPr>
           <w:sz w:val="28"/>
           <w:szCs w:val="28"/>
-          <w:lang w:val="en-US"/>
-        </w:rPr>
-        <w:t xml:space="preserve">   </w:t>
-      </w:r>
-      <w:r>
-        <w:rPr>
-          <w:i/>
-          <w:iCs/>
+        </w:rPr>
+        <w:tab/>
+      </w:r>
+      <w:r>
+        <w:rPr>
           <w:sz w:val="28"/>
           <w:szCs w:val="28"/>
         </w:rPr>
+        <w:t xml:space="preserve">         </w:t>
+      </w:r>
+      <w:proofErr w:type="gramStart"/>
+      <w:r>
+        <w:rPr>
+          <w:sz w:val="28"/>
+          <w:szCs w:val="28"/>
+        </w:rPr>
+        <w:t xml:space="preserve">   </w:t>
+      </w:r>
+      <w:r>
+        <w:rPr>
+          <w:i/>
+          <w:sz w:val="28"/>
+          <w:szCs w:val="28"/>
+        </w:rPr>
         <w:t>(</w:t>
       </w:r>
       <w:proofErr w:type="gramEnd"/>
       <w:r>
         <w:rPr>
           <w:i/>
-          <w:iCs/>
           <w:sz w:val="28"/>
           <w:szCs w:val="28"/>
         </w:rPr>
@@ -14039,6 +14414,7 @@
         <w:jc w:val="both"/>
       </w:pPr>
       <w:r>
+        <w:lastRenderedPageBreak/>
         <w:t>На рисунке</w:t>
       </w:r>
       <w:r>
@@ -14066,7 +14442,6 @@
         <w:rPr>
           <w:noProof/>
         </w:rPr>
-        <w:lastRenderedPageBreak/>
         <w:drawing>
           <wp:inline distT="0" distB="0" distL="0" distR="0" wp14:anchorId="0DD6676A" wp14:editId="5EEED81F">
             <wp:extent cx="5486400" cy="3200400"/>
@@ -14075,7 +14450,7 @@
             <wp:cNvGraphicFramePr/>
             <a:graphic xmlns:a="http://schemas.openxmlformats.org/drawingml/2006/main">
               <a:graphicData uri="http://schemas.openxmlformats.org/drawingml/2006/chart">
-                <c:chart xmlns:c="http://schemas.openxmlformats.org/drawingml/2006/chart" xmlns:r="http://schemas.openxmlformats.org/officeDocument/2006/relationships" r:id="rId24"/>
+                <c:chart xmlns:c="http://schemas.openxmlformats.org/drawingml/2006/chart" xmlns:r="http://schemas.openxmlformats.org/officeDocument/2006/relationships" r:id="rId15"/>
               </a:graphicData>
             </a:graphic>
           </wp:inline>
@@ -14176,7 +14551,23 @@
         <w:jc w:val="both"/>
       </w:pPr>
       <w:r>
-        <w:t xml:space="preserve">Выполнение выпускной квалификационной работы на тему «Обеспечение информационной безопасности ООО «Ремон Девелопер»» позволило комплексно решить научно-практическую задачу защиты распределенной веб-инфраструктуры коммерческого предприятия в условиях высокой интенсивности современных киберугроз. </w:t>
+        <w:t>Выполнение выпускной квалификационной работы на тему «Обеспечение информационной безопасности ООО «</w:t>
+      </w:r>
+      <w:proofErr w:type="spellStart"/>
+      <w:r>
+        <w:t>Ремон</w:t>
+      </w:r>
+      <w:proofErr w:type="spellEnd"/>
+      <w:r>
+        <w:t xml:space="preserve"> Девелопер»» позволило комплексно решить научно-практическую задачу защиты распределенной веб-инфраструктуры коммерческого предприятия в условиях высокой интенсивности современных </w:t>
+      </w:r>
+      <w:proofErr w:type="spellStart"/>
+      <w:r>
+        <w:t>киберугроз</w:t>
+      </w:r>
+      <w:proofErr w:type="spellEnd"/>
+      <w:r>
+        <w:t xml:space="preserve">. </w:t>
       </w:r>
     </w:p>
     <w:p>
@@ -14219,7 +14610,31 @@
         <w:jc w:val="both"/>
       </w:pPr>
       <w:r>
-        <w:t xml:space="preserve">На уровне доступа развернут Lua-модуль WAF на базе OpenResty, обеспечивающий глубокий анализ HTTP-трафика и фильтрацию веб-атак непосредственно на стороне Nginx. </w:t>
+        <w:t xml:space="preserve">На уровне доступа развернут </w:t>
+      </w:r>
+      <w:proofErr w:type="spellStart"/>
+      <w:r>
+        <w:t>Lua</w:t>
+      </w:r>
+      <w:proofErr w:type="spellEnd"/>
+      <w:r>
+        <w:t xml:space="preserve">-модуль WAF на базе </w:t>
+      </w:r>
+      <w:proofErr w:type="spellStart"/>
+      <w:r>
+        <w:t>OpenResty</w:t>
+      </w:r>
+      <w:proofErr w:type="spellEnd"/>
+      <w:r>
+        <w:t xml:space="preserve">, обеспечивающий глубокий анализ HTTP-трафика и фильтрацию веб-атак непосредственно на стороне </w:t>
+      </w:r>
+      <w:proofErr w:type="spellStart"/>
+      <w:r>
+        <w:t>Nginx</w:t>
+      </w:r>
+      <w:proofErr w:type="spellEnd"/>
+      <w:r>
+        <w:t xml:space="preserve">. </w:t>
       </w:r>
     </w:p>
     <w:p>
@@ -14237,20 +14652,15 @@
         <w:jc w:val="both"/>
       </w:pPr>
       <w:r>
-        <w:t xml:space="preserve">На уровне распределения организовано защищенное </w:t>
-      </w:r>
-    </w:p>
-    <w:p>
-      <w:pPr>
-        <w:tabs>
-          <w:tab w:val="left" w:pos="2880"/>
-        </w:tabs>
-        <w:spacing w:line="360" w:lineRule="auto"/>
-        <w:ind w:right="141" w:firstLine="709"/>
-        <w:jc w:val="both"/>
-      </w:pPr>
-      <w:r>
-        <w:t xml:space="preserve">полнодуплексное взаимодействие по протоколу WebSocket Secure (WSS), функционирующему поверх TLS с защитой сессий от атак повторного воспроизведения пакетов. </w:t>
+        <w:t xml:space="preserve">На уровне распределения организовано защищенное полнодуплексное взаимодействие по протоколу </w:t>
+      </w:r>
+      <w:proofErr w:type="spellStart"/>
+      <w:r>
+        <w:t>WebSocket</w:t>
+      </w:r>
+      <w:proofErr w:type="spellEnd"/>
+      <w:r>
+        <w:t xml:space="preserve"> Secure (WSS), функционирующему поверх TLS с защитой сессий от атак повторного воспроизведения пакетов. </w:t>
       </w:r>
     </w:p>
     <w:p>
@@ -14287,7 +14697,31 @@
       </w:pPr>
       <w:r>
         <w:lastRenderedPageBreak/>
-        <w:t xml:space="preserve">Серверная платформа Ubuntu 24 усилена интеграцией инструментов превентивного DevSecOps-аудита Semgrep и Trivy, а также внедрением автономного ИИ-агента для автоматического расследования аномалий, анализа исходного кода и генерации отчетов по защите. </w:t>
+        <w:t xml:space="preserve">Серверная платформа Ubuntu 24 усилена интеграцией инструментов превентивного </w:t>
+      </w:r>
+      <w:proofErr w:type="spellStart"/>
+      <w:r>
+        <w:t>DevSecOps</w:t>
+      </w:r>
+      <w:proofErr w:type="spellEnd"/>
+      <w:r>
+        <w:t xml:space="preserve">-аудита </w:t>
+      </w:r>
+      <w:proofErr w:type="spellStart"/>
+      <w:r>
+        <w:t>Semgrep</w:t>
+      </w:r>
+      <w:proofErr w:type="spellEnd"/>
+      <w:r>
+        <w:t xml:space="preserve"> и </w:t>
+      </w:r>
+      <w:proofErr w:type="spellStart"/>
+      <w:r>
+        <w:t>Trivy</w:t>
+      </w:r>
+      <w:proofErr w:type="spellEnd"/>
+      <w:r>
+        <w:t xml:space="preserve">, а также внедрением автономного ИИ-агента для автоматического расследования аномалий, анализа исходного кода и генерации отчетов по защите. </w:t>
       </w:r>
     </w:p>
     <w:p>
@@ -14300,7 +14734,47 @@
         <w:jc w:val="both"/>
       </w:pPr>
       <w:r>
-        <w:t xml:space="preserve">Практическая верификация защитных сценариев с помощью скрипта-эмулятора атак Mistral Demo подтвердила высокую эффективность комплекса, выраженную в минимальном времени реакции системы и надежной локализации угроз (DDoS, SQLi, SSH Brute Force). Экономический расчет подтвердил целесообразность самостоятельной разработки: итоговая стоимость внедрения составила </w:t>
+        <w:t xml:space="preserve">Практическая верификация защитных сценариев с помощью скрипта-эмулятора атак </w:t>
+      </w:r>
+      <w:proofErr w:type="spellStart"/>
+      <w:r>
+        <w:t>Mistral</w:t>
+      </w:r>
+      <w:proofErr w:type="spellEnd"/>
+      <w:r>
+        <w:t xml:space="preserve"> </w:t>
+      </w:r>
+      <w:proofErr w:type="spellStart"/>
+      <w:r>
+        <w:t>Demo</w:t>
+      </w:r>
+      <w:proofErr w:type="spellEnd"/>
+      <w:r>
+        <w:t xml:space="preserve"> подтвердила высокую эффективность комплекса, выраженную в минимальном времени реакции системы и надежной локализации угроз (</w:t>
+      </w:r>
+      <w:proofErr w:type="spellStart"/>
+      <w:r>
+        <w:t>DDoS</w:t>
+      </w:r>
+      <w:proofErr w:type="spellEnd"/>
+      <w:r>
+        <w:t xml:space="preserve">, </w:t>
+      </w:r>
+      <w:proofErr w:type="spellStart"/>
+      <w:r>
+        <w:t>SQLi</w:t>
+      </w:r>
+      <w:proofErr w:type="spellEnd"/>
+      <w:r>
+        <w:t xml:space="preserve">, SSH </w:t>
+      </w:r>
+      <w:proofErr w:type="spellStart"/>
+      <w:r>
+        <w:t>Brute</w:t>
+      </w:r>
+      <w:proofErr w:type="spellEnd"/>
+      <w:r>
+        <w:t xml:space="preserve"> Force). Экономический расчет подтвердил целесообразность самостоятельной разработки: итоговая стоимость внедрения составила </w:t>
       </w:r>
       <w:r>
         <w:rPr>
@@ -14406,7 +14880,15 @@
         <w:jc w:val="both"/>
       </w:pPr>
       <w:r>
-        <w:t>1.2 Борисов М.А. Основы программно-аппаратной защиты информации [Текст] / М.А. Борисов. — М.: Ленанд, 2024. — 288 с.</w:t>
+        <w:t xml:space="preserve">1.2 Борисов М.А. Основы программно-аппаратной защиты информации [Текст] / М.А. Борисов. — М.: </w:t>
+      </w:r>
+      <w:proofErr w:type="spellStart"/>
+      <w:r>
+        <w:t>Ленанд</w:t>
+      </w:r>
+      <w:proofErr w:type="spellEnd"/>
+      <w:r>
+        <w:t>, 2024. — 288 с.</w:t>
       </w:r>
     </w:p>
     <w:p>
@@ -14426,7 +14908,23 @@
         <w:jc w:val="both"/>
       </w:pPr>
       <w:r>
-        <w:t>1.4 Зайцев А.П., Мещеряков Р.В., Шелупанов А.А. Технические средства и методы защиты информации. 7-е изд., испр. [Текст] / А.П. Зайцев и др. — М.: Горячая линия-Телеком, 2023. — 448 с.</w:t>
+        <w:t xml:space="preserve">1.4 Зайцев А.П., Мещеряков Р.В., </w:t>
+      </w:r>
+      <w:proofErr w:type="spellStart"/>
+      <w:r>
+        <w:t>Шелупанов</w:t>
+      </w:r>
+      <w:proofErr w:type="spellEnd"/>
+      <w:r>
+        <w:t xml:space="preserve"> А.А. Технические средства и методы защиты информации. 7-е изд., </w:t>
+      </w:r>
+      <w:proofErr w:type="spellStart"/>
+      <w:r>
+        <w:t>испр</w:t>
+      </w:r>
+      <w:proofErr w:type="spellEnd"/>
+      <w:r>
+        <w:t>. [Текст] / А.П. Зайцев и др. — М.: Горячая линия-Телеком, 2023. — 448 с.</w:t>
       </w:r>
     </w:p>
     <w:p>
@@ -14436,7 +14934,31 @@
         <w:jc w:val="both"/>
       </w:pPr>
       <w:r>
-        <w:t>1.5 Лапонина О.Р. Криптографические методы защиты информации в цифровых системах [Текст] / О.Р. Лапонина. — М.: Юрайт, 2023. — 320 с.</w:t>
+        <w:t xml:space="preserve">1.5 </w:t>
+      </w:r>
+      <w:proofErr w:type="spellStart"/>
+      <w:r>
+        <w:t>Лапонина</w:t>
+      </w:r>
+      <w:proofErr w:type="spellEnd"/>
+      <w:r>
+        <w:t xml:space="preserve"> О.Р. Криптографические методы защиты информации в цифровых системах [Текст] / О.Р. </w:t>
+      </w:r>
+      <w:proofErr w:type="spellStart"/>
+      <w:r>
+        <w:t>Лапонина</w:t>
+      </w:r>
+      <w:proofErr w:type="spellEnd"/>
+      <w:r>
+        <w:t xml:space="preserve">. — М.: </w:t>
+      </w:r>
+      <w:proofErr w:type="spellStart"/>
+      <w:r>
+        <w:t>Юрайт</w:t>
+      </w:r>
+      <w:proofErr w:type="spellEnd"/>
+      <w:r>
+        <w:t>, 2023. — 320 с.</w:t>
       </w:r>
     </w:p>
     <w:p>
@@ -14526,7 +15048,15 @@
         <w:t>2</w:t>
       </w:r>
       <w:r>
-        <w:t xml:space="preserve"> ГОСТ Р 59547-2021. Защита информации. Мониторинг информационной безопасности. Общие положения [Текст]. — М.: Стандартинформ, 2021. — 24 с.</w:t>
+        <w:t xml:space="preserve"> ГОСТ Р 59547-2021. Защита информации. Мониторинг информационной безопасности. Общие положения [Текст]. — М.: </w:t>
+      </w:r>
+      <w:proofErr w:type="spellStart"/>
+      <w:r>
+        <w:t>Стандартинформ</w:t>
+      </w:r>
+      <w:proofErr w:type="spellEnd"/>
+      <w:r>
+        <w:t>, 2021. — 24 с.</w:t>
       </w:r>
     </w:p>
     <w:p>
@@ -14543,7 +15073,15 @@
         <w:t>3</w:t>
       </w:r>
       <w:r>
-        <w:t xml:space="preserve"> ГОСТ Р 59639-2021. Защита информации. Безопасность автоматизированных систем. Критерии оценки безопасности информационных технологий [Текст]. — М.: Стандартинформ, 2021. — 80 с.</w:t>
+        <w:t xml:space="preserve"> ГОСТ Р 59639-2021. Защита информации. Безопасность автоматизированных систем. Критерии оценки безопасности информационных технологий [Текст]. — М.: </w:t>
+      </w:r>
+      <w:proofErr w:type="spellStart"/>
+      <w:r>
+        <w:t>Стандартинформ</w:t>
+      </w:r>
+      <w:proofErr w:type="spellEnd"/>
+      <w:r>
+        <w:t>, 2021. — 80 с.</w:t>
       </w:r>
     </w:p>
     <w:p>
@@ -14559,7 +15097,15 @@
         <w:t>4</w:t>
       </w:r>
       <w:r>
-        <w:t xml:space="preserve"> ГОСТ Р 57580.1-2017. Безопасность финансовых организаций. Базовый состав организационных и технических мер [Текст]. — М.: Стандартинформ, 2018. — 62 с.</w:t>
+        <w:t xml:space="preserve"> ГОСТ Р 57580.1-2017. Безопасность финансовых организаций. Базовый состав организационных и технических мер [Текст]. — М.: </w:t>
+      </w:r>
+      <w:proofErr w:type="spellStart"/>
+      <w:r>
+        <w:t>Стандартинформ</w:t>
+      </w:r>
+      <w:proofErr w:type="spellEnd"/>
+      <w:r>
+        <w:t>, 2018. — 62 с.</w:t>
       </w:r>
     </w:p>
     <w:p>
@@ -14575,7 +15121,15 @@
         <w:t>5</w:t>
       </w:r>
       <w:r>
-        <w:t xml:space="preserve"> ГОСТ Р 53114-2008. Защита информации. Обеспечение информационной безопасности в организации. Основные термины и определения [Текст]. — М.: Стандартинформ, 2009. — 20 с.</w:t>
+        <w:t xml:space="preserve"> ГОСТ Р 53114-2008. Защита информации. Обеспечение информационной безопасности в организации. Основные термины и определения [Текст]. — М.: </w:t>
+      </w:r>
+      <w:proofErr w:type="spellStart"/>
+      <w:r>
+        <w:t>Стандартинформ</w:t>
+      </w:r>
+      <w:proofErr w:type="spellEnd"/>
+      <w:r>
+        <w:t>, 2009. — 20 с.</w:t>
       </w:r>
     </w:p>
     <w:p>
@@ -14591,7 +15145,15 @@
         <w:t>6</w:t>
       </w:r>
       <w:r>
-        <w:t xml:space="preserve"> ГОСТ Р 51275-2006. Защита информации. Объект информатизации. Факторы, воздействующие на информацию [Текст]. — М.: Стандартинформ, 2007. — 12 с.</w:t>
+        <w:t xml:space="preserve"> ГОСТ Р 51275-2006. Защита информации. Объект информатизации. Факторы, воздействующие на информацию [Текст]. — М.: </w:t>
+      </w:r>
+      <w:proofErr w:type="spellStart"/>
+      <w:r>
+        <w:t>Стандартинформ</w:t>
+      </w:r>
+      <w:proofErr w:type="spellEnd"/>
+      <w:r>
+        <w:t>, 2007. — 12 с.</w:t>
       </w:r>
     </w:p>
     <w:p>
@@ -14741,7 +15303,35 @@
         <w:rPr>
           <w:lang w:val="en-US"/>
         </w:rPr>
-        <w:t>3.2 Wazuh Documentation. Official documentation for Wazuh 4.14 [</w:t>
+        <w:t xml:space="preserve">3.2 </w:t>
+      </w:r>
+      <w:proofErr w:type="spellStart"/>
+      <w:r>
+        <w:rPr>
+          <w:lang w:val="en-US"/>
+        </w:rPr>
+        <w:t>Wazuh</w:t>
+      </w:r>
+      <w:proofErr w:type="spellEnd"/>
+      <w:r>
+        <w:rPr>
+          <w:lang w:val="en-US"/>
+        </w:rPr>
+        <w:t xml:space="preserve"> Documentation. Official documentation for </w:t>
+      </w:r>
+      <w:proofErr w:type="spellStart"/>
+      <w:r>
+        <w:rPr>
+          <w:lang w:val="en-US"/>
+        </w:rPr>
+        <w:t>Wazuh</w:t>
+      </w:r>
+      <w:proofErr w:type="spellEnd"/>
+      <w:r>
+        <w:rPr>
+          <w:lang w:val="en-US"/>
+        </w:rPr>
+        <w:t xml:space="preserve"> 4.14 [</w:t>
       </w:r>
       <w:r>
         <w:t>Электронный</w:t>
@@ -15109,9 +15699,11 @@
         </w:rPr>
         <w:t xml:space="preserve"> </w:t>
       </w:r>
+      <w:proofErr w:type="spellStart"/>
       <w:r>
         <w:t>киберугрозы</w:t>
       </w:r>
+      <w:proofErr w:type="spellEnd"/>
       <w:r>
         <w:rPr>
           <w:lang w:val="en-US"/>
@@ -15537,14 +16129,607 @@
         <w:spacing w:line="360" w:lineRule="auto"/>
         <w:ind w:firstLine="709"/>
         <w:jc w:val="both"/>
-        <w:rPr>
-          <w:lang w:val="en-US"/>
-        </w:rPr>
-      </w:pPr>
+      </w:pPr>
+    </w:p>
+    <w:p>
+      <w:pPr>
+        <w:tabs>
+          <w:tab w:val="left" w:pos="2880"/>
+        </w:tabs>
+        <w:spacing w:line="360" w:lineRule="auto"/>
+        <w:ind w:firstLine="709"/>
+        <w:jc w:val="both"/>
+      </w:pPr>
+    </w:p>
+    <w:p>
+      <w:pPr>
+        <w:tabs>
+          <w:tab w:val="left" w:pos="2880"/>
+        </w:tabs>
+        <w:spacing w:line="360" w:lineRule="auto"/>
+        <w:ind w:firstLine="709"/>
+        <w:jc w:val="both"/>
+      </w:pPr>
+    </w:p>
+    <w:p>
+      <w:pPr>
+        <w:tabs>
+          <w:tab w:val="left" w:pos="2880"/>
+        </w:tabs>
+        <w:spacing w:line="360" w:lineRule="auto"/>
+        <w:ind w:firstLine="709"/>
+        <w:jc w:val="both"/>
+      </w:pPr>
+    </w:p>
+    <w:p>
+      <w:pPr>
+        <w:tabs>
+          <w:tab w:val="left" w:pos="2880"/>
+        </w:tabs>
+        <w:spacing w:line="360" w:lineRule="auto"/>
+        <w:ind w:firstLine="709"/>
+        <w:jc w:val="both"/>
+      </w:pPr>
+    </w:p>
+    <w:p>
+      <w:pPr>
+        <w:tabs>
+          <w:tab w:val="left" w:pos="2880"/>
+        </w:tabs>
+        <w:spacing w:line="360" w:lineRule="auto"/>
+        <w:ind w:firstLine="709"/>
+        <w:jc w:val="both"/>
+      </w:pPr>
+    </w:p>
+    <w:p>
+      <w:pPr>
+        <w:tabs>
+          <w:tab w:val="left" w:pos="2880"/>
+        </w:tabs>
+        <w:spacing w:line="360" w:lineRule="auto"/>
+        <w:ind w:firstLine="709"/>
+        <w:jc w:val="both"/>
+      </w:pPr>
+    </w:p>
+    <w:p>
+      <w:pPr>
+        <w:tabs>
+          <w:tab w:val="left" w:pos="2880"/>
+        </w:tabs>
+        <w:spacing w:line="360" w:lineRule="auto"/>
+        <w:ind w:firstLine="709"/>
+        <w:jc w:val="both"/>
+      </w:pPr>
+    </w:p>
+    <w:p>
+      <w:pPr>
+        <w:tabs>
+          <w:tab w:val="left" w:pos="2880"/>
+        </w:tabs>
+        <w:spacing w:line="360" w:lineRule="auto"/>
+        <w:ind w:firstLine="709"/>
+        <w:jc w:val="both"/>
+      </w:pPr>
+    </w:p>
+    <w:p>
+      <w:pPr>
+        <w:tabs>
+          <w:tab w:val="left" w:pos="2880"/>
+        </w:tabs>
+        <w:spacing w:line="360" w:lineRule="auto"/>
+        <w:ind w:firstLine="709"/>
+        <w:jc w:val="both"/>
+      </w:pPr>
+    </w:p>
+    <w:p>
+      <w:pPr>
+        <w:tabs>
+          <w:tab w:val="left" w:pos="2880"/>
+        </w:tabs>
+        <w:spacing w:line="360" w:lineRule="auto"/>
+        <w:ind w:firstLine="709"/>
+        <w:jc w:val="both"/>
+      </w:pPr>
+    </w:p>
+    <w:p>
+      <w:pPr>
+        <w:tabs>
+          <w:tab w:val="left" w:pos="2880"/>
+        </w:tabs>
+        <w:spacing w:line="360" w:lineRule="auto"/>
+        <w:ind w:firstLine="709"/>
+        <w:jc w:val="both"/>
+      </w:pPr>
+    </w:p>
+    <w:p>
+      <w:pPr>
+        <w:tabs>
+          <w:tab w:val="left" w:pos="2880"/>
+        </w:tabs>
+        <w:spacing w:line="360" w:lineRule="auto"/>
+        <w:ind w:firstLine="709"/>
+        <w:jc w:val="both"/>
+      </w:pPr>
+    </w:p>
+    <w:p>
+      <w:pPr>
+        <w:tabs>
+          <w:tab w:val="left" w:pos="2880"/>
+        </w:tabs>
+        <w:spacing w:line="360" w:lineRule="auto"/>
+        <w:ind w:firstLine="709"/>
+        <w:jc w:val="both"/>
+      </w:pPr>
+    </w:p>
+    <w:p>
+      <w:pPr>
+        <w:tabs>
+          <w:tab w:val="left" w:pos="2880"/>
+        </w:tabs>
+        <w:spacing w:line="360" w:lineRule="auto"/>
+        <w:ind w:firstLine="709"/>
+        <w:jc w:val="both"/>
+      </w:pPr>
+    </w:p>
+    <w:p>
+      <w:pPr>
+        <w:tabs>
+          <w:tab w:val="left" w:pos="2880"/>
+        </w:tabs>
+        <w:spacing w:line="360" w:lineRule="auto"/>
+        <w:ind w:firstLine="709"/>
+        <w:jc w:val="both"/>
+      </w:pPr>
+    </w:p>
+    <w:p>
+      <w:pPr>
+        <w:tabs>
+          <w:tab w:val="left" w:pos="2880"/>
+        </w:tabs>
+        <w:spacing w:line="360" w:lineRule="auto"/>
+        <w:ind w:firstLine="709"/>
+        <w:jc w:val="both"/>
+      </w:pPr>
+    </w:p>
+    <w:p>
+      <w:pPr>
+        <w:tabs>
+          <w:tab w:val="left" w:pos="2880"/>
+        </w:tabs>
+        <w:spacing w:line="360" w:lineRule="auto"/>
+        <w:ind w:firstLine="709"/>
+        <w:jc w:val="both"/>
+      </w:pPr>
+    </w:p>
+    <w:p>
+      <w:pPr>
+        <w:tabs>
+          <w:tab w:val="left" w:pos="2880"/>
+        </w:tabs>
+        <w:spacing w:line="360" w:lineRule="auto"/>
+        <w:ind w:firstLine="709"/>
+        <w:jc w:val="both"/>
+      </w:pPr>
+    </w:p>
+    <w:p>
+      <w:pPr>
+        <w:tabs>
+          <w:tab w:val="left" w:pos="2880"/>
+        </w:tabs>
+        <w:spacing w:line="360" w:lineRule="auto"/>
+        <w:ind w:firstLine="709"/>
+        <w:jc w:val="both"/>
+      </w:pPr>
+    </w:p>
+    <w:p>
+      <w:pPr>
+        <w:tabs>
+          <w:tab w:val="left" w:pos="2880"/>
+        </w:tabs>
+        <w:spacing w:line="360" w:lineRule="auto"/>
+        <w:ind w:firstLine="709"/>
+        <w:jc w:val="both"/>
+      </w:pPr>
+    </w:p>
+    <w:p>
+      <w:pPr>
+        <w:tabs>
+          <w:tab w:val="left" w:pos="2880"/>
+        </w:tabs>
+        <w:spacing w:line="360" w:lineRule="auto"/>
+        <w:ind w:firstLine="709"/>
+        <w:jc w:val="both"/>
+      </w:pPr>
+    </w:p>
+    <w:p>
+      <w:pPr>
+        <w:tabs>
+          <w:tab w:val="left" w:pos="2880"/>
+        </w:tabs>
+        <w:spacing w:line="360" w:lineRule="auto"/>
+        <w:jc w:val="center"/>
+        <w:rPr>
+          <w:b/>
+          <w:bCs/>
+        </w:rPr>
+      </w:pPr>
+      <w:r>
+        <w:rPr>
+          <w:b/>
+          <w:bCs/>
+        </w:rPr>
+        <w:lastRenderedPageBreak/>
+        <w:t>ПРИЛОЖЕНИЕ А</w:t>
+      </w:r>
+    </w:p>
+    <w:p>
+      <w:pPr>
+        <w:tabs>
+          <w:tab w:val="left" w:pos="2880"/>
+        </w:tabs>
+        <w:spacing w:line="360" w:lineRule="auto"/>
+        <w:jc w:val="center"/>
+        <w:rPr>
+          <w:b/>
+          <w:bCs/>
+        </w:rPr>
+      </w:pPr>
+      <w:r>
+        <w:rPr>
+          <w:b/>
+          <w:bCs/>
+        </w:rPr>
+        <w:t xml:space="preserve">Фрагмент программной реализации подсистемы </w:t>
+      </w:r>
+      <w:proofErr w:type="spellStart"/>
+      <w:r>
+        <w:rPr>
+          <w:b/>
+          <w:bCs/>
+        </w:rPr>
+        <w:t>Startup</w:t>
+      </w:r>
+      <w:proofErr w:type="spellEnd"/>
+      <w:r>
+        <w:rPr>
+          <w:b/>
+          <w:bCs/>
+        </w:rPr>
+        <w:t xml:space="preserve"> Active Defense (модули контроля целостности и ограничения прав доступа)</w:t>
+      </w:r>
+    </w:p>
+    <w:p>
+      <w:pPr>
+        <w:tabs>
+          <w:tab w:val="left" w:pos="2880"/>
+        </w:tabs>
+        <w:spacing w:line="360" w:lineRule="auto"/>
+        <w:jc w:val="center"/>
+        <w:rPr>
+          <w:b/>
+          <w:bCs/>
+        </w:rPr>
+      </w:pPr>
+      <w:r>
+        <w:rPr>
+          <w:b/>
+          <w:bCs/>
+        </w:rPr>
+        <w:drawing>
+          <wp:inline distT="0" distB="0" distL="0" distR="0" wp14:anchorId="554EE37A" wp14:editId="4EEEEDF4">
+            <wp:extent cx="5850890" cy="5608955"/>
+            <wp:effectExtent l="0" t="0" r="0" b="0"/>
+            <wp:docPr id="1" name="Рисунок 1"/>
+            <wp:cNvGraphicFramePr>
+              <a:graphicFrameLocks xmlns:a="http://schemas.openxmlformats.org/drawingml/2006/main" noChangeAspect="1"/>
+            </wp:cNvGraphicFramePr>
+            <a:graphic xmlns:a="http://schemas.openxmlformats.org/drawingml/2006/main">
+              <a:graphicData uri="http://schemas.openxmlformats.org/drawingml/2006/picture">
+                <pic:pic xmlns:pic="http://schemas.openxmlformats.org/drawingml/2006/picture">
+                  <pic:nvPicPr>
+                    <pic:cNvPr id="1" name=""/>
+                    <pic:cNvPicPr/>
+                  </pic:nvPicPr>
+                  <pic:blipFill>
+                    <a:blip r:embed="rId16"/>
+                    <a:stretch>
+                      <a:fillRect/>
+                    </a:stretch>
+                  </pic:blipFill>
+                  <pic:spPr>
+                    <a:xfrm>
+                      <a:off x="0" y="0"/>
+                      <a:ext cx="5850890" cy="5608955"/>
+                    </a:xfrm>
+                    <a:prstGeom prst="rect">
+                      <a:avLst/>
+                    </a:prstGeom>
+                  </pic:spPr>
+                </pic:pic>
+              </a:graphicData>
+            </a:graphic>
+          </wp:inline>
+        </w:drawing>
+      </w:r>
+    </w:p>
+    <w:p>
+      <w:pPr>
+        <w:rPr>
+          <w:b/>
+          <w:bCs/>
+        </w:rPr>
+      </w:pPr>
+      <w:r>
+        <w:rPr>
+          <w:b/>
+          <w:bCs/>
+        </w:rPr>
+        <w:br w:type="page"/>
+      </w:r>
+    </w:p>
+    <w:p>
+      <w:pPr>
+        <w:tabs>
+          <w:tab w:val="left" w:pos="2880"/>
+        </w:tabs>
+        <w:spacing w:line="360" w:lineRule="auto"/>
+        <w:jc w:val="center"/>
+        <w:rPr>
+          <w:b/>
+          <w:bCs/>
+        </w:rPr>
+      </w:pPr>
+      <w:r>
+        <w:rPr>
+          <w:b/>
+          <w:bCs/>
+        </w:rPr>
+        <w:lastRenderedPageBreak/>
+        <w:t>ПРИЛОЖЕНИЕ Б</w:t>
+      </w:r>
+    </w:p>
+    <w:p>
+      <w:pPr>
+        <w:tabs>
+          <w:tab w:val="left" w:pos="2880"/>
+        </w:tabs>
+        <w:spacing w:line="360" w:lineRule="auto"/>
+        <w:jc w:val="center"/>
+        <w:rPr>
+          <w:b/>
+          <w:bCs/>
+        </w:rPr>
+      </w:pPr>
+      <w:r>
+        <w:rPr>
+          <w:b/>
+          <w:bCs/>
+        </w:rPr>
+        <w:t>Программный код интерактивного аудита соответствия (</w:t>
+      </w:r>
+      <w:proofErr w:type="spellStart"/>
+      <w:r>
+        <w:rPr>
+          <w:b/>
+          <w:bCs/>
+        </w:rPr>
+        <w:t>Compliance</w:t>
+      </w:r>
+      <w:proofErr w:type="spellEnd"/>
+      <w:r>
+        <w:rPr>
+          <w:b/>
+          <w:bCs/>
+        </w:rPr>
+        <w:t xml:space="preserve"> </w:t>
+      </w:r>
+      <w:proofErr w:type="spellStart"/>
+      <w:r>
+        <w:rPr>
+          <w:b/>
+          <w:bCs/>
+        </w:rPr>
+        <w:t>Dashboard</w:t>
+      </w:r>
+      <w:proofErr w:type="spellEnd"/>
+      <w:r>
+        <w:rPr>
+          <w:b/>
+          <w:bCs/>
+        </w:rPr>
+        <w:t>)</w:t>
+      </w:r>
+    </w:p>
+    <w:p>
+      <w:pPr>
+        <w:tabs>
+          <w:tab w:val="left" w:pos="2880"/>
+        </w:tabs>
+        <w:spacing w:line="360" w:lineRule="auto"/>
+        <w:jc w:val="center"/>
+        <w:rPr>
+          <w:b/>
+          <w:bCs/>
+        </w:rPr>
+      </w:pPr>
+      <w:r>
+        <w:rPr>
+          <w:b/>
+          <w:bCs/>
+        </w:rPr>
+        <w:drawing>
+          <wp:inline distT="0" distB="0" distL="0" distR="0" wp14:anchorId="15B929BB" wp14:editId="5E38B618">
+            <wp:extent cx="5684636" cy="5527040"/>
+            <wp:effectExtent l="0" t="0" r="0" b="0"/>
+            <wp:docPr id="2" name="Рисунок 2"/>
+            <wp:cNvGraphicFramePr>
+              <a:graphicFrameLocks xmlns:a="http://schemas.openxmlformats.org/drawingml/2006/main" noChangeAspect="1"/>
+            </wp:cNvGraphicFramePr>
+            <a:graphic xmlns:a="http://schemas.openxmlformats.org/drawingml/2006/main">
+              <a:graphicData uri="http://schemas.openxmlformats.org/drawingml/2006/picture">
+                <pic:pic xmlns:pic="http://schemas.openxmlformats.org/drawingml/2006/picture">
+                  <pic:nvPicPr>
+                    <pic:cNvPr id="1" name=""/>
+                    <pic:cNvPicPr/>
+                  </pic:nvPicPr>
+                  <pic:blipFill rotWithShape="1">
+                    <a:blip r:embed="rId17"/>
+                    <a:srcRect l="2841"/>
+                    <a:stretch/>
+                  </pic:blipFill>
+                  <pic:spPr bwMode="auto">
+                    <a:xfrm>
+                      <a:off x="0" y="0"/>
+                      <a:ext cx="5684636" cy="5527040"/>
+                    </a:xfrm>
+                    <a:prstGeom prst="rect">
+                      <a:avLst/>
+                    </a:prstGeom>
+                    <a:ln>
+                      <a:noFill/>
+                    </a:ln>
+                    <a:extLst>
+                      <a:ext uri="{53640926-AAD7-44D8-BBD7-CCE9431645EC}">
+                        <a14:shadowObscured xmlns:a14="http://schemas.microsoft.com/office/drawing/2010/main"/>
+                      </a:ext>
+                    </a:extLst>
+                  </pic:spPr>
+                </pic:pic>
+              </a:graphicData>
+            </a:graphic>
+          </wp:inline>
+        </w:drawing>
+      </w:r>
+    </w:p>
+    <w:p>
+      <w:pPr>
+        <w:rPr>
+          <w:b/>
+          <w:bCs/>
+        </w:rPr>
+      </w:pPr>
+      <w:r>
+        <w:rPr>
+          <w:b/>
+          <w:bCs/>
+        </w:rPr>
+        <w:br w:type="page"/>
+      </w:r>
+    </w:p>
+    <w:p>
+      <w:pPr>
+        <w:tabs>
+          <w:tab w:val="left" w:pos="2880"/>
+        </w:tabs>
+        <w:spacing w:line="360" w:lineRule="auto"/>
+        <w:jc w:val="center"/>
+        <w:rPr>
+          <w:b/>
+          <w:bCs/>
+        </w:rPr>
+      </w:pPr>
+      <w:r>
+        <w:rPr>
+          <w:b/>
+          <w:bCs/>
+        </w:rPr>
+        <w:lastRenderedPageBreak/>
+        <w:t>ПРИЛОЖЕНИЕ В</w:t>
+      </w:r>
+    </w:p>
+    <w:p>
+      <w:pPr>
+        <w:tabs>
+          <w:tab w:val="left" w:pos="2880"/>
+        </w:tabs>
+        <w:spacing w:line="360" w:lineRule="auto"/>
+        <w:jc w:val="center"/>
+        <w:rPr>
+          <w:b/>
+          <w:bCs/>
+        </w:rPr>
+      </w:pPr>
+      <w:r>
+        <w:rPr>
+          <w:b/>
+          <w:bCs/>
+        </w:rPr>
+        <w:t>Фрагмент класса управления белыми списками (</w:t>
+      </w:r>
+      <w:proofErr w:type="spellStart"/>
+      <w:r>
+        <w:rPr>
+          <w:b/>
+          <w:bCs/>
+        </w:rPr>
+        <w:t>Whitelist</w:t>
+      </w:r>
+      <w:proofErr w:type="spellEnd"/>
+      <w:r>
+        <w:rPr>
+          <w:b/>
+          <w:bCs/>
+        </w:rPr>
+        <w:t xml:space="preserve"> Manager)</w:t>
+      </w:r>
+    </w:p>
+    <w:p>
+      <w:pPr>
+        <w:tabs>
+          <w:tab w:val="left" w:pos="2880"/>
+        </w:tabs>
+        <w:spacing w:line="360" w:lineRule="auto"/>
+        <w:jc w:val="center"/>
+        <w:rPr>
+          <w:b/>
+          <w:bCs/>
+        </w:rPr>
+      </w:pPr>
+      <w:r>
+        <w:rPr>
+          <w:b/>
+          <w:bCs/>
+        </w:rPr>
+        <w:drawing>
+          <wp:inline distT="0" distB="0" distL="0" distR="0" wp14:anchorId="61B706F2" wp14:editId="02D8FDA8">
+            <wp:extent cx="5850890" cy="7756525"/>
+            <wp:effectExtent l="0" t="0" r="0" b="0"/>
+            <wp:docPr id="3" name="Рисунок 3"/>
+            <wp:cNvGraphicFramePr>
+              <a:graphicFrameLocks xmlns:a="http://schemas.openxmlformats.org/drawingml/2006/main" noChangeAspect="1"/>
+            </wp:cNvGraphicFramePr>
+            <a:graphic xmlns:a="http://schemas.openxmlformats.org/drawingml/2006/main">
+              <a:graphicData uri="http://schemas.openxmlformats.org/drawingml/2006/picture">
+                <pic:pic xmlns:pic="http://schemas.openxmlformats.org/drawingml/2006/picture">
+                  <pic:nvPicPr>
+                    <pic:cNvPr id="1" name=""/>
+                    <pic:cNvPicPr/>
+                  </pic:nvPicPr>
+                  <pic:blipFill>
+                    <a:blip r:embed="rId18"/>
+                    <a:stretch>
+                      <a:fillRect/>
+                    </a:stretch>
+                  </pic:blipFill>
+                  <pic:spPr>
+                    <a:xfrm>
+                      <a:off x="0" y="0"/>
+                      <a:ext cx="5850890" cy="7756525"/>
+                    </a:xfrm>
+                    <a:prstGeom prst="rect">
+                      <a:avLst/>
+                    </a:prstGeom>
+                  </pic:spPr>
+                </pic:pic>
+              </a:graphicData>
+            </a:graphic>
+          </wp:inline>
+        </w:drawing>
+      </w:r>
     </w:p>
     <w:sectPr>
-      <w:headerReference w:type="default" r:id="rId25"/>
-      <w:footerReference w:type="first" r:id="rId26"/>
+      <w:headerReference w:type="default" r:id="rId19"/>
+      <w:footerReference w:type="first" r:id="rId20"/>
       <w:pgSz w:w="11906" w:h="16838"/>
       <w:pgMar w:top="1134" w:right="991" w:bottom="1276" w:left="1701" w:header="708" w:footer="708" w:gutter="0"/>
       <w:pgNumType w:start="2"/>
@@ -16333,6 +17518,7 @@
                         <w:txbxContent>
                           <w:p>
                             <w:pPr>
+                              <w:jc w:val="center"/>
                               <w:rPr>
                                 <w:sz w:val="18"/>
                               </w:rPr>
@@ -16429,6 +17615,14 @@
                                 <w:szCs w:val="32"/>
                               </w:rPr>
                               <w:t>.</w:t>
+                            </w:r>
+                            <w:r>
+                              <w:rPr>
+                                <w:color w:val="000000" w:themeColor="text1"/>
+                                <w:sz w:val="32"/>
+                                <w:szCs w:val="32"/>
+                              </w:rPr>
+                              <w:t>0</w:t>
                             </w:r>
                             <w:r>
                               <w:rPr>
@@ -16672,11 +17866,19 @@
                                   <w:sz w:val="18"/>
                                 </w:rPr>
                               </w:pPr>
+                              <w:proofErr w:type="spellStart"/>
                               <w:r>
                                 <w:rPr>
                                   <w:sz w:val="18"/>
                                 </w:rPr>
-                                <w:t>Разраб.</w:t>
+                                <w:t>Разраб</w:t>
+                              </w:r>
+                              <w:proofErr w:type="spellEnd"/>
+                              <w:r>
+                                <w:rPr>
+                                  <w:sz w:val="18"/>
+                                </w:rPr>
+                                <w:t>.</w:t>
                               </w:r>
                             </w:p>
                           </w:txbxContent>
@@ -16747,12 +17949,21 @@
                                   <w:szCs w:val="16"/>
                                 </w:rPr>
                               </w:pPr>
+                              <w:proofErr w:type="spellStart"/>
                               <w:r>
                                 <w:rPr>
                                   <w:sz w:val="16"/>
                                   <w:szCs w:val="16"/>
                                 </w:rPr>
-                                <w:t>Ярмухамедов А.Р. В.Г.</w:t>
+                                <w:t>Ярмухамедов</w:t>
+                              </w:r>
+                              <w:proofErr w:type="spellEnd"/>
+                              <w:r>
+                                <w:rPr>
+                                  <w:sz w:val="16"/>
+                                  <w:szCs w:val="16"/>
+                                </w:rPr>
+                                <w:t xml:space="preserve"> А.Р. В.Г.</w:t>
                               </w:r>
                             </w:p>
                           </w:txbxContent>
@@ -16820,11 +18031,19 @@
                                   <w:sz w:val="18"/>
                                 </w:rPr>
                               </w:pPr>
+                              <w:proofErr w:type="spellStart"/>
                               <w:r>
                                 <w:rPr>
                                   <w:sz w:val="18"/>
                                 </w:rPr>
-                                <w:t>Провер.</w:t>
+                                <w:t>Провер</w:t>
+                              </w:r>
+                              <w:proofErr w:type="spellEnd"/>
+                              <w:r>
+                                <w:rPr>
+                                  <w:sz w:val="18"/>
+                                </w:rPr>
+                                <w:t>.</w:t>
                               </w:r>
                             </w:p>
                           </w:txbxContent>
@@ -16879,12 +18098,21 @@
                                   <w:lang w:val="en-US"/>
                                 </w:rPr>
                               </w:pPr>
+                              <w:proofErr w:type="spellStart"/>
                               <w:r>
                                 <w:rPr>
                                   <w:sz w:val="16"/>
                                   <w:szCs w:val="32"/>
                                 </w:rPr>
-                                <w:t>Ярмухамедов А.Р</w:t>
+                                <w:t>Ярмухамедов</w:t>
+                              </w:r>
+                              <w:proofErr w:type="spellEnd"/>
+                              <w:r>
+                                <w:rPr>
+                                  <w:sz w:val="16"/>
+                                  <w:szCs w:val="32"/>
+                                </w:rPr>
+                                <w:t xml:space="preserve"> А.Р</w:t>
                               </w:r>
                               <w:r>
                                 <w:rPr>
@@ -16954,11 +18182,19 @@
                                 <w:sz w:val="18"/>
                               </w:rPr>
                             </w:pPr>
+                            <w:proofErr w:type="spellStart"/>
                             <w:r>
                               <w:rPr>
                                 <w:sz w:val="18"/>
                               </w:rPr>
-                              <w:t>Провер.</w:t>
+                              <w:t>Провер</w:t>
+                            </w:r>
+                            <w:proofErr w:type="spellEnd"/>
+                            <w:r>
+                              <w:rPr>
+                                <w:sz w:val="18"/>
+                              </w:rPr>
+                              <w:t>.</w:t>
                             </w:r>
                           </w:p>
                         </w:txbxContent>
@@ -17025,12 +18261,14 @@
                                   <w:sz w:val="18"/>
                                 </w:rPr>
                               </w:pPr>
+                              <w:proofErr w:type="spellStart"/>
                               <w:r>
                                 <w:rPr>
                                   <w:sz w:val="18"/>
                                 </w:rPr>
                                 <w:t>Н.Контр</w:t>
                               </w:r>
+                              <w:proofErr w:type="spellEnd"/>
                             </w:p>
                           </w:txbxContent>
                         </wps:txbx>
@@ -17156,11 +18394,19 @@
                                   <w:sz w:val="18"/>
                                 </w:rPr>
                               </w:pPr>
+                              <w:proofErr w:type="spellStart"/>
                               <w:r>
                                 <w:rPr>
                                   <w:sz w:val="18"/>
                                 </w:rPr>
-                                <w:t>Утверд.</w:t>
+                                <w:t>Утверд</w:t>
+                              </w:r>
+                              <w:proofErr w:type="spellEnd"/>
+                              <w:r>
+                                <w:rPr>
+                                  <w:sz w:val="18"/>
+                                </w:rPr>
+                                <w:t>.</w:t>
                               </w:r>
                             </w:p>
                           </w:txbxContent>
@@ -17209,12 +18455,21 @@
                         <wps:txbx>
                           <w:txbxContent>
                             <w:p>
+                              <w:proofErr w:type="spellStart"/>
                               <w:r>
                                 <w:rPr>
                                   <w:sz w:val="16"/>
                                   <w:szCs w:val="16"/>
                                 </w:rPr>
-                                <w:t>Пожерукова Е.Б.</w:t>
+                                <w:t>Пожерукова</w:t>
+                              </w:r>
+                              <w:proofErr w:type="spellEnd"/>
+                              <w:r>
+                                <w:rPr>
+                                  <w:sz w:val="16"/>
+                                  <w:szCs w:val="16"/>
+                                </w:rPr>
+                                <w:t xml:space="preserve"> Е.Б.</w:t>
                               </w:r>
                             </w:p>
                           </w:txbxContent>
@@ -17310,6 +18565,14 @@
                                 <w:sz w:val="22"/>
                                 <w:szCs w:val="22"/>
                               </w:rPr>
+                              <w:br/>
+                            </w:r>
+                            <w:r>
+                              <w:rPr>
+                                <w:color w:val="000000"/>
+                                <w:sz w:val="22"/>
+                                <w:szCs w:val="22"/>
+                              </w:rPr>
                               <w:t xml:space="preserve">Обеспечение </w:t>
                             </w:r>
                             <w:r>
@@ -17318,7 +18581,25 @@
                                 <w:sz w:val="22"/>
                                 <w:szCs w:val="22"/>
                               </w:rPr>
-                              <w:t>информационной безопасности ООО «Ремон Девелопер»</w:t>
+                              <w:t>информационной безопасности ООО «</w:t>
+                            </w:r>
+                            <w:proofErr w:type="spellStart"/>
+                            <w:r>
+                              <w:rPr>
+                                <w:color w:val="000000"/>
+                                <w:sz w:val="22"/>
+                                <w:szCs w:val="22"/>
+                              </w:rPr>
+                              <w:t>Ремон</w:t>
+                            </w:r>
+                            <w:proofErr w:type="spellEnd"/>
+                            <w:r>
+                              <w:rPr>
+                                <w:color w:val="000000"/>
+                                <w:sz w:val="22"/>
+                                <w:szCs w:val="22"/>
+                              </w:rPr>
+                              <w:t xml:space="preserve"> Девелопер»</w:t>
                             </w:r>
                             <w:r>
                               <w:rPr>
@@ -17607,7 +18888,13 @@
                               <w:rPr>
                                 <w:sz w:val="18"/>
                               </w:rPr>
-                              <w:t>46</w:t>
+                              <w:t>4</w:t>
+                            </w:r>
+                            <w:r>
+                              <w:rPr>
+                                <w:sz w:val="18"/>
+                              </w:rPr>
+                              <w:t>8</w:t>
                             </w:r>
                           </w:p>
                           <w:p>
@@ -17731,6 +19018,7 @@
                             <w:pPr>
                               <w:jc w:val="center"/>
                             </w:pPr>
+                            <w:proofErr w:type="spellStart"/>
                             <w:r>
                               <w:rPr>
                                 <w:rFonts w:ascii="Arial" w:hAnsi="Arial"/>
@@ -17739,6 +19027,7 @@
                               </w:rPr>
                               <w:t>Омавиат</w:t>
                             </w:r>
+                            <w:proofErr w:type="spellEnd"/>
                           </w:p>
                         </w:txbxContent>
                       </wps:txbx>
@@ -17896,6 +19185,7 @@
                   <w:txbxContent>
                     <w:p>
                       <w:pPr>
+                        <w:jc w:val="center"/>
                         <w:rPr>
                           <w:sz w:val="18"/>
                         </w:rPr>
@@ -17959,6 +19249,14 @@
                           <w:color w:val="000000" w:themeColor="text1"/>
                           <w:sz w:val="32"/>
                           <w:szCs w:val="32"/>
+                        </w:rPr>
+                        <w:t>0</w:t>
+                      </w:r>
+                      <w:r>
+                        <w:rPr>
+                          <w:color w:val="000000" w:themeColor="text1"/>
+                          <w:sz w:val="32"/>
+                          <w:szCs w:val="32"/>
                           <w:lang w:val="en-US"/>
                         </w:rPr>
                         <w:t>7</w:t>
@@ -17990,11 +19288,19 @@
                             <w:sz w:val="18"/>
                           </w:rPr>
                         </w:pPr>
+                        <w:proofErr w:type="spellStart"/>
                         <w:r>
                           <w:rPr>
                             <w:sz w:val="18"/>
                           </w:rPr>
-                          <w:t>Разраб.</w:t>
+                          <w:t>Разраб</w:t>
+                        </w:r>
+                        <w:proofErr w:type="spellEnd"/>
+                        <w:r>
+                          <w:rPr>
+                            <w:sz w:val="18"/>
+                          </w:rPr>
+                          <w:t>.</w:t>
                         </w:r>
                       </w:p>
                     </w:txbxContent>
@@ -18026,12 +19332,21 @@
                             <w:szCs w:val="16"/>
                           </w:rPr>
                         </w:pPr>
+                        <w:proofErr w:type="spellStart"/>
                         <w:r>
                           <w:rPr>
                             <w:sz w:val="16"/>
                             <w:szCs w:val="16"/>
                           </w:rPr>
-                          <w:t>Ярмухамедов А.Р. В.Г.</w:t>
+                          <w:t>Ярмухамедов</w:t>
+                        </w:r>
+                        <w:proofErr w:type="spellEnd"/>
+                        <w:r>
+                          <w:rPr>
+                            <w:sz w:val="16"/>
+                            <w:szCs w:val="16"/>
+                          </w:rPr>
+                          <w:t xml:space="preserve"> А.Р. В.Г.</w:t>
                         </w:r>
                       </w:p>
                     </w:txbxContent>
@@ -18048,11 +19363,19 @@
                             <w:sz w:val="18"/>
                           </w:rPr>
                         </w:pPr>
+                        <w:proofErr w:type="spellStart"/>
                         <w:r>
                           <w:rPr>
                             <w:sz w:val="18"/>
                           </w:rPr>
-                          <w:t>Провер.</w:t>
+                          <w:t>Провер</w:t>
+                        </w:r>
+                        <w:proofErr w:type="spellEnd"/>
+                        <w:r>
+                          <w:rPr>
+                            <w:sz w:val="18"/>
+                          </w:rPr>
+                          <w:t>.</w:t>
                         </w:r>
                       </w:p>
                     </w:txbxContent>
@@ -18068,12 +19391,21 @@
                             <w:lang w:val="en-US"/>
                           </w:rPr>
                         </w:pPr>
+                        <w:proofErr w:type="spellStart"/>
                         <w:r>
                           <w:rPr>
                             <w:sz w:val="16"/>
                             <w:szCs w:val="32"/>
                           </w:rPr>
-                          <w:t>Ярмухамедов А.Р</w:t>
+                          <w:t>Ярмухамедов</w:t>
+                        </w:r>
+                        <w:proofErr w:type="spellEnd"/>
+                        <w:r>
+                          <w:rPr>
+                            <w:sz w:val="16"/>
+                            <w:szCs w:val="32"/>
+                          </w:rPr>
+                          <w:t xml:space="preserve"> А.Р</w:t>
                         </w:r>
                         <w:r>
                           <w:rPr>
@@ -18104,11 +19436,19 @@
                           <w:sz w:val="18"/>
                         </w:rPr>
                       </w:pPr>
+                      <w:proofErr w:type="spellStart"/>
                       <w:r>
                         <w:rPr>
                           <w:sz w:val="18"/>
                         </w:rPr>
-                        <w:t>Провер.</w:t>
+                        <w:t>Провер</w:t>
+                      </w:r>
+                      <w:proofErr w:type="spellEnd"/>
+                      <w:r>
+                        <w:rPr>
+                          <w:sz w:val="18"/>
+                        </w:rPr>
+                        <w:t>.</w:t>
                       </w:r>
                     </w:p>
                   </w:txbxContent>
@@ -18124,12 +19464,14 @@
                             <w:sz w:val="18"/>
                           </w:rPr>
                         </w:pPr>
+                        <w:proofErr w:type="spellStart"/>
                         <w:r>
                           <w:rPr>
                             <w:sz w:val="18"/>
                           </w:rPr>
                           <w:t>Н.Контр</w:t>
                         </w:r>
+                        <w:proofErr w:type="spellEnd"/>
                       </w:p>
                     </w:txbxContent>
                   </v:textbox>
@@ -18165,11 +19507,19 @@
                             <w:sz w:val="18"/>
                           </w:rPr>
                         </w:pPr>
+                        <w:proofErr w:type="spellStart"/>
                         <w:r>
                           <w:rPr>
                             <w:sz w:val="18"/>
                           </w:rPr>
-                          <w:t>Утверд.</w:t>
+                          <w:t>Утверд</w:t>
+                        </w:r>
+                        <w:proofErr w:type="spellEnd"/>
+                        <w:r>
+                          <w:rPr>
+                            <w:sz w:val="18"/>
+                          </w:rPr>
+                          <w:t>.</w:t>
                         </w:r>
                       </w:p>
                     </w:txbxContent>
@@ -18179,12 +19529,21 @@
                   <v:textbox inset="1pt,1pt,1pt,1pt">
                     <w:txbxContent>
                       <w:p>
+                        <w:proofErr w:type="spellStart"/>
                         <w:r>
                           <w:rPr>
                             <w:sz w:val="16"/>
                             <w:szCs w:val="16"/>
                           </w:rPr>
-                          <w:t>Пожерукова Е.Б.</w:t>
+                          <w:t>Пожерукова</w:t>
+                        </w:r>
+                        <w:proofErr w:type="spellEnd"/>
+                        <w:r>
+                          <w:rPr>
+                            <w:sz w:val="16"/>
+                            <w:szCs w:val="16"/>
+                          </w:rPr>
+                          <w:t xml:space="preserve"> Е.Б.</w:t>
                         </w:r>
                       </w:p>
                     </w:txbxContent>
@@ -18210,6 +19569,14 @@
                           <w:sz w:val="22"/>
                           <w:szCs w:val="22"/>
                         </w:rPr>
+                        <w:br/>
+                      </w:r>
+                      <w:r>
+                        <w:rPr>
+                          <w:color w:val="000000"/>
+                          <w:sz w:val="22"/>
+                          <w:szCs w:val="22"/>
+                        </w:rPr>
                         <w:t xml:space="preserve">Обеспечение </w:t>
                       </w:r>
                       <w:r>
@@ -18218,7 +19585,25 @@
                           <w:sz w:val="22"/>
                           <w:szCs w:val="22"/>
                         </w:rPr>
-                        <w:t>информационной безопасности ООО «Ремон Девелопер»</w:t>
+                        <w:t>информационной безопасности ООО «</w:t>
+                      </w:r>
+                      <w:proofErr w:type="spellStart"/>
+                      <w:r>
+                        <w:rPr>
+                          <w:color w:val="000000"/>
+                          <w:sz w:val="22"/>
+                          <w:szCs w:val="22"/>
+                        </w:rPr>
+                        <w:t>Ремон</w:t>
+                      </w:r>
+                      <w:proofErr w:type="spellEnd"/>
+                      <w:r>
+                        <w:rPr>
+                          <w:color w:val="000000"/>
+                          <w:sz w:val="22"/>
+                          <w:szCs w:val="22"/>
+                        </w:rPr>
+                        <w:t xml:space="preserve"> Девелопер»</w:t>
                       </w:r>
                       <w:r>
                         <w:rPr>
@@ -18297,7 +19682,13 @@
                         <w:rPr>
                           <w:sz w:val="18"/>
                         </w:rPr>
-                        <w:t>46</w:t>
+                        <w:t>4</w:t>
+                      </w:r>
+                      <w:r>
+                        <w:rPr>
+                          <w:sz w:val="18"/>
+                        </w:rPr>
+                        <w:t>8</w:t>
                       </w:r>
                     </w:p>
                     <w:p>
@@ -18320,6 +19711,7 @@
                       <w:pPr>
                         <w:jc w:val="center"/>
                       </w:pPr>
+                      <w:proofErr w:type="spellStart"/>
                       <w:r>
                         <w:rPr>
                           <w:rFonts w:ascii="Arial" w:hAnsi="Arial"/>
@@ -18328,6 +19720,7 @@
                         </w:rPr>
                         <w:t>Омавиат</w:t>
                       </w:r>
+                      <w:proofErr w:type="spellEnd"/>
                     </w:p>
                   </w:txbxContent>
                 </v:textbox>
@@ -19161,23 +20554,39 @@
                           <w:p>
                             <w:pPr>
                               <w:jc w:val="center"/>
+                              <w:rPr>
+                                <w:sz w:val="24"/>
+                              </w:rPr>
                             </w:pPr>
                             <w:r>
+                              <w:rPr>
+                                <w:sz w:val="24"/>
+                              </w:rPr>
                               <w:fldChar w:fldCharType="begin"/>
                             </w:r>
                             <w:r>
+                              <w:rPr>
+                                <w:sz w:val="24"/>
+                              </w:rPr>
                               <w:instrText>PAGE   \* MERGEFORMAT</w:instrText>
                             </w:r>
                             <w:r>
+                              <w:rPr>
+                                <w:sz w:val="24"/>
+                              </w:rPr>
                               <w:fldChar w:fldCharType="separate"/>
                             </w:r>
                             <w:r>
                               <w:rPr>
                                 <w:noProof/>
+                                <w:sz w:val="24"/>
                               </w:rPr>
-                              <w:t>22</w:t>
+                              <w:t>3</w:t>
                             </w:r>
                             <w:r>
+                              <w:rPr>
+                                <w:sz w:val="24"/>
+                              </w:rPr>
                               <w:fldChar w:fldCharType="end"/>
                             </w:r>
                           </w:p>
@@ -19240,7 +20649,23 @@
                                 <w:sz w:val="32"/>
                                 <w:szCs w:val="32"/>
                               </w:rPr>
-                              <w:t>КТЗC.ДП.БП412.7 ПЗ</w:t>
+                              <w:t>КТЗC.ДП.БП412.</w:t>
+                            </w:r>
+                            <w:r>
+                              <w:rPr>
+                                <w:color w:val="000000"/>
+                                <w:sz w:val="32"/>
+                                <w:szCs w:val="32"/>
+                              </w:rPr>
+                              <w:t>0</w:t>
+                            </w:r>
+                            <w:r>
+                              <w:rPr>
+                                <w:color w:val="000000"/>
+                                <w:sz w:val="32"/>
+                                <w:szCs w:val="32"/>
+                              </w:rPr>
+                              <w:t>7 ПЗ</w:t>
                             </w:r>
                           </w:p>
                           <w:p/>
@@ -19410,23 +20835,39 @@
                     <w:p>
                       <w:pPr>
                         <w:jc w:val="center"/>
+                        <w:rPr>
+                          <w:sz w:val="24"/>
+                        </w:rPr>
                       </w:pPr>
                       <w:r>
+                        <w:rPr>
+                          <w:sz w:val="24"/>
+                        </w:rPr>
                         <w:fldChar w:fldCharType="begin"/>
                       </w:r>
                       <w:r>
+                        <w:rPr>
+                          <w:sz w:val="24"/>
+                        </w:rPr>
                         <w:instrText>PAGE   \* MERGEFORMAT</w:instrText>
                       </w:r>
                       <w:r>
+                        <w:rPr>
+                          <w:sz w:val="24"/>
+                        </w:rPr>
                         <w:fldChar w:fldCharType="separate"/>
                       </w:r>
                       <w:r>
                         <w:rPr>
                           <w:noProof/>
+                          <w:sz w:val="24"/>
                         </w:rPr>
-                        <w:t>22</w:t>
+                        <w:t>3</w:t>
                       </w:r>
                       <w:r>
+                        <w:rPr>
+                          <w:sz w:val="24"/>
+                        </w:rPr>
                         <w:fldChar w:fldCharType="end"/>
                       </w:r>
                     </w:p>
@@ -19450,7 +20891,23 @@
                           <w:sz w:val="32"/>
                           <w:szCs w:val="32"/>
                         </w:rPr>
-                        <w:t>КТЗC.ДП.БП412.7 ПЗ</w:t>
+                        <w:t>КТЗC.ДП.БП412.</w:t>
+                      </w:r>
+                      <w:r>
+                        <w:rPr>
+                          <w:color w:val="000000"/>
+                          <w:sz w:val="32"/>
+                          <w:szCs w:val="32"/>
+                        </w:rPr>
+                        <w:t>0</w:t>
+                      </w:r>
+                      <w:r>
+                        <w:rPr>
+                          <w:color w:val="000000"/>
+                          <w:sz w:val="32"/>
+                          <w:szCs w:val="32"/>
+                        </w:rPr>
+                        <w:t>7 ПЗ</w:t>
                       </w:r>
                     </w:p>
                     <w:p/>
@@ -23283,112 +24740,112 @@
       </w:pPr>
     </w:lvl>
   </w:abstractNum>
-  <w:num w:numId="1" w16cid:durableId="1491366196">
+  <w:num w:numId="1" w16cid:durableId="880674385">
     <w:abstractNumId w:val="27"/>
     <w:lvlOverride w:ilvl="0">
       <w:startOverride w:val="1"/>
     </w:lvlOverride>
   </w:num>
-  <w:num w:numId="2" w16cid:durableId="1658416166">
+  <w:num w:numId="2" w16cid:durableId="1512647090">
     <w:abstractNumId w:val="0"/>
   </w:num>
-  <w:num w:numId="3" w16cid:durableId="1741708027">
+  <w:num w:numId="3" w16cid:durableId="996154607">
     <w:abstractNumId w:val="11"/>
   </w:num>
-  <w:num w:numId="4" w16cid:durableId="730080646">
+  <w:num w:numId="4" w16cid:durableId="1209611576">
     <w:abstractNumId w:val="5"/>
   </w:num>
-  <w:num w:numId="5" w16cid:durableId="372073056">
+  <w:num w:numId="5" w16cid:durableId="1242641679">
     <w:abstractNumId w:val="31"/>
   </w:num>
-  <w:num w:numId="6" w16cid:durableId="243339049">
+  <w:num w:numId="6" w16cid:durableId="2123837040">
     <w:abstractNumId w:val="15"/>
   </w:num>
-  <w:num w:numId="7" w16cid:durableId="1372799215">
+  <w:num w:numId="7" w16cid:durableId="434250604">
     <w:abstractNumId w:val="19"/>
   </w:num>
-  <w:num w:numId="8" w16cid:durableId="1341204110">
+  <w:num w:numId="8" w16cid:durableId="1740707710">
     <w:abstractNumId w:val="32"/>
   </w:num>
-  <w:num w:numId="9" w16cid:durableId="1697972546">
+  <w:num w:numId="9" w16cid:durableId="347023955">
     <w:abstractNumId w:val="30"/>
   </w:num>
-  <w:num w:numId="10" w16cid:durableId="1636983493">
+  <w:num w:numId="10" w16cid:durableId="948899385">
     <w:abstractNumId w:val="14"/>
   </w:num>
-  <w:num w:numId="11" w16cid:durableId="1914002955">
+  <w:num w:numId="11" w16cid:durableId="1314289863">
     <w:abstractNumId w:val="28"/>
   </w:num>
-  <w:num w:numId="12" w16cid:durableId="1202667541">
+  <w:num w:numId="12" w16cid:durableId="642662065">
     <w:abstractNumId w:val="7"/>
   </w:num>
-  <w:num w:numId="13" w16cid:durableId="1824855024">
+  <w:num w:numId="13" w16cid:durableId="990404741">
     <w:abstractNumId w:val="0"/>
   </w:num>
-  <w:num w:numId="14" w16cid:durableId="84885915">
+  <w:num w:numId="14" w16cid:durableId="1055741979">
     <w:abstractNumId w:val="26"/>
   </w:num>
-  <w:num w:numId="15" w16cid:durableId="1121997436">
+  <w:num w:numId="15" w16cid:durableId="1041250833">
     <w:abstractNumId w:val="9"/>
   </w:num>
-  <w:num w:numId="16" w16cid:durableId="910844016">
+  <w:num w:numId="16" w16cid:durableId="1825975870">
     <w:abstractNumId w:val="21"/>
   </w:num>
-  <w:num w:numId="17" w16cid:durableId="4405806">
+  <w:num w:numId="17" w16cid:durableId="1810895528">
     <w:abstractNumId w:val="12"/>
   </w:num>
-  <w:num w:numId="18" w16cid:durableId="1304576881">
+  <w:num w:numId="18" w16cid:durableId="1186021945">
     <w:abstractNumId w:val="1"/>
   </w:num>
-  <w:num w:numId="19" w16cid:durableId="58602982">
+  <w:num w:numId="19" w16cid:durableId="201751370">
     <w:abstractNumId w:val="29"/>
   </w:num>
-  <w:num w:numId="20" w16cid:durableId="61760099">
+  <w:num w:numId="20" w16cid:durableId="101341167">
     <w:abstractNumId w:val="2"/>
   </w:num>
-  <w:num w:numId="21" w16cid:durableId="569845636">
+  <w:num w:numId="21" w16cid:durableId="240603672">
     <w:abstractNumId w:val="6"/>
   </w:num>
-  <w:num w:numId="22" w16cid:durableId="1709183696">
+  <w:num w:numId="22" w16cid:durableId="1979527709">
     <w:abstractNumId w:val="3"/>
   </w:num>
-  <w:num w:numId="23" w16cid:durableId="642275749">
+  <w:num w:numId="23" w16cid:durableId="2011247704">
     <w:abstractNumId w:val="4"/>
   </w:num>
-  <w:num w:numId="24" w16cid:durableId="1702508492">
+  <w:num w:numId="24" w16cid:durableId="282033639">
     <w:abstractNumId w:val="20"/>
   </w:num>
-  <w:num w:numId="25" w16cid:durableId="1818647022">
+  <w:num w:numId="25" w16cid:durableId="867059798">
     <w:abstractNumId w:val="10"/>
   </w:num>
-  <w:num w:numId="26" w16cid:durableId="1358848103">
+  <w:num w:numId="26" w16cid:durableId="17003671">
     <w:abstractNumId w:val="18"/>
   </w:num>
-  <w:num w:numId="27" w16cid:durableId="28382218">
+  <w:num w:numId="27" w16cid:durableId="1858542864">
     <w:abstractNumId w:val="17"/>
   </w:num>
-  <w:num w:numId="28" w16cid:durableId="98574848">
+  <w:num w:numId="28" w16cid:durableId="564803073">
     <w:abstractNumId w:val="13"/>
   </w:num>
-  <w:num w:numId="29" w16cid:durableId="582253053">
+  <w:num w:numId="29" w16cid:durableId="46415165">
     <w:abstractNumId w:val="24"/>
   </w:num>
-  <w:num w:numId="30" w16cid:durableId="259263198">
+  <w:num w:numId="30" w16cid:durableId="1186480622">
     <w:abstractNumId w:val="33"/>
   </w:num>
-  <w:num w:numId="31" w16cid:durableId="237908983">
+  <w:num w:numId="31" w16cid:durableId="1873685176">
     <w:abstractNumId w:val="8"/>
   </w:num>
-  <w:num w:numId="32" w16cid:durableId="1857187234">
+  <w:num w:numId="32" w16cid:durableId="1926453294">
     <w:abstractNumId w:val="23"/>
   </w:num>
-  <w:num w:numId="33" w16cid:durableId="468979731">
+  <w:num w:numId="33" w16cid:durableId="1637418274">
     <w:abstractNumId w:val="22"/>
   </w:num>
-  <w:num w:numId="34" w16cid:durableId="1079788451">
+  <w:num w:numId="34" w16cid:durableId="679621173">
     <w:abstractNumId w:val="25"/>
   </w:num>
-  <w:num w:numId="35" w16cid:durableId="1164468842">
+  <w:num w:numId="35" w16cid:durableId="154154115">
     <w:abstractNumId w:val="16"/>
   </w:num>
 </w:numbering>
@@ -23788,7 +25245,7 @@
   <w:style w:type="paragraph" w:default="1" w:styleId="a">
     <w:name w:val="Normal"/>
     <w:qFormat/>
-    <w:rsid w:val="00133180"/>
+    <w:rsid w:val="00FE67ED"/>
   </w:style>
   <w:style w:type="paragraph" w:styleId="1">
     <w:name w:val="heading 1"/>
@@ -23869,7 +25326,6 @@
   <w:style w:type="character" w:default="1" w:styleId="a0">
     <w:name w:val="Default Paragraph Font"/>
     <w:uiPriority w:val="1"/>
-    <w:semiHidden/>
     <w:unhideWhenUsed/>
   </w:style>
   <w:style w:type="table" w:default="1" w:styleId="a1">
@@ -25540,7 +26996,7 @@
 </file>
 
 <file path=customXml/itemProps1.xml><?xml version="1.0" encoding="utf-8"?>
-<ds:datastoreItem xmlns:ds="http://schemas.openxmlformats.org/officeDocument/2006/customXml" ds:itemID="{1012F198-A946-449B-AE79-C01EB3E7BE81}">
+<ds:datastoreItem xmlns:ds="http://schemas.openxmlformats.org/officeDocument/2006/customXml" ds:itemID="{48D34531-8A41-47DF-9A64-8130D9A3A6CB}">
   <ds:schemaRefs>
     <ds:schemaRef ds:uri="http://schemas.openxmlformats.org/officeDocument/2006/bibliography"/>
   </ds:schemaRefs>

--- a/VKR/Диплом.docx
+++ b/VKR/Диплом.docx
@@ -53,8 +53,8 @@
               <w:rFonts w:asciiTheme="minorHAnsi" w:eastAsiaTheme="minorEastAsia" w:hAnsiTheme="minorHAnsi" w:cstheme="minorBidi"/>
               <w:noProof/>
               <w:kern w:val="2"/>
-              <w:sz w:val="22"/>
-              <w:szCs w:val="22"/>
+              <w:sz w:val="24"/>
+              <w:szCs w:val="24"/>
               <w14:ligatures w14:val="standardContextual"/>
             </w:rPr>
           </w:pPr>
@@ -79,7 +79,7 @@
             </w:rPr>
             <w:fldChar w:fldCharType="separate"/>
           </w:r>
-          <w:hyperlink w:anchor="_Toc231904312" w:history="1">
+          <w:hyperlink w:anchor="_Toc232235301" w:history="1">
             <w:r>
               <w:rPr>
                 <w:rStyle w:val="a5"/>
@@ -114,7 +114,7 @@
                 <w:sz w:val="24"/>
                 <w:szCs w:val="24"/>
               </w:rPr>
-              <w:instrText xml:space="preserve"> PAGEREF _Toc231904312 \h </w:instrText>
+              <w:instrText xml:space="preserve"> PAGEREF _Toc232235301 \h </w:instrText>
             </w:r>
             <w:r>
               <w:rPr>
@@ -140,7 +140,7 @@
                 <w:sz w:val="24"/>
                 <w:szCs w:val="24"/>
               </w:rPr>
-              <w:t>5</w:t>
+              <w:t>6</w:t>
             </w:r>
             <w:r>
               <w:rPr>
@@ -156,16 +156,19 @@
         <w:p>
           <w:pPr>
             <w:pStyle w:val="12"/>
+            <w:tabs>
+              <w:tab w:val="left" w:pos="284"/>
+            </w:tabs>
             <w:rPr>
               <w:rFonts w:asciiTheme="minorHAnsi" w:eastAsiaTheme="minorEastAsia" w:hAnsiTheme="minorHAnsi" w:cstheme="minorBidi"/>
               <w:noProof/>
               <w:kern w:val="2"/>
-              <w:sz w:val="22"/>
-              <w:szCs w:val="22"/>
+              <w:sz w:val="24"/>
+              <w:szCs w:val="24"/>
               <w14:ligatures w14:val="standardContextual"/>
             </w:rPr>
           </w:pPr>
-          <w:hyperlink w:anchor="_Toc231904313" w:history="1">
+          <w:hyperlink w:anchor="_Toc232235302" w:history="1">
             <w:r>
               <w:rPr>
                 <w:rStyle w:val="a5"/>
@@ -200,7 +203,7 @@
                 <w:sz w:val="24"/>
                 <w:szCs w:val="24"/>
               </w:rPr>
-              <w:instrText xml:space="preserve"> PAGEREF _Toc231904313 \h </w:instrText>
+              <w:instrText xml:space="preserve"> PAGEREF _Toc232235302 \h </w:instrText>
             </w:r>
             <w:r>
               <w:rPr>
@@ -226,7 +229,7 @@
                 <w:sz w:val="24"/>
                 <w:szCs w:val="24"/>
               </w:rPr>
-              <w:t>7</w:t>
+              <w:t>8</w:t>
             </w:r>
             <w:r>
               <w:rPr>
@@ -242,17 +245,20 @@
         <w:p>
           <w:pPr>
             <w:pStyle w:val="12"/>
+            <w:tabs>
+              <w:tab w:val="left" w:pos="284"/>
+            </w:tabs>
             <w:ind w:left="284"/>
             <w:rPr>
               <w:rFonts w:asciiTheme="minorHAnsi" w:eastAsiaTheme="minorEastAsia" w:hAnsiTheme="minorHAnsi" w:cstheme="minorBidi"/>
               <w:noProof/>
               <w:kern w:val="2"/>
-              <w:sz w:val="22"/>
-              <w:szCs w:val="22"/>
+              <w:sz w:val="24"/>
+              <w:szCs w:val="24"/>
               <w14:ligatures w14:val="standardContextual"/>
             </w:rPr>
           </w:pPr>
-          <w:hyperlink w:anchor="_Toc231904314" w:history="1">
+          <w:hyperlink w:anchor="_Toc232235303" w:history="1">
             <w:r>
               <w:rPr>
                 <w:rStyle w:val="a5"/>
@@ -287,7 +293,7 @@
                 <w:sz w:val="24"/>
                 <w:szCs w:val="24"/>
               </w:rPr>
-              <w:instrText xml:space="preserve"> PAGEREF _Toc231904314 \h </w:instrText>
+              <w:instrText xml:space="preserve"> PAGEREF _Toc232235303 \h </w:instrText>
             </w:r>
             <w:r>
               <w:rPr>
@@ -313,7 +319,7 @@
                 <w:sz w:val="24"/>
                 <w:szCs w:val="24"/>
               </w:rPr>
-              <w:t>7</w:t>
+              <w:t>8</w:t>
             </w:r>
             <w:r>
               <w:rPr>
@@ -329,17 +335,20 @@
         <w:p>
           <w:pPr>
             <w:pStyle w:val="12"/>
+            <w:tabs>
+              <w:tab w:val="left" w:pos="284"/>
+            </w:tabs>
             <w:ind w:left="284"/>
             <w:rPr>
               <w:rFonts w:asciiTheme="minorHAnsi" w:eastAsiaTheme="minorEastAsia" w:hAnsiTheme="minorHAnsi" w:cstheme="minorBidi"/>
               <w:noProof/>
               <w:kern w:val="2"/>
-              <w:sz w:val="22"/>
-              <w:szCs w:val="22"/>
+              <w:sz w:val="24"/>
+              <w:szCs w:val="24"/>
               <w14:ligatures w14:val="standardContextual"/>
             </w:rPr>
           </w:pPr>
-          <w:hyperlink w:anchor="_Toc231904315" w:history="1">
+          <w:hyperlink w:anchor="_Toc232235304" w:history="1">
             <w:r>
               <w:rPr>
                 <w:rStyle w:val="a5"/>
@@ -374,7 +383,7 @@
                 <w:sz w:val="24"/>
                 <w:szCs w:val="24"/>
               </w:rPr>
-              <w:instrText xml:space="preserve"> PAGEREF _Toc231904315 \h </w:instrText>
+              <w:instrText xml:space="preserve"> PAGEREF _Toc232235304 \h </w:instrText>
             </w:r>
             <w:r>
               <w:rPr>
@@ -400,7 +409,7 @@
                 <w:sz w:val="24"/>
                 <w:szCs w:val="24"/>
               </w:rPr>
-              <w:t>9</w:t>
+              <w:t>10</w:t>
             </w:r>
             <w:r>
               <w:rPr>
@@ -416,17 +425,20 @@
         <w:p>
           <w:pPr>
             <w:pStyle w:val="12"/>
+            <w:tabs>
+              <w:tab w:val="left" w:pos="284"/>
+            </w:tabs>
             <w:ind w:left="284"/>
             <w:rPr>
               <w:rFonts w:asciiTheme="minorHAnsi" w:eastAsiaTheme="minorEastAsia" w:hAnsiTheme="minorHAnsi" w:cstheme="minorBidi"/>
               <w:noProof/>
               <w:kern w:val="2"/>
-              <w:sz w:val="22"/>
-              <w:szCs w:val="22"/>
+              <w:sz w:val="24"/>
+              <w:szCs w:val="24"/>
               <w14:ligatures w14:val="standardContextual"/>
             </w:rPr>
           </w:pPr>
-          <w:hyperlink w:anchor="_Toc231904316" w:history="1">
+          <w:hyperlink w:anchor="_Toc232235305" w:history="1">
             <w:r>
               <w:rPr>
                 <w:rStyle w:val="a5"/>
@@ -461,7 +473,7 @@
                 <w:sz w:val="24"/>
                 <w:szCs w:val="24"/>
               </w:rPr>
-              <w:instrText xml:space="preserve"> PAGEREF _Toc231904316 \h </w:instrText>
+              <w:instrText xml:space="preserve"> PAGEREF _Toc232235305 \h </w:instrText>
             </w:r>
             <w:r>
               <w:rPr>
@@ -487,7 +499,7 @@
                 <w:sz w:val="24"/>
                 <w:szCs w:val="24"/>
               </w:rPr>
-              <w:t>11</w:t>
+              <w:t>12</w:t>
             </w:r>
             <w:r>
               <w:rPr>
@@ -503,17 +515,20 @@
         <w:p>
           <w:pPr>
             <w:pStyle w:val="12"/>
+            <w:tabs>
+              <w:tab w:val="left" w:pos="284"/>
+            </w:tabs>
             <w:ind w:left="284"/>
             <w:rPr>
               <w:rFonts w:asciiTheme="minorHAnsi" w:eastAsiaTheme="minorEastAsia" w:hAnsiTheme="minorHAnsi" w:cstheme="minorBidi"/>
               <w:noProof/>
               <w:kern w:val="2"/>
-              <w:sz w:val="22"/>
-              <w:szCs w:val="22"/>
+              <w:sz w:val="24"/>
+              <w:szCs w:val="24"/>
               <w14:ligatures w14:val="standardContextual"/>
             </w:rPr>
           </w:pPr>
-          <w:hyperlink w:anchor="_Toc231904317" w:history="1">
+          <w:hyperlink w:anchor="_Toc232235306" w:history="1">
             <w:r>
               <w:rPr>
                 <w:rStyle w:val="a5"/>
@@ -548,7 +563,7 @@
                 <w:sz w:val="24"/>
                 <w:szCs w:val="24"/>
               </w:rPr>
-              <w:instrText xml:space="preserve"> PAGEREF _Toc231904317 \h </w:instrText>
+              <w:instrText xml:space="preserve"> PAGEREF _Toc232235306 \h </w:instrText>
             </w:r>
             <w:r>
               <w:rPr>
@@ -590,17 +605,20 @@
         <w:p>
           <w:pPr>
             <w:pStyle w:val="12"/>
+            <w:tabs>
+              <w:tab w:val="left" w:pos="284"/>
+            </w:tabs>
             <w:ind w:left="284"/>
             <w:rPr>
               <w:rFonts w:asciiTheme="minorHAnsi" w:eastAsiaTheme="minorEastAsia" w:hAnsiTheme="minorHAnsi" w:cstheme="minorBidi"/>
               <w:noProof/>
               <w:kern w:val="2"/>
-              <w:sz w:val="22"/>
-              <w:szCs w:val="22"/>
+              <w:sz w:val="24"/>
+              <w:szCs w:val="24"/>
               <w14:ligatures w14:val="standardContextual"/>
             </w:rPr>
           </w:pPr>
-          <w:hyperlink w:anchor="_Toc231904318" w:history="1">
+          <w:hyperlink w:anchor="_Toc232235307" w:history="1">
             <w:r>
               <w:rPr>
                 <w:rStyle w:val="a5"/>
@@ -635,7 +653,7 @@
                 <w:sz w:val="24"/>
                 <w:szCs w:val="24"/>
               </w:rPr>
-              <w:instrText xml:space="preserve"> PAGEREF _Toc231904318 \h </w:instrText>
+              <w:instrText xml:space="preserve"> PAGEREF _Toc232235307 \h </w:instrText>
             </w:r>
             <w:r>
               <w:rPr>
@@ -677,17 +695,20 @@
         <w:p>
           <w:pPr>
             <w:pStyle w:val="12"/>
+            <w:tabs>
+              <w:tab w:val="left" w:pos="284"/>
+            </w:tabs>
             <w:ind w:left="284"/>
             <w:rPr>
               <w:rFonts w:asciiTheme="minorHAnsi" w:eastAsiaTheme="minorEastAsia" w:hAnsiTheme="minorHAnsi" w:cstheme="minorBidi"/>
               <w:noProof/>
               <w:kern w:val="2"/>
-              <w:sz w:val="22"/>
-              <w:szCs w:val="22"/>
+              <w:sz w:val="24"/>
+              <w:szCs w:val="24"/>
               <w14:ligatures w14:val="standardContextual"/>
             </w:rPr>
           </w:pPr>
-          <w:hyperlink w:anchor="_Toc231904319" w:history="1">
+          <w:hyperlink w:anchor="_Toc232235308" w:history="1">
             <w:r>
               <w:rPr>
                 <w:rStyle w:val="a5"/>
@@ -722,7 +743,7 @@
                 <w:sz w:val="24"/>
                 <w:szCs w:val="24"/>
               </w:rPr>
-              <w:instrText xml:space="preserve"> PAGEREF _Toc231904319 \h </w:instrText>
+              <w:instrText xml:space="preserve"> PAGEREF _Toc232235308 \h </w:instrText>
             </w:r>
             <w:r>
               <w:rPr>
@@ -764,17 +785,20 @@
         <w:p>
           <w:pPr>
             <w:pStyle w:val="12"/>
+            <w:tabs>
+              <w:tab w:val="left" w:pos="284"/>
+            </w:tabs>
             <w:ind w:left="284"/>
             <w:rPr>
               <w:rFonts w:asciiTheme="minorHAnsi" w:eastAsiaTheme="minorEastAsia" w:hAnsiTheme="minorHAnsi" w:cstheme="minorBidi"/>
               <w:noProof/>
               <w:kern w:val="2"/>
-              <w:sz w:val="22"/>
-              <w:szCs w:val="22"/>
+              <w:sz w:val="24"/>
+              <w:szCs w:val="24"/>
               <w14:ligatures w14:val="standardContextual"/>
             </w:rPr>
           </w:pPr>
-          <w:hyperlink w:anchor="_Toc231904320" w:history="1">
+          <w:hyperlink w:anchor="_Toc232235309" w:history="1">
             <w:r>
               <w:rPr>
                 <w:rStyle w:val="a5"/>
@@ -809,7 +833,7 @@
                 <w:sz w:val="24"/>
                 <w:szCs w:val="24"/>
               </w:rPr>
-              <w:instrText xml:space="preserve"> PAGEREF _Toc231904320 \h </w:instrText>
+              <w:instrText xml:space="preserve"> PAGEREF _Toc232235309 \h </w:instrText>
             </w:r>
             <w:r>
               <w:rPr>
@@ -835,7 +859,7 @@
                 <w:sz w:val="24"/>
                 <w:szCs w:val="24"/>
               </w:rPr>
-              <w:t>18</w:t>
+              <w:t>17</w:t>
             </w:r>
             <w:r>
               <w:rPr>
@@ -855,12 +879,12 @@
               <w:rFonts w:asciiTheme="minorHAnsi" w:eastAsiaTheme="minorEastAsia" w:hAnsiTheme="minorHAnsi" w:cstheme="minorBidi"/>
               <w:noProof/>
               <w:kern w:val="2"/>
-              <w:sz w:val="22"/>
-              <w:szCs w:val="22"/>
+              <w:sz w:val="24"/>
+              <w:szCs w:val="24"/>
               <w14:ligatures w14:val="standardContextual"/>
             </w:rPr>
           </w:pPr>
-          <w:hyperlink w:anchor="_Toc231904321" w:history="1">
+          <w:hyperlink w:anchor="_Toc232235310" w:history="1">
             <w:r>
               <w:rPr>
                 <w:rStyle w:val="a5"/>
@@ -895,7 +919,7 @@
                 <w:sz w:val="24"/>
                 <w:szCs w:val="24"/>
               </w:rPr>
-              <w:instrText xml:space="preserve"> PAGEREF _Toc231904321 \h </w:instrText>
+              <w:instrText xml:space="preserve"> PAGEREF _Toc232235310 \h </w:instrText>
             </w:r>
             <w:r>
               <w:rPr>
@@ -921,7 +945,7 @@
                 <w:sz w:val="24"/>
                 <w:szCs w:val="24"/>
               </w:rPr>
-              <w:t>20</w:t>
+              <w:t>19</w:t>
             </w:r>
             <w:r>
               <w:rPr>
@@ -945,12 +969,12 @@
               <w:rFonts w:asciiTheme="minorHAnsi" w:eastAsiaTheme="minorEastAsia" w:hAnsiTheme="minorHAnsi" w:cstheme="minorBidi"/>
               <w:noProof/>
               <w:kern w:val="2"/>
-              <w:sz w:val="22"/>
-              <w:szCs w:val="22"/>
+              <w:sz w:val="24"/>
+              <w:szCs w:val="24"/>
               <w14:ligatures w14:val="standardContextual"/>
             </w:rPr>
           </w:pPr>
-          <w:hyperlink w:anchor="_Toc231904322" w:history="1">
+          <w:hyperlink w:anchor="_Toc232235311" w:history="1">
             <w:r>
               <w:rPr>
                 <w:rStyle w:val="a5"/>
@@ -985,7 +1009,7 @@
                 <w:sz w:val="24"/>
                 <w:szCs w:val="24"/>
               </w:rPr>
-              <w:instrText xml:space="preserve"> PAGEREF _Toc231904322 \h </w:instrText>
+              <w:instrText xml:space="preserve"> PAGEREF _Toc232235311 \h </w:instrText>
             </w:r>
             <w:r>
               <w:rPr>
@@ -1011,7 +1035,7 @@
                 <w:sz w:val="24"/>
                 <w:szCs w:val="24"/>
               </w:rPr>
-              <w:t>20</w:t>
+              <w:t>19</w:t>
             </w:r>
             <w:r>
               <w:rPr>
@@ -1035,12 +1059,12 @@
               <w:rFonts w:asciiTheme="minorHAnsi" w:eastAsiaTheme="minorEastAsia" w:hAnsiTheme="minorHAnsi" w:cstheme="minorBidi"/>
               <w:noProof/>
               <w:kern w:val="2"/>
-              <w:sz w:val="22"/>
-              <w:szCs w:val="22"/>
+              <w:sz w:val="24"/>
+              <w:szCs w:val="24"/>
               <w14:ligatures w14:val="standardContextual"/>
             </w:rPr>
           </w:pPr>
-          <w:hyperlink w:anchor="_Toc231904323" w:history="1">
+          <w:hyperlink w:anchor="_Toc232235312" w:history="1">
             <w:r>
               <w:rPr>
                 <w:rStyle w:val="a5"/>
@@ -1075,7 +1099,7 @@
                 <w:sz w:val="24"/>
                 <w:szCs w:val="24"/>
               </w:rPr>
-              <w:instrText xml:space="preserve"> PAGEREF _Toc231904323 \h </w:instrText>
+              <w:instrText xml:space="preserve"> PAGEREF _Toc232235312 \h </w:instrText>
             </w:r>
             <w:r>
               <w:rPr>
@@ -1101,7 +1125,7 @@
                 <w:sz w:val="24"/>
                 <w:szCs w:val="24"/>
               </w:rPr>
-              <w:t>20</w:t>
+              <w:t>19</w:t>
             </w:r>
             <w:r>
               <w:rPr>
@@ -1125,12 +1149,12 @@
               <w:rFonts w:asciiTheme="minorHAnsi" w:eastAsiaTheme="minorEastAsia" w:hAnsiTheme="minorHAnsi" w:cstheme="minorBidi"/>
               <w:noProof/>
               <w:kern w:val="2"/>
-              <w:sz w:val="22"/>
-              <w:szCs w:val="22"/>
+              <w:sz w:val="24"/>
+              <w:szCs w:val="24"/>
               <w14:ligatures w14:val="standardContextual"/>
             </w:rPr>
           </w:pPr>
-          <w:hyperlink w:anchor="_Toc231904324" w:history="1">
+          <w:hyperlink w:anchor="_Toc232235313" w:history="1">
             <w:r>
               <w:rPr>
                 <w:rStyle w:val="a5"/>
@@ -1175,7 +1199,7 @@
                 <w:sz w:val="24"/>
                 <w:szCs w:val="24"/>
               </w:rPr>
-              <w:instrText xml:space="preserve"> PAGEREF _Toc231904324 \h </w:instrText>
+              <w:instrText xml:space="preserve"> PAGEREF _Toc232235313 \h </w:instrText>
             </w:r>
             <w:r>
               <w:rPr>
@@ -1225,12 +1249,12 @@
               <w:rFonts w:asciiTheme="minorHAnsi" w:eastAsiaTheme="minorEastAsia" w:hAnsiTheme="minorHAnsi" w:cstheme="minorBidi"/>
               <w:noProof/>
               <w:kern w:val="2"/>
-              <w:sz w:val="22"/>
-              <w:szCs w:val="22"/>
+              <w:sz w:val="24"/>
+              <w:szCs w:val="24"/>
               <w14:ligatures w14:val="standardContextual"/>
             </w:rPr>
           </w:pPr>
-          <w:hyperlink w:anchor="_Toc231904325" w:history="1">
+          <w:hyperlink w:anchor="_Toc232235314" w:history="1">
             <w:r>
               <w:rPr>
                 <w:rStyle w:val="a5"/>
@@ -1265,7 +1289,7 @@
                 <w:sz w:val="24"/>
                 <w:szCs w:val="24"/>
               </w:rPr>
-              <w:instrText xml:space="preserve"> PAGEREF _Toc231904325 \h </w:instrText>
+              <w:instrText xml:space="preserve"> PAGEREF _Toc232235314 \h </w:instrText>
             </w:r>
             <w:r>
               <w:rPr>
@@ -1315,12 +1339,12 @@
               <w:rFonts w:asciiTheme="minorHAnsi" w:eastAsiaTheme="minorEastAsia" w:hAnsiTheme="minorHAnsi" w:cstheme="minorBidi"/>
               <w:noProof/>
               <w:kern w:val="2"/>
-              <w:sz w:val="22"/>
-              <w:szCs w:val="22"/>
+              <w:sz w:val="24"/>
+              <w:szCs w:val="24"/>
               <w14:ligatures w14:val="standardContextual"/>
             </w:rPr>
           </w:pPr>
-          <w:hyperlink w:anchor="_Toc231904326" w:history="1">
+          <w:hyperlink w:anchor="_Toc232235315" w:history="1">
             <w:r>
               <w:rPr>
                 <w:rStyle w:val="a5"/>
@@ -1412,7 +1436,7 @@
                 <w:sz w:val="24"/>
                 <w:szCs w:val="24"/>
               </w:rPr>
-              <w:instrText xml:space="preserve"> PAGEREF _Toc231904326 \h </w:instrText>
+              <w:instrText xml:space="preserve"> PAGEREF _Toc232235315 \h </w:instrText>
             </w:r>
             <w:r>
               <w:rPr>
@@ -1438,7 +1462,7 @@
                 <w:sz w:val="24"/>
                 <w:szCs w:val="24"/>
               </w:rPr>
-              <w:t>25</w:t>
+              <w:t>26</w:t>
             </w:r>
             <w:r>
               <w:rPr>
@@ -1462,12 +1486,12 @@
               <w:rFonts w:asciiTheme="minorHAnsi" w:eastAsiaTheme="minorEastAsia" w:hAnsiTheme="minorHAnsi" w:cstheme="minorBidi"/>
               <w:noProof/>
               <w:kern w:val="2"/>
-              <w:sz w:val="22"/>
-              <w:szCs w:val="22"/>
+              <w:sz w:val="24"/>
+              <w:szCs w:val="24"/>
               <w14:ligatures w14:val="standardContextual"/>
             </w:rPr>
           </w:pPr>
-          <w:hyperlink w:anchor="_Toc231904327" w:history="1">
+          <w:hyperlink w:anchor="_Toc232235316" w:history="1">
             <w:r>
               <w:rPr>
                 <w:rStyle w:val="a5"/>
@@ -1569,7 +1593,7 @@
                 <w:sz w:val="24"/>
                 <w:szCs w:val="24"/>
               </w:rPr>
-              <w:instrText xml:space="preserve"> PAGEREF _Toc231904327 \h </w:instrText>
+              <w:instrText xml:space="preserve"> PAGEREF _Toc232235316 \h </w:instrText>
             </w:r>
             <w:r>
               <w:rPr>
@@ -1595,7 +1619,7 @@
                 <w:sz w:val="24"/>
                 <w:szCs w:val="24"/>
               </w:rPr>
-              <w:t>27</w:t>
+              <w:t>30</w:t>
             </w:r>
             <w:r>
               <w:rPr>
@@ -1615,12 +1639,12 @@
               <w:rFonts w:asciiTheme="minorHAnsi" w:eastAsiaTheme="minorEastAsia" w:hAnsiTheme="minorHAnsi" w:cstheme="minorBidi"/>
               <w:noProof/>
               <w:kern w:val="2"/>
-              <w:sz w:val="22"/>
-              <w:szCs w:val="22"/>
+              <w:sz w:val="24"/>
+              <w:szCs w:val="24"/>
               <w14:ligatures w14:val="standardContextual"/>
             </w:rPr>
           </w:pPr>
-          <w:hyperlink w:anchor="_Toc231904328" w:history="1">
+          <w:hyperlink w:anchor="_Toc232235317" w:history="1">
             <w:r>
               <w:rPr>
                 <w:rStyle w:val="a5"/>
@@ -1655,7 +1679,7 @@
                 <w:sz w:val="24"/>
                 <w:szCs w:val="24"/>
               </w:rPr>
-              <w:instrText xml:space="preserve"> PAGEREF _Toc231904328 \h </w:instrText>
+              <w:instrText xml:space="preserve"> PAGEREF _Toc232235317 \h </w:instrText>
             </w:r>
             <w:r>
               <w:rPr>
@@ -1681,7 +1705,7 @@
                 <w:sz w:val="24"/>
                 <w:szCs w:val="24"/>
               </w:rPr>
-              <w:t>30</w:t>
+              <w:t>36</w:t>
             </w:r>
             <w:r>
               <w:rPr>
@@ -1705,12 +1729,12 @@
               <w:rFonts w:asciiTheme="minorHAnsi" w:eastAsiaTheme="minorEastAsia" w:hAnsiTheme="minorHAnsi" w:cstheme="minorBidi"/>
               <w:noProof/>
               <w:kern w:val="2"/>
-              <w:sz w:val="22"/>
-              <w:szCs w:val="22"/>
+              <w:sz w:val="24"/>
+              <w:szCs w:val="24"/>
               <w14:ligatures w14:val="standardContextual"/>
             </w:rPr>
           </w:pPr>
-          <w:hyperlink w:anchor="_Toc231904329" w:history="1">
+          <w:hyperlink w:anchor="_Toc232235318" w:history="1">
             <w:r>
               <w:rPr>
                 <w:rStyle w:val="a5"/>
@@ -1746,7 +1770,7 @@
                 <w:sz w:val="24"/>
                 <w:szCs w:val="24"/>
               </w:rPr>
-              <w:instrText xml:space="preserve"> PAGEREF _Toc231904329 \h </w:instrText>
+              <w:instrText xml:space="preserve"> PAGEREF _Toc232235318 \h </w:instrText>
             </w:r>
             <w:r>
               <w:rPr>
@@ -1772,7 +1796,7 @@
                 <w:sz w:val="24"/>
                 <w:szCs w:val="24"/>
               </w:rPr>
-              <w:t>30</w:t>
+              <w:t>36</w:t>
             </w:r>
             <w:r>
               <w:rPr>
@@ -1796,12 +1820,12 @@
               <w:rFonts w:asciiTheme="minorHAnsi" w:eastAsiaTheme="minorEastAsia" w:hAnsiTheme="minorHAnsi" w:cstheme="minorBidi"/>
               <w:noProof/>
               <w:kern w:val="2"/>
-              <w:sz w:val="22"/>
-              <w:szCs w:val="22"/>
+              <w:sz w:val="24"/>
+              <w:szCs w:val="24"/>
               <w14:ligatures w14:val="standardContextual"/>
             </w:rPr>
           </w:pPr>
-          <w:hyperlink w:anchor="_Toc231904330" w:history="1">
+          <w:hyperlink w:anchor="_Toc232235319" w:history="1">
             <w:r>
               <w:rPr>
                 <w:rStyle w:val="a5"/>
@@ -1836,7 +1860,7 @@
                 <w:sz w:val="24"/>
                 <w:szCs w:val="24"/>
               </w:rPr>
-              <w:instrText xml:space="preserve"> PAGEREF _Toc231904330 \h </w:instrText>
+              <w:instrText xml:space="preserve"> PAGEREF _Toc232235319 \h </w:instrText>
             </w:r>
             <w:r>
               <w:rPr>
@@ -1862,7 +1886,7 @@
                 <w:sz w:val="24"/>
                 <w:szCs w:val="24"/>
               </w:rPr>
-              <w:t>31</w:t>
+              <w:t>37</w:t>
             </w:r>
             <w:r>
               <w:rPr>
@@ -1886,12 +1910,12 @@
               <w:rFonts w:asciiTheme="minorHAnsi" w:eastAsiaTheme="minorEastAsia" w:hAnsiTheme="minorHAnsi" w:cstheme="minorBidi"/>
               <w:noProof/>
               <w:kern w:val="2"/>
-              <w:sz w:val="22"/>
-              <w:szCs w:val="22"/>
+              <w:sz w:val="24"/>
+              <w:szCs w:val="24"/>
               <w14:ligatures w14:val="standardContextual"/>
             </w:rPr>
           </w:pPr>
-          <w:hyperlink w:anchor="_Toc231904331" w:history="1">
+          <w:hyperlink w:anchor="_Toc232235320" w:history="1">
             <w:r>
               <w:rPr>
                 <w:rStyle w:val="a5"/>
@@ -1926,7 +1950,7 @@
                 <w:sz w:val="24"/>
                 <w:szCs w:val="24"/>
               </w:rPr>
-              <w:instrText xml:space="preserve"> PAGEREF _Toc231904331 \h </w:instrText>
+              <w:instrText xml:space="preserve"> PAGEREF _Toc232235320 \h </w:instrText>
             </w:r>
             <w:r>
               <w:rPr>
@@ -1952,7 +1976,7 @@
                 <w:sz w:val="24"/>
                 <w:szCs w:val="24"/>
               </w:rPr>
-              <w:t>31</w:t>
+              <w:t>37</w:t>
             </w:r>
             <w:r>
               <w:rPr>
@@ -1976,12 +2000,12 @@
               <w:rFonts w:asciiTheme="minorHAnsi" w:eastAsiaTheme="minorEastAsia" w:hAnsiTheme="minorHAnsi" w:cstheme="minorBidi"/>
               <w:noProof/>
               <w:kern w:val="2"/>
-              <w:sz w:val="22"/>
-              <w:szCs w:val="22"/>
+              <w:sz w:val="24"/>
+              <w:szCs w:val="24"/>
               <w14:ligatures w14:val="standardContextual"/>
             </w:rPr>
           </w:pPr>
-          <w:hyperlink w:anchor="_Toc231904332" w:history="1">
+          <w:hyperlink w:anchor="_Toc232235321" w:history="1">
             <w:r>
               <w:rPr>
                 <w:rStyle w:val="a5"/>
@@ -2016,7 +2040,7 @@
                 <w:sz w:val="24"/>
                 <w:szCs w:val="24"/>
               </w:rPr>
-              <w:instrText xml:space="preserve"> PAGEREF _Toc231904332 \h </w:instrText>
+              <w:instrText xml:space="preserve"> PAGEREF _Toc232235321 \h </w:instrText>
             </w:r>
             <w:r>
               <w:rPr>
@@ -2042,7 +2066,7 @@
                 <w:sz w:val="24"/>
                 <w:szCs w:val="24"/>
               </w:rPr>
-              <w:t>33</w:t>
+              <w:t>39</w:t>
             </w:r>
             <w:r>
               <w:rPr>
@@ -2066,12 +2090,12 @@
               <w:rFonts w:asciiTheme="minorHAnsi" w:eastAsiaTheme="minorEastAsia" w:hAnsiTheme="minorHAnsi" w:cstheme="minorBidi"/>
               <w:noProof/>
               <w:kern w:val="2"/>
-              <w:sz w:val="22"/>
-              <w:szCs w:val="22"/>
+              <w:sz w:val="24"/>
+              <w:szCs w:val="24"/>
               <w14:ligatures w14:val="standardContextual"/>
             </w:rPr>
           </w:pPr>
-          <w:hyperlink w:anchor="_Toc231904333" w:history="1">
+          <w:hyperlink w:anchor="_Toc232235322" w:history="1">
             <w:r>
               <w:rPr>
                 <w:rStyle w:val="a5"/>
@@ -2106,7 +2130,7 @@
                 <w:sz w:val="24"/>
                 <w:szCs w:val="24"/>
               </w:rPr>
-              <w:instrText xml:space="preserve"> PAGEREF _Toc231904333 \h </w:instrText>
+              <w:instrText xml:space="preserve"> PAGEREF _Toc232235322 \h </w:instrText>
             </w:r>
             <w:r>
               <w:rPr>
@@ -2132,7 +2156,7 @@
                 <w:sz w:val="24"/>
                 <w:szCs w:val="24"/>
               </w:rPr>
-              <w:t>34</w:t>
+              <w:t>40</w:t>
             </w:r>
             <w:r>
               <w:rPr>
@@ -2156,12 +2180,12 @@
               <w:rFonts w:asciiTheme="minorHAnsi" w:eastAsiaTheme="minorEastAsia" w:hAnsiTheme="minorHAnsi" w:cstheme="minorBidi"/>
               <w:noProof/>
               <w:kern w:val="2"/>
-              <w:sz w:val="22"/>
-              <w:szCs w:val="22"/>
+              <w:sz w:val="24"/>
+              <w:szCs w:val="24"/>
               <w14:ligatures w14:val="standardContextual"/>
             </w:rPr>
           </w:pPr>
-          <w:hyperlink w:anchor="_Toc231904334" w:history="1">
+          <w:hyperlink w:anchor="_Toc232235323" w:history="1">
             <w:r>
               <w:rPr>
                 <w:rStyle w:val="a5"/>
@@ -2196,7 +2220,7 @@
                 <w:sz w:val="24"/>
                 <w:szCs w:val="24"/>
               </w:rPr>
-              <w:instrText xml:space="preserve"> PAGEREF _Toc231904334 \h </w:instrText>
+              <w:instrText xml:space="preserve"> PAGEREF _Toc232235323 \h </w:instrText>
             </w:r>
             <w:r>
               <w:rPr>
@@ -2222,7 +2246,7 @@
                 <w:sz w:val="24"/>
                 <w:szCs w:val="24"/>
               </w:rPr>
-              <w:t>35</w:t>
+              <w:t>41</w:t>
             </w:r>
             <w:r>
               <w:rPr>
@@ -2246,12 +2270,12 @@
               <w:rFonts w:asciiTheme="minorHAnsi" w:eastAsiaTheme="minorEastAsia" w:hAnsiTheme="minorHAnsi" w:cstheme="minorBidi"/>
               <w:noProof/>
               <w:kern w:val="2"/>
-              <w:sz w:val="22"/>
-              <w:szCs w:val="22"/>
+              <w:sz w:val="24"/>
+              <w:szCs w:val="24"/>
               <w14:ligatures w14:val="standardContextual"/>
             </w:rPr>
           </w:pPr>
-          <w:hyperlink w:anchor="_Toc231904335" w:history="1">
+          <w:hyperlink w:anchor="_Toc232235324" w:history="1">
             <w:r>
               <w:rPr>
                 <w:rStyle w:val="a5"/>
@@ -2286,7 +2310,7 @@
                 <w:sz w:val="24"/>
                 <w:szCs w:val="24"/>
               </w:rPr>
-              <w:instrText xml:space="preserve"> PAGEREF _Toc231904335 \h </w:instrText>
+              <w:instrText xml:space="preserve"> PAGEREF _Toc232235324 \h </w:instrText>
             </w:r>
             <w:r>
               <w:rPr>
@@ -2312,7 +2336,7 @@
                 <w:sz w:val="24"/>
                 <w:szCs w:val="24"/>
               </w:rPr>
-              <w:t>35</w:t>
+              <w:t>41</w:t>
             </w:r>
             <w:r>
               <w:rPr>
@@ -2336,12 +2360,12 @@
               <w:rFonts w:asciiTheme="minorHAnsi" w:eastAsiaTheme="minorEastAsia" w:hAnsiTheme="minorHAnsi" w:cstheme="minorBidi"/>
               <w:noProof/>
               <w:kern w:val="2"/>
-              <w:sz w:val="22"/>
-              <w:szCs w:val="22"/>
+              <w:sz w:val="24"/>
+              <w:szCs w:val="24"/>
               <w14:ligatures w14:val="standardContextual"/>
             </w:rPr>
           </w:pPr>
-          <w:hyperlink w:anchor="_Toc231904336" w:history="1">
+          <w:hyperlink w:anchor="_Toc232235325" w:history="1">
             <w:r>
               <w:rPr>
                 <w:rStyle w:val="a5"/>
@@ -2376,7 +2400,7 @@
                 <w:sz w:val="24"/>
                 <w:szCs w:val="24"/>
               </w:rPr>
-              <w:instrText xml:space="preserve"> PAGEREF _Toc231904336 \h </w:instrText>
+              <w:instrText xml:space="preserve"> PAGEREF _Toc232235325 \h </w:instrText>
             </w:r>
             <w:r>
               <w:rPr>
@@ -2402,7 +2426,7 @@
                 <w:sz w:val="24"/>
                 <w:szCs w:val="24"/>
               </w:rPr>
-              <w:t>36</w:t>
+              <w:t>42</w:t>
             </w:r>
             <w:r>
               <w:rPr>
@@ -2426,12 +2450,12 @@
               <w:rFonts w:asciiTheme="minorHAnsi" w:eastAsiaTheme="minorEastAsia" w:hAnsiTheme="minorHAnsi" w:cstheme="minorBidi"/>
               <w:noProof/>
               <w:kern w:val="2"/>
-              <w:sz w:val="22"/>
-              <w:szCs w:val="22"/>
+              <w:sz w:val="24"/>
+              <w:szCs w:val="24"/>
               <w14:ligatures w14:val="standardContextual"/>
             </w:rPr>
           </w:pPr>
-          <w:hyperlink w:anchor="_Toc231904337" w:history="1">
+          <w:hyperlink w:anchor="_Toc232235326" w:history="1">
             <w:r>
               <w:rPr>
                 <w:rStyle w:val="a5"/>
@@ -2466,7 +2490,7 @@
                 <w:sz w:val="24"/>
                 <w:szCs w:val="24"/>
               </w:rPr>
-              <w:instrText xml:space="preserve"> PAGEREF _Toc231904337 \h </w:instrText>
+              <w:instrText xml:space="preserve"> PAGEREF _Toc232235326 \h </w:instrText>
             </w:r>
             <w:r>
               <w:rPr>
@@ -2492,7 +2516,7 @@
                 <w:sz w:val="24"/>
                 <w:szCs w:val="24"/>
               </w:rPr>
-              <w:t>36</w:t>
+              <w:t>42</w:t>
             </w:r>
             <w:r>
               <w:rPr>
@@ -2508,17 +2532,16 @@
         <w:p>
           <w:pPr>
             <w:pStyle w:val="21"/>
-            <w:ind w:left="284" w:hanging="284"/>
             <w:rPr>
               <w:rFonts w:asciiTheme="minorHAnsi" w:eastAsiaTheme="minorEastAsia" w:hAnsiTheme="minorHAnsi" w:cstheme="minorBidi"/>
               <w:noProof/>
               <w:kern w:val="2"/>
-              <w:sz w:val="22"/>
-              <w:szCs w:val="22"/>
+              <w:sz w:val="24"/>
+              <w:szCs w:val="24"/>
               <w14:ligatures w14:val="standardContextual"/>
             </w:rPr>
           </w:pPr>
-          <w:hyperlink w:anchor="_Toc231904339" w:history="1">
+          <w:hyperlink w:anchor="_Toc232235328" w:history="1">
             <w:r>
               <w:rPr>
                 <w:rStyle w:val="a5"/>
@@ -2553,7 +2576,7 @@
                 <w:sz w:val="24"/>
                 <w:szCs w:val="24"/>
               </w:rPr>
-              <w:instrText xml:space="preserve"> PAGEREF _Toc231904339 \h </w:instrText>
+              <w:instrText xml:space="preserve"> PAGEREF _Toc232235328 \h </w:instrText>
             </w:r>
             <w:r>
               <w:rPr>
@@ -2579,7 +2602,7 @@
                 <w:sz w:val="24"/>
                 <w:szCs w:val="24"/>
               </w:rPr>
-              <w:t>38</w:t>
+              <w:t>44</w:t>
             </w:r>
             <w:r>
               <w:rPr>
@@ -2595,17 +2618,133 @@
         <w:p>
           <w:pPr>
             <w:pStyle w:val="21"/>
-            <w:ind w:left="284" w:hanging="284"/>
+            <w:rPr>
+              <w:rStyle w:val="a5"/>
+              <w:noProof/>
+              <w:sz w:val="24"/>
+              <w:szCs w:val="24"/>
+              <w:lang w:val="en-US"/>
+            </w:rPr>
+          </w:pPr>
+          <w:hyperlink w:anchor="_Toc232235329" w:history="1">
+            <w:r>
+              <w:rPr>
+                <w:rStyle w:val="a5"/>
+                <w:noProof/>
+                <w:sz w:val="24"/>
+                <w:szCs w:val="24"/>
+              </w:rPr>
+              <w:t>Библиографический список</w:t>
+            </w:r>
+            <w:r>
+              <w:rPr>
+                <w:noProof/>
+                <w:webHidden/>
+                <w:sz w:val="24"/>
+                <w:szCs w:val="24"/>
+              </w:rPr>
+              <w:tab/>
+            </w:r>
+            <w:r>
+              <w:rPr>
+                <w:noProof/>
+                <w:webHidden/>
+                <w:sz w:val="24"/>
+                <w:szCs w:val="24"/>
+              </w:rPr>
+              <w:fldChar w:fldCharType="begin"/>
+            </w:r>
+            <w:r>
+              <w:rPr>
+                <w:noProof/>
+                <w:webHidden/>
+                <w:sz w:val="24"/>
+                <w:szCs w:val="24"/>
+              </w:rPr>
+              <w:instrText xml:space="preserve"> PAGEREF _Toc232235329 \h </w:instrText>
+            </w:r>
+            <w:r>
+              <w:rPr>
+                <w:noProof/>
+                <w:webHidden/>
+                <w:sz w:val="24"/>
+                <w:szCs w:val="24"/>
+              </w:rPr>
+            </w:r>
+            <w:r>
+              <w:rPr>
+                <w:noProof/>
+                <w:webHidden/>
+                <w:sz w:val="24"/>
+                <w:szCs w:val="24"/>
+              </w:rPr>
+              <w:fldChar w:fldCharType="separate"/>
+            </w:r>
+            <w:r>
+              <w:rPr>
+                <w:noProof/>
+                <w:webHidden/>
+                <w:sz w:val="24"/>
+                <w:szCs w:val="24"/>
+              </w:rPr>
+              <w:t>46</w:t>
+            </w:r>
+            <w:r>
+              <w:rPr>
+                <w:noProof/>
+                <w:webHidden/>
+                <w:sz w:val="24"/>
+                <w:szCs w:val="24"/>
+              </w:rPr>
+              <w:fldChar w:fldCharType="end"/>
+            </w:r>
+          </w:hyperlink>
+        </w:p>
+        <w:p>
+          <w:pPr>
+            <w:rPr>
+              <w:rFonts w:eastAsiaTheme="minorEastAsia"/>
+              <w:lang w:val="en-US"/>
+            </w:rPr>
+          </w:pPr>
+        </w:p>
+        <w:p>
+          <w:pPr>
+            <w:rPr>
+              <w:rFonts w:eastAsiaTheme="minorEastAsia"/>
+              <w:lang w:val="en-US"/>
+            </w:rPr>
+          </w:pPr>
+        </w:p>
+        <w:p>
+          <w:pPr>
+            <w:rPr>
+              <w:rFonts w:eastAsiaTheme="minorEastAsia"/>
+              <w:lang w:val="en-US"/>
+            </w:rPr>
+          </w:pPr>
+        </w:p>
+        <w:p>
+          <w:pPr>
+            <w:rPr>
+              <w:rFonts w:eastAsiaTheme="minorEastAsia"/>
+              <w:lang w:val="en-US"/>
+            </w:rPr>
+          </w:pPr>
+        </w:p>
+        <w:p>
+          <w:pPr>
+            <w:pStyle w:val="12"/>
             <w:rPr>
               <w:rFonts w:asciiTheme="minorHAnsi" w:eastAsiaTheme="minorEastAsia" w:hAnsiTheme="minorHAnsi" w:cstheme="minorBidi"/>
               <w:noProof/>
               <w:kern w:val="2"/>
-              <w:sz w:val="22"/>
-              <w:szCs w:val="22"/>
+              <w:sz w:val="24"/>
+              <w:szCs w:val="24"/>
               <w14:ligatures w14:val="standardContextual"/>
             </w:rPr>
           </w:pPr>
-          <w:hyperlink w:anchor="_Toc231904340" w:history="1">
+          <w:hyperlink w:anchor="_Toc232235330" w:history="1">
             <w:r>
               <w:rPr>
                 <w:rStyle w:val="a5"/>
@@ -2613,7 +2752,7 @@
                 <w:sz w:val="24"/>
                 <w:szCs w:val="24"/>
               </w:rPr>
-              <w:t>Библиографический список</w:t>
+              <w:t>Приложение А</w:t>
             </w:r>
             <w:r>
               <w:rPr>
@@ -2640,7 +2779,7 @@
                 <w:sz w:val="24"/>
                 <w:szCs w:val="24"/>
               </w:rPr>
-              <w:instrText xml:space="preserve"> PAGEREF _Toc231904340 \h </w:instrText>
+              <w:instrText xml:space="preserve"> PAGEREF _Toc232235330 \h </w:instrText>
             </w:r>
             <w:r>
               <w:rPr>
@@ -2666,7 +2805,437 @@
                 <w:sz w:val="24"/>
                 <w:szCs w:val="24"/>
               </w:rPr>
-              <w:t>40</w:t>
+              <w:t>49</w:t>
+            </w:r>
+            <w:r>
+              <w:rPr>
+                <w:noProof/>
+                <w:webHidden/>
+                <w:sz w:val="24"/>
+                <w:szCs w:val="24"/>
+              </w:rPr>
+              <w:fldChar w:fldCharType="end"/>
+            </w:r>
+          </w:hyperlink>
+        </w:p>
+        <w:p>
+          <w:pPr>
+            <w:pStyle w:val="12"/>
+            <w:rPr>
+              <w:rFonts w:asciiTheme="minorHAnsi" w:eastAsiaTheme="minorEastAsia" w:hAnsiTheme="minorHAnsi" w:cstheme="minorBidi"/>
+              <w:noProof/>
+              <w:kern w:val="2"/>
+              <w:sz w:val="24"/>
+              <w:szCs w:val="24"/>
+              <w14:ligatures w14:val="standardContextual"/>
+            </w:rPr>
+          </w:pPr>
+          <w:hyperlink w:anchor="_Toc232235331" w:history="1">
+            <w:r>
+              <w:rPr>
+                <w:rStyle w:val="a5"/>
+                <w:noProof/>
+                <w:sz w:val="24"/>
+                <w:szCs w:val="24"/>
+              </w:rPr>
+              <w:t>Приложение Б</w:t>
+            </w:r>
+            <w:r>
+              <w:rPr>
+                <w:noProof/>
+                <w:webHidden/>
+                <w:sz w:val="24"/>
+                <w:szCs w:val="24"/>
+              </w:rPr>
+              <w:tab/>
+            </w:r>
+            <w:r>
+              <w:rPr>
+                <w:noProof/>
+                <w:webHidden/>
+                <w:sz w:val="24"/>
+                <w:szCs w:val="24"/>
+              </w:rPr>
+              <w:fldChar w:fldCharType="begin"/>
+            </w:r>
+            <w:r>
+              <w:rPr>
+                <w:noProof/>
+                <w:webHidden/>
+                <w:sz w:val="24"/>
+                <w:szCs w:val="24"/>
+              </w:rPr>
+              <w:instrText xml:space="preserve"> PAGEREF _Toc232235331 \h </w:instrText>
+            </w:r>
+            <w:r>
+              <w:rPr>
+                <w:noProof/>
+                <w:webHidden/>
+                <w:sz w:val="24"/>
+                <w:szCs w:val="24"/>
+              </w:rPr>
+            </w:r>
+            <w:r>
+              <w:rPr>
+                <w:noProof/>
+                <w:webHidden/>
+                <w:sz w:val="24"/>
+                <w:szCs w:val="24"/>
+              </w:rPr>
+              <w:fldChar w:fldCharType="separate"/>
+            </w:r>
+            <w:r>
+              <w:rPr>
+                <w:noProof/>
+                <w:webHidden/>
+                <w:sz w:val="24"/>
+                <w:szCs w:val="24"/>
+              </w:rPr>
+              <w:t>50</w:t>
+            </w:r>
+            <w:r>
+              <w:rPr>
+                <w:noProof/>
+                <w:webHidden/>
+                <w:sz w:val="24"/>
+                <w:szCs w:val="24"/>
+              </w:rPr>
+              <w:fldChar w:fldCharType="end"/>
+            </w:r>
+          </w:hyperlink>
+        </w:p>
+        <w:p>
+          <w:pPr>
+            <w:pStyle w:val="12"/>
+            <w:rPr>
+              <w:rFonts w:asciiTheme="minorHAnsi" w:eastAsiaTheme="minorEastAsia" w:hAnsiTheme="minorHAnsi" w:cstheme="minorBidi"/>
+              <w:noProof/>
+              <w:kern w:val="2"/>
+              <w:sz w:val="24"/>
+              <w:szCs w:val="24"/>
+              <w14:ligatures w14:val="standardContextual"/>
+            </w:rPr>
+          </w:pPr>
+          <w:hyperlink w:anchor="_Toc232235332" w:history="1">
+            <w:r>
+              <w:rPr>
+                <w:rStyle w:val="a5"/>
+                <w:noProof/>
+                <w:sz w:val="24"/>
+                <w:szCs w:val="24"/>
+              </w:rPr>
+              <w:t>Приложение В</w:t>
+            </w:r>
+            <w:r>
+              <w:rPr>
+                <w:noProof/>
+                <w:webHidden/>
+                <w:sz w:val="24"/>
+                <w:szCs w:val="24"/>
+              </w:rPr>
+              <w:tab/>
+            </w:r>
+            <w:r>
+              <w:rPr>
+                <w:noProof/>
+                <w:webHidden/>
+                <w:sz w:val="24"/>
+                <w:szCs w:val="24"/>
+              </w:rPr>
+              <w:fldChar w:fldCharType="begin"/>
+            </w:r>
+            <w:r>
+              <w:rPr>
+                <w:noProof/>
+                <w:webHidden/>
+                <w:sz w:val="24"/>
+                <w:szCs w:val="24"/>
+              </w:rPr>
+              <w:instrText xml:space="preserve"> PAGEREF _Toc232235332 \h </w:instrText>
+            </w:r>
+            <w:r>
+              <w:rPr>
+                <w:noProof/>
+                <w:webHidden/>
+                <w:sz w:val="24"/>
+                <w:szCs w:val="24"/>
+              </w:rPr>
+            </w:r>
+            <w:r>
+              <w:rPr>
+                <w:noProof/>
+                <w:webHidden/>
+                <w:sz w:val="24"/>
+                <w:szCs w:val="24"/>
+              </w:rPr>
+              <w:fldChar w:fldCharType="separate"/>
+            </w:r>
+            <w:r>
+              <w:rPr>
+                <w:noProof/>
+                <w:webHidden/>
+                <w:sz w:val="24"/>
+                <w:szCs w:val="24"/>
+              </w:rPr>
+              <w:t>51</w:t>
+            </w:r>
+            <w:r>
+              <w:rPr>
+                <w:noProof/>
+                <w:webHidden/>
+                <w:sz w:val="24"/>
+                <w:szCs w:val="24"/>
+              </w:rPr>
+              <w:fldChar w:fldCharType="end"/>
+            </w:r>
+          </w:hyperlink>
+        </w:p>
+        <w:p>
+          <w:pPr>
+            <w:pStyle w:val="12"/>
+            <w:rPr>
+              <w:rFonts w:asciiTheme="minorHAnsi" w:eastAsiaTheme="minorEastAsia" w:hAnsiTheme="minorHAnsi" w:cstheme="minorBidi"/>
+              <w:noProof/>
+              <w:kern w:val="2"/>
+              <w:sz w:val="24"/>
+              <w:szCs w:val="24"/>
+              <w14:ligatures w14:val="standardContextual"/>
+            </w:rPr>
+          </w:pPr>
+          <w:hyperlink w:anchor="_Toc232235333" w:history="1">
+            <w:r>
+              <w:rPr>
+                <w:rStyle w:val="a5"/>
+                <w:noProof/>
+                <w:sz w:val="24"/>
+                <w:szCs w:val="24"/>
+              </w:rPr>
+              <w:t>Приложение Г</w:t>
+            </w:r>
+            <w:r>
+              <w:rPr>
+                <w:noProof/>
+                <w:webHidden/>
+                <w:sz w:val="24"/>
+                <w:szCs w:val="24"/>
+              </w:rPr>
+              <w:tab/>
+            </w:r>
+            <w:r>
+              <w:rPr>
+                <w:noProof/>
+                <w:webHidden/>
+                <w:sz w:val="24"/>
+                <w:szCs w:val="24"/>
+              </w:rPr>
+              <w:fldChar w:fldCharType="begin"/>
+            </w:r>
+            <w:r>
+              <w:rPr>
+                <w:noProof/>
+                <w:webHidden/>
+                <w:sz w:val="24"/>
+                <w:szCs w:val="24"/>
+              </w:rPr>
+              <w:instrText xml:space="preserve"> PAGEREF _Toc232235333 \h </w:instrText>
+            </w:r>
+            <w:r>
+              <w:rPr>
+                <w:noProof/>
+                <w:webHidden/>
+                <w:sz w:val="24"/>
+                <w:szCs w:val="24"/>
+              </w:rPr>
+            </w:r>
+            <w:r>
+              <w:rPr>
+                <w:noProof/>
+                <w:webHidden/>
+                <w:sz w:val="24"/>
+                <w:szCs w:val="24"/>
+              </w:rPr>
+              <w:fldChar w:fldCharType="separate"/>
+            </w:r>
+            <w:r>
+              <w:rPr>
+                <w:noProof/>
+                <w:webHidden/>
+                <w:sz w:val="24"/>
+                <w:szCs w:val="24"/>
+              </w:rPr>
+              <w:t>52</w:t>
+            </w:r>
+            <w:r>
+              <w:rPr>
+                <w:noProof/>
+                <w:webHidden/>
+                <w:sz w:val="24"/>
+                <w:szCs w:val="24"/>
+              </w:rPr>
+              <w:fldChar w:fldCharType="end"/>
+            </w:r>
+          </w:hyperlink>
+        </w:p>
+        <w:p>
+          <w:pPr>
+            <w:pStyle w:val="12"/>
+            <w:rPr>
+              <w:rFonts w:asciiTheme="minorHAnsi" w:eastAsiaTheme="minorEastAsia" w:hAnsiTheme="minorHAnsi" w:cstheme="minorBidi"/>
+              <w:noProof/>
+              <w:kern w:val="2"/>
+              <w:sz w:val="24"/>
+              <w:szCs w:val="24"/>
+              <w14:ligatures w14:val="standardContextual"/>
+            </w:rPr>
+          </w:pPr>
+          <w:hyperlink w:anchor="_Toc232235334" w:history="1">
+            <w:r>
+              <w:rPr>
+                <w:rStyle w:val="a5"/>
+                <w:noProof/>
+                <w:sz w:val="24"/>
+                <w:szCs w:val="24"/>
+              </w:rPr>
+              <w:t>Приложение Д</w:t>
+            </w:r>
+            <w:r>
+              <w:rPr>
+                <w:noProof/>
+                <w:webHidden/>
+                <w:sz w:val="24"/>
+                <w:szCs w:val="24"/>
+              </w:rPr>
+              <w:tab/>
+            </w:r>
+            <w:r>
+              <w:rPr>
+                <w:noProof/>
+                <w:webHidden/>
+                <w:sz w:val="24"/>
+                <w:szCs w:val="24"/>
+              </w:rPr>
+              <w:fldChar w:fldCharType="begin"/>
+            </w:r>
+            <w:r>
+              <w:rPr>
+                <w:noProof/>
+                <w:webHidden/>
+                <w:sz w:val="24"/>
+                <w:szCs w:val="24"/>
+              </w:rPr>
+              <w:instrText xml:space="preserve"> PAGEREF _Toc232235334 \h </w:instrText>
+            </w:r>
+            <w:r>
+              <w:rPr>
+                <w:noProof/>
+                <w:webHidden/>
+                <w:sz w:val="24"/>
+                <w:szCs w:val="24"/>
+              </w:rPr>
+            </w:r>
+            <w:r>
+              <w:rPr>
+                <w:noProof/>
+                <w:webHidden/>
+                <w:sz w:val="24"/>
+                <w:szCs w:val="24"/>
+              </w:rPr>
+              <w:fldChar w:fldCharType="separate"/>
+            </w:r>
+            <w:r>
+              <w:rPr>
+                <w:noProof/>
+                <w:webHidden/>
+                <w:sz w:val="24"/>
+                <w:szCs w:val="24"/>
+              </w:rPr>
+              <w:t>53</w:t>
+            </w:r>
+            <w:r>
+              <w:rPr>
+                <w:noProof/>
+                <w:webHidden/>
+                <w:sz w:val="24"/>
+                <w:szCs w:val="24"/>
+              </w:rPr>
+              <w:fldChar w:fldCharType="end"/>
+            </w:r>
+          </w:hyperlink>
+        </w:p>
+        <w:p>
+          <w:pPr>
+            <w:pStyle w:val="12"/>
+            <w:rPr>
+              <w:rFonts w:asciiTheme="minorHAnsi" w:eastAsiaTheme="minorEastAsia" w:hAnsiTheme="minorHAnsi" w:cstheme="minorBidi"/>
+              <w:noProof/>
+              <w:kern w:val="2"/>
+              <w:sz w:val="24"/>
+              <w:szCs w:val="24"/>
+              <w14:ligatures w14:val="standardContextual"/>
+            </w:rPr>
+          </w:pPr>
+          <w:hyperlink w:anchor="_Toc232235335" w:history="1">
+            <w:r>
+              <w:rPr>
+                <w:rStyle w:val="a5"/>
+                <w:noProof/>
+                <w:sz w:val="24"/>
+                <w:szCs w:val="24"/>
+              </w:rPr>
+              <w:t>Приложение Е</w:t>
+            </w:r>
+            <w:r>
+              <w:rPr>
+                <w:noProof/>
+                <w:webHidden/>
+                <w:sz w:val="24"/>
+                <w:szCs w:val="24"/>
+              </w:rPr>
+              <w:tab/>
+            </w:r>
+            <w:r>
+              <w:rPr>
+                <w:noProof/>
+                <w:webHidden/>
+                <w:sz w:val="24"/>
+                <w:szCs w:val="24"/>
+              </w:rPr>
+              <w:fldChar w:fldCharType="begin"/>
+            </w:r>
+            <w:r>
+              <w:rPr>
+                <w:noProof/>
+                <w:webHidden/>
+                <w:sz w:val="24"/>
+                <w:szCs w:val="24"/>
+              </w:rPr>
+              <w:instrText xml:space="preserve"> PAGEREF _Toc232235335 \h </w:instrText>
+            </w:r>
+            <w:r>
+              <w:rPr>
+                <w:noProof/>
+                <w:webHidden/>
+                <w:sz w:val="24"/>
+                <w:szCs w:val="24"/>
+              </w:rPr>
+            </w:r>
+            <w:r>
+              <w:rPr>
+                <w:noProof/>
+                <w:webHidden/>
+                <w:sz w:val="24"/>
+                <w:szCs w:val="24"/>
+              </w:rPr>
+              <w:fldChar w:fldCharType="separate"/>
+            </w:r>
+            <w:r>
+              <w:rPr>
+                <w:noProof/>
+                <w:webHidden/>
+                <w:sz w:val="24"/>
+                <w:szCs w:val="24"/>
+              </w:rPr>
+              <w:t>54</w:t>
             </w:r>
             <w:r>
               <w:rPr>
@@ -2684,8 +3253,8 @@
             <w:pStyle w:val="21"/>
             <w:ind w:left="0" w:firstLine="0"/>
             <w:rPr>
-              <w:rFonts w:asciiTheme="minorHAnsi" w:eastAsiaTheme="minorEastAsia" w:hAnsiTheme="minorHAnsi" w:cstheme="minorBidi"/>
-              <w:noProof/>
+              <w:b/>
+              <w:bCs/>
               <w:sz w:val="24"/>
               <w:szCs w:val="24"/>
             </w:rPr>
@@ -2699,6 +3268,34 @@
             </w:rPr>
             <w:fldChar w:fldCharType="end"/>
           </w:r>
+        </w:p>
+        <w:p>
+          <w:pPr>
+            <w:rPr>
+              <w:rFonts w:eastAsiaTheme="minorEastAsia"/>
+            </w:rPr>
+          </w:pPr>
+        </w:p>
+        <w:p>
+          <w:pPr>
+            <w:rPr>
+              <w:rFonts w:eastAsiaTheme="minorEastAsia"/>
+            </w:rPr>
+          </w:pPr>
+        </w:p>
+        <w:p>
+          <w:pPr>
+            <w:rPr>
+              <w:rFonts w:eastAsiaTheme="minorEastAsia"/>
+            </w:rPr>
+          </w:pPr>
+        </w:p>
+        <w:p>
+          <w:pPr>
+            <w:rPr>
+              <w:rFonts w:eastAsiaTheme="minorEastAsia"/>
+            </w:rPr>
+          </w:pPr>
         </w:p>
       </w:sdtContent>
     </w:sdt>
@@ -2767,7 +3364,7 @@
         </w:tc>
         <w:tc>
           <w:tcPr>
-            <w:tcW w:w="7229" w:type="dxa"/>
+            <w:tcW w:w="7224" w:type="dxa"/>
           </w:tcPr>
           <w:p>
             <w:pPr>
@@ -2800,7 +3397,7 @@
         </w:tc>
         <w:tc>
           <w:tcPr>
-            <w:tcW w:w="7229" w:type="dxa"/>
+            <w:tcW w:w="7224" w:type="dxa"/>
           </w:tcPr>
           <w:p>
             <w:pPr>
@@ -2845,7 +3442,7 @@
         </w:tc>
         <w:tc>
           <w:tcPr>
-            <w:tcW w:w="7229" w:type="dxa"/>
+            <w:tcW w:w="7224" w:type="dxa"/>
           </w:tcPr>
           <w:p>
             <w:pPr>
@@ -2889,7 +3486,7 @@
         </w:tc>
         <w:tc>
           <w:tcPr>
-            <w:tcW w:w="7229" w:type="dxa"/>
+            <w:tcW w:w="7224" w:type="dxa"/>
           </w:tcPr>
           <w:p>
             <w:pPr>
@@ -2927,7 +3524,7 @@
         </w:tc>
         <w:tc>
           <w:tcPr>
-            <w:tcW w:w="7229" w:type="dxa"/>
+            <w:tcW w:w="7224" w:type="dxa"/>
           </w:tcPr>
           <w:p>
             <w:pPr>
@@ -2965,7 +3562,7 @@
         </w:tc>
         <w:tc>
           <w:tcPr>
-            <w:tcW w:w="7229" w:type="dxa"/>
+            <w:tcW w:w="7224" w:type="dxa"/>
           </w:tcPr>
           <w:p>
             <w:pPr>
@@ -3010,7 +3607,7 @@
         </w:tc>
         <w:tc>
           <w:tcPr>
-            <w:tcW w:w="7229" w:type="dxa"/>
+            <w:tcW w:w="7224" w:type="dxa"/>
           </w:tcPr>
           <w:p>
             <w:pPr>
@@ -3069,7 +3666,7 @@
         </w:tc>
         <w:tc>
           <w:tcPr>
-            <w:tcW w:w="7229" w:type="dxa"/>
+            <w:tcW w:w="7224" w:type="dxa"/>
           </w:tcPr>
           <w:p>
             <w:pPr>
@@ -3128,7 +3725,7 @@
         </w:tc>
         <w:tc>
           <w:tcPr>
-            <w:tcW w:w="7229" w:type="dxa"/>
+            <w:tcW w:w="7224" w:type="dxa"/>
           </w:tcPr>
           <w:p>
             <w:pPr>
@@ -3164,7 +3761,7 @@
         </w:tc>
         <w:tc>
           <w:tcPr>
-            <w:tcW w:w="7229" w:type="dxa"/>
+            <w:tcW w:w="7224" w:type="dxa"/>
           </w:tcPr>
           <w:p>
             <w:pPr>
@@ -3208,7 +3805,7 @@
         </w:tc>
         <w:tc>
           <w:tcPr>
-            <w:tcW w:w="7229" w:type="dxa"/>
+            <w:tcW w:w="7224" w:type="dxa"/>
           </w:tcPr>
           <w:p>
             <w:pPr>
@@ -3252,7 +3849,7 @@
         </w:tc>
         <w:tc>
           <w:tcPr>
-            <w:tcW w:w="7229" w:type="dxa"/>
+            <w:tcW w:w="7224" w:type="dxa"/>
           </w:tcPr>
           <w:p>
             <w:pPr>
@@ -3296,7 +3893,7 @@
         </w:tc>
         <w:tc>
           <w:tcPr>
-            <w:tcW w:w="7229" w:type="dxa"/>
+            <w:tcW w:w="7224" w:type="dxa"/>
           </w:tcPr>
           <w:p>
             <w:pPr>
@@ -3332,7 +3929,7 @@
         </w:tc>
         <w:tc>
           <w:tcPr>
-            <w:tcW w:w="7229" w:type="dxa"/>
+            <w:tcW w:w="7224" w:type="dxa"/>
           </w:tcPr>
           <w:p>
             <w:pPr>
@@ -3376,7 +3973,7 @@
         </w:tc>
         <w:tc>
           <w:tcPr>
-            <w:tcW w:w="7229" w:type="dxa"/>
+            <w:tcW w:w="7224" w:type="dxa"/>
           </w:tcPr>
           <w:p>
             <w:pPr>
@@ -3418,7 +4015,7 @@
         </w:tc>
         <w:tc>
           <w:tcPr>
-            <w:tcW w:w="7229" w:type="dxa"/>
+            <w:tcW w:w="7224" w:type="dxa"/>
           </w:tcPr>
           <w:p>
             <w:pPr>
@@ -3454,7 +4051,7 @@
         </w:tc>
         <w:tc>
           <w:tcPr>
-            <w:tcW w:w="7229" w:type="dxa"/>
+            <w:tcW w:w="7224" w:type="dxa"/>
           </w:tcPr>
           <w:p>
             <w:pPr>
@@ -3514,7 +4111,7 @@
         </w:tc>
         <w:tc>
           <w:tcPr>
-            <w:tcW w:w="7229" w:type="dxa"/>
+            <w:tcW w:w="7224" w:type="dxa"/>
           </w:tcPr>
           <w:p>
             <w:pPr>
@@ -3558,7 +4155,7 @@
         </w:tc>
         <w:tc>
           <w:tcPr>
-            <w:tcW w:w="7229" w:type="dxa"/>
+            <w:tcW w:w="7224" w:type="dxa"/>
           </w:tcPr>
           <w:p>
             <w:pPr>
@@ -3617,7 +4214,7 @@
         </w:tc>
         <w:tc>
           <w:tcPr>
-            <w:tcW w:w="7229" w:type="dxa"/>
+            <w:tcW w:w="7224" w:type="dxa"/>
           </w:tcPr>
           <w:p>
             <w:pPr>
@@ -3671,7 +4268,7 @@
         </w:tc>
         <w:tc>
           <w:tcPr>
-            <w:tcW w:w="7229" w:type="dxa"/>
+            <w:tcW w:w="7224" w:type="dxa"/>
           </w:tcPr>
           <w:p>
             <w:pPr>
@@ -3684,14 +4281,345 @@
           </w:p>
         </w:tc>
       </w:tr>
+      <w:tr>
+        <w:tc>
+          <w:tcPr>
+            <w:tcW w:w="1980" w:type="dxa"/>
+          </w:tcPr>
+          <w:p>
+            <w:pPr>
+              <w:spacing w:beforeLines="40" w:before="96" w:afterLines="40" w:after="96"/>
+              <w:ind w:left="24"/>
+              <w:rPr>
+                <w:lang w:val="en-US"/>
+              </w:rPr>
+            </w:pPr>
+            <w:r>
+              <w:rPr>
+                <w:lang w:val="en-US"/>
+              </w:rPr>
+              <w:t>MTTD</w:t>
+            </w:r>
+          </w:p>
+        </w:tc>
+        <w:tc>
+          <w:tcPr>
+            <w:tcW w:w="7224" w:type="dxa"/>
+          </w:tcPr>
+          <w:p>
+            <w:pPr>
+              <w:spacing w:beforeLines="40" w:before="96" w:afterLines="40" w:after="96"/>
+            </w:pPr>
+            <w:proofErr w:type="spellStart"/>
+            <w:r>
+              <w:t>Mean</w:t>
+            </w:r>
+            <w:proofErr w:type="spellEnd"/>
+            <w:r>
+              <w:t xml:space="preserve"> Time To </w:t>
+            </w:r>
+            <w:proofErr w:type="spellStart"/>
+            <w:r>
+              <w:t>Detect</w:t>
+            </w:r>
+            <w:proofErr w:type="spellEnd"/>
+            <w:r>
+              <w:t xml:space="preserve"> (Среднее время обнаружения угрозы).</w:t>
+            </w:r>
+          </w:p>
+        </w:tc>
+      </w:tr>
+      <w:tr>
+        <w:tc>
+          <w:tcPr>
+            <w:tcW w:w="1980" w:type="dxa"/>
+          </w:tcPr>
+          <w:p>
+            <w:pPr>
+              <w:spacing w:beforeLines="40" w:before="96" w:afterLines="40" w:after="96"/>
+              <w:ind w:left="24"/>
+            </w:pPr>
+            <w:r>
+              <w:t>MTTR</w:t>
+            </w:r>
+          </w:p>
+        </w:tc>
+        <w:tc>
+          <w:tcPr>
+            <w:tcW w:w="7224" w:type="dxa"/>
+          </w:tcPr>
+          <w:p>
+            <w:pPr>
+              <w:spacing w:beforeLines="40" w:before="96" w:afterLines="40" w:after="96"/>
+              <w:ind w:left="24"/>
+            </w:pPr>
+            <w:proofErr w:type="spellStart"/>
+            <w:r>
+              <w:t>Mean</w:t>
+            </w:r>
+            <w:proofErr w:type="spellEnd"/>
+            <w:r>
+              <w:t xml:space="preserve"> Time To </w:t>
+            </w:r>
+            <w:proofErr w:type="spellStart"/>
+            <w:r>
+              <w:t>Respond</w:t>
+            </w:r>
+            <w:proofErr w:type="spellEnd"/>
+            <w:r>
+              <w:t xml:space="preserve"> (Среднее время автоматического реагирования системы).</w:t>
+            </w:r>
+          </w:p>
+        </w:tc>
+      </w:tr>
+      <w:tr>
+        <w:tc>
+          <w:tcPr>
+            <w:tcW w:w="1980" w:type="dxa"/>
+          </w:tcPr>
+          <w:p>
+            <w:pPr>
+              <w:spacing w:beforeLines="40" w:before="96" w:afterLines="40" w:after="96"/>
+              <w:ind w:left="24"/>
+            </w:pPr>
+            <w:r>
+              <w:t>UFW</w:t>
+            </w:r>
+          </w:p>
+        </w:tc>
+        <w:tc>
+          <w:tcPr>
+            <w:tcW w:w="7224" w:type="dxa"/>
+          </w:tcPr>
+          <w:p>
+            <w:pPr>
+              <w:spacing w:beforeLines="40" w:before="96" w:afterLines="40" w:after="96"/>
+              <w:ind w:left="24"/>
+            </w:pPr>
+            <w:proofErr w:type="spellStart"/>
+            <w:r>
+              <w:t>Uncomplicated</w:t>
+            </w:r>
+            <w:proofErr w:type="spellEnd"/>
+            <w:r>
+              <w:t xml:space="preserve"> Firewall (Инструмент для управления межсетевым экраном в ОС Linux).</w:t>
+            </w:r>
+          </w:p>
+        </w:tc>
+      </w:tr>
+      <w:tr>
+        <w:tc>
+          <w:tcPr>
+            <w:tcW w:w="1980" w:type="dxa"/>
+          </w:tcPr>
+          <w:p>
+            <w:pPr>
+              <w:spacing w:beforeLines="40" w:before="96" w:afterLines="40" w:after="96"/>
+            </w:pPr>
+            <w:r>
+              <w:t>NVD</w:t>
+            </w:r>
+          </w:p>
+        </w:tc>
+        <w:tc>
+          <w:tcPr>
+            <w:tcW w:w="7224" w:type="dxa"/>
+          </w:tcPr>
+          <w:p>
+            <w:pPr>
+              <w:spacing w:beforeLines="40" w:before="96" w:afterLines="40" w:after="96"/>
+              <w:ind w:left="24"/>
+            </w:pPr>
+            <w:r>
+              <w:t xml:space="preserve">National </w:t>
+            </w:r>
+            <w:proofErr w:type="spellStart"/>
+            <w:r>
+              <w:t>Vulnerability</w:t>
+            </w:r>
+            <w:proofErr w:type="spellEnd"/>
+            <w:r>
+              <w:t xml:space="preserve"> Database (Национальная база данных уязвимостей).</w:t>
+            </w:r>
+          </w:p>
+        </w:tc>
+      </w:tr>
+      <w:tr>
+        <w:tc>
+          <w:tcPr>
+            <w:tcW w:w="1980" w:type="dxa"/>
+          </w:tcPr>
+          <w:p>
+            <w:pPr>
+              <w:spacing w:beforeLines="40" w:before="96" w:afterLines="40" w:after="96"/>
+              <w:ind w:left="24"/>
+              <w:rPr>
+                <w:lang w:val="en-US"/>
+              </w:rPr>
+            </w:pPr>
+            <w:r>
+              <w:t>WAF</w:t>
+            </w:r>
+          </w:p>
+        </w:tc>
+        <w:tc>
+          <w:tcPr>
+            <w:tcW w:w="7224" w:type="dxa"/>
+          </w:tcPr>
+          <w:p>
+            <w:pPr>
+              <w:spacing w:beforeLines="40" w:before="96" w:afterLines="40" w:after="96"/>
+              <w:ind w:left="24"/>
+              <w:rPr>
+                <w:lang w:val="en-US"/>
+              </w:rPr>
+            </w:pPr>
+            <w:r>
+              <w:rPr>
+                <w:lang w:val="en-US"/>
+              </w:rPr>
+              <w:t>Web Application Firewall (</w:t>
+            </w:r>
+            <w:r>
+              <w:t>Защитный</w:t>
+            </w:r>
+            <w:r>
+              <w:rPr>
+                <w:lang w:val="en-US"/>
+              </w:rPr>
+              <w:t xml:space="preserve"> </w:t>
+            </w:r>
+            <w:r>
+              <w:t>экран</w:t>
+            </w:r>
+            <w:r>
+              <w:rPr>
+                <w:lang w:val="en-US"/>
+              </w:rPr>
+              <w:t xml:space="preserve"> </w:t>
+            </w:r>
+            <w:r>
+              <w:t>уровня</w:t>
+            </w:r>
+            <w:r>
+              <w:rPr>
+                <w:lang w:val="en-US"/>
+              </w:rPr>
+              <w:t xml:space="preserve"> </w:t>
+            </w:r>
+            <w:r>
+              <w:t>веб</w:t>
+            </w:r>
+            <w:r>
+              <w:rPr>
+                <w:lang w:val="en-US"/>
+              </w:rPr>
+              <w:t>-</w:t>
+            </w:r>
+            <w:r>
+              <w:t>приложений</w:t>
+            </w:r>
+            <w:r>
+              <w:rPr>
+                <w:lang w:val="en-US"/>
+              </w:rPr>
+              <w:t>).</w:t>
+            </w:r>
+          </w:p>
+        </w:tc>
+      </w:tr>
+      <w:tr>
+        <w:tc>
+          <w:tcPr>
+            <w:tcW w:w="1980" w:type="dxa"/>
+          </w:tcPr>
+          <w:p>
+            <w:pPr>
+              <w:spacing w:beforeLines="40" w:before="96" w:afterLines="40" w:after="96"/>
+              <w:ind w:left="24"/>
+              <w:rPr>
+                <w:lang w:val="en-US"/>
+              </w:rPr>
+            </w:pPr>
+            <w:r>
+              <w:t>JSON</w:t>
+            </w:r>
+          </w:p>
+        </w:tc>
+        <w:tc>
+          <w:tcPr>
+            <w:tcW w:w="7224" w:type="dxa"/>
+          </w:tcPr>
+          <w:p>
+            <w:pPr>
+              <w:spacing w:beforeLines="40" w:before="96" w:afterLines="40" w:after="96"/>
+              <w:ind w:left="24"/>
+            </w:pPr>
+            <w:r>
+              <w:t xml:space="preserve">JavaScript Object </w:t>
+            </w:r>
+            <w:proofErr w:type="spellStart"/>
+            <w:r>
+              <w:t>Notation</w:t>
+            </w:r>
+            <w:proofErr w:type="spellEnd"/>
+            <w:r>
+              <w:t xml:space="preserve"> (Простой текстовый формат обмена данными).</w:t>
+            </w:r>
+          </w:p>
+        </w:tc>
+      </w:tr>
+      <w:tr>
+        <w:tc>
+          <w:tcPr>
+            <w:tcW w:w="1980" w:type="dxa"/>
+          </w:tcPr>
+          <w:p>
+            <w:pPr>
+              <w:spacing w:beforeLines="40" w:before="96" w:afterLines="40" w:after="96"/>
+              <w:ind w:left="24"/>
+            </w:pPr>
+            <w:r>
+              <w:t>DEFCON</w:t>
+            </w:r>
+          </w:p>
+        </w:tc>
+        <w:tc>
+          <w:tcPr>
+            <w:tcW w:w="7224" w:type="dxa"/>
+          </w:tcPr>
+          <w:p>
+            <w:pPr>
+              <w:spacing w:beforeLines="40" w:before="96" w:afterLines="40" w:after="96"/>
+              <w:ind w:left="24"/>
+            </w:pPr>
+            <w:r>
+              <w:t xml:space="preserve">Defense </w:t>
+            </w:r>
+            <w:proofErr w:type="spellStart"/>
+            <w:r>
+              <w:t>Readiness</w:t>
+            </w:r>
+            <w:proofErr w:type="spellEnd"/>
+            <w:r>
+              <w:t xml:space="preserve"> </w:t>
+            </w:r>
+            <w:proofErr w:type="spellStart"/>
+            <w:r>
+              <w:t>Condition</w:t>
+            </w:r>
+            <w:proofErr w:type="spellEnd"/>
+            <w:r>
+              <w:t xml:space="preserve"> (Шкала оценки готовности; в проекте — индекс уровня угрозы хоста).</w:t>
+            </w:r>
+          </w:p>
+        </w:tc>
+      </w:tr>
     </w:tbl>
     <w:p>
       <w:pPr>
         <w:pStyle w:val="1"/>
         <w:ind w:firstLine="708"/>
-        <w:rPr>
-          <w:lang w:val="en-US"/>
-        </w:rPr>
       </w:pPr>
     </w:p>
     <w:p>
@@ -3700,13 +4628,9 @@
           <w:b/>
           <w:bCs/>
           <w:color w:val="000000"/>
-          <w:lang w:val="en-US"/>
-        </w:rPr>
-      </w:pPr>
-      <w:r>
-        <w:rPr>
-          <w:lang w:val="en-US"/>
-        </w:rPr>
+        </w:rPr>
+      </w:pPr>
+      <w:r>
         <w:br w:type="page"/>
       </w:r>
     </w:p>
@@ -3717,7 +4641,7 @@
         <w:ind w:right="141" w:firstLine="708"/>
         <w:jc w:val="center"/>
       </w:pPr>
-      <w:bookmarkStart w:id="0" w:name="_Toc231904312"/>
+      <w:bookmarkStart w:id="0" w:name="_Toc232235301"/>
       <w:r>
         <w:lastRenderedPageBreak/>
         <w:t>В</w:t>
@@ -3961,7 +4885,7 @@
         <w:ind w:right="141" w:firstLine="709"/>
         <w:jc w:val="both"/>
       </w:pPr>
-      <w:bookmarkStart w:id="1" w:name="_Toc231904313"/>
+      <w:bookmarkStart w:id="1" w:name="_Toc232235302"/>
       <w:r>
         <w:lastRenderedPageBreak/>
         <w:t xml:space="preserve">1 </w:t>
@@ -3980,7 +4904,7 @@
         <w:spacing w:before="0" w:after="0" w:line="360" w:lineRule="auto"/>
         <w:ind w:right="141" w:firstLine="709"/>
       </w:pPr>
-      <w:bookmarkStart w:id="2" w:name="_Toc231904314"/>
+      <w:bookmarkStart w:id="2" w:name="_Toc232235303"/>
       <w:r>
         <w:t xml:space="preserve">1.1 </w:t>
       </w:r>
@@ -4241,7 +5165,7 @@
         <w:ind w:right="141" w:firstLine="709"/>
         <w:jc w:val="both"/>
       </w:pPr>
-      <w:bookmarkStart w:id="3" w:name="_Toc231904315"/>
+      <w:bookmarkStart w:id="3" w:name="_Toc232235304"/>
       <w:r>
         <w:t xml:space="preserve">1.2 </w:t>
       </w:r>
@@ -4432,7 +5356,7 @@
         <w:ind w:right="141" w:firstLine="708"/>
         <w:jc w:val="both"/>
       </w:pPr>
-      <w:bookmarkStart w:id="4" w:name="_Toc231904316"/>
+      <w:bookmarkStart w:id="4" w:name="_Toc232235305"/>
       <w:r>
         <w:t xml:space="preserve">1.3 </w:t>
       </w:r>
@@ -4454,7 +5378,7 @@
         <w:jc w:val="both"/>
       </w:pPr>
       <w:r>
-        <w:t>Предотвращение утечек конфиденциальной информации является одной из приоритетных задач обеспечения информационной безопасности в Обществе с ограниченной ответственностью «</w:t>
+        <w:t>Обеспечение конфиденциальности и предотвращение утечек защищаемой информации, включая персональные данные клиентов, базу учетных записей сотрудников, финансовые показатели и исходный код веб-портала, является приоритетной задачей безопасности ООО «</w:t>
       </w:r>
       <w:proofErr w:type="spellStart"/>
       <w:r>
@@ -4462,7 +5386,15 @@
       </w:r>
       <w:proofErr w:type="spellEnd"/>
       <w:r>
-        <w:t xml:space="preserve"> Девелопер». Защищаемая информация включает в себя персональные данные клиентов (фамилии, имена, отчества, контактные телефоны, паспортные данные, сведения о приобретаемой недвижимости), базу данных учетных записей сотрудников, а также сведения, составляющие коммерческую тайну предприятия (финансовые показатели, проектную документацию и исходный код корпоративного веб-портала).</w:t>
+        <w:t xml:space="preserve"> Девелопер» и реализуется на базе центрального сервера под управлением операционной системы Ubuntu 24. В настоящее время на объекте задействован комплекс базовых мер, включающий ролевую модель разграничения доступа в ОС, запуск прикладных процессов от имени </w:t>
+      </w:r>
+      <w:proofErr w:type="spellStart"/>
+      <w:r>
+        <w:t>низкопривилегированных</w:t>
+      </w:r>
+      <w:proofErr w:type="spellEnd"/>
+      <w:r>
+        <w:t xml:space="preserve"> учетных записей и ограничение удаленного администрирования защищенным протоколом SSH с аутентификацией по криптографическим ключам.</w:t>
       </w:r>
     </w:p>
     <w:p>
@@ -4472,7 +5404,19 @@
         <w:jc w:val="both"/>
       </w:pPr>
       <w:r>
-        <w:t>На текущем этапе в организации реализован комплекс базовых организационных и технических мер, направленных на защиту информации от неправомерного доступа и предотвращение ее утечки с центрального сервера под управлением операционной системы Ubuntu 24.</w:t>
+        <w:t xml:space="preserve">Сетевой периметр сервера контролируется локальным межсетевым экраном, функционирующим по принципу минимизации доступных портов, где для внешних запросов открыты только стандартные интерфейсы веб-портала (порты 80 и 443), а доступ к технологическим сокетам управления и СУБД полностью заблокирован для внешних адресов. Транспортировка конфиденциальных сведений осуществляется исключительно по </w:t>
+      </w:r>
+      <w:r>
+        <w:lastRenderedPageBreak/>
+        <w:t xml:space="preserve">зашифрованному протоколу HTTPS с применением современных протоколов TLS, что нивелирует риски перехвата трафика в открытых каналах связи, в то время как разграничение прав внутри самого веб-приложения поддерживается механизмами </w:t>
+      </w:r>
+      <w:proofErr w:type="spellStart"/>
+      <w:r>
+        <w:t>токенизированной</w:t>
+      </w:r>
+      <w:proofErr w:type="spellEnd"/>
+      <w:r>
+        <w:t xml:space="preserve"> аутентификации сессий сотрудников. Организационный контур защиты дополняется утвержденными регламентами регулярного резервного копирования, внутренними инструкциями по работе с конфиденциальными сведениями и подписанными обязательствами персонала о неразглашении коммерческой тайны.</w:t>
       </w:r>
     </w:p>
     <w:p>
@@ -4482,130 +5426,7 @@
         <w:jc w:val="both"/>
       </w:pPr>
       <w:r>
-        <w:t>К техническим механизмам защиты, развернутым на исследуемом сервере, относятся:</w:t>
-      </w:r>
-    </w:p>
-    <w:p>
-      <w:pPr>
-        <w:numPr>
-          <w:ilvl w:val="0"/>
-          <w:numId w:val="15"/>
-        </w:numPr>
-        <w:spacing w:line="360" w:lineRule="auto"/>
-        <w:ind w:left="0" w:right="141" w:firstLine="708"/>
-        <w:jc w:val="both"/>
-      </w:pPr>
-      <w:r>
-        <w:t>М</w:t>
-      </w:r>
-      <w:r>
-        <w:t xml:space="preserve">еханизмы разграничения доступа на уровне операционной системы. В операционной системе Ubuntu 24 настроена ролевая модель </w:t>
-      </w:r>
-      <w:r>
-        <w:lastRenderedPageBreak/>
-        <w:t>доступа. Запуск процессов веб-портала и системы управления базами данных осуществляется от имени специализированных системных учетных записей с ограниченными привилегиями. Прямой доступ к управлению сервером под учетной записью суперпользователя (</w:t>
-      </w:r>
-      <w:proofErr w:type="spellStart"/>
-      <w:r>
-        <w:t>root</w:t>
-      </w:r>
-      <w:proofErr w:type="spellEnd"/>
-      <w:r>
-        <w:t>) ограничен; удаленное управление сервером осуществляется назначенным специалистом по информационной безопасности по защищенному протоколу SSH с аутентификацией по ключам.</w:t>
-      </w:r>
-    </w:p>
-    <w:p>
-      <w:pPr>
-        <w:numPr>
-          <w:ilvl w:val="0"/>
-          <w:numId w:val="15"/>
-        </w:numPr>
-        <w:spacing w:line="360" w:lineRule="auto"/>
-        <w:ind w:left="0" w:right="141" w:firstLine="708"/>
-        <w:jc w:val="both"/>
-      </w:pPr>
-      <w:r>
-        <w:t>С</w:t>
-      </w:r>
-      <w:r>
-        <w:t>етевое экранирование. Контроль входящего и исходящего сетевого трафика центрального сервера обеспечивается встроенным программным межсетевым экраном операционной системы. Правила фильтрации настроены по принципу минимизации доступных сетевых портов: для внешних пользователей открыты только стандартные порты, необходимые для функционирования веб-портала (порт 80 для HTTP и порт 443 для HTTPS). Доступ к остальным технологическим портам, включая порты управления и порт системы управления базами данных, заблокирован для внешних сетевых адресов.</w:t>
-      </w:r>
-    </w:p>
-    <w:p>
-      <w:pPr>
-        <w:numPr>
-          <w:ilvl w:val="0"/>
-          <w:numId w:val="15"/>
-        </w:numPr>
-        <w:spacing w:line="360" w:lineRule="auto"/>
-        <w:ind w:left="0" w:right="141" w:firstLine="708"/>
-        <w:jc w:val="both"/>
-      </w:pPr>
-      <w:r>
-        <w:t>К</w:t>
-      </w:r>
-      <w:r>
-        <w:t>риптографическая защита данных при передаче. Взаимодействие внешних пользователей (клиентов и сотрудников) с корпоративным</w:t>
-      </w:r>
-      <w:r>
-        <w:t xml:space="preserve"> веб-порталом осуществляется исключительно по защищенному протоколу HTTPS с использованием современных протоколов шифрования TLS. Это исключает возможность перехвата конфиденциальных данных и </w:t>
-      </w:r>
-      <w:r>
-        <w:t>персональных данных клиентов в процессе их транспортировки по открытым каналам связи сети Интернет.</w:t>
-      </w:r>
-    </w:p>
-    <w:p>
-      <w:pPr>
-        <w:numPr>
-          <w:ilvl w:val="0"/>
-          <w:numId w:val="15"/>
-        </w:numPr>
-        <w:spacing w:line="360" w:lineRule="auto"/>
-        <w:ind w:left="0" w:right="141" w:firstLine="708"/>
-        <w:jc w:val="both"/>
-      </w:pPr>
-      <w:r>
-        <w:t>У</w:t>
-      </w:r>
-      <w:r>
-        <w:t>правление доступом к веб-приложению. Доступ к административной панели веб-</w:t>
-      </w:r>
-      <w:r>
-        <w:t>портала ограничен механизмами аутентификации. Сессии пользователей контролируются на стороне сервера с использованием временных электронных ключей (токенов), что снижает риск компрометации активных сессий сотрудников.</w:t>
-      </w:r>
-    </w:p>
-    <w:p>
-      <w:pPr>
-        <w:spacing w:line="360" w:lineRule="auto"/>
-        <w:ind w:right="141" w:firstLine="708"/>
-        <w:jc w:val="both"/>
-      </w:pPr>
-      <w:r>
-        <w:t xml:space="preserve">Организационные механизмы защиты включают в себя утвержденные руководством предприятия инструкции о порядке работы с </w:t>
-      </w:r>
-      <w:r>
-        <w:lastRenderedPageBreak/>
-        <w:t>конфиденциальной информацией, регламенты проведения резервного копирования данных, а также обязательства сотрудников о неразглашении коммерческой тайны и персональных данных.</w:t>
-      </w:r>
-    </w:p>
-    <w:p>
-      <w:pPr>
-        <w:spacing w:line="360" w:lineRule="auto"/>
-        <w:ind w:right="141" w:firstLine="708"/>
-        <w:jc w:val="both"/>
-      </w:pPr>
-      <w:r>
-        <w:t>Несмотря на наличие указанных механизмов, они обеспечивают защиту преимущественно на сетевом и системном уровнях, оставляя уязвимым прикладной уровень (уровень самого веб-приложения). Существующие средства защиты носят статический характер: они способны заблокировать доступ к закрытому порту, но не могут распознать деструктивные действия злоумышленника, передаваемые внутри легитимного веб-трафика через открытые порты под видом обычных запросов пользователей.</w:t>
-      </w:r>
-    </w:p>
-    <w:p>
-      <w:pPr>
-        <w:spacing w:line="360" w:lineRule="auto"/>
-        <w:ind w:right="141" w:firstLine="708"/>
-        <w:jc w:val="both"/>
-      </w:pPr>
-      <w:r>
-        <w:t>Таким образом, используемые в настоящее время механизмы защиты от утечки информации не обеспечивают непрерывный интеллектуальный анализ поступающих команд, что обосновывает необходимость разработки специализированного программного комплекса, способного осуществлять активный мониторинг и динамическое противодействие актуальным угрозам безопасности информации.</w:t>
+        <w:t>Несмотря на комплексность, существующие средства носят исключительно статический характер и обеспечивают защиту преимущественно на сетевом и системном уровнях, оставляя уязвимым прикладной уровень. Действующие механизмы способны блокировать неиспользуемые порты, но не обладают инструментами непрерывного интеллектуального и контентного анализа для обнаружения деструктивных воздействий, передаваемых злоумышленниками внутри легитимных HTTP-запросов через открытые порты под видом действий обычных пользователей. Данное обстоятельство создает высокие риски обхода статических барьеров и напрямую обуславливает необходимость модернизации системы безопасности предприятия посредством разработки специализированного программного комплекса, способного осуществлять активный мониторинг и динамическое противодействие актуальным угрозам в режиме реального времени.</w:t>
       </w:r>
     </w:p>
     <w:p>
@@ -4615,7 +5436,7 @@
         <w:ind w:right="141" w:firstLine="708"/>
         <w:jc w:val="both"/>
       </w:pPr>
-      <w:bookmarkStart w:id="5" w:name="_Toc231904317"/>
+      <w:bookmarkStart w:id="5" w:name="_Toc232235306"/>
       <w:r>
         <w:t xml:space="preserve">1.4 </w:t>
       </w:r>
@@ -4631,7 +5452,7 @@
         <w:jc w:val="both"/>
       </w:pPr>
       <w:r>
-        <w:t>Проведенный аудит существующей системы информационной безопасности Общества с ограниченной ответственностью «</w:t>
+        <w:t>Проведенный аудит существующей системы информационной безопасности ООО «</w:t>
       </w:r>
       <w:proofErr w:type="spellStart"/>
       <w:r>
@@ -4639,7 +5460,19 @@
       </w:r>
       <w:proofErr w:type="spellEnd"/>
       <w:r>
-        <w:t xml:space="preserve"> Девелопер» показал, что применяемые на предприятии базовые механизмы защиты обеспечивают лишь минимально необходимый уровень конфиденциальности и целостности данных. В ходе анализа был выявлен ряд критических недостатков, существенно снижающих общую защищенность инфраструктуры предприятия, и в первую очередь — центрального выделенного сервера под управлением операционной системы Ubuntu 24.</w:t>
+        <w:t xml:space="preserve"> Девелопер» показал, что применяемые на предприятии базовые механизмы защиты обеспечивают лишь минимально необходимый уровень конфиденциальности и целостности данных. В ходе обследования инфраструктуры центрального сервера под управлением </w:t>
+      </w:r>
+      <w:r>
+        <w:lastRenderedPageBreak/>
+        <w:t xml:space="preserve">операционной системы Ubuntu 24 был выявлен ряд критических архитектурных и организационных недостатков, существенно снижающих общую защищенность объекта. Главной уязвимостью текущего контура является высокая децентрализация и фрагментация событий безопасности, поскольку системные журналы веб-сервера, СУБД и подсистем авторизации собираются разрозненно и хранятся в неструктурированном виде, исключая возможность оперативного выявления сложных многоступенчатых кибератак из единой точки агрегации телеметрии. Ситуация усугубляется выраженным реактивным подходом к мониторингу в условиях дефицита кадровых ресурсов, когда при высоких объемах сетевого трафика единственный штатный специалист подвергается информационной перегрузке и теряет техническую возможность своевременно анализировать логи и внедрять блокирующие правила в межсетевой экран при интенсивных атаках класса </w:t>
+      </w:r>
+      <w:proofErr w:type="spellStart"/>
+      <w:r>
+        <w:t>Brute</w:t>
+      </w:r>
+      <w:proofErr w:type="spellEnd"/>
+      <w:r>
+        <w:t xml:space="preserve"> Force на службу SSH.</w:t>
       </w:r>
     </w:p>
     <w:p>
@@ -4649,11 +5482,7 @@
         <w:jc w:val="both"/>
       </w:pPr>
       <w:r>
-        <w:t xml:space="preserve">Первым и наиболее существенным недостатком является реактивный подход к обеспечению безопасности. На предприятии отсутствует </w:t>
-      </w:r>
-      <w:r>
-        <w:lastRenderedPageBreak/>
-        <w:t>специализированный инструментарий для активного обнаружения угроз в режиме реального времени. Несмотря на то, что целевой веб-портал и база данных функционируют на одном физическом сервере, события безопасности сильно фрагментированы. Системные журналы службы веб-сервера, СУБД и журналы авторизации самой операционной системы собираются разрозненно и хранятся в неструктурированном виде. Отсутствие единой точки сбора телеметрии делает невозможным оперативное выявление сложных, многоступенчатых кибератак.</w:t>
+        <w:t>Кроме того, в организации полностью отсутствует контроль жизненного цикла безопасной разработки, из-за чего процесс обновления корпоративного веб-портала не сопровождается автоматизированным SAST-аудитом исходного кода и проверкой зависимостей, создавая постоянный риск проброса критических уязвимостей типа SQL-инъекций и XSS непосредственно в производственную среду. Этот изъян дополняется отсутствием автоматизированных систем поддержки принятия решений, заставляя оператора полагаться исключительно на собственный опыт при расследовании инцидентов, что критически увеличивает среднее время реагирования на угрозы и повышает вероятность совершения человеческой ошибки.</w:t>
       </w:r>
     </w:p>
     <w:p>
@@ -4663,41 +5492,27 @@
         <w:jc w:val="both"/>
       </w:pPr>
       <w:r>
-        <w:t>Второй недостаток напрямую связан с острой нехваткой кадровых ресурсов. Наличие в штате распределенной компании только одного специалиста по информационной безопасности при текущих высоких объемах сетевого трафика неизбежно приводит к эффекту «информационной перегрузки». При возникновении целенаправленной атаки, например, распределенного подбора учетных данных (атаки методом полного перебора) к административной панели веб-портала или службе SSH, специалист физически не способен своевременно проанализировать сотни строк системного журнала, сопоставить сетевые адреса атакующих и вручную внести блокирующие правила в настройки межсетевого экрана ОС Ubuntu 24.</w:t>
-      </w:r>
-    </w:p>
-    <w:p>
-      <w:pPr>
-        <w:spacing w:line="360" w:lineRule="auto"/>
-        <w:ind w:right="141" w:firstLine="708"/>
-        <w:jc w:val="both"/>
-      </w:pPr>
-      <w:r>
-        <w:t>Третьим выявленным изъяном является отсутствие автоматизированных средств контроля исходного кода и программных зависимостей на этапе обслуживания и обновления корпоративного веб-портала. Внедрение новых функциональных возможностей на сайт сопряжено с высоким риском случайного внесения программных уязвимостей (таких как внедрение SQL-кода или межсайтовое выполнение сценариев). В условиях текущей инфраструктуры подобные уязвимости остаются незамеченными вплоть до момента их фактической эксплуатации злоумышленниками в производственной среде.</w:t>
-      </w:r>
-    </w:p>
-    <w:p>
-      <w:pPr>
-        <w:spacing w:line="360" w:lineRule="auto"/>
-        <w:ind w:right="141" w:firstLine="708"/>
-        <w:jc w:val="both"/>
-      </w:pPr>
-      <w:r>
-        <w:t xml:space="preserve">Четвертая проблема заключается в полном отсутствии автоматизированных систем поддержки принятия решений. При </w:t>
+        <w:t xml:space="preserve">На основании проведенного анализа установлена явная необходимость модернизации контура защиты компании и внедрения качественно нового решения — интегрированного программного комплекса класса SOAR/SIEM. Данная система должна обеспечить централизованный сбор системной телеметрии, автоматизацию контроля программных </w:t>
       </w:r>
       <w:r>
         <w:lastRenderedPageBreak/>
-        <w:t>расследовании инцидента безопасности специалист вынужден полагаться исключительно на собственный опыт и ручной поиск информации об обнаруженных угрозах, что критически увеличивает время реагирования на инцидент.</w:t>
-      </w:r>
-    </w:p>
-    <w:p>
-      <w:pPr>
-        <w:spacing w:line="360" w:lineRule="auto"/>
-        <w:ind w:right="141" w:firstLine="708"/>
-        <w:jc w:val="both"/>
-      </w:pPr>
-      <w:r>
-        <w:t>На основании проведенного анализа можно сделать вывод, что текущая система защиты предприятия не обладает достаточной устойчивостью к современным угрозам информационной безопасности. Существует острая необходимость внедрения качественно нового решения — интегрированного комплекса мониторинга, который обеспечит централизованный сбор системных журналов, предоставит оператору удобное автоматизированное рабочее место и возьмет на себя задачи автоматического анализа инцидентов и реагирования на них с использованием технологий искусственного интеллекта.</w:t>
+        <w:t xml:space="preserve">уязвимостей средствами </w:t>
+      </w:r>
+      <w:proofErr w:type="spellStart"/>
+      <w:r>
+        <w:t>Semgrep</w:t>
+      </w:r>
+      <w:proofErr w:type="spellEnd"/>
+      <w:r>
+        <w:t xml:space="preserve"> и </w:t>
+      </w:r>
+      <w:proofErr w:type="spellStart"/>
+      <w:r>
+        <w:t>Trivy</w:t>
+      </w:r>
+      <w:proofErr w:type="spellEnd"/>
+      <w:r>
+        <w:t>, а также применение технологий искусственного интеллекта для автономного анализа и жесткой блокировки инцидентов информационной безопасности в режиме реального времени.</w:t>
       </w:r>
     </w:p>
     <w:p>
@@ -4707,7 +5522,7 @@
         <w:ind w:right="141" w:firstLine="708"/>
         <w:jc w:val="both"/>
       </w:pPr>
-      <w:bookmarkStart w:id="6" w:name="_Toc231904318"/>
+      <w:bookmarkStart w:id="6" w:name="_Toc232235307"/>
       <w:r>
         <w:t>1.5</w:t>
       </w:r>
@@ -4790,7 +5605,6 @@
         <w:jc w:val="both"/>
       </w:pPr>
       <w:r>
-        <w:lastRenderedPageBreak/>
         <w:t>И</w:t>
       </w:r>
       <w:r>
@@ -4811,7 +5625,11 @@
         <w:t>А</w:t>
       </w:r>
       <w:r>
-        <w:t>втономное реагирование: программный комплекс должен быть способен к автоматическим защитным действиям. При фиксации серии критических инцидентов с одного сетевого адреса система обязана самостоятельно формировать и применять правила блокировки на уровне межсетевого экрана операционной системы сервера, минимизируя время реакции на угрозу.</w:t>
+        <w:t xml:space="preserve">втономное реагирование: программный комплекс должен быть способен к автоматическим защитным действиям. При фиксации серии критических инцидентов с одного сетевого адреса система обязана </w:t>
+      </w:r>
+      <w:r>
+        <w:lastRenderedPageBreak/>
+        <w:t>самостоятельно формировать и применять правила блокировки на уровне межсетевого экрана операционной системы сервера, минимизируя время реакции на угрозу.</w:t>
       </w:r>
     </w:p>
     <w:p>
@@ -4941,7 +5759,7 @@
         <w:ind w:right="141" w:firstLine="708"/>
         <w:jc w:val="both"/>
       </w:pPr>
-      <w:bookmarkStart w:id="7" w:name="_Toc231904319"/>
+      <w:bookmarkStart w:id="7" w:name="_Toc232235308"/>
       <w:r>
         <w:t xml:space="preserve">1.6 </w:t>
       </w:r>
@@ -4965,11 +5783,7 @@
       </w:r>
       <w:proofErr w:type="spellEnd"/>
       <w:r>
-        <w:t xml:space="preserve"> Девелопер» осуществляется в строгом соответствии с законодательством Российской Федерации, регламентирующим процессы обработки, хранения </w:t>
-      </w:r>
-      <w:r>
-        <w:lastRenderedPageBreak/>
-        <w:t>и защиты информации. Разработка и внедрение любых новых программных комплексов мониторинга должны опираться на действующую нормативно-правовую базу.</w:t>
+        <w:t xml:space="preserve"> Девелопер» осуществляется в строгом соответствии с законодательством Российской Федерации, регламентирующим процессы обработки, хранения и защиты информации. Разработка и внедрение любых новых программных комплексов мониторинга должны опираться на действующую нормативно-правовую базу.</w:t>
       </w:r>
     </w:p>
     <w:p>
@@ -4979,7 +5793,11 @@
         <w:jc w:val="both"/>
       </w:pPr>
       <w:r>
-        <w:t>Фундаментальным нормативным правовым актом в данной сфере является Федеральный закон от 27 июля 2006 г. № 149-ФЗ «Об информации, информационных технологиях и о защите информации». Данный закон устанавливает обязательность соблюдения конфиденциальности информации, доступ к которой ограничен федеральными законами, а также определяет принципы защиты информационной инфраструктуры от неправомерного доступа, уничтожения, модифицирования или блокирования.</w:t>
+        <w:t xml:space="preserve">Фундаментальным нормативным правовым актом в данной сфере является Федеральный закон от 27 июля 2006 г. № 149-ФЗ «Об информации, информационных технологиях и о защите информации». Данный закон устанавливает обязательность соблюдения конфиденциальности информации, доступ к которой ограничен федеральными законами, а также определяет принципы защиты информационной инфраструктуры от </w:t>
+      </w:r>
+      <w:r>
+        <w:lastRenderedPageBreak/>
+        <w:t>неправомерного доступа, уничтожения, модифицирования или блокирования.</w:t>
       </w:r>
     </w:p>
     <w:p>
@@ -5009,11 +5827,7 @@
         <w:jc w:val="both"/>
       </w:pPr>
       <w:r>
-        <w:t xml:space="preserve">Разрабатываемые механизмы автономного реагирования (автоматическая блокировка сетевых адресов) должны функционировать корректно и иметь механизмы защиты от ложных срабатываний, чтобы не нарушать конституционные права легитимных пользователей сети </w:t>
-      </w:r>
-      <w:r>
-        <w:lastRenderedPageBreak/>
-        <w:t>Интернет на свободный поиск и получение общедоступной информации, размещенной на веб-портале предприятия.</w:t>
+        <w:t>Разрабатываемые механизмы автономного реагирования (автоматическая блокировка сетевых адресов) должны функционировать корректно и иметь механизмы защиты от ложных срабатываний, чтобы не нарушать конституционные права легитимных пользователей сети Интернет на свободный поиск и получение общедоступной информации, размещенной на веб-портале предприятия.</w:t>
       </w:r>
     </w:p>
     <w:p>
@@ -5023,7 +5837,7 @@
         <w:ind w:right="141" w:firstLine="708"/>
         <w:jc w:val="both"/>
       </w:pPr>
-      <w:bookmarkStart w:id="8" w:name="_Toc231904320"/>
+      <w:bookmarkStart w:id="8" w:name="_Toc232235309"/>
       <w:r>
         <w:t xml:space="preserve">1.7 </w:t>
       </w:r>
@@ -5039,10 +5853,27 @@
         <w:jc w:val="both"/>
       </w:pPr>
       <w:r>
-        <w:t xml:space="preserve">Для обоснования целесообразности самостоятельной разработки программного комплекса был проведен анализ существующего рынка средств защиты информации. Современные решения, представленные на рынке, можно </w:t>
-      </w:r>
-      <w:r>
-        <w:t>разделить на две основные категории.</w:t>
+        <w:t xml:space="preserve">Для обоснования целесообразности самостоятельной разработки был проведен анализ рынка средств защиты информации. Существующие крупномасштабные корпоративные платформы (например, </w:t>
+      </w:r>
+      <w:proofErr w:type="spellStart"/>
+      <w:r>
+        <w:t>MaxPatrol</w:t>
+      </w:r>
+      <w:proofErr w:type="spellEnd"/>
+      <w:r>
+        <w:t xml:space="preserve"> SIEM) обладают исчерпывающим функционалом, однако их применение в ООО «</w:t>
+      </w:r>
+      <w:proofErr w:type="spellStart"/>
+      <w:r>
+        <w:t>Ремон</w:t>
+      </w:r>
+      <w:proofErr w:type="spellEnd"/>
+      <w:r>
+        <w:t xml:space="preserve"> Девелопер» экономически и технически нецелесообразно. </w:t>
+      </w:r>
+      <w:r>
+        <w:lastRenderedPageBreak/>
+        <w:t>Стоимость их лицензирования многократно превышает целевой бюджет проекта (от 50 000 до 90 000 рублей), а эксплуатация требует выделенного штата аналитиков, тогда как на предприятии предусмотрен лишь один ИБ-специалист.</w:t>
       </w:r>
     </w:p>
     <w:p>
@@ -5052,63 +5883,7 @@
         <w:jc w:val="both"/>
       </w:pPr>
       <w:r>
-        <w:t xml:space="preserve">Первая категория — это корпоративные системы управления событиями информационной безопасности (SIEM-системы), такие как </w:t>
-      </w:r>
-      <w:proofErr w:type="spellStart"/>
-      <w:r>
-        <w:t>MaxPatrol</w:t>
-      </w:r>
-      <w:proofErr w:type="spellEnd"/>
-      <w:r>
-        <w:t xml:space="preserve"> SIEM или аналогичные промышленные платформы. Данные решения обладают исчерпывающим функционалом по агрегации данных и выявлению угроз. Однако их применение в условиях ООО «</w:t>
-      </w:r>
-      <w:proofErr w:type="spellStart"/>
-      <w:r>
-        <w:t>Ремон</w:t>
-      </w:r>
-      <w:proofErr w:type="spellEnd"/>
-      <w:r>
-        <w:t xml:space="preserve"> Девелопер» нецелесообразно по ряду причин. Во-первых, стоимость лицензирования и внедрения таких систем многократно превышает выделенный бюджет в </w:t>
-      </w:r>
-      <w:r>
-        <w:rPr>
-          <w:bCs/>
-        </w:rPr>
-        <w:t>144</w:t>
-      </w:r>
-      <w:r>
-        <w:rPr>
-          <w:bCs/>
-          <w:lang w:val="en-US"/>
-        </w:rPr>
-        <w:t> </w:t>
-      </w:r>
-      <w:r>
-        <w:rPr>
-          <w:bCs/>
-        </w:rPr>
-        <w:t>519</w:t>
-      </w:r>
-      <w:r>
-        <w:rPr>
-          <w:bCs/>
-        </w:rPr>
-        <w:t>,</w:t>
-      </w:r>
-      <w:r>
-        <w:rPr>
-          <w:bCs/>
-        </w:rPr>
-        <w:t>4</w:t>
-      </w:r>
-      <w:r>
-        <w:rPr>
-          <w:bCs/>
-        </w:rPr>
-        <w:t>0</w:t>
-      </w:r>
-      <w:r>
-        <w:t xml:space="preserve"> рублей. Во-вторых, эксплуатация промышленных SIEM-систем требует наличия целого отдела профильных аналитиков (SOC-центра), тогда как в штате предприятия предусмотрен лишь один специалист. Для одного сотрудника функционал таких платформ является избыточным и перегруженным.</w:t>
+        <w:t>Альтернативный подход на базе интеграции разрозненных бесплатных утилит характеризуется полным отсутствием централизации. Необходимость ручного сопоставления логов из множества изолированных интерфейсов и самостоятельного принятия решений без аналитической поддержки критически увеличивает время реагирования оператора на динамичные кибератаки.</w:t>
       </w:r>
     </w:p>
     <w:p>
@@ -5118,10 +5893,7 @@
         <w:jc w:val="both"/>
       </w:pPr>
       <w:r>
-        <w:t>Вторая категория — это разрозненные утилиты с открытым исходным кодом, предназначенные для решения узких задач (например, отдельные консольные анализаторы сетевого трафика или сканеры уязвимостей). Главным недостатком</w:t>
-      </w:r>
-      <w:r>
-        <w:t xml:space="preserve"> такого подхода является отсутствие централизации. Специалист вынужден постоянно переключаться между множеством различных интерфейсов, вручную сопоставлять данные из разных источников и самостоятельно принимать решения без интеллектуальной поддержки. В условиях защиты сервера от динамичных кибератак это приводит к недопустимым потерям времени.</w:t>
+        <w:t>Анализ подтвердил дефицит централизованных легковесных систем для малого бизнеса. Разрабатываемый программный комплекс полностью закрывает эту потребность: интеграция модулей сбора телеметрии с ОС Ubuntu 24, консолидированного рабочего места и автономного ИИ-агента позволяет обеспечить надежную защиту инфраструктуры, компенсируя нехватку кадровых ресурсов строго в рамках заданных бюджетных ограничений.</w:t>
       </w:r>
     </w:p>
     <w:p>
@@ -5130,20 +5902,6 @@
         <w:ind w:right="141" w:firstLine="708"/>
         <w:jc w:val="both"/>
       </w:pPr>
-      <w:r>
-        <w:lastRenderedPageBreak/>
-        <w:t>Анализ рынка показал острый дефицит централизованных, легковесных решений, ориентированных на предприятия малого и среднего бизнеса с минимальным штатом специалистов по информационной безопасности. Существует нереализованная рыночная потребность в инструменте, который сочетал бы в себе функции активного мониторинга, единого рабочего пространства и экспертной системы на базе искусственного интеллекта.</w:t>
-      </w:r>
-    </w:p>
-    <w:p>
-      <w:pPr>
-        <w:spacing w:line="360" w:lineRule="auto"/>
-        <w:ind w:right="141" w:firstLine="708"/>
-        <w:jc w:val="both"/>
-      </w:pPr>
-      <w:r>
-        <w:t>Разрабатываемый программный комплекс полностью удовлетворяет эту потребность. Интеграция сбора телеметрии с сервера Ubuntu 24, удобного автоматизированного рабочего места и ИИ для анализа инцидентов позволит компенсировать нехватку кадровых ресурсов и обеспечить надежную защиту инфраструктуры в рамках заданного бюджета.</w:t>
-      </w:r>
     </w:p>
     <w:p>
       <w:r>
@@ -5158,7 +5916,7 @@
         <w:jc w:val="both"/>
       </w:pPr>
       <w:bookmarkStart w:id="9" w:name="_Toc230901824"/>
-      <w:bookmarkStart w:id="10" w:name="_Toc231904321"/>
+      <w:bookmarkStart w:id="10" w:name="_Toc232235310"/>
       <w:r>
         <w:lastRenderedPageBreak/>
         <w:t>2 ТЕХНОЛОГИЧЕСКАЯ ЧАСТЬ</w:t>
@@ -5176,7 +5934,7 @@
           <w:i w:val="0"/>
         </w:rPr>
       </w:pPr>
-      <w:bookmarkStart w:id="11" w:name="_Toc231904322"/>
+      <w:bookmarkStart w:id="11" w:name="_Toc232235311"/>
       <w:r>
         <w:rPr>
           <w:i w:val="0"/>
@@ -5200,7 +5958,7 @@
           <w:i w:val="0"/>
         </w:rPr>
       </w:pPr>
-      <w:bookmarkStart w:id="12" w:name="_Toc231904323"/>
+      <w:bookmarkStart w:id="12" w:name="_Toc232235312"/>
       <w:r>
         <w:rPr>
           <w:i w:val="0"/>
@@ -5216,45 +5974,15 @@
         <w:jc w:val="both"/>
       </w:pPr>
       <w:r>
-        <w:t>Уровень доступа в рамках разработанной архитектуры распределенной информационной системы MISTRAL Defense выполняет функции первой линии обороны, отвечая за проведение первичного низкоуровневого анализа входящего сетевого трафика, фильтрацию деструктивных воздействий на ранних этапах их проявления, а также за обеспечение доверенной среды на автоматизированном рабочем месте (АРМ) оператора локального центра мониторинга (SOC). Построенный комплекс мер развертывается непосредственно на защищаемом выделенном сервере под управлением операционной системы Ubuntu 24 LTS и координирует свои действия с клиентским терминалом. Обеспечение информационной безопасности на данном этапе реализуется в рамках двух ключевых и технологически изолированных направлений, включающих превентивную фильтрацию потоков данных на стороне сервера и жесткое программное капсулирование интерфейса управления оператора.</w:t>
-      </w:r>
-    </w:p>
-    <w:p>
-      <w:pPr>
-        <w:spacing w:line="360" w:lineRule="auto"/>
-        <w:ind w:right="142" w:firstLine="709"/>
-        <w:jc w:val="both"/>
-      </w:pPr>
-      <w:r>
-        <w:t xml:space="preserve">Первое технологическое направление сфокусировано на непрерывном аудите граничных интерфейсов и событий операционной системы, где первичный мониторинг и фильтрация входящих запросов к публичным веб-службам осуществляются с помощью специализированных </w:t>
+        <w:t>В процессе проектирования и модернизации системы обеспечения информационной безопасности ИТ-инфраструктуры ООО «</w:t>
       </w:r>
       <w:proofErr w:type="spellStart"/>
       <w:r>
-        <w:t>Lua</w:t>
+        <w:t>Ремон</w:t>
       </w:r>
       <w:proofErr w:type="spellEnd"/>
       <w:r>
-        <w:t xml:space="preserve">-скриптов, интегрированных в веб-сервер </w:t>
-      </w:r>
-      <w:proofErr w:type="spellStart"/>
-      <w:r>
-        <w:t>OpenResty</w:t>
-      </w:r>
-      <w:proofErr w:type="spellEnd"/>
-      <w:r>
-        <w:t xml:space="preserve"> (</w:t>
-      </w:r>
-      <w:proofErr w:type="spellStart"/>
-      <w:r>
-        <w:t>Nginx</w:t>
-      </w:r>
-      <w:proofErr w:type="spellEnd"/>
-      <w:r>
-        <w:t xml:space="preserve">). Данные скрипты перехватывают HTTP-трафик на лету, выполняя синтаксический разбор заголовков, параметров GET и POST запросов, а также сессионных куки на соответствие регулярным выражениям сигнатур известных веб-атак. Параллельно с инспекцией веб-трафика на уровне хоста развернуты демоны фонового мониторинга журналов авторизации и брандмауэра операционной системы, которые в реальном времени анализируют изменения в системных журналах, выявляя аномальные паттерны поведения. Характерным примером работы данного контура является фиксация множественных </w:t>
-      </w:r>
-      <w:r>
-        <w:lastRenderedPageBreak/>
-        <w:t xml:space="preserve">последовательных записей о неудачных попытках аутентификации по защищенному протоколу SSH от одного внешнего источника, что классифицируется как попытка подбора пароля методом полного перебора и незамедлительно транслируется в интерфейс мониторинга с предложением о блокировке (см. рисунок 1). </w:t>
+        <w:t xml:space="preserve"> Девелопер» задача организации защиты уровня доступа (Access Layer) была решена путем развертывания комплексных эшелонов безопасности непосредственно на целевом хосте веб-ресурса. В рамках разрабатываемой архитектуры распределенного программного комплекса уровень доступа принимает на себя весь входящий трафик и является отправной точкой для сбора первичных событий безопасности. Логическая структура взаимодействия компонентов на уровне доступа хоста представлена на рисунке 1.</w:t>
       </w:r>
     </w:p>
     <w:p>
@@ -5262,19 +5990,16 @@
         <w:spacing w:line="360" w:lineRule="auto"/>
         <w:ind w:right="142"/>
         <w:jc w:val="center"/>
-        <w:rPr>
-          <w:lang w:val="en-US"/>
-        </w:rPr>
       </w:pPr>
       <w:r>
         <w:rPr>
           <w:noProof/>
         </w:rPr>
         <w:drawing>
-          <wp:inline distT="0" distB="0" distL="0" distR="0" wp14:anchorId="2F71EDA1" wp14:editId="0EDD41E7">
-            <wp:extent cx="5940425" cy="1474470"/>
-            <wp:effectExtent l="0" t="0" r="3175" b="0"/>
-            <wp:docPr id="85" name="Рисунок 85"/>
+          <wp:inline distT="0" distB="0" distL="0" distR="0" wp14:anchorId="6497D8AC" wp14:editId="6871D91B">
+            <wp:extent cx="4707081" cy="2615565"/>
+            <wp:effectExtent l="0" t="0" r="0" b="0"/>
+            <wp:docPr id="6" name="Рисунок 6"/>
             <wp:cNvGraphicFramePr>
               <a:graphicFrameLocks xmlns:a="http://schemas.openxmlformats.org/drawingml/2006/main" noChangeAspect="1"/>
             </wp:cNvGraphicFramePr>
@@ -5285,20 +6010,27 @@
                     <pic:cNvPr id="1" name=""/>
                     <pic:cNvPicPr/>
                   </pic:nvPicPr>
-                  <pic:blipFill>
+                  <pic:blipFill rotWithShape="1">
                     <a:blip r:embed="rId8"/>
-                    <a:stretch>
-                      <a:fillRect/>
-                    </a:stretch>
+                    <a:srcRect t="3901" b="-1267"/>
+                    <a:stretch/>
                   </pic:blipFill>
-                  <pic:spPr>
+                  <pic:spPr bwMode="auto">
                     <a:xfrm>
                       <a:off x="0" y="0"/>
-                      <a:ext cx="5940425" cy="1474470"/>
+                      <a:ext cx="4714744" cy="2619823"/>
                     </a:xfrm>
                     <a:prstGeom prst="rect">
                       <a:avLst/>
                     </a:prstGeom>
+                    <a:ln>
+                      <a:noFill/>
+                    </a:ln>
+                    <a:extLst>
+                      <a:ext uri="{53640926-AAD7-44D8-BBD7-CCE9431645EC}">
+                        <a14:shadowObscured xmlns:a14="http://schemas.microsoft.com/office/drawing/2010/main"/>
+                      </a:ext>
+                    </a:extLst>
                   </pic:spPr>
                 </pic:pic>
               </a:graphicData>
@@ -5310,6 +6042,7 @@
     <w:p>
       <w:pPr>
         <w:spacing w:line="360" w:lineRule="auto"/>
+        <w:ind w:right="142"/>
         <w:jc w:val="center"/>
         <w:rPr>
           <w:sz w:val="24"/>
@@ -5321,7 +6054,7 @@
           <w:sz w:val="24"/>
           <w:szCs w:val="24"/>
         </w:rPr>
-        <w:t>Рисунок 1 - Отображение логов безопасности и блокировок SSH в журнале логов клиента</w:t>
+        <w:t>Рисунок 1 – Схема логической изоляции интерфейсов и сервисов на едином сервере</w:t>
       </w:r>
     </w:p>
     <w:p>
@@ -5331,91 +6064,83 @@
         <w:jc w:val="both"/>
       </w:pPr>
       <w:r>
-        <w:t xml:space="preserve">Важнейшим компонентом защиты уровня доступа, внедренным для минимизации рисков компрометации самого защитного программного обеспечения, является </w:t>
+        <w:t xml:space="preserve">В соответствии с разработанной архитектурой проекта, на уровне доступа развернут отказоустойчивый стек, изолирующий конечное веб-приложение </w:t>
       </w:r>
       <w:proofErr w:type="spellStart"/>
       <w:r>
-        <w:t>подсистемаи</w:t>
+        <w:t>Remon</w:t>
       </w:r>
       <w:proofErr w:type="spellEnd"/>
       <w:r>
-        <w:t xml:space="preserve"> активной самообороны </w:t>
+        <w:t xml:space="preserve"> от прямого воздействия внешней среды. Публичный сетевой интерфейс хоста открыт исключительно для шлюза </w:t>
       </w:r>
       <w:proofErr w:type="spellStart"/>
       <w:r>
-        <w:t>Startup</w:t>
+        <w:t>Reverse</w:t>
       </w:r>
       <w:proofErr w:type="spellEnd"/>
       <w:r>
-        <w:t xml:space="preserve"> Active Defense, которая инициализируется автоматически в процессе штатного запуска службы </w:t>
+        <w:t xml:space="preserve"> </w:t>
       </w:r>
       <w:proofErr w:type="spellStart"/>
       <w:r>
-        <w:t>Mistral</w:t>
+        <w:t>Proxy</w:t>
       </w:r>
       <w:proofErr w:type="spellEnd"/>
       <w:r>
-        <w:t xml:space="preserve"> Server и разворачивает несколько эшелонов проактивной защиты хоста. В рамках функционирования данной подсистемы модуль контроля целостности Self-</w:t>
+        <w:t xml:space="preserve"> на базе WAF </w:t>
       </w:r>
       <w:proofErr w:type="spellStart"/>
       <w:r>
-        <w:t>Tampering</w:t>
+        <w:t>OpenResty</w:t>
       </w:r>
       <w:proofErr w:type="spellEnd"/>
       <w:r>
-        <w:t xml:space="preserve"> Guard выполняет вычисление криптографических контрольных сумм по алгоритму SHA-256 для всех критически важных исполняемых файлов бэкенда и статических файлов конфигурации политик безопасности, сравнивая полученные значения со слепком эталонов в защищенном хранилище и регистрируя инцидент критического уровня при обнаружении сторонних модификаций. В случае выявления избыточных прав доступа к критическим объектам активируется модуль автоматического исправления прав </w:t>
+        <w:t xml:space="preserve"> (порты 80 и 443). Использование встроенных </w:t>
       </w:r>
       <w:proofErr w:type="spellStart"/>
       <w:r>
-        <w:t>Permissions</w:t>
+        <w:t>Lua</w:t>
       </w:r>
       <w:proofErr w:type="spellEnd"/>
       <w:r>
-        <w:t xml:space="preserve"> </w:t>
+        <w:t xml:space="preserve">-скриптов внутри </w:t>
       </w:r>
       <w:proofErr w:type="spellStart"/>
       <w:r>
-        <w:t>Lockdown</w:t>
+        <w:t>OpenResty</w:t>
       </w:r>
       <w:proofErr w:type="spellEnd"/>
       <w:r>
-        <w:t xml:space="preserve">, который в принудительном порядке выполняет системный вызов для жесткого ограничения маски прав до безопасного уровня 0600, что подробно отражено в программной реализации комплекса (см. Приложение А). Одновременно с этим на уровне ядра подсистемы развертывается </w:t>
+        <w:t xml:space="preserve"> позволяет проводить инспекцию HTTP-запросов на лету, выявляя сигнатуры таких веб-уязвимостей, как SQL-</w:t>
       </w:r>
       <w:r>
         <w:lastRenderedPageBreak/>
-        <w:t xml:space="preserve">легковесный модуль класса HIDS для потокового аудита процессов </w:t>
+        <w:t>инъекции (</w:t>
       </w:r>
       <w:proofErr w:type="spellStart"/>
       <w:r>
-        <w:t>Rogue</w:t>
+        <w:t>SQLi</w:t>
       </w:r>
       <w:proofErr w:type="spellEnd"/>
       <w:r>
-        <w:t xml:space="preserve"> Process Guard, осуществляющий циклический опрос таблицы дескрипторов текущих процессов операционной системы и валидирующий их по строгому белому списку, что позволяет принудительно останавливать любые неавторизованные фоновые программы по их идентификатору PID. Сетевая безопасность на данном этапе усиливается репутационным фильтром </w:t>
+        <w:t xml:space="preserve">), межсайтовый </w:t>
       </w:r>
       <w:proofErr w:type="spellStart"/>
       <w:r>
-        <w:t>Threat</w:t>
+        <w:t>скриптинг</w:t>
       </w:r>
       <w:proofErr w:type="spellEnd"/>
       <w:r>
-        <w:t xml:space="preserve"> Intel </w:t>
+        <w:t xml:space="preserve"> (XSS) и попытки обхода аутентификации. Само веб-приложение </w:t>
       </w:r>
       <w:proofErr w:type="spellStart"/>
       <w:r>
-        <w:t>Watchdog</w:t>
+        <w:t>Remon</w:t>
       </w:r>
       <w:proofErr w:type="spellEnd"/>
       <w:r>
-        <w:t xml:space="preserve">, который на регулярной основе опрашивает сетевые сокеты и сравнивает IP-адреса активных соединений с базой данных известных командных серверов и выходных узлов анонимных сетей, а превентивный аудит ядра осуществляет автоматические проверки параметров </w:t>
-      </w:r>
-      <w:proofErr w:type="spellStart"/>
-      <w:r>
-        <w:t>sysctl</w:t>
-      </w:r>
-      <w:proofErr w:type="spellEnd"/>
-      <w:r>
-        <w:t xml:space="preserve"> Linux на соответствие целевым метрикам безопасности, выставляя предупреждения при обнаружении отключения механизмов рандомизации адресного пространства ASLR.</w:t>
+        <w:t xml:space="preserve"> функционирует внутри изолированного локального сокета (порт 3000) и принимает запросы только после их успешной валидации на WAF.</w:t>
       </w:r>
     </w:p>
     <w:p>
@@ -5425,110 +6150,95 @@
         <w:jc w:val="both"/>
       </w:pPr>
       <w:r>
-        <w:t xml:space="preserve">Второе технологическое направление уровня доступа целиком посвящено изоляции и защите автоматизированного рабочего места оператора SOC, графическая консоль которого представляет собой десктопное приложение </w:t>
+        <w:t xml:space="preserve">Параллельно на уровне доступа развернута группа автономных </w:t>
       </w:r>
       <w:proofErr w:type="spellStart"/>
       <w:r>
-        <w:t>Mistral</w:t>
+        <w:t>Lua</w:t>
       </w:r>
       <w:proofErr w:type="spellEnd"/>
       <w:r>
-        <w:t xml:space="preserve"> Client, функционирующее в рамках изолированной среды исполнения Electron.js. Ввиду того, что оператор регулярно инспектирует сырые логи атак, потенциально содержащие вредоносные скрипты, программная опция принудительного разделения контекстов выполнения полностью изолирует контексты графического интерфейса и низкоуровневого ядра Node.js, блокируя прямой доступ к файловой системе хоста. Любой обмен данными между процессами осуществляется через строго </w:t>
+        <w:t xml:space="preserve">-зондов телеметрии, осуществляющих непрерывный низкоуровневый аудит операционной системы. </w:t>
+      </w:r>
+      <w:r>
+        <w:t xml:space="preserve">В их состав входят специализированные модули: </w:t>
       </w:r>
       <w:proofErr w:type="spellStart"/>
       <w:r>
-        <w:t>валидируемый</w:t>
+        <w:t>monitor_network.lua</w:t>
       </w:r>
       <w:proofErr w:type="spellEnd"/>
       <w:r>
-        <w:t xml:space="preserve"> мост </w:t>
+        <w:t xml:space="preserve"> для анализа сетевых сессий через утилиту </w:t>
       </w:r>
       <w:proofErr w:type="spellStart"/>
       <w:r>
-        <w:t>межпроцессного</w:t>
+        <w:t>ss</w:t>
       </w:r>
       <w:proofErr w:type="spellEnd"/>
       <w:r>
-        <w:t xml:space="preserve"> взаимодействия IPC, выполняющий глубокую санитарию типов данных. На уровне графической подсистемы реализован механизм защиты от утечек конфиденциальных данных за счет блокировки возможности снятия скриншотов программами-шпионами, а при отсутствии активности оператора в течение пяти минут срабатывает автоматический сброс сессионного токена. Для предотвращения эффекта информационной </w:t>
-      </w:r>
-      <w:r>
-        <w:lastRenderedPageBreak/>
-        <w:t xml:space="preserve">перегрузки при массированных атаках в архитектуре клиента задействован </w:t>
+        <w:t xml:space="preserve">, </w:t>
       </w:r>
       <w:proofErr w:type="spellStart"/>
       <w:r>
-        <w:t>дебаунс</w:t>
+        <w:t>monitor_auth.lua</w:t>
       </w:r>
       <w:proofErr w:type="spellEnd"/>
       <w:r>
-        <w:t>-фильтр, выдерживающий строгий лимит времени между уведомлениями, а визуальное оформление интерфейса консоли выполнено в лаконичной и эргономичной цветовой гамме темной темы редактора VS Code с использованием плоских переходов и легких рамок, полностью исключающих устаревшие неоновые элементы и графические изображения черепов для формирования строгого корпоративного стиля среды мониторинга.</w:t>
-      </w:r>
-    </w:p>
-    <w:p>
-      <w:pPr>
-        <w:pStyle w:val="3"/>
-        <w:spacing w:before="0" w:after="0" w:line="360" w:lineRule="auto"/>
-        <w:ind w:right="142" w:firstLine="709"/>
-        <w:jc w:val="both"/>
-        <w:rPr>
-          <w:i w:val="0"/>
-        </w:rPr>
-      </w:pPr>
-      <w:bookmarkStart w:id="13" w:name="_Toc231904324"/>
-      <w:r>
-        <w:rPr>
-          <w:i w:val="0"/>
-        </w:rPr>
-        <w:t xml:space="preserve">2.2 </w:t>
-      </w:r>
-      <w:r>
-        <w:rPr>
-          <w:i w:val="0"/>
-        </w:rPr>
-        <w:t>Настройка и администрирование защиты уровн</w:t>
-      </w:r>
-      <w:r>
-        <w:rPr>
-          <w:i w:val="0"/>
-        </w:rPr>
-        <w:t>я</w:t>
-      </w:r>
-      <w:r>
-        <w:rPr>
-          <w:i w:val="0"/>
-        </w:rPr>
-        <w:t xml:space="preserve"> распределения компьютерной сети с использованием </w:t>
+        <w:t xml:space="preserve"> для </w:t>
       </w:r>
       <w:proofErr w:type="spellStart"/>
       <w:r>
-        <w:rPr>
-          <w:i w:val="0"/>
-        </w:rPr>
-        <w:t>WebSocket</w:t>
+        <w:t>парсинга</w:t>
       </w:r>
       <w:proofErr w:type="spellEnd"/>
       <w:r>
-        <w:rPr>
-          <w:i w:val="0"/>
-        </w:rPr>
-        <w:t xml:space="preserve"> </w:t>
+        <w:t xml:space="preserve"> системных логов /</w:t>
       </w:r>
       <w:proofErr w:type="spellStart"/>
       <w:r>
-        <w:rPr>
-          <w:i w:val="0"/>
-        </w:rPr>
-        <w:t>Secur</w:t>
+        <w:t>var</w:t>
       </w:r>
       <w:proofErr w:type="spellEnd"/>
       <w:r>
-        <w:rPr>
-          <w:i w:val="0"/>
-          <w:lang w:val="en-US"/>
-        </w:rPr>
-        <w:t>e</w:t>
-      </w:r>
-      <w:bookmarkEnd w:id="13"/>
+        <w:t>/</w:t>
+      </w:r>
+      <w:proofErr w:type="spellStart"/>
+      <w:r>
+        <w:t>log</w:t>
+      </w:r>
+      <w:proofErr w:type="spellEnd"/>
+      <w:r>
+        <w:t xml:space="preserve">/auth.log на предмет </w:t>
+      </w:r>
+      <w:proofErr w:type="spellStart"/>
+      <w:r>
+        <w:t>брутфорса</w:t>
+      </w:r>
+      <w:proofErr w:type="spellEnd"/>
+      <w:r>
+        <w:t xml:space="preserve"> (фрагмент программного кода монитора представлен в </w:t>
+      </w:r>
+      <w:r>
+        <w:t>п</w:t>
+      </w:r>
+      <w:r>
+        <w:t xml:space="preserve">риложении </w:t>
+      </w:r>
+      <w:r>
+        <w:t>А</w:t>
+      </w:r>
+      <w:r>
+        <w:t xml:space="preserve">), а также </w:t>
+      </w:r>
+      <w:proofErr w:type="spellStart"/>
+      <w:r>
+        <w:t>monitor_integrity.lua</w:t>
+      </w:r>
+      <w:proofErr w:type="spellEnd"/>
+      <w:r>
+        <w:t>, контролирующий неизменность критических бинарных файлов по хэш-суммам SHA-256.</w:t>
+      </w:r>
     </w:p>
     <w:p>
       <w:pPr>
@@ -5537,80 +6247,24 @@
         <w:jc w:val="both"/>
       </w:pPr>
       <w:r>
-        <w:t>Уровень распределения в архитектуре спроектированного программного комплекса MISTRAL Defense отвечает за безопасную маршрутизацию, агрегацию и высокоскоростную транспортировку телеметрических потоков между центральным сервером безопасности и удаленной консолью оператора. Взаимодействие между серверной частью (</w:t>
-      </w:r>
-      <w:proofErr w:type="spellStart"/>
-      <w:r>
-        <w:t>Mistral</w:t>
-      </w:r>
-      <w:proofErr w:type="spellEnd"/>
-      <w:r>
-        <w:t xml:space="preserve"> Server) и рабочим местом аналитика (</w:t>
-      </w:r>
-      <w:proofErr w:type="spellStart"/>
-      <w:r>
-        <w:t>Mistral</w:t>
-      </w:r>
-      <w:proofErr w:type="spellEnd"/>
-      <w:r>
-        <w:t xml:space="preserve"> Client) организовано на базе защищенного полнодуплексного протокола </w:t>
-      </w:r>
-      <w:proofErr w:type="spellStart"/>
-      <w:r>
-        <w:t>WebSocket</w:t>
-      </w:r>
-      <w:proofErr w:type="spellEnd"/>
-      <w:r>
-        <w:t xml:space="preserve"> Secure (WSS), функционирующего поверх шифрованного транспортного слоя TLS. Переход на постоянное двунаправленное соединение позволил полностью отказаться от классической схемы периодических HTTP-опросов, которая создавала избыточную нагрузку на сетевые каналы связи. Безопасность распределительного API-канала усиливается сквозной валидацией всех поступающих пакетов данных. Любая входящая телеметрия, системные метрики и управляющие команды, включая передаваемые идентификаторы </w:t>
-      </w:r>
-      <w:proofErr w:type="spellStart"/>
-      <w:r>
-        <w:t>Docker</w:t>
-      </w:r>
-      <w:proofErr w:type="spellEnd"/>
-      <w:r>
-        <w:t xml:space="preserve">-контейнеров для их изоляции, проходят жесткую предварительную фильтрацию через регулярные выражения на бэкенде, что полностью нейтрализует угрозу внедрения команд (Command </w:t>
-      </w:r>
-      <w:proofErr w:type="spellStart"/>
-      <w:r>
-        <w:t>Injection</w:t>
-      </w:r>
-      <w:proofErr w:type="spellEnd"/>
-      <w:r>
-        <w:t xml:space="preserve">) со стороны внешних узлов. </w:t>
+        <w:t>Управление сетевыми потоками на данном уровне возложено на локальный брандмауэр UFW, работающий в тесной связке со средствами динамического реагирования хоста. Алгоритм прохождения и предварительной фильтрации пакетов на внешнем интерфейсе уровня доступа детально отражен на рисунке 2.</w:t>
       </w:r>
     </w:p>
     <w:p>
       <w:pPr>
         <w:spacing w:line="360" w:lineRule="auto"/>
-        <w:ind w:right="141" w:firstLine="708"/>
-        <w:jc w:val="both"/>
-      </w:pPr>
-      <w:r>
-        <w:t xml:space="preserve">Процесс инициализации сессии начинается на этапе предварительной авторизации, когда оператор отправляет стандартный POST-запрос с </w:t>
-      </w:r>
-      <w:r>
-        <w:lastRenderedPageBreak/>
-        <w:t>учетными данными через форму входа десктопного приложения для генерации сессионного JWT-токена (см. рисунок 2).</w:t>
-      </w:r>
-    </w:p>
-    <w:p>
-      <w:pPr>
-        <w:spacing w:line="360" w:lineRule="auto"/>
+        <w:ind w:right="141"/>
         <w:jc w:val="center"/>
-        <w:rPr>
-          <w:lang w:val="en-US"/>
-        </w:rPr>
       </w:pPr>
       <w:r>
         <w:rPr>
           <w:noProof/>
         </w:rPr>
         <w:drawing>
-          <wp:inline distT="0" distB="0" distL="0" distR="0" wp14:anchorId="3A3C02A8" wp14:editId="253618BE">
-            <wp:extent cx="1702185" cy="2495550"/>
-            <wp:effectExtent l="0" t="0" r="0" b="0"/>
-            <wp:docPr id="7" name="Рисунок 7"/>
+          <wp:inline distT="0" distB="0" distL="0" distR="0" wp14:anchorId="1EC80FE5" wp14:editId="3C52FB13">
+            <wp:extent cx="5768927" cy="1743075"/>
+            <wp:effectExtent l="0" t="0" r="3810" b="0"/>
+            <wp:docPr id="102" name="Рисунок 102"/>
             <wp:cNvGraphicFramePr>
               <a:graphicFrameLocks xmlns:a="http://schemas.openxmlformats.org/drawingml/2006/main" noChangeAspect="1"/>
             </wp:cNvGraphicFramePr>
@@ -5630,7 +6284,7 @@
                   <pic:spPr>
                     <a:xfrm>
                       <a:off x="0" y="0"/>
-                      <a:ext cx="1714281" cy="2513283"/>
+                      <a:ext cx="5779468" cy="1746260"/>
                     </a:xfrm>
                     <a:prstGeom prst="rect">
                       <a:avLst/>
@@ -5646,6 +6300,7 @@
     <w:p>
       <w:pPr>
         <w:spacing w:line="360" w:lineRule="auto"/>
+        <w:ind w:right="141"/>
         <w:jc w:val="center"/>
         <w:rPr>
           <w:sz w:val="24"/>
@@ -5657,21 +6312,7 @@
           <w:sz w:val="24"/>
           <w:szCs w:val="24"/>
         </w:rPr>
-        <w:t xml:space="preserve">Рисунок </w:t>
-      </w:r>
-      <w:r>
-        <w:rPr>
-          <w:sz w:val="24"/>
-          <w:szCs w:val="24"/>
-        </w:rPr>
-        <w:t xml:space="preserve">2 </w:t>
-      </w:r>
-      <w:r>
-        <w:rPr>
-          <w:sz w:val="24"/>
-          <w:szCs w:val="24"/>
-        </w:rPr>
-        <w:t>– Окно входа в клиентское приложение</w:t>
+        <w:t>Рисунок 2 – Блок-схема алгоритма фильтрации входящего трафика локальным брандмауэром</w:t>
       </w:r>
     </w:p>
     <w:p>
@@ -5681,31 +6322,243 @@
         <w:jc w:val="both"/>
       </w:pPr>
       <w:r>
-        <w:t xml:space="preserve">После успешной проверки подлинности клиент запрашивает переключение протокола на </w:t>
+        <w:t xml:space="preserve">Входящие пакеты первоочередно сверяются с таблицей динамических блокировок: трафик от ранее выявленных нарушителей немедленно сбрасывается (DROP). Доверенные сессии (ESTABLISHED) обрабатываются по ускоренному пути, а для новых соединений применяется политика полного запрета по умолчанию с доступом </w:t>
+      </w:r>
+      <w:r>
+        <w:lastRenderedPageBreak/>
+        <w:t xml:space="preserve">исключительно к портам WAF </w:t>
       </w:r>
       <w:proofErr w:type="spellStart"/>
       <w:r>
+        <w:t>OpenResty</w:t>
+      </w:r>
+      <w:proofErr w:type="spellEnd"/>
+      <w:r>
+        <w:t>. Любые прямые запросы к внутренним службам (</w:t>
+      </w:r>
+      <w:proofErr w:type="spellStart"/>
+      <w:r>
+        <w:t>Mistral</w:t>
+      </w:r>
+      <w:proofErr w:type="spellEnd"/>
+      <w:r>
+        <w:t xml:space="preserve"> Server, СУБД) отсекаются.</w:t>
+      </w:r>
+    </w:p>
+    <w:p>
+      <w:pPr>
+        <w:spacing w:line="360" w:lineRule="auto"/>
+        <w:ind w:right="141" w:firstLine="708"/>
+        <w:jc w:val="both"/>
+      </w:pPr>
+      <w:r>
+        <w:t>Таким образом, модернизация уровня доступа сформировала жесткий контролируемый барьер в инфраструктуре ООО «</w:t>
+      </w:r>
+      <w:proofErr w:type="spellStart"/>
+      <w:r>
+        <w:t>Ремон</w:t>
+      </w:r>
+      <w:proofErr w:type="spellEnd"/>
+      <w:r>
+        <w:t xml:space="preserve"> Девелопер». Связка локального брандмауэра и WAF нейтрализует большинство атак до их проникновения в бизнес-логику целевого стенда </w:t>
+      </w:r>
+      <w:proofErr w:type="spellStart"/>
+      <w:r>
+        <w:t>Remon</w:t>
+      </w:r>
+      <w:proofErr w:type="spellEnd"/>
+      <w:r>
+        <w:t xml:space="preserve">. В свою очередь, внедрение системных </w:t>
+      </w:r>
+      <w:proofErr w:type="spellStart"/>
+      <w:r>
+        <w:t>Lua</w:t>
+      </w:r>
+      <w:proofErr w:type="spellEnd"/>
+      <w:r>
+        <w:t>-зондов обеспечило прозрачность операционной системы, сформировав непрерывный поток телеметрии для работы вышестоящих ИИ-компонентов аналитического ядра на последующих этапах.</w:t>
+      </w:r>
+    </w:p>
+    <w:p>
+      <w:pPr>
+        <w:pStyle w:val="3"/>
+        <w:spacing w:before="0" w:after="0" w:line="360" w:lineRule="auto"/>
+        <w:ind w:right="142" w:firstLine="709"/>
+        <w:jc w:val="both"/>
+        <w:rPr>
+          <w:i w:val="0"/>
+        </w:rPr>
+      </w:pPr>
+      <w:bookmarkStart w:id="13" w:name="_Toc232235313"/>
+      <w:r>
+        <w:rPr>
+          <w:i w:val="0"/>
+        </w:rPr>
+        <w:t xml:space="preserve">2.2 </w:t>
+      </w:r>
+      <w:r>
+        <w:rPr>
+          <w:i w:val="0"/>
+        </w:rPr>
+        <w:t>Настройка и администрирование защиты уровн</w:t>
+      </w:r>
+      <w:r>
+        <w:rPr>
+          <w:i w:val="0"/>
+        </w:rPr>
+        <w:t>я</w:t>
+      </w:r>
+      <w:r>
+        <w:rPr>
+          <w:i w:val="0"/>
+        </w:rPr>
+        <w:t xml:space="preserve"> распределения компьютерной сети с использованием </w:t>
+      </w:r>
+      <w:proofErr w:type="spellStart"/>
+      <w:r>
+        <w:rPr>
+          <w:i w:val="0"/>
+        </w:rPr>
         <w:t>WebSocket</w:t>
       </w:r>
       <w:proofErr w:type="spellEnd"/>
       <w:r>
-        <w:t>, устанавливая защищенное WSS-соединение, текущее состояние которого отображается в специальном модуле диагностики (см. рисунок 3).</w:t>
+        <w:rPr>
+          <w:i w:val="0"/>
+        </w:rPr>
+        <w:t xml:space="preserve"> </w:t>
+      </w:r>
+      <w:proofErr w:type="spellStart"/>
+      <w:r>
+        <w:rPr>
+          <w:i w:val="0"/>
+        </w:rPr>
+        <w:t>Secur</w:t>
+      </w:r>
+      <w:proofErr w:type="spellEnd"/>
+      <w:r>
+        <w:rPr>
+          <w:i w:val="0"/>
+          <w:lang w:val="en-US"/>
+        </w:rPr>
+        <w:t>e</w:t>
+      </w:r>
+      <w:bookmarkEnd w:id="13"/>
+    </w:p>
+    <w:p>
+      <w:pPr>
+        <w:spacing w:line="360" w:lineRule="auto"/>
+        <w:ind w:right="141" w:firstLine="708"/>
+        <w:jc w:val="both"/>
+      </w:pPr>
+      <w:r>
+        <w:t xml:space="preserve">В рамках общей архитектуры разрабатываемого программного комплекса уровень распределения (Distribution Layer) отвечает за надежное агрегирование, маршрутизацию и безопасную транспортировку информационных потоков между управляющим ядром системы и оконечными точками управления. В условиях </w:t>
+      </w:r>
+      <w:proofErr w:type="spellStart"/>
+      <w:r>
+        <w:t>хостовой</w:t>
+      </w:r>
+      <w:proofErr w:type="spellEnd"/>
+      <w:r>
+        <w:t xml:space="preserve"> централизации проекта роль уровня распределения выполняет транспортный контур взаимодействия между серверным ядром безопасности (</w:t>
+      </w:r>
+      <w:proofErr w:type="spellStart"/>
+      <w:r>
+        <w:t>Mistral</w:t>
+      </w:r>
+      <w:proofErr w:type="spellEnd"/>
+      <w:r>
+        <w:t xml:space="preserve"> Server) и удаленным рабочим местом ИБ-аналитика, функционирующим на базе десктопного приложения </w:t>
+      </w:r>
+      <w:proofErr w:type="spellStart"/>
+      <w:r>
+        <w:t>Mistral</w:t>
+      </w:r>
+      <w:proofErr w:type="spellEnd"/>
+      <w:r>
+        <w:t xml:space="preserve"> Client. Передаваемая телеметрия, системные логи, оперативные </w:t>
+      </w:r>
+      <w:proofErr w:type="spellStart"/>
+      <w:r>
+        <w:t>алерты</w:t>
+      </w:r>
+      <w:proofErr w:type="spellEnd"/>
+      <w:r>
+        <w:t xml:space="preserve"> WAF и текущий статус уровня угрозы хоста (DEFCON) представляют собой критически важные данные, перехват или модификация которых злоумышленником на этапе транспортировки может привести к полной слепоте оператора SOC и компрометации контура управления.</w:t>
+      </w:r>
+    </w:p>
+    <w:p>
+      <w:pPr>
+        <w:spacing w:line="360" w:lineRule="auto"/>
+        <w:ind w:right="141" w:firstLine="708"/>
+        <w:jc w:val="both"/>
+      </w:pPr>
+      <w:r>
+        <w:t>Для предотвращения угроз класса «человек посередине» (Man-</w:t>
+      </w:r>
+      <w:proofErr w:type="spellStart"/>
+      <w:r>
+        <w:t>in</w:t>
+      </w:r>
+      <w:proofErr w:type="spellEnd"/>
+      <w:r>
+        <w:t>-</w:t>
+      </w:r>
+      <w:proofErr w:type="spellStart"/>
+      <w:r>
+        <w:t>the</w:t>
+      </w:r>
+      <w:proofErr w:type="spellEnd"/>
+      <w:r>
+        <w:t>-Middle), несанкционированного прослушивания трафика (</w:t>
+      </w:r>
+      <w:proofErr w:type="spellStart"/>
+      <w:r>
+        <w:t>Sniffing</w:t>
+      </w:r>
+      <w:proofErr w:type="spellEnd"/>
+      <w:r>
+        <w:t>) и внедрения ложных пакетов данных (</w:t>
+      </w:r>
+      <w:proofErr w:type="spellStart"/>
+      <w:r>
+        <w:t>Spoofing</w:t>
+      </w:r>
+      <w:proofErr w:type="spellEnd"/>
+      <w:r>
+        <w:t xml:space="preserve">) на уровне распределения реализована модель защищенного полнодуплексного обмена данными на </w:t>
+      </w:r>
+      <w:r>
+        <w:lastRenderedPageBreak/>
+        <w:t xml:space="preserve">базе протокола </w:t>
+      </w:r>
+      <w:proofErr w:type="spellStart"/>
+      <w:r>
+        <w:t>WebSocket</w:t>
+      </w:r>
+      <w:proofErr w:type="spellEnd"/>
+      <w:r>
+        <w:t xml:space="preserve"> Secure (WSS). Архитектурная схема организации защищенного канала передачи данных на уровне распределения представлена на рисунке 3.</w:t>
       </w:r>
     </w:p>
     <w:p>
       <w:pPr>
         <w:spacing w:line="360" w:lineRule="auto"/>
         <w:jc w:val="center"/>
+        <w:rPr>
+          <w:lang w:val="en-US"/>
+        </w:rPr>
       </w:pPr>
       <w:r>
         <w:rPr>
           <w:noProof/>
+          <w:lang w:val="en-US"/>
         </w:rPr>
         <w:drawing>
-          <wp:inline distT="0" distB="0" distL="0" distR="0" wp14:anchorId="6EDE1F4A" wp14:editId="5A63500B">
-            <wp:extent cx="2753109" cy="2152950"/>
-            <wp:effectExtent l="0" t="0" r="9525" b="0"/>
-            <wp:docPr id="13" name="Рисунок 13"/>
+          <wp:inline distT="0" distB="0" distL="0" distR="0" wp14:anchorId="4784DE2B" wp14:editId="52A10B70">
+            <wp:extent cx="5850890" cy="936625"/>
+            <wp:effectExtent l="0" t="0" r="0" b="0"/>
+            <wp:docPr id="103" name="Рисунок 103"/>
             <wp:cNvGraphicFramePr>
               <a:graphicFrameLocks xmlns:a="http://schemas.openxmlformats.org/drawingml/2006/main" noChangeAspect="1"/>
             </wp:cNvGraphicFramePr>
@@ -5725,7 +6578,7 @@
                   <pic:spPr>
                     <a:xfrm>
                       <a:off x="0" y="0"/>
-                      <a:ext cx="2753109" cy="2152950"/>
+                      <a:ext cx="5850890" cy="936625"/>
                     </a:xfrm>
                     <a:prstGeom prst="rect">
                       <a:avLst/>
@@ -5766,61 +6619,128 @@
           <w:sz w:val="24"/>
           <w:szCs w:val="24"/>
         </w:rPr>
-        <w:t xml:space="preserve"> – Установленное </w:t>
+        <w:t xml:space="preserve"> </w:t>
       </w:r>
       <w:r>
         <w:rPr>
           <w:sz w:val="24"/>
           <w:szCs w:val="24"/>
-          <w:lang w:val="en-US"/>
-        </w:rPr>
-        <w:t>WSS</w:t>
+        </w:rPr>
+        <w:t xml:space="preserve">– </w:t>
       </w:r>
       <w:r>
         <w:rPr>
           <w:sz w:val="24"/>
           <w:szCs w:val="24"/>
         </w:rPr>
-        <w:t>-соединение</w:t>
+        <w:t>Схема организации защищенного канала передачи данных на уровне распределения</w:t>
       </w:r>
     </w:p>
     <w:p>
       <w:pPr>
         <w:spacing w:line="360" w:lineRule="auto"/>
-        <w:ind w:right="142" w:firstLine="709"/>
+        <w:ind w:right="141" w:firstLine="708"/>
         <w:jc w:val="both"/>
       </w:pPr>
       <w:r>
-        <w:t>Для предотвращения атак повторного воспроизведения (</w:t>
+        <w:t xml:space="preserve">Согласно схеме, </w:t>
       </w:r>
       <w:proofErr w:type="spellStart"/>
       <w:r>
-        <w:t>Replay</w:t>
+        <w:t>Mistral</w:t>
       </w:r>
       <w:proofErr w:type="spellEnd"/>
       <w:r>
-        <w:t xml:space="preserve"> </w:t>
+        <w:t xml:space="preserve"> Client подключается к серверу исключительно по протоколу WSS через шлюз </w:t>
       </w:r>
       <w:proofErr w:type="spellStart"/>
       <w:r>
-        <w:t>Attack</w:t>
+        <w:t>OpenResty</w:t>
       </w:r>
       <w:proofErr w:type="spellEnd"/>
       <w:r>
-        <w:t xml:space="preserve">) в процедуру рукопожатия интегрирован механизм одноразовых криптографических номеров. Сервер генерирует и проверяет уникальный идентификатор </w:t>
+        <w:t xml:space="preserve"> (порт 443), так как прямой доступ к бэкенду Node.js заблокирован правилами UFW. </w:t>
       </w:r>
       <w:proofErr w:type="spellStart"/>
       <w:r>
-        <w:t>nonce</w:t>
+        <w:t>OpenResty</w:t>
       </w:r>
       <w:proofErr w:type="spellEnd"/>
       <w:r>
-        <w:t xml:space="preserve">, автоматически блокируя повторное использование токена авторизации с тем же значением, при этом на этапе установления связи действует жесткий таймаут в 10 секунд, по истечении которого </w:t>
-      </w:r>
-      <w:r>
-        <w:lastRenderedPageBreak/>
-        <w:t>неавторизованные сокеты принудительно закрываются бэкендом. Информация об этапах прохождения аутентификации фиксируется в системном журнале (см. рисунок 4).</w:t>
-      </w:r>
+        <w:t xml:space="preserve"> выполняет </w:t>
+      </w:r>
+      <w:proofErr w:type="spellStart"/>
+      <w:r>
+        <w:t>терминацию</w:t>
+      </w:r>
+      <w:proofErr w:type="spellEnd"/>
+      <w:r>
+        <w:t xml:space="preserve"> TLS-сессии (TLSv1.3) и </w:t>
+      </w:r>
+      <w:proofErr w:type="spellStart"/>
+      <w:r>
+        <w:t>проксирует</w:t>
+      </w:r>
+      <w:proofErr w:type="spellEnd"/>
+      <w:r>
+        <w:t xml:space="preserve"> трафик на физически изолированный внутренний адрес </w:t>
+      </w:r>
+      <w:proofErr w:type="spellStart"/>
+      <w:r>
+        <w:t>ws</w:t>
+      </w:r>
+      <w:proofErr w:type="spellEnd"/>
+      <w:r>
+        <w:t xml:space="preserve">://127.0.0.1:8000. </w:t>
+      </w:r>
+      <w:r>
+        <w:t xml:space="preserve">Защита сессионного взаимодействия дополнительно усиливается обязательной </w:t>
+      </w:r>
+      <w:proofErr w:type="spellStart"/>
+      <w:r>
+        <w:t>токенизированной</w:t>
+      </w:r>
+      <w:proofErr w:type="spellEnd"/>
+      <w:r>
+        <w:t xml:space="preserve"> аутентификацией в момент апгрейда HTTP-запроса до постоянного </w:t>
+      </w:r>
+      <w:proofErr w:type="spellStart"/>
+      <w:r>
+        <w:t>WebSocket</w:t>
+      </w:r>
+      <w:proofErr w:type="spellEnd"/>
+      <w:r>
+        <w:t xml:space="preserve">-канала </w:t>
+      </w:r>
+      <w:r>
+        <w:rPr>
+          <w:b/>
+          <w:bCs/>
+        </w:rPr>
+        <w:t>(</w:t>
+      </w:r>
+      <w:r>
+        <w:t xml:space="preserve">программная реализация механизма проверки JWT-токена приведена в </w:t>
+      </w:r>
+      <w:r>
+        <w:t>п</w:t>
+      </w:r>
+      <w:r>
+        <w:t xml:space="preserve">риложении </w:t>
+      </w:r>
+      <w:r>
+        <w:t>Б</w:t>
+      </w:r>
+      <w:r>
+        <w:t xml:space="preserve">). </w:t>
+      </w:r>
+    </w:p>
+    <w:p>
+      <w:pPr>
+        <w:spacing w:line="360" w:lineRule="auto"/>
+        <w:ind w:right="141" w:firstLine="708"/>
+        <w:jc w:val="both"/>
+      </w:pPr>
     </w:p>
     <w:p>
       <w:pPr>
@@ -5832,10 +6752,10 @@
           <w:noProof/>
         </w:rPr>
         <w:drawing>
-          <wp:inline distT="0" distB="0" distL="0" distR="0" wp14:anchorId="2C6A6306" wp14:editId="0865AE41">
-            <wp:extent cx="4286848" cy="666843"/>
-            <wp:effectExtent l="0" t="0" r="0" b="0"/>
-            <wp:docPr id="17" name="Рисунок 17"/>
+          <wp:inline distT="0" distB="0" distL="0" distR="0" wp14:anchorId="44092FEB" wp14:editId="722FEFB9">
+            <wp:extent cx="4830457" cy="2341308"/>
+            <wp:effectExtent l="0" t="0" r="8255" b="1905"/>
+            <wp:docPr id="81" name="Рисунок 81"/>
             <wp:cNvGraphicFramePr>
               <a:graphicFrameLocks xmlns:a="http://schemas.openxmlformats.org/drawingml/2006/main" noChangeAspect="1"/>
             </wp:cNvGraphicFramePr>
@@ -5855,7 +6775,7 @@
                   <pic:spPr>
                     <a:xfrm>
                       <a:off x="0" y="0"/>
-                      <a:ext cx="4286848" cy="666843"/>
+                      <a:ext cx="4847784" cy="2349706"/>
                     </a:xfrm>
                     <a:prstGeom prst="rect">
                       <a:avLst/>
@@ -5872,62 +6792,354 @@
       <w:pPr>
         <w:spacing w:line="360" w:lineRule="auto"/>
         <w:jc w:val="center"/>
+      </w:pPr>
+      <w:r>
         <w:rPr>
           <w:sz w:val="24"/>
           <w:szCs w:val="24"/>
         </w:rPr>
-      </w:pPr>
+        <w:t xml:space="preserve">Рисунок </w:t>
+      </w:r>
       <w:r>
         <w:rPr>
           <w:sz w:val="24"/>
           <w:szCs w:val="24"/>
         </w:rPr>
-        <w:t xml:space="preserve">Рисунок </w:t>
+        <w:t>4</w:t>
       </w:r>
       <w:r>
         <w:rPr>
           <w:sz w:val="24"/>
           <w:szCs w:val="24"/>
         </w:rPr>
-        <w:t>4</w:t>
+        <w:t xml:space="preserve"> – </w:t>
       </w:r>
       <w:r>
         <w:rPr>
           <w:sz w:val="24"/>
           <w:szCs w:val="24"/>
         </w:rPr>
+        <w:t>Диаграмма последовательности установления защищенного соединения</w:t>
+      </w:r>
+    </w:p>
+    <w:p>
+      <w:pPr>
+        <w:spacing w:line="360" w:lineRule="auto"/>
+        <w:ind w:right="142" w:firstLine="709"/>
+        <w:jc w:val="both"/>
+      </w:pPr>
+      <w:r>
+        <w:t xml:space="preserve">Инициация защищенного соединения начинается с HTTP-запроса </w:t>
+      </w:r>
+      <w:proofErr w:type="spellStart"/>
+      <w:r>
+        <w:t>Upgrade</w:t>
+      </w:r>
+      <w:proofErr w:type="spellEnd"/>
+      <w:r>
+        <w:t xml:space="preserve">: </w:t>
+      </w:r>
+      <w:proofErr w:type="spellStart"/>
+      <w:r>
+        <w:t>websocket</w:t>
+      </w:r>
+      <w:proofErr w:type="spellEnd"/>
+      <w:r>
+        <w:t xml:space="preserve">, содержащего </w:t>
+      </w:r>
+      <w:proofErr w:type="spellStart"/>
+      <w:r>
+        <w:t>авторизационный</w:t>
+      </w:r>
+      <w:proofErr w:type="spellEnd"/>
+      <w:r>
+        <w:t xml:space="preserve"> токен JWT. Ядро </w:t>
+      </w:r>
+      <w:proofErr w:type="spellStart"/>
+      <w:r>
+        <w:t>Mistral</w:t>
+      </w:r>
+      <w:proofErr w:type="spellEnd"/>
+      <w:r>
+        <w:t xml:space="preserve"> Server выполняет его строгую криптографическую валидацию на этапе </w:t>
+      </w:r>
+      <w:r>
+        <w:lastRenderedPageBreak/>
+        <w:t xml:space="preserve">рукопожатия. При компрометации или отсутствии токена соединение немедленно разрывается (HTTP 401). При успешной верификации (HTTP 101) устанавливается полнодуплексный WSS-канал, по которому в консоль оператора транслируется телеметрия, результаты проверок </w:t>
+      </w:r>
+      <w:proofErr w:type="spellStart"/>
+      <w:r>
+        <w:t>Semgrep</w:t>
+      </w:r>
+      <w:proofErr w:type="spellEnd"/>
+      <w:r>
+        <w:t xml:space="preserve"> и данные о динамических блокировках из БД </w:t>
+      </w:r>
+      <w:proofErr w:type="spellStart"/>
+      <w:r>
+        <w:t>mistral.db</w:t>
+      </w:r>
+      <w:proofErr w:type="spellEnd"/>
+      <w:r>
+        <w:t xml:space="preserve">. Безопасность активной сессии дополнительно контролируется механизмом </w:t>
+      </w:r>
+      <w:proofErr w:type="spellStart"/>
+      <w:r>
+        <w:t>Ping</w:t>
+      </w:r>
+      <w:proofErr w:type="spellEnd"/>
+      <w:r>
+        <w:t>/</w:t>
+      </w:r>
+      <w:proofErr w:type="spellStart"/>
+      <w:r>
+        <w:t>Pong</w:t>
+      </w:r>
+      <w:proofErr w:type="spellEnd"/>
+      <w:r>
+        <w:t>, отсекающим зависшие сокеты.</w:t>
+      </w:r>
+    </w:p>
+    <w:p>
+      <w:pPr>
+        <w:spacing w:line="360" w:lineRule="auto"/>
+        <w:ind w:right="142" w:firstLine="709"/>
+        <w:jc w:val="both"/>
+      </w:pPr>
+      <w:r>
+        <w:t xml:space="preserve">Таким образом, применение технологии WSS со сквозным TLS-шифрованием через шлюз </w:t>
+      </w:r>
+      <w:proofErr w:type="spellStart"/>
+      <w:r>
+        <w:t>OpenResty</w:t>
+      </w:r>
+      <w:proofErr w:type="spellEnd"/>
+      <w:r>
+        <w:t xml:space="preserve"> позволило организовать защищенный транспортный контур, полностью исключающий перехват или подмену телеметрии. Интеграция JWT-аутентификации гарантирует защиту потока событий SOC от несанкционированного подключения сторонних узлов, а полнодуплексный режим обеспечивает мгновенную доставку информации для оперативного реагирования на угрозы в режиме реального времени.</w:t>
+      </w:r>
+    </w:p>
+    <w:p>
+      <w:pPr>
+        <w:pStyle w:val="3"/>
+        <w:spacing w:before="0" w:after="0" w:line="360" w:lineRule="auto"/>
+        <w:ind w:right="142" w:firstLine="709"/>
+        <w:jc w:val="both"/>
+        <w:rPr>
+          <w:i w:val="0"/>
+        </w:rPr>
+      </w:pPr>
+      <w:bookmarkStart w:id="14" w:name="_Toc232235314"/>
+      <w:r>
+        <w:rPr>
+          <w:i w:val="0"/>
+        </w:rPr>
+        <w:t xml:space="preserve">2.3 </w:t>
+      </w:r>
+      <w:r>
+        <w:rPr>
+          <w:i w:val="0"/>
+        </w:rPr>
+        <w:t>Настройка и администрирование защиты уровня ядра</w:t>
+      </w:r>
+      <w:r>
+        <w:rPr>
+          <w:i w:val="0"/>
+        </w:rPr>
         <w:t xml:space="preserve"> </w:t>
       </w:r>
       <w:r>
         <w:rPr>
-          <w:sz w:val="24"/>
-          <w:szCs w:val="24"/>
-        </w:rPr>
-        <w:t>–</w:t>
-      </w:r>
-      <w:r>
-        <w:rPr>
-          <w:sz w:val="24"/>
-          <w:szCs w:val="24"/>
-        </w:rPr>
-        <w:t xml:space="preserve"> </w:t>
-      </w:r>
-      <w:r>
-        <w:rPr>
-          <w:sz w:val="24"/>
-          <w:szCs w:val="24"/>
-        </w:rPr>
-        <w:t xml:space="preserve">Рукопожатие  </w:t>
-      </w:r>
-    </w:p>
-    <w:p>
-      <w:pPr>
+          <w:i w:val="0"/>
+        </w:rPr>
+        <w:t>компьютерной сети с динамической блокировкой IP</w:t>
+      </w:r>
+      <w:bookmarkEnd w:id="14"/>
+    </w:p>
+    <w:p>
+      <w:pPr>
+        <w:tabs>
+          <w:tab w:val="left" w:pos="9072"/>
+        </w:tabs>
         <w:spacing w:line="360" w:lineRule="auto"/>
         <w:ind w:right="142" w:firstLine="708"/>
         <w:jc w:val="both"/>
       </w:pPr>
       <w:r>
-        <w:t>По завершении процедуры аутентификации по сформированному защищенному каналу начинается непрерывная трансляция структурированных JSON-пакетов, содержащих оперативную статистику, графики загрузки процессора, оперативной памяти и аппаратные метрики нагрузки защищаемого хоста (см. рисунок 5).</w:t>
+        <w:t xml:space="preserve">В архитектуре распределенного программного комплекса уровень ядра (Core Layer) выполняет функции центрального аналитического узла на базе </w:t>
+      </w:r>
+      <w:proofErr w:type="spellStart"/>
+      <w:r>
+        <w:t>хостовой</w:t>
+      </w:r>
+      <w:proofErr w:type="spellEnd"/>
+      <w:r>
+        <w:t xml:space="preserve"> SOAR/SIEM-системы </w:t>
+      </w:r>
+      <w:proofErr w:type="spellStart"/>
+      <w:r>
+        <w:t>Mistral</w:t>
+      </w:r>
+      <w:proofErr w:type="spellEnd"/>
+      <w:r>
+        <w:t xml:space="preserve"> Server (Node.js). Основными задачами ядра являются агрегация событий безопасности от WAF-модулей </w:t>
+      </w:r>
+      <w:proofErr w:type="spellStart"/>
+      <w:r>
+        <w:t>OpenResty</w:t>
+      </w:r>
+      <w:proofErr w:type="spellEnd"/>
+      <w:r>
+        <w:t xml:space="preserve"> и системных </w:t>
+      </w:r>
+      <w:proofErr w:type="spellStart"/>
+      <w:r>
+        <w:t>Lua</w:t>
+      </w:r>
+      <w:proofErr w:type="spellEnd"/>
+      <w:r>
+        <w:t>-зондов, расчет индекса угрозы хоста (DEFCON) и автоматическое подавление вредоносной активности в реальном времени.</w:t>
+      </w:r>
+    </w:p>
+    <w:p>
+      <w:pPr>
+        <w:tabs>
+          <w:tab w:val="left" w:pos="9072"/>
+        </w:tabs>
+        <w:spacing w:line="360" w:lineRule="auto"/>
+        <w:ind w:right="142" w:firstLine="708"/>
+        <w:jc w:val="both"/>
+      </w:pPr>
+      <w:r>
+        <w:t xml:space="preserve">Ключевым элементом проактивной защиты выступает модуль динамической блокировки IP-адресов нарушителей, реализующий замкнутый цикл «детектирование – анализ – модификация правил брандмауэра». При превышении лимитов деструктивных действий (например, серии SQL-инъекций или попыток </w:t>
+      </w:r>
+      <w:proofErr w:type="spellStart"/>
+      <w:r>
+        <w:t>брутфорса</w:t>
+      </w:r>
+      <w:proofErr w:type="spellEnd"/>
+      <w:r>
+        <w:t xml:space="preserve"> SSH) ядро выполняет системный вызов </w:t>
+      </w:r>
+      <w:proofErr w:type="spellStart"/>
+      <w:r>
+        <w:t>sudo</w:t>
+      </w:r>
+      <w:proofErr w:type="spellEnd"/>
+      <w:r>
+        <w:t xml:space="preserve"> </w:t>
+      </w:r>
+      <w:proofErr w:type="spellStart"/>
+      <w:r>
+        <w:t>ufw</w:t>
+      </w:r>
+      <w:proofErr w:type="spellEnd"/>
+      <w:r>
+        <w:t xml:space="preserve"> </w:t>
+      </w:r>
+      <w:proofErr w:type="spellStart"/>
+      <w:r>
+        <w:t>insert</w:t>
+      </w:r>
+      <w:proofErr w:type="spellEnd"/>
+      <w:r>
+        <w:t xml:space="preserve"> 1 </w:t>
+      </w:r>
+      <w:proofErr w:type="spellStart"/>
+      <w:r>
+        <w:t>deny</w:t>
+      </w:r>
+      <w:proofErr w:type="spellEnd"/>
+      <w:r>
+        <w:t xml:space="preserve"> </w:t>
+      </w:r>
+      <w:proofErr w:type="spellStart"/>
+      <w:r>
+        <w:t>from</w:t>
+      </w:r>
+      <w:proofErr w:type="spellEnd"/>
+      <w:r>
+        <w:t xml:space="preserve"> [</w:t>
+      </w:r>
+      <w:proofErr w:type="spellStart"/>
+      <w:r>
+        <w:t>IP_нарушителя</w:t>
+      </w:r>
+      <w:proofErr w:type="spellEnd"/>
+      <w:r>
+        <w:t xml:space="preserve">] </w:t>
+      </w:r>
+      <w:proofErr w:type="spellStart"/>
+      <w:r>
+        <w:t>to</w:t>
+      </w:r>
+      <w:proofErr w:type="spellEnd"/>
+      <w:r>
+        <w:t xml:space="preserve"> </w:t>
+      </w:r>
+      <w:proofErr w:type="spellStart"/>
+      <w:r>
+        <w:t>any</w:t>
+      </w:r>
+      <w:proofErr w:type="spellEnd"/>
+      <w:r>
+        <w:t xml:space="preserve"> и регистрирует инцидент в СУБД </w:t>
+      </w:r>
+      <w:proofErr w:type="spellStart"/>
+      <w:r>
+        <w:t>SQLite</w:t>
+      </w:r>
+      <w:proofErr w:type="spellEnd"/>
+      <w:r>
+        <w:t xml:space="preserve"> (база </w:t>
+      </w:r>
+      <w:proofErr w:type="spellStart"/>
+      <w:r>
+        <w:t>mistral.db</w:t>
+      </w:r>
+      <w:proofErr w:type="spellEnd"/>
+      <w:r>
+        <w:t xml:space="preserve">) с указанием времени жизни блокировки (TTL). По истечении заданного интервала </w:t>
+      </w:r>
+      <w:r>
+        <w:lastRenderedPageBreak/>
+        <w:t xml:space="preserve">(дефолтное значение — 3600 секунд) планировщик автоматически очищает правила, предотвращая избыточное разрастание таблиц </w:t>
+      </w:r>
+      <w:proofErr w:type="spellStart"/>
+      <w:r>
+        <w:t>Netfilter</w:t>
+      </w:r>
+      <w:proofErr w:type="spellEnd"/>
+      <w:r>
+        <w:t>.</w:t>
+      </w:r>
+    </w:p>
+    <w:p>
+      <w:pPr>
+        <w:tabs>
+          <w:tab w:val="left" w:pos="9072"/>
+        </w:tabs>
+        <w:spacing w:line="360" w:lineRule="auto"/>
+        <w:ind w:right="142" w:firstLine="708"/>
+        <w:jc w:val="both"/>
+      </w:pPr>
+      <w:r>
+        <w:t xml:space="preserve">Для оперативного администрирования динамических правил и визуального контроля за состоянием контура безопасности используется графический интерфейс десктопного приложения </w:t>
+      </w:r>
+      <w:proofErr w:type="spellStart"/>
+      <w:r>
+        <w:t>Mistral</w:t>
+      </w:r>
+      <w:proofErr w:type="spellEnd"/>
+      <w:r>
+        <w:t xml:space="preserve"> Client. Пример отображения главного </w:t>
+      </w:r>
+      <w:proofErr w:type="spellStart"/>
+      <w:r>
+        <w:t>дашборда</w:t>
+      </w:r>
+      <w:proofErr w:type="spellEnd"/>
+      <w:r>
+        <w:t xml:space="preserve"> управления в момент отражения комплексной сетевой атаки представлен на рисунке 5.</w:t>
       </w:r>
     </w:p>
     <w:p>
@@ -5935,6 +7147,8 @@
         <w:spacing w:line="360" w:lineRule="auto"/>
         <w:jc w:val="center"/>
         <w:rPr>
+          <w:sz w:val="24"/>
+          <w:szCs w:val="24"/>
           <w:lang w:val="en-US"/>
         </w:rPr>
       </w:pPr>
@@ -5943,10 +7157,586 @@
           <w:noProof/>
         </w:rPr>
         <w:drawing>
-          <wp:inline distT="0" distB="0" distL="0" distR="0" wp14:anchorId="5B1422D0" wp14:editId="6CA8EE71">
-            <wp:extent cx="4508205" cy="414919"/>
-            <wp:effectExtent l="0" t="0" r="6985" b="4445"/>
-            <wp:docPr id="80" name="Рисунок 80"/>
+          <wp:inline distT="0" distB="0" distL="0" distR="0" wp14:anchorId="3094DF69" wp14:editId="0458E763">
+            <wp:extent cx="5786323" cy="2016985"/>
+            <wp:effectExtent l="0" t="0" r="5080" b="2540"/>
+            <wp:docPr id="83" name="Рисунок 83"/>
+            <wp:cNvGraphicFramePr>
+              <a:graphicFrameLocks xmlns:a="http://schemas.openxmlformats.org/drawingml/2006/main" noChangeAspect="1"/>
+            </wp:cNvGraphicFramePr>
+            <a:graphic xmlns:a="http://schemas.openxmlformats.org/drawingml/2006/main">
+              <a:graphicData uri="http://schemas.openxmlformats.org/drawingml/2006/picture">
+                <pic:pic xmlns:pic="http://schemas.openxmlformats.org/drawingml/2006/picture">
+                  <pic:nvPicPr>
+                    <pic:cNvPr id="1" name=""/>
+                    <pic:cNvPicPr/>
+                  </pic:nvPicPr>
+                  <pic:blipFill rotWithShape="1">
+                    <a:blip r:embed="rId12"/>
+                    <a:srcRect b="36726"/>
+                    <a:stretch/>
+                  </pic:blipFill>
+                  <pic:spPr bwMode="auto">
+                    <a:xfrm>
+                      <a:off x="0" y="0"/>
+                      <a:ext cx="5814460" cy="2026793"/>
+                    </a:xfrm>
+                    <a:prstGeom prst="rect">
+                      <a:avLst/>
+                    </a:prstGeom>
+                    <a:ln>
+                      <a:noFill/>
+                    </a:ln>
+                    <a:extLst>
+                      <a:ext uri="{53640926-AAD7-44D8-BBD7-CCE9431645EC}">
+                        <a14:shadowObscured xmlns:a14="http://schemas.microsoft.com/office/drawing/2010/main"/>
+                      </a:ext>
+                    </a:extLst>
+                  </pic:spPr>
+                </pic:pic>
+              </a:graphicData>
+            </a:graphic>
+          </wp:inline>
+        </w:drawing>
+      </w:r>
+    </w:p>
+    <w:p>
+      <w:pPr>
+        <w:spacing w:line="360" w:lineRule="auto"/>
+        <w:jc w:val="center"/>
+        <w:rPr>
+          <w:sz w:val="24"/>
+          <w:szCs w:val="24"/>
+        </w:rPr>
+      </w:pPr>
+      <w:r>
+        <w:rPr>
+          <w:sz w:val="24"/>
+          <w:szCs w:val="24"/>
+        </w:rPr>
+        <w:t xml:space="preserve">Рисунок </w:t>
+      </w:r>
+      <w:r>
+        <w:rPr>
+          <w:sz w:val="24"/>
+          <w:szCs w:val="24"/>
+        </w:rPr>
+        <w:t>5</w:t>
+      </w:r>
+      <w:r>
+        <w:rPr>
+          <w:sz w:val="24"/>
+          <w:szCs w:val="24"/>
+        </w:rPr>
+        <w:t xml:space="preserve"> – </w:t>
+      </w:r>
+      <w:r>
+        <w:rPr>
+          <w:sz w:val="24"/>
+          <w:szCs w:val="24"/>
+        </w:rPr>
+        <w:t xml:space="preserve">Снимок экрана интерфейса панели управления </w:t>
+      </w:r>
+      <w:proofErr w:type="spellStart"/>
+      <w:r>
+        <w:rPr>
+          <w:sz w:val="24"/>
+          <w:szCs w:val="24"/>
+        </w:rPr>
+        <w:t>Mistral</w:t>
+      </w:r>
+      <w:proofErr w:type="spellEnd"/>
+      <w:r>
+        <w:rPr>
+          <w:sz w:val="24"/>
+          <w:szCs w:val="24"/>
+        </w:rPr>
+        <w:t xml:space="preserve"> Client с активными блокировками IP-адресов</w:t>
+      </w:r>
+    </w:p>
+    <w:p>
+      <w:pPr>
+        <w:tabs>
+          <w:tab w:val="left" w:pos="9072"/>
+        </w:tabs>
+        <w:spacing w:line="360" w:lineRule="auto"/>
+        <w:ind w:right="142" w:firstLine="708"/>
+        <w:jc w:val="both"/>
+      </w:pPr>
+      <w:r>
+        <w:t>На приведенном снимке экрана (рисунок 5) отчетливо видна фиксация критического уровня угрозы DEFCON 2. В центральной таблице интерфейса в реальном времени отображаются IP-адреса нарушителей, перехваченные различными эшелонами защиты. Программный интерфейс предоставляет ИБ-аналитику возможность не только осуществлять мониторинг автоматических действий ядра, но и принудительно снимать блокировку с конкретных адресов по кнопке ручного управления или вносить легитимные хосты в глобальный белый список исключений, предотвращая ложные срабатывания (</w:t>
+      </w:r>
+      <w:proofErr w:type="spellStart"/>
+      <w:r>
+        <w:t>False</w:t>
+      </w:r>
+      <w:proofErr w:type="spellEnd"/>
+      <w:r>
+        <w:t xml:space="preserve"> </w:t>
+      </w:r>
+      <w:proofErr w:type="spellStart"/>
+      <w:r>
+        <w:t>Positive</w:t>
+      </w:r>
+      <w:proofErr w:type="spellEnd"/>
+      <w:r>
+        <w:t>) со стороны автоматики.</w:t>
+      </w:r>
+    </w:p>
+    <w:p>
+      <w:pPr>
+        <w:tabs>
+          <w:tab w:val="left" w:pos="9072"/>
+        </w:tabs>
+        <w:spacing w:line="360" w:lineRule="auto"/>
+        <w:ind w:right="142" w:firstLine="708"/>
+        <w:jc w:val="both"/>
+      </w:pPr>
+      <w:r>
+        <w:t>Динамика реагирования ядра на поступающие аномалии фиксируется внутренней подсистемой логирования. Экран мониторинга инцидентов и системного вывода команд брандмауэра во время перегрузки сетевого контура продемонстрирован на рисунке 6.</w:t>
+      </w:r>
+    </w:p>
+    <w:p>
+      <w:pPr>
+        <w:spacing w:line="360" w:lineRule="auto"/>
+        <w:ind w:right="142"/>
+        <w:jc w:val="center"/>
+        <w:rPr>
+          <w:lang w:val="en-US"/>
+        </w:rPr>
+      </w:pPr>
+      <w:r>
+        <w:rPr>
+          <w:noProof/>
+          <w:lang w:val="en-US"/>
+        </w:rPr>
+        <w:lastRenderedPageBreak/>
+        <w:drawing>
+          <wp:inline distT="0" distB="0" distL="0" distR="0" wp14:anchorId="371F2567" wp14:editId="0C6B93EF">
+            <wp:extent cx="5850890" cy="1885950"/>
+            <wp:effectExtent l="0" t="0" r="0" b="0"/>
+            <wp:docPr id="87" name="Рисунок 87"/>
+            <wp:cNvGraphicFramePr>
+              <a:graphicFrameLocks xmlns:a="http://schemas.openxmlformats.org/drawingml/2006/main" noChangeAspect="1"/>
+            </wp:cNvGraphicFramePr>
+            <a:graphic xmlns:a="http://schemas.openxmlformats.org/drawingml/2006/main">
+              <a:graphicData uri="http://schemas.openxmlformats.org/drawingml/2006/picture">
+                <pic:pic xmlns:pic="http://schemas.openxmlformats.org/drawingml/2006/picture">
+                  <pic:nvPicPr>
+                    <pic:cNvPr id="1" name=""/>
+                    <pic:cNvPicPr/>
+                  </pic:nvPicPr>
+                  <pic:blipFill rotWithShape="1">
+                    <a:blip r:embed="rId13"/>
+                    <a:srcRect b="28692"/>
+                    <a:stretch/>
+                  </pic:blipFill>
+                  <pic:spPr bwMode="auto">
+                    <a:xfrm>
+                      <a:off x="0" y="0"/>
+                      <a:ext cx="5850890" cy="1885950"/>
+                    </a:xfrm>
+                    <a:prstGeom prst="rect">
+                      <a:avLst/>
+                    </a:prstGeom>
+                    <a:ln>
+                      <a:noFill/>
+                    </a:ln>
+                    <a:extLst>
+                      <a:ext uri="{53640926-AAD7-44D8-BBD7-CCE9431645EC}">
+                        <a14:shadowObscured xmlns:a14="http://schemas.microsoft.com/office/drawing/2010/main"/>
+                      </a:ext>
+                    </a:extLst>
+                  </pic:spPr>
+                </pic:pic>
+              </a:graphicData>
+            </a:graphic>
+          </wp:inline>
+        </w:drawing>
+      </w:r>
+    </w:p>
+    <w:p>
+      <w:pPr>
+        <w:spacing w:line="360" w:lineRule="auto"/>
+        <w:jc w:val="center"/>
+        <w:rPr>
+          <w:sz w:val="24"/>
+          <w:szCs w:val="24"/>
+        </w:rPr>
+      </w:pPr>
+      <w:r>
+        <w:rPr>
+          <w:sz w:val="24"/>
+          <w:szCs w:val="24"/>
+        </w:rPr>
+        <w:t xml:space="preserve">Рисунок </w:t>
+      </w:r>
+      <w:r>
+        <w:rPr>
+          <w:sz w:val="24"/>
+          <w:szCs w:val="24"/>
+        </w:rPr>
+        <w:t>6</w:t>
+      </w:r>
+      <w:r>
+        <w:rPr>
+          <w:sz w:val="24"/>
+          <w:szCs w:val="24"/>
+        </w:rPr>
+        <w:t xml:space="preserve"> – </w:t>
+      </w:r>
+      <w:r>
+        <w:rPr>
+          <w:sz w:val="24"/>
+          <w:szCs w:val="24"/>
+        </w:rPr>
+        <w:t>Снимок экрана лога срабатывания автоматических триггеров брандмауэра</w:t>
+      </w:r>
+    </w:p>
+    <w:p>
+      <w:pPr>
+        <w:spacing w:line="360" w:lineRule="auto"/>
+        <w:ind w:firstLine="708"/>
+        <w:jc w:val="both"/>
+      </w:pPr>
+      <w:r>
+        <w:t>Представленный лог (</w:t>
+      </w:r>
+      <w:r>
+        <w:t xml:space="preserve">см. </w:t>
+      </w:r>
+      <w:r>
+        <w:t xml:space="preserve">рисунок 6) подтверждает полную автоматизацию процесса ликвидации угроз. Время автоматического реагирования системы (MTTR) от первичной фиксации аномалии до сетевой изоляции нарушителя правилами </w:t>
+      </w:r>
+      <w:proofErr w:type="spellStart"/>
+      <w:r>
+        <w:t>Netfilter</w:t>
+      </w:r>
+      <w:proofErr w:type="spellEnd"/>
+      <w:r>
+        <w:t xml:space="preserve"> составляет менее двух секунд. Это позволяет локализовать атаки на ранней стадии, исключая перегрузку вычислительных мощностей сервера и сохраняя доступность корпоративных сервисов.</w:t>
+      </w:r>
+    </w:p>
+    <w:p>
+      <w:pPr>
+        <w:spacing w:line="360" w:lineRule="auto"/>
+        <w:ind w:firstLine="708"/>
+        <w:jc w:val="both"/>
+      </w:pPr>
+      <w:r>
+        <w:t xml:space="preserve">Программный интерфейс предоставляет ИБ-аналитику возможность не только осуществлять мониторинг автоматических действий ядра, но и принудительно снимать блокировку с конкретных адресов по кнопке ручного управления или вносить легитимные хосты в глобальный белый список исключений (программный код менеджера белых списков представлен в </w:t>
+      </w:r>
+      <w:r>
+        <w:t>п</w:t>
+      </w:r>
+      <w:r>
+        <w:t>риложении В), предотвращая ложные срабатывания (</w:t>
+      </w:r>
+      <w:proofErr w:type="spellStart"/>
+      <w:r>
+        <w:t>False</w:t>
+      </w:r>
+      <w:proofErr w:type="spellEnd"/>
+      <w:r>
+        <w:t xml:space="preserve"> </w:t>
+      </w:r>
+      <w:proofErr w:type="spellStart"/>
+      <w:r>
+        <w:t>Positive</w:t>
+      </w:r>
+      <w:proofErr w:type="spellEnd"/>
+      <w:r>
+        <w:t>) со стороны автоматики.</w:t>
+      </w:r>
+    </w:p>
+    <w:p>
+      <w:pPr>
+        <w:spacing w:line="360" w:lineRule="auto"/>
+        <w:ind w:firstLine="708"/>
+        <w:jc w:val="both"/>
+      </w:pPr>
+      <w:r>
+        <w:t>Таким образом, настройка защиты уровня ядра обеспечила централизацию аналитики и высокую скорость реагирования в инфраструктуре ООО «</w:t>
+      </w:r>
+      <w:proofErr w:type="spellStart"/>
+      <w:r>
+        <w:t>Ремон</w:t>
+      </w:r>
+      <w:proofErr w:type="spellEnd"/>
+      <w:r>
+        <w:t xml:space="preserve"> Девелопер». Динамический расчет индекса DEFCON гибко адаптирует защиту к текущей операционной обстановке, а автоматизированное взаимодействие ядра с брандмауэром исключает задержки ручного администрирования. При этом возможность оперативного мониторинга и корректировки блокировок через десктопное приложение оставляет за ИБ-аналитиком исчерпывающий контроль над безопасностью </w:t>
+      </w:r>
+      <w:r>
+        <w:lastRenderedPageBreak/>
+        <w:t>хоста, минимизируя площадь атаки и гарантируя непрерывность бизнес-процессов предприятия.</w:t>
+      </w:r>
+    </w:p>
+    <w:p>
+      <w:pPr>
+        <w:pStyle w:val="3"/>
+        <w:spacing w:before="0" w:after="0" w:line="360" w:lineRule="auto"/>
+        <w:ind w:right="142" w:firstLine="709"/>
+        <w:jc w:val="both"/>
+        <w:rPr>
+          <w:i w:val="0"/>
+        </w:rPr>
+      </w:pPr>
+      <w:bookmarkStart w:id="15" w:name="_Toc232235315"/>
+      <w:r>
+        <w:rPr>
+          <w:i w:val="0"/>
+        </w:rPr>
+        <w:t xml:space="preserve">2.4 </w:t>
+      </w:r>
+      <w:r>
+        <w:rPr>
+          <w:i w:val="0"/>
+        </w:rPr>
+        <w:t xml:space="preserve">Настройка безопасности сервера Ubuntu 24 с внедрением </w:t>
+      </w:r>
+      <w:proofErr w:type="spellStart"/>
+      <w:r>
+        <w:rPr>
+          <w:i w:val="0"/>
+        </w:rPr>
+        <w:t>Mistral</w:t>
+      </w:r>
+      <w:proofErr w:type="spellEnd"/>
+      <w:r>
+        <w:rPr>
+          <w:i w:val="0"/>
+        </w:rPr>
+        <w:t xml:space="preserve"> </w:t>
+      </w:r>
+      <w:r>
+        <w:rPr>
+          <w:i w:val="0"/>
+          <w:lang w:val="en-US"/>
+        </w:rPr>
+        <w:t>Server</w:t>
+      </w:r>
+      <w:r>
+        <w:rPr>
+          <w:i w:val="0"/>
+        </w:rPr>
+        <w:t xml:space="preserve">, </w:t>
+      </w:r>
+      <w:proofErr w:type="spellStart"/>
+      <w:r>
+        <w:rPr>
+          <w:i w:val="0"/>
+          <w:lang w:val="en-US"/>
+        </w:rPr>
+        <w:t>Semgrep</w:t>
+      </w:r>
+      <w:proofErr w:type="spellEnd"/>
+      <w:r>
+        <w:rPr>
+          <w:i w:val="0"/>
+        </w:rPr>
+        <w:t xml:space="preserve">, </w:t>
+      </w:r>
+      <w:proofErr w:type="spellStart"/>
+      <w:r>
+        <w:rPr>
+          <w:i w:val="0"/>
+          <w:lang w:val="en-US"/>
+        </w:rPr>
+        <w:t>Trivy</w:t>
+      </w:r>
+      <w:proofErr w:type="spellEnd"/>
+      <w:r>
+        <w:rPr>
+          <w:i w:val="0"/>
+        </w:rPr>
+        <w:t xml:space="preserve"> </w:t>
+      </w:r>
+      <w:r>
+        <w:rPr>
+          <w:i w:val="0"/>
+        </w:rPr>
+        <w:t>и</w:t>
+      </w:r>
+      <w:r>
+        <w:rPr>
+          <w:i w:val="0"/>
+        </w:rPr>
+        <w:t xml:space="preserve"> </w:t>
+      </w:r>
+      <w:r>
+        <w:rPr>
+          <w:i w:val="0"/>
+        </w:rPr>
+        <w:t>ИИ</w:t>
+      </w:r>
+      <w:r>
+        <w:rPr>
+          <w:i w:val="0"/>
+        </w:rPr>
+        <w:t>-</w:t>
+      </w:r>
+      <w:r>
+        <w:rPr>
+          <w:i w:val="0"/>
+        </w:rPr>
+        <w:t>агента</w:t>
+      </w:r>
+      <w:bookmarkEnd w:id="15"/>
+      <w:r>
+        <w:rPr>
+          <w:i w:val="0"/>
+        </w:rPr>
+        <w:t xml:space="preserve"> </w:t>
+      </w:r>
+    </w:p>
+    <w:p>
+      <w:pPr>
+        <w:spacing w:line="360" w:lineRule="auto"/>
+        <w:ind w:right="142" w:firstLine="709"/>
+        <w:jc w:val="both"/>
+      </w:pPr>
+      <w:r>
+        <w:t xml:space="preserve">Обеспечение комплексной информационной безопасности вычислительного узла требует не только сетевой изоляции, но и глубокой защиты самой операционной системы, а также </w:t>
+      </w:r>
+      <w:proofErr w:type="gramStart"/>
+      <w:r>
+        <w:t>регулярного аудита</w:t>
+      </w:r>
+      <w:proofErr w:type="gramEnd"/>
+      <w:r>
+        <w:t xml:space="preserve"> развернутого на ней программного обеспечения. В рамках данного этапа была проведена настройка системной </w:t>
+      </w:r>
+      <w:proofErr w:type="spellStart"/>
+      <w:proofErr w:type="gramStart"/>
+      <w:r>
+        <w:t>безопаснос</w:t>
+      </w:r>
+      <w:proofErr w:type="spellEnd"/>
+      <w:proofErr w:type="gramEnd"/>
+      <w:r>
+        <w:t xml:space="preserve"> В рамках данного этапа была проведена комплексная настройка системной безопасности центрального сервера Ubuntu 24.04 LTS, обеспечивающая аудит базовых защитных параметров ядра ОС (программный код интерактивного аудита соответствия конфигураций безопасности приведен в </w:t>
+      </w:r>
+      <w:r>
+        <w:t>п</w:t>
+      </w:r>
+      <w:r>
+        <w:t xml:space="preserve">риложении </w:t>
+      </w:r>
+      <w:r>
+        <w:t>Г</w:t>
+      </w:r>
+      <w:r>
+        <w:t xml:space="preserve">). На целевом хосте развернуто аналитическое ядро </w:t>
+      </w:r>
+      <w:proofErr w:type="spellStart"/>
+      <w:r>
+        <w:t>Mistral</w:t>
+      </w:r>
+      <w:proofErr w:type="spellEnd"/>
+      <w:r>
+        <w:t xml:space="preserve"> Server с интегрированными модулями проактивной защиты (</w:t>
+      </w:r>
+      <w:proofErr w:type="spellStart"/>
+      <w:r>
+        <w:t>Startup</w:t>
+      </w:r>
+      <w:proofErr w:type="spellEnd"/>
+      <w:r>
+        <w:t xml:space="preserve"> Active Defense), настроены автоматические сканеры уязвимостей </w:t>
+      </w:r>
+      <w:proofErr w:type="spellStart"/>
+      <w:r>
+        <w:t>Semgrep</w:t>
+      </w:r>
+      <w:proofErr w:type="spellEnd"/>
+      <w:r>
+        <w:t xml:space="preserve"> и </w:t>
+      </w:r>
+      <w:proofErr w:type="spellStart"/>
+      <w:r>
+        <w:t>Trivy</w:t>
+      </w:r>
+      <w:proofErr w:type="spellEnd"/>
+      <w:r>
+        <w:t>, а также внедрен интеллектуальный ИИ-агент для автоматизированного расследования возникающих инцидентов.</w:t>
+      </w:r>
+    </w:p>
+    <w:p>
+      <w:pPr>
+        <w:spacing w:line="360" w:lineRule="auto"/>
+        <w:ind w:right="142" w:firstLine="709"/>
+        <w:jc w:val="both"/>
+      </w:pPr>
+      <w:r>
+        <w:t xml:space="preserve">Первичным контуром безопасности на данном уровне выступает подсистема активной защиты, автоматически инициализируемая при запуске ядра </w:t>
+      </w:r>
+      <w:proofErr w:type="spellStart"/>
+      <w:r>
+        <w:t>Mistral</w:t>
+      </w:r>
+      <w:proofErr w:type="spellEnd"/>
+      <w:r>
+        <w:t xml:space="preserve"> Server (фрагмент программной реализации модулей контроля целостности подсистемы </w:t>
+      </w:r>
+      <w:proofErr w:type="spellStart"/>
+      <w:r>
+        <w:t>Startup</w:t>
+      </w:r>
+      <w:proofErr w:type="spellEnd"/>
+      <w:r>
+        <w:t xml:space="preserve"> Active Defense представлен в </w:t>
+      </w:r>
+      <w:r>
+        <w:t>п</w:t>
+      </w:r>
+      <w:r>
+        <w:t xml:space="preserve">риложении </w:t>
+      </w:r>
+      <w:r>
+        <w:t>Д</w:t>
+      </w:r>
+      <w:r>
+        <w:t>).</w:t>
+      </w:r>
+      <w:r>
+        <w:t xml:space="preserve"> </w:t>
+      </w:r>
+      <w:r>
+        <w:t>Внедренные механизмы эшелонированной защиты операционной системы направлены на предотвращение локального закрепления злоумышленника (</w:t>
+      </w:r>
+      <w:proofErr w:type="spellStart"/>
+      <w:r>
+        <w:t>Privilege</w:t>
+      </w:r>
+      <w:proofErr w:type="spellEnd"/>
+      <w:r>
+        <w:t xml:space="preserve"> </w:t>
+      </w:r>
+      <w:proofErr w:type="spellStart"/>
+      <w:r>
+        <w:t>Escalation</w:t>
+      </w:r>
+      <w:proofErr w:type="spellEnd"/>
+      <w:r>
+        <w:t>) и модификации критических файлов. Процесс загрузки защитных модулей ОС отображен на рисунке 7.</w:t>
+      </w:r>
+    </w:p>
+    <w:p>
+      <w:pPr>
+        <w:spacing w:line="360" w:lineRule="auto"/>
+        <w:ind w:right="142"/>
+        <w:jc w:val="center"/>
+      </w:pPr>
+      <w:r>
+        <w:rPr>
+          <w:noProof/>
+        </w:rPr>
+        <w:lastRenderedPageBreak/>
+        <w:drawing>
+          <wp:inline distT="0" distB="0" distL="0" distR="0" wp14:anchorId="12423505" wp14:editId="44154FDB">
+            <wp:extent cx="3743985" cy="3846786"/>
+            <wp:effectExtent l="0" t="0" r="8890" b="1905"/>
+            <wp:docPr id="89" name="Рисунок 89"/>
             <wp:cNvGraphicFramePr>
               <a:graphicFrameLocks xmlns:a="http://schemas.openxmlformats.org/drawingml/2006/main" noChangeAspect="1"/>
             </wp:cNvGraphicFramePr>
@@ -5958,7 +7748,7 @@
                     <pic:cNvPicPr/>
                   </pic:nvPicPr>
                   <pic:blipFill>
-                    <a:blip r:embed="rId12"/>
+                    <a:blip r:embed="rId14"/>
                     <a:stretch>
                       <a:fillRect/>
                     </a:stretch>
@@ -5966,7 +7756,7 @@
                   <pic:spPr>
                     <a:xfrm>
                       <a:off x="0" y="0"/>
-                      <a:ext cx="4674593" cy="430233"/>
+                      <a:ext cx="3777273" cy="3880988"/>
                     </a:xfrm>
                     <a:prstGeom prst="rect">
                       <a:avLst/>
@@ -5982,6 +7772,7 @@
     <w:p>
       <w:pPr>
         <w:spacing w:line="360" w:lineRule="auto"/>
+        <w:ind w:right="142"/>
         <w:jc w:val="center"/>
         <w:rPr>
           <w:sz w:val="24"/>
@@ -6000,203 +7791,254 @@
           <w:sz w:val="24"/>
           <w:szCs w:val="24"/>
         </w:rPr>
-        <w:t>5</w:t>
+        <w:t>7</w:t>
       </w:r>
       <w:r>
         <w:rPr>
           <w:sz w:val="24"/>
           <w:szCs w:val="24"/>
         </w:rPr>
-        <w:t xml:space="preserve"> – Метрики сервера</w:t>
-      </w:r>
-    </w:p>
-    <w:p>
-      <w:pPr>
-        <w:pStyle w:val="3"/>
-        <w:spacing w:before="0" w:after="0" w:line="360" w:lineRule="auto"/>
-        <w:ind w:right="142" w:firstLine="709"/>
-        <w:jc w:val="both"/>
-        <w:rPr>
-          <w:i w:val="0"/>
-        </w:rPr>
-      </w:pPr>
-      <w:bookmarkStart w:id="14" w:name="_Toc231904325"/>
-      <w:r>
-        <w:rPr>
-          <w:i w:val="0"/>
-        </w:rPr>
-        <w:t xml:space="preserve">2.3 </w:t>
-      </w:r>
-      <w:r>
-        <w:rPr>
-          <w:i w:val="0"/>
-        </w:rPr>
-        <w:t>Настройка и администрирование защиты уровня ядра</w:t>
-      </w:r>
-      <w:r>
-        <w:rPr>
-          <w:i w:val="0"/>
-        </w:rPr>
-        <w:t xml:space="preserve"> </w:t>
-      </w:r>
-      <w:r>
-        <w:rPr>
-          <w:i w:val="0"/>
-        </w:rPr>
-        <w:t>компьютерной сети с динамической блокировкой IP</w:t>
-      </w:r>
-      <w:bookmarkEnd w:id="14"/>
-    </w:p>
-    <w:p>
-      <w:pPr>
-        <w:tabs>
-          <w:tab w:val="left" w:pos="9072"/>
-        </w:tabs>
+        <w:t xml:space="preserve"> – </w:t>
+      </w:r>
+      <w:r>
+        <w:rPr>
+          <w:sz w:val="24"/>
+          <w:szCs w:val="24"/>
+        </w:rPr>
+        <w:t xml:space="preserve">Снимок экрана терминала: инициализация подсистемы </w:t>
+      </w:r>
+      <w:proofErr w:type="spellStart"/>
+      <w:r>
+        <w:rPr>
+          <w:sz w:val="24"/>
+          <w:szCs w:val="24"/>
+        </w:rPr>
+        <w:t>Startup</w:t>
+      </w:r>
+      <w:proofErr w:type="spellEnd"/>
+      <w:r>
+        <w:rPr>
+          <w:sz w:val="24"/>
+          <w:szCs w:val="24"/>
+        </w:rPr>
+        <w:t xml:space="preserve"> Active Defense</w:t>
+      </w:r>
+    </w:p>
+    <w:p>
+      <w:pPr>
         <w:spacing w:line="360" w:lineRule="auto"/>
         <w:ind w:right="142" w:firstLine="709"/>
         <w:jc w:val="both"/>
       </w:pPr>
       <w:r>
-        <w:t xml:space="preserve">Уровень ядра является центральным координирующим звеном системы класса SOAR, отвечающим за автоматическое реагирование на угрозы и мгновенное подавление сетевых атак через системный межсетевой экран UFW. Для обеспечения модульности, высокой отказоустойчивости и возможности дальнейшего масштабирования архитектура серверной части комплекса MISTRAL Defense была переведена на строгую объектно-ориентированную модель. В рамках данного архитектурного рефакторинга вся сложная логика аудита, работы с белыми списками и управления правилами брандмауэра была инкапсулирована в изолированные классы, такие как </w:t>
+        <w:t xml:space="preserve">Для предотвращения эксплуатации известных уязвимостей в программном коде целевого веб-приложения </w:t>
       </w:r>
       <w:proofErr w:type="spellStart"/>
       <w:r>
-        <w:t>LogManager</w:t>
+        <w:t>Remon</w:t>
       </w:r>
       <w:proofErr w:type="spellEnd"/>
       <w:r>
+        <w:t xml:space="preserve"> и системных библиотеках хоста, в контур безопасности </w:t>
+      </w:r>
+      <w:proofErr w:type="spellStart"/>
+      <w:r>
+        <w:t>Mistral</w:t>
+      </w:r>
+      <w:proofErr w:type="spellEnd"/>
+      <w:r>
+        <w:t xml:space="preserve"> Server были интегрированы два мощных инструмента статического и динамического анализа:</w:t>
+      </w:r>
+    </w:p>
+    <w:p>
+      <w:pPr>
+        <w:spacing w:line="360" w:lineRule="auto"/>
+        <w:ind w:right="141" w:firstLine="708"/>
+        <w:jc w:val="both"/>
+        <w:rPr>
+          <w:lang w:val="en-US"/>
+        </w:rPr>
+      </w:pPr>
+      <w:r>
+        <w:rPr>
+          <w:lang w:val="en-US"/>
+        </w:rPr>
+        <w:t xml:space="preserve">1. </w:t>
+      </w:r>
+      <w:proofErr w:type="spellStart"/>
+      <w:r>
+        <w:rPr>
+          <w:lang w:val="en-US"/>
+        </w:rPr>
+        <w:t>Semgrep</w:t>
+      </w:r>
+      <w:proofErr w:type="spellEnd"/>
+      <w:r>
+        <w:rPr>
+          <w:lang w:val="en-US"/>
+        </w:rPr>
+        <w:t xml:space="preserve"> (Static Application Security Testing): </w:t>
+      </w:r>
+      <w:r>
+        <w:t>Настроен</w:t>
+      </w:r>
+      <w:r>
+        <w:rPr>
+          <w:lang w:val="en-US"/>
+        </w:rPr>
+        <w:t xml:space="preserve"> </w:t>
+      </w:r>
+      <w:r>
+        <w:t>на</w:t>
+      </w:r>
+      <w:r>
+        <w:rPr>
+          <w:lang w:val="en-US"/>
+        </w:rPr>
+        <w:t xml:space="preserve"> </w:t>
+      </w:r>
+    </w:p>
+    <w:p>
+      <w:pPr>
+        <w:spacing w:line="360" w:lineRule="auto"/>
+        <w:ind w:right="141"/>
+        <w:jc w:val="both"/>
+      </w:pPr>
+      <w:r>
+        <w:t xml:space="preserve">регулярное сканирование исходного кода стенда </w:t>
+      </w:r>
+      <w:proofErr w:type="spellStart"/>
+      <w:r>
+        <w:t>Remon</w:t>
+      </w:r>
+      <w:proofErr w:type="spellEnd"/>
+      <w:r>
+        <w:t>. Выявляет программные закладки, жестко закодированные пароли (</w:t>
+      </w:r>
+      <w:proofErr w:type="spellStart"/>
+      <w:r>
+        <w:t>Hardcoded</w:t>
+      </w:r>
+      <w:proofErr w:type="spellEnd"/>
+      <w:r>
+        <w:t xml:space="preserve"> </w:t>
+      </w:r>
+      <w:proofErr w:type="spellStart"/>
+      <w:r>
+        <w:t>Secrets</w:t>
+      </w:r>
+      <w:proofErr w:type="spellEnd"/>
+      <w:r>
+        <w:t xml:space="preserve">) и уязвимости нулевого дня (XSS, </w:t>
+      </w:r>
+      <w:proofErr w:type="spellStart"/>
+      <w:r>
+        <w:t>SQLi</w:t>
+      </w:r>
+      <w:proofErr w:type="spellEnd"/>
+      <w:r>
         <w:t xml:space="preserve">, </w:t>
       </w:r>
       <w:proofErr w:type="spellStart"/>
       <w:r>
-        <w:t>ActiveDefenseEngine</w:t>
+        <w:t>Insecure</w:t>
       </w:r>
       <w:proofErr w:type="spellEnd"/>
       <w:r>
-        <w:t xml:space="preserve"> и </w:t>
+        <w:t xml:space="preserve"> Direct Object </w:t>
       </w:r>
       <w:proofErr w:type="spellStart"/>
       <w:r>
-        <w:t>WhitelistManager</w:t>
+        <w:t>Reference</w:t>
       </w:r>
       <w:proofErr w:type="spellEnd"/>
       <w:r>
-        <w:t xml:space="preserve">. Это позволило внедрить высокопроизводительный потоковый сигнатурный анализатор, который в режиме реального времени проверяет системные журналы на наличие паттернов сложных атак, включая SQL-инъекции, попытки </w:t>
+        <w:t>) на уровне логики приложения.</w:t>
+      </w:r>
+    </w:p>
+    <w:p>
+      <w:pPr>
+        <w:spacing w:line="360" w:lineRule="auto"/>
+        <w:ind w:right="141" w:firstLine="708"/>
+        <w:jc w:val="both"/>
+      </w:pPr>
+      <w:r>
+        <w:t xml:space="preserve">2. </w:t>
       </w:r>
       <w:proofErr w:type="spellStart"/>
       <w:r>
-        <w:t>брутфорса</w:t>
+        <w:t>Trivy</w:t>
       </w:r>
       <w:proofErr w:type="spellEnd"/>
       <w:r>
-        <w:t xml:space="preserve"> и локального повышения привилегий, с последующим </w:t>
-      </w:r>
+        <w:t xml:space="preserve"> (</w:t>
+      </w:r>
+      <w:proofErr w:type="spellStart"/>
+      <w:r>
+        <w:t>Container</w:t>
+      </w:r>
+      <w:proofErr w:type="spellEnd"/>
+      <w:r>
+        <w:t xml:space="preserve"> &amp; </w:t>
+      </w:r>
+      <w:proofErr w:type="spellStart"/>
+      <w:r>
+        <w:t>Dependency</w:t>
+      </w:r>
+      <w:proofErr w:type="spellEnd"/>
+      <w:r>
+        <w:t xml:space="preserve"> </w:t>
+      </w:r>
+      <w:proofErr w:type="spellStart"/>
+      <w:r>
+        <w:t>Scanning</w:t>
+      </w:r>
+      <w:proofErr w:type="spellEnd"/>
+      <w:r>
+        <w:t>)</w:t>
+      </w:r>
+      <w:proofErr w:type="gramStart"/>
+      <w:r>
+        <w:t>: Осуществляет</w:t>
+      </w:r>
+      <w:proofErr w:type="gramEnd"/>
+      <w:r>
+        <w:t xml:space="preserve"> мониторинг развернутых </w:t>
+      </w:r>
+      <w:proofErr w:type="spellStart"/>
+      <w:r>
+        <w:t>Docker</w:t>
+      </w:r>
+      <w:proofErr w:type="spellEnd"/>
+      <w:r>
+        <w:t>-контейнеров, файловых систем и пакетов ОС Ubuntu на наличие известных уязвимостей (CVE), сопоставляя их с глобальными базами данных NVD и Red Hat Security Data.</w:t>
+      </w:r>
+    </w:p>
+    <w:p>
+      <w:pPr>
+        <w:spacing w:line="360" w:lineRule="auto"/>
+        <w:ind w:right="142" w:firstLine="709"/>
+        <w:jc w:val="both"/>
+      </w:pPr>
       <w:r>
         <w:lastRenderedPageBreak/>
-        <w:t>автоматическим созданием инцидентов безопасности в базе данных комплекса.</w:t>
-      </w:r>
-    </w:p>
-    <w:p>
-      <w:pPr>
-        <w:tabs>
-          <w:tab w:val="left" w:pos="9072"/>
-        </w:tabs>
-        <w:spacing w:line="360" w:lineRule="auto"/>
-        <w:ind w:right="142" w:firstLine="708"/>
-        <w:jc w:val="both"/>
-      </w:pPr>
-      <w:r>
-        <w:t xml:space="preserve">Критической проблемой при эксплуатации систем автоматизированного реагирования является риск случайной самоблокировки легитимного администратора, что может привести к потере удаленного доступа к серверу. Для комплексного решения данной задачи в ядро защиты был интегрирован модуль динамических исключений. При каждом старте система производит глубокий опрос активных сетевых сокетов, автоматически выявляя текущие SSH-сессии и добавляя IP-адреса авторизованных устройств в неблокируемый список. Параллельно с этим реализована поддержка гибких CIDR-исключений, функционирующая на базе алгоритма побитового сравнения IP-адресов входящих запросов с доверенными корпоративными подсетями. Важнейшим рубежом защиты от атаки типа отказ в обслуживании стал жесткий программный барьер </w:t>
+        <w:t xml:space="preserve">Результаты аудита консолидируются в едином графическом интерфейсе приложения </w:t>
       </w:r>
       <w:proofErr w:type="spellStart"/>
       <w:r>
-        <w:t>Strict</w:t>
+        <w:t>Mistral</w:t>
       </w:r>
       <w:proofErr w:type="spellEnd"/>
       <w:r>
-        <w:t xml:space="preserve"> </w:t>
+        <w:t xml:space="preserve"> Client, предоставляя оператору SOC исчерпывающую картину защищенности инфраструктуры. </w:t>
       </w:r>
       <w:proofErr w:type="spellStart"/>
       <w:r>
-        <w:t>Bypass</w:t>
+        <w:t>Дашборд</w:t>
       </w:r>
       <w:proofErr w:type="spellEnd"/>
       <w:r>
-        <w:t xml:space="preserve"> Guard, который на уровне вычислительного ядра безусловно запрещает любые попытки занесения в черный список локальной петли (127.0.0.1), гарантируя бесперебойность внутренних межсервисных коммуникаций. Фрагмент программной реализации логики работы данного модуля представлен в приложении (см. Приложение В).</w:t>
-      </w:r>
-    </w:p>
-    <w:p>
-      <w:pPr>
-        <w:tabs>
-          <w:tab w:val="left" w:pos="9072"/>
-        </w:tabs>
-        <w:spacing w:line="360" w:lineRule="auto"/>
-        <w:ind w:right="142" w:firstLine="708"/>
-        <w:jc w:val="both"/>
-      </w:pPr>
-      <w:r>
-        <w:t>При многократном превышении установленного порога подозрительной активности ядро автоматически формирует команду блокировки и помещает IP-адрес злоумышленника в карантин на уровне операционной системы, прерывая любые активные соединения и занося запись в общую таблицу блокировок (см. рисунок 6).</w:t>
-      </w:r>
-    </w:p>
-    <w:p>
-      <w:pPr>
-        <w:spacing w:line="360" w:lineRule="auto"/>
-        <w:jc w:val="center"/>
-      </w:pPr>
-    </w:p>
-    <w:p>
-      <w:pPr>
-        <w:spacing w:line="360" w:lineRule="auto"/>
-        <w:jc w:val="center"/>
-        <w:rPr>
-          <w:sz w:val="24"/>
-          <w:szCs w:val="24"/>
-        </w:rPr>
-      </w:pPr>
-      <w:r>
-        <w:rPr>
-          <w:sz w:val="24"/>
-          <w:szCs w:val="24"/>
-        </w:rPr>
-        <w:t xml:space="preserve">Рисунок </w:t>
-      </w:r>
-      <w:r>
-        <w:rPr>
-          <w:sz w:val="24"/>
-          <w:szCs w:val="24"/>
-        </w:rPr>
-        <w:t>6</w:t>
-      </w:r>
-      <w:r>
-        <w:rPr>
-          <w:sz w:val="24"/>
-          <w:szCs w:val="24"/>
-        </w:rPr>
-        <w:t xml:space="preserve"> – </w:t>
-      </w:r>
-      <w:r>
-        <w:rPr>
-          <w:sz w:val="24"/>
-          <w:szCs w:val="24"/>
-        </w:rPr>
-        <w:t>Интерфейс управления карантином и блокировками IP-адресов</w:t>
-      </w:r>
-    </w:p>
-    <w:p>
-      <w:pPr>
-        <w:tabs>
-          <w:tab w:val="left" w:pos="9072"/>
-        </w:tabs>
-        <w:spacing w:line="360" w:lineRule="auto"/>
-        <w:ind w:right="142" w:firstLine="708"/>
-        <w:jc w:val="both"/>
-      </w:pPr>
-      <w:r>
-        <w:t xml:space="preserve">Несмотря на приоритет алгоритмической защиты, оператор сохраняет за собой право ручного контроля: в панель управления интегрирован русскоязычный селектор уровней угрозы, варьирующийся по шкале от «БЕЗОПАСНО» до «КАТАСТРОФА». Данный инструмент позволяет </w:t>
-      </w:r>
-      <w:r>
-        <w:lastRenderedPageBreak/>
-        <w:t>аналитику директивно переопределять статус оборонительного комплекса (см. рисунок 7).</w:t>
+        <w:t xml:space="preserve"> сканеров уязвимостей представлен на рисунке 8.</w:t>
       </w:r>
     </w:p>
     <w:p>
@@ -6204,19 +8046,16 @@
         <w:spacing w:line="360" w:lineRule="auto"/>
         <w:ind w:right="142"/>
         <w:jc w:val="center"/>
-        <w:rPr>
-          <w:lang w:val="en-US"/>
-        </w:rPr>
       </w:pPr>
       <w:r>
         <w:rPr>
           <w:noProof/>
         </w:rPr>
         <w:drawing>
-          <wp:inline distT="0" distB="0" distL="0" distR="0" wp14:anchorId="18BD8BFF" wp14:editId="67F35A58">
-            <wp:extent cx="5905500" cy="2110956"/>
-            <wp:effectExtent l="0" t="0" r="0" b="3810"/>
-            <wp:docPr id="86" name="Рисунок 86"/>
+          <wp:inline distT="0" distB="0" distL="0" distR="0" wp14:anchorId="727FA08F" wp14:editId="7EFF869F">
+            <wp:extent cx="5543707" cy="2869324"/>
+            <wp:effectExtent l="0" t="0" r="0" b="7620"/>
+            <wp:docPr id="94" name="Рисунок 94"/>
             <wp:cNvGraphicFramePr>
               <a:graphicFrameLocks xmlns:a="http://schemas.openxmlformats.org/drawingml/2006/main" noChangeAspect="1"/>
             </wp:cNvGraphicFramePr>
@@ -6228,7 +8067,7 @@
                     <pic:cNvPicPr/>
                   </pic:nvPicPr>
                   <pic:blipFill>
-                    <a:blip r:embed="rId13"/>
+                    <a:blip r:embed="rId15"/>
                     <a:stretch>
                       <a:fillRect/>
                     </a:stretch>
@@ -6236,7 +8075,7 @@
                   <pic:spPr>
                     <a:xfrm>
                       <a:off x="0" y="0"/>
-                      <a:ext cx="5905612" cy="2110996"/>
+                      <a:ext cx="5571832" cy="2883881"/>
                     </a:xfrm>
                     <a:prstGeom prst="rect">
                       <a:avLst/>
@@ -6252,6 +8091,7 @@
     <w:p>
       <w:pPr>
         <w:spacing w:line="360" w:lineRule="auto"/>
+        <w:ind w:right="142"/>
         <w:jc w:val="center"/>
         <w:rPr>
           <w:sz w:val="24"/>
@@ -6263,308 +8103,54 @@
           <w:sz w:val="24"/>
           <w:szCs w:val="24"/>
         </w:rPr>
-        <w:t>Рисунок 7 – Селектор уровней угрозы в панели управления SOC</w:t>
-      </w:r>
-    </w:p>
-    <w:p>
-      <w:pPr>
-        <w:spacing w:line="360" w:lineRule="auto"/>
-        <w:ind w:firstLine="708"/>
-        <w:jc w:val="both"/>
-      </w:pPr>
-      <w:r>
-        <w:t xml:space="preserve">Принудительный перевод системы в критический режим мгновенно активирует соответствующие визуальные триггеры интерфейса, включая пульсирующую красную индикацию по периметру экрана и появление голографических HUD-уведомлений, что обеспечивает максимальную концентрацию внимания сотрудника SOC на процессе </w:t>
-      </w:r>
-      <w:proofErr w:type="spellStart"/>
-      <w:r>
-        <w:t>митигации</w:t>
-      </w:r>
-      <w:proofErr w:type="spellEnd"/>
-      <w:r>
-        <w:t xml:space="preserve"> инцидента.</w:t>
-      </w:r>
-    </w:p>
-    <w:p>
-      <w:pPr>
-        <w:pStyle w:val="3"/>
-        <w:spacing w:before="0" w:after="0" w:line="360" w:lineRule="auto"/>
-        <w:ind w:right="142" w:firstLine="709"/>
-        <w:jc w:val="both"/>
-        <w:rPr>
-          <w:i w:val="0"/>
-        </w:rPr>
-      </w:pPr>
-      <w:bookmarkStart w:id="15" w:name="_Toc231904326"/>
-      <w:r>
-        <w:rPr>
-          <w:i w:val="0"/>
-        </w:rPr>
-        <w:t xml:space="preserve">2.4 </w:t>
-      </w:r>
-      <w:r>
-        <w:rPr>
-          <w:i w:val="0"/>
-        </w:rPr>
-        <w:t xml:space="preserve">Настройка безопасности сервера Ubuntu 24 с внедрением </w:t>
-      </w:r>
-      <w:proofErr w:type="spellStart"/>
-      <w:r>
-        <w:rPr>
-          <w:i w:val="0"/>
-        </w:rPr>
-        <w:t>Mistral</w:t>
-      </w:r>
-      <w:proofErr w:type="spellEnd"/>
-      <w:r>
-        <w:rPr>
-          <w:i w:val="0"/>
-        </w:rPr>
-        <w:t xml:space="preserve"> </w:t>
-      </w:r>
-      <w:r>
-        <w:rPr>
-          <w:i w:val="0"/>
-          <w:lang w:val="en-US"/>
-        </w:rPr>
-        <w:t>Server</w:t>
-      </w:r>
-      <w:r>
-        <w:rPr>
-          <w:i w:val="0"/>
-        </w:rPr>
-        <w:t xml:space="preserve">, </w:t>
-      </w:r>
-      <w:proofErr w:type="spellStart"/>
-      <w:r>
-        <w:rPr>
-          <w:i w:val="0"/>
-          <w:lang w:val="en-US"/>
-        </w:rPr>
-        <w:t>Semgrep</w:t>
-      </w:r>
-      <w:proofErr w:type="spellEnd"/>
-      <w:r>
-        <w:rPr>
-          <w:i w:val="0"/>
-        </w:rPr>
-        <w:t xml:space="preserve">, </w:t>
-      </w:r>
-      <w:proofErr w:type="spellStart"/>
-      <w:r>
-        <w:rPr>
-          <w:i w:val="0"/>
-          <w:lang w:val="en-US"/>
-        </w:rPr>
-        <w:t>Trivy</w:t>
-      </w:r>
-      <w:proofErr w:type="spellEnd"/>
-      <w:r>
-        <w:rPr>
-          <w:i w:val="0"/>
-        </w:rPr>
-        <w:t xml:space="preserve"> </w:t>
-      </w:r>
-      <w:r>
-        <w:rPr>
-          <w:i w:val="0"/>
-        </w:rPr>
-        <w:t>и</w:t>
-      </w:r>
-      <w:r>
-        <w:rPr>
-          <w:i w:val="0"/>
-        </w:rPr>
-        <w:t xml:space="preserve"> </w:t>
-      </w:r>
-      <w:r>
-        <w:rPr>
-          <w:i w:val="0"/>
-        </w:rPr>
-        <w:t>ИИ</w:t>
-      </w:r>
-      <w:r>
-        <w:rPr>
-          <w:i w:val="0"/>
-        </w:rPr>
-        <w:t>-</w:t>
-      </w:r>
-      <w:r>
-        <w:rPr>
-          <w:i w:val="0"/>
-        </w:rPr>
-        <w:t>агента</w:t>
-      </w:r>
-      <w:bookmarkEnd w:id="15"/>
-      <w:r>
-        <w:rPr>
-          <w:i w:val="0"/>
-        </w:rPr>
-        <w:t xml:space="preserve"> </w:t>
-      </w:r>
-    </w:p>
-    <w:p>
-      <w:pPr>
-        <w:spacing w:line="360" w:lineRule="auto"/>
-        <w:ind w:right="142" w:firstLine="709"/>
-        <w:jc w:val="both"/>
-      </w:pPr>
-      <w:r>
-        <w:t>Интеграция средств статического и динамического анализа в рамках развертывания комплекса MISTRAL Defense на базе операционной системы Ubuntu 24 LTS позволяет превентивно выявлять уязвимости и критические несоответствия конфигураций системных служб. Важным нововведением в архитектуре серверной безопасности стала реализация концепции автоматического обнаружения ресурсов Zero-</w:t>
-      </w:r>
-      <w:proofErr w:type="spellStart"/>
-      <w:r>
-        <w:t>Knowledge</w:t>
-      </w:r>
-      <w:proofErr w:type="spellEnd"/>
-      <w:r>
-        <w:t xml:space="preserve"> Discovery. Автономный агент безопасности самостоятельно осуществляет низкоуровневый синтаксический разбор конфигурационных файлов веб-сервера </w:t>
-      </w:r>
-      <w:proofErr w:type="spellStart"/>
-      <w:r>
-        <w:t>Nginx</w:t>
-      </w:r>
-      <w:proofErr w:type="spellEnd"/>
-      <w:r>
-        <w:t xml:space="preserve">, а также опрашивает через защищенные сокеты системный демон </w:t>
-      </w:r>
-      <w:proofErr w:type="spellStart"/>
-      <w:r>
-        <w:t>Docker</w:t>
-      </w:r>
-      <w:proofErr w:type="spellEnd"/>
-      <w:r>
-        <w:t xml:space="preserve">. Это позволяет динамически обнаруживать все развернутые в инфраструктуре предприятия веб-приложения, API-шлюзы и базы данных без необходимости предварительного жесткого прописывания путей в настройках комплекса. На основе собранных данных система выполняет </w:t>
-      </w:r>
-      <w:r>
-        <w:lastRenderedPageBreak/>
-        <w:t xml:space="preserve">сопоставление версий запущенных сервисов, таких как </w:t>
-      </w:r>
-      <w:proofErr w:type="spellStart"/>
-      <w:r>
-        <w:t>OpenSSH</w:t>
-      </w:r>
-      <w:proofErr w:type="spellEnd"/>
-      <w:r>
-        <w:t xml:space="preserve"> или СУБД, с локальной регулярно обновляемой базой данных сигнатур CVE, что позволяет своевременно обнаруживать опасные уязвимости, например CVE-2024-6387, до момента их практической эксплуатации злоумышленниками. Результаты комплексного анализа уязвимостей исходного кода и контейнеров визуализируются в главном окне администратора (см. рисунок 8).</w:t>
-      </w:r>
-    </w:p>
-    <w:p>
-      <w:pPr>
-        <w:spacing w:line="360" w:lineRule="auto"/>
-        <w:ind w:right="142"/>
-        <w:jc w:val="center"/>
+        <w:t xml:space="preserve">Рисунок </w:t>
+      </w:r>
+      <w:r>
         <w:rPr>
           <w:sz w:val="24"/>
           <w:szCs w:val="24"/>
         </w:rPr>
-      </w:pPr>
+        <w:t xml:space="preserve">8 </w:t>
+      </w:r>
       <w:r>
         <w:rPr>
           <w:sz w:val="24"/>
           <w:szCs w:val="24"/>
         </w:rPr>
-        <w:t>Рисунок 8 – Результаты сканирования уязвимостей контейнеров и исходного кода в интерфейсе администратора</w:t>
-      </w:r>
-    </w:p>
-    <w:p>
-      <w:pPr>
-        <w:spacing w:line="360" w:lineRule="auto"/>
-        <w:ind w:right="142" w:firstLine="709"/>
-        <w:jc w:val="both"/>
-      </w:pPr>
-      <w:r>
-        <w:t xml:space="preserve">Важным элементом обеспечения непрерывного контроля защищенности хост-системы является интеграция интерактивного модуля аудита соответствия требованиям безопасности, доступного оператору через специализированную панель управления </w:t>
-      </w:r>
-      <w:proofErr w:type="spellStart"/>
-      <w:r>
-        <w:t>Compliance</w:t>
-      </w:r>
-      <w:proofErr w:type="spellEnd"/>
-      <w:r>
-        <w:t xml:space="preserve"> </w:t>
-      </w:r>
-      <w:proofErr w:type="spellStart"/>
-      <w:r>
-        <w:t>Dashboard</w:t>
-      </w:r>
-      <w:proofErr w:type="spellEnd"/>
-      <w:r>
-        <w:t xml:space="preserve">. При обращении к программному </w:t>
-      </w:r>
-      <w:proofErr w:type="spellStart"/>
-      <w:r>
-        <w:t>эндпоинту</w:t>
-      </w:r>
-      <w:proofErr w:type="spellEnd"/>
-      <w:r>
-        <w:t xml:space="preserve"> бэкенда система инициирует автоматическое выполнение комплекса проверок базовых параметров безопасности ядра Linux и системных служб. В рамках данного аудита проверяется текущий статус механизмов рандомизации адресного пространства ASLR, уровень ограничений подсистемы трассировки процессов </w:t>
-      </w:r>
-      <w:proofErr w:type="spellStart"/>
-      <w:r>
-        <w:t>Yama</w:t>
-      </w:r>
-      <w:proofErr w:type="spellEnd"/>
-      <w:r>
-        <w:t xml:space="preserve"> </w:t>
-      </w:r>
-      <w:proofErr w:type="spellStart"/>
-      <w:r>
-        <w:t>ptrace</w:t>
-      </w:r>
-      <w:proofErr w:type="spellEnd"/>
-      <w:r>
-        <w:t xml:space="preserve">, активность межсетевого экрана UFW, а также корректность конфигурационных инструкций службы SSH, включая запрет удаленного входа суперпользователя </w:t>
-      </w:r>
-      <w:proofErr w:type="spellStart"/>
-      <w:r>
-        <w:t>root</w:t>
-      </w:r>
-      <w:proofErr w:type="spellEnd"/>
-      <w:r>
-        <w:t xml:space="preserve"> и отключение уязвимой аутентификации по паролям. Полученные данные транслируются в графический интерфейс в виде интерактивных цветовых </w:t>
-      </w:r>
-      <w:proofErr w:type="spellStart"/>
-      <w:r>
-        <w:t>тайлов</w:t>
-      </w:r>
-      <w:proofErr w:type="spellEnd"/>
-      <w:r>
-        <w:t xml:space="preserve">, снабженных конкретными рекомендациями и готовыми </w:t>
-      </w:r>
-      <w:proofErr w:type="spellStart"/>
-      <w:r>
-        <w:t>bash</w:t>
-      </w:r>
-      <w:proofErr w:type="spellEnd"/>
-      <w:r>
-        <w:t>-командами для оперативного устранения выявленных недостатков безопасности. Детальный алгоритм сбора метрик и генерации рекомендаций безопасности на стороне сервера представлен в приложении к дипломному проекту (см. Приложение Б). Текущий статус проверок ядра и системных утилит наглядно отображается в окне аудитора (см. рисунок 9).</w:t>
-      </w:r>
-    </w:p>
-    <w:p>
-      <w:pPr>
-        <w:spacing w:line="360" w:lineRule="auto"/>
-        <w:ind w:right="142"/>
-        <w:jc w:val="both"/>
-      </w:pPr>
-    </w:p>
-    <w:p>
-      <w:pPr>
-        <w:spacing w:line="360" w:lineRule="auto"/>
-        <w:ind w:right="142"/>
-        <w:jc w:val="center"/>
+        <w:t xml:space="preserve">– </w:t>
+      </w:r>
+      <w:r>
         <w:rPr>
           <w:sz w:val="24"/>
           <w:szCs w:val="24"/>
         </w:rPr>
-      </w:pPr>
+        <w:t xml:space="preserve">Снимок экрана интерфейса: консолидированный отчет сканеров </w:t>
+      </w:r>
+      <w:proofErr w:type="spellStart"/>
       <w:r>
         <w:rPr>
           <w:sz w:val="24"/>
           <w:szCs w:val="24"/>
         </w:rPr>
-        <w:lastRenderedPageBreak/>
-        <w:t>Рисунок 9 – Окно интерактивного аудитора соответствия параметров безопасности сервера Ubuntu 24</w:t>
-      </w:r>
+        <w:t>Semgrep</w:t>
+      </w:r>
+      <w:proofErr w:type="spellEnd"/>
+      <w:r>
+        <w:rPr>
+          <w:sz w:val="24"/>
+          <w:szCs w:val="24"/>
+        </w:rPr>
+        <w:t xml:space="preserve"> и </w:t>
+      </w:r>
+      <w:proofErr w:type="spellStart"/>
+      <w:r>
+        <w:rPr>
+          <w:sz w:val="24"/>
+          <w:szCs w:val="24"/>
+        </w:rPr>
+        <w:t>Trivy</w:t>
+      </w:r>
+      <w:proofErr w:type="spellEnd"/>
     </w:p>
     <w:p>
       <w:pPr>
@@ -6574,16 +8160,276 @@
         <w:spacing w:line="360" w:lineRule="auto"/>
         <w:ind w:right="142" w:firstLine="709"/>
         <w:jc w:val="both"/>
+      </w:pPr>
+      <w:r>
+        <w:t>Несмотря на высокую эффективность автоматизированных сканеров и систем мониторинга, классический подход требует от ИБ-аналитика значительных временных затрат на ручной разбор (</w:t>
+      </w:r>
+      <w:proofErr w:type="spellStart"/>
+      <w:r>
+        <w:t>Triage</w:t>
+      </w:r>
+      <w:proofErr w:type="spellEnd"/>
+      <w:r>
+        <w:t xml:space="preserve">) тысяч строк логов и интерпретацию найденных CVE. Для решения этой проблемы и минимизации фактора человеческой ошибки в архитектуру </w:t>
+      </w:r>
+      <w:proofErr w:type="spellStart"/>
+      <w:r>
+        <w:t>Mistral</w:t>
+      </w:r>
+      <w:proofErr w:type="spellEnd"/>
+      <w:r>
+        <w:t xml:space="preserve"> Server был интегрирован модуль автономного ИИ-агента.</w:t>
+      </w:r>
+    </w:p>
+    <w:p>
+      <w:pPr>
+        <w:tabs>
+          <w:tab w:val="left" w:pos="3345"/>
+        </w:tabs>
+        <w:spacing w:line="360" w:lineRule="auto"/>
+        <w:ind w:right="142" w:firstLine="709"/>
+        <w:jc w:val="both"/>
+      </w:pPr>
+      <w:r>
+        <w:t>Связь с крупными языковыми моделями (LLM) осуществляется через защищенный API-шлюз (</w:t>
+      </w:r>
+      <w:proofErr w:type="spellStart"/>
+      <w:r>
+        <w:t>AITunnel</w:t>
+      </w:r>
+      <w:proofErr w:type="spellEnd"/>
+      <w:r>
+        <w:t xml:space="preserve"> API Gateway), куда сервер асинхронно отправляет обезличенные дампы сетевого трафика, логи заблокированных атак и отчеты об уязвимостях. Логическая схема взаимодействия компонентов при проведении расследования представлена на рисунке 9.</w:t>
+      </w:r>
+    </w:p>
+    <w:p>
+      <w:pPr>
+        <w:tabs>
+          <w:tab w:val="left" w:pos="3345"/>
+        </w:tabs>
+        <w:spacing w:line="360" w:lineRule="auto"/>
+        <w:ind w:right="142"/>
+        <w:jc w:val="center"/>
+      </w:pPr>
+      <w:r>
+        <w:rPr>
+          <w:noProof/>
+        </w:rPr>
+        <w:lastRenderedPageBreak/>
+        <w:drawing>
+          <wp:inline distT="0" distB="0" distL="0" distR="0" wp14:anchorId="79DFB013" wp14:editId="25A36699">
+            <wp:extent cx="5656622" cy="2514600"/>
+            <wp:effectExtent l="0" t="0" r="1270" b="0"/>
+            <wp:docPr id="112" name="Рисунок 112"/>
+            <wp:cNvGraphicFramePr>
+              <a:graphicFrameLocks xmlns:a="http://schemas.openxmlformats.org/drawingml/2006/main" noChangeAspect="1"/>
+            </wp:cNvGraphicFramePr>
+            <a:graphic xmlns:a="http://schemas.openxmlformats.org/drawingml/2006/main">
+              <a:graphicData uri="http://schemas.openxmlformats.org/drawingml/2006/picture">
+                <pic:pic xmlns:pic="http://schemas.openxmlformats.org/drawingml/2006/picture">
+                  <pic:nvPicPr>
+                    <pic:cNvPr id="1" name=""/>
+                    <pic:cNvPicPr/>
+                  </pic:nvPicPr>
+                  <pic:blipFill>
+                    <a:blip r:embed="rId16"/>
+                    <a:stretch>
+                      <a:fillRect/>
+                    </a:stretch>
+                  </pic:blipFill>
+                  <pic:spPr>
+                    <a:xfrm>
+                      <a:off x="0" y="0"/>
+                      <a:ext cx="5691404" cy="2530062"/>
+                    </a:xfrm>
+                    <a:prstGeom prst="rect">
+                      <a:avLst/>
+                    </a:prstGeom>
+                  </pic:spPr>
+                </pic:pic>
+              </a:graphicData>
+            </a:graphic>
+          </wp:inline>
+        </w:drawing>
+      </w:r>
+    </w:p>
+    <w:p>
+      <w:pPr>
+        <w:tabs>
+          <w:tab w:val="left" w:pos="3345"/>
+        </w:tabs>
+        <w:spacing w:line="360" w:lineRule="auto"/>
+        <w:ind w:right="142"/>
+        <w:jc w:val="center"/>
         <w:rPr>
           <w:sz w:val="24"/>
           <w:szCs w:val="24"/>
         </w:rPr>
       </w:pPr>
       <w:r>
-        <w:t xml:space="preserve">Для автоматизации экспертного анализа сложных инцидентов и проведения углубленного расследования в контур безопасности сервера был интегрирован автономный ИИ-агент, взаимодействующий с ядром через шифрованный шлюз AITunnel.ru. При переходе системы в критический режим функционирования или фиксации неизвестных аномалий нейросетевой модуль осуществляет семантический разбор неструктурированных массивов логов, формируя структурированные аналитические отчеты. Дополнительно в контур непрерывной интеграции внедрены статические сканеры </w:t>
+        <w:rPr>
+          <w:sz w:val="24"/>
+          <w:szCs w:val="24"/>
+        </w:rPr>
+        <w:t xml:space="preserve">Рисунок 9 – Схема взаимодействия ядра </w:t>
       </w:r>
       <w:proofErr w:type="spellStart"/>
       <w:r>
+        <w:rPr>
+          <w:sz w:val="24"/>
+          <w:szCs w:val="24"/>
+        </w:rPr>
+        <w:t>Mistral</w:t>
+      </w:r>
+      <w:proofErr w:type="spellEnd"/>
+      <w:r>
+        <w:rPr>
+          <w:sz w:val="24"/>
+          <w:szCs w:val="24"/>
+        </w:rPr>
+        <w:t xml:space="preserve"> с контуром искусственного интеллекта</w:t>
+      </w:r>
+    </w:p>
+    <w:p>
+      <w:pPr>
+        <w:tabs>
+          <w:tab w:val="left" w:pos="3345"/>
+        </w:tabs>
+        <w:spacing w:line="360" w:lineRule="auto"/>
+        <w:ind w:right="142" w:firstLine="709"/>
+        <w:jc w:val="both"/>
+      </w:pPr>
+      <w:r>
+        <w:t xml:space="preserve">Внедренный ИИ-агент берет на себя роль виртуального аналитика второй линии (L2 </w:t>
+      </w:r>
+      <w:proofErr w:type="spellStart"/>
+      <w:r>
+        <w:t>Analyst</w:t>
+      </w:r>
+      <w:proofErr w:type="spellEnd"/>
+      <w:r>
+        <w:t xml:space="preserve">). При нажатии кнопки «Запустить ИИ» или при автоматическом достижении критического индекса угрозы (DEFCON 2), ИИ-агент принимает собранный контекст инцидента, анализирует векторы атаки и генерирует </w:t>
+      </w:r>
+      <w:proofErr w:type="spellStart"/>
+      <w:r>
+        <w:t>человекочитаемый</w:t>
+      </w:r>
+      <w:proofErr w:type="spellEnd"/>
+      <w:r>
+        <w:t xml:space="preserve"> отчет, очищенный от символов смерти (черепов) и излишней агрессивной стилистики, заменяя их на строгий корпоративный стиль с использованием читабельных текстовых блоков.</w:t>
+      </w:r>
+    </w:p>
+    <w:p>
+      <w:pPr>
+        <w:tabs>
+          <w:tab w:val="left" w:pos="3345"/>
+        </w:tabs>
+        <w:spacing w:line="360" w:lineRule="auto"/>
+        <w:ind w:right="142" w:firstLine="709"/>
+        <w:jc w:val="both"/>
+      </w:pPr>
+      <w:r>
+        <w:t>Пример работы автономного ИИ-агента при расследовании сложного сетевого инцидента в интерфейсе десктопного приложения представлен на рисунке 10.</w:t>
+      </w:r>
+    </w:p>
+    <w:p>
+      <w:pPr>
+        <w:tabs>
+          <w:tab w:val="left" w:pos="3345"/>
+        </w:tabs>
+        <w:spacing w:line="360" w:lineRule="auto"/>
+        <w:ind w:right="142"/>
+        <w:jc w:val="center"/>
+        <w:rPr>
+          <w:lang w:val="en-US"/>
+        </w:rPr>
+      </w:pPr>
+      <w:r>
+        <w:rPr>
+          <w:noProof/>
+          <w:lang w:val="en-US"/>
+        </w:rPr>
+        <w:lastRenderedPageBreak/>
+        <w:drawing>
+          <wp:inline distT="0" distB="0" distL="0" distR="0" wp14:anchorId="4C4E173F" wp14:editId="55556DDE">
+            <wp:extent cx="3601612" cy="3962400"/>
+            <wp:effectExtent l="0" t="0" r="0" b="0"/>
+            <wp:docPr id="109" name="Рисунок 109"/>
+            <wp:cNvGraphicFramePr>
+              <a:graphicFrameLocks xmlns:a="http://schemas.openxmlformats.org/drawingml/2006/main" noChangeAspect="1"/>
+            </wp:cNvGraphicFramePr>
+            <a:graphic xmlns:a="http://schemas.openxmlformats.org/drawingml/2006/main">
+              <a:graphicData uri="http://schemas.openxmlformats.org/drawingml/2006/picture">
+                <pic:pic xmlns:pic="http://schemas.openxmlformats.org/drawingml/2006/picture">
+                  <pic:nvPicPr>
+                    <pic:cNvPr id="1" name=""/>
+                    <pic:cNvPicPr/>
+                  </pic:nvPicPr>
+                  <pic:blipFill>
+                    <a:blip r:embed="rId17"/>
+                    <a:stretch>
+                      <a:fillRect/>
+                    </a:stretch>
+                  </pic:blipFill>
+                  <pic:spPr>
+                    <a:xfrm>
+                      <a:off x="0" y="0"/>
+                      <a:ext cx="3611009" cy="3972739"/>
+                    </a:xfrm>
+                    <a:prstGeom prst="rect">
+                      <a:avLst/>
+                    </a:prstGeom>
+                  </pic:spPr>
+                </pic:pic>
+              </a:graphicData>
+            </a:graphic>
+          </wp:inline>
+        </w:drawing>
+      </w:r>
+    </w:p>
+    <w:p>
+      <w:pPr>
+        <w:tabs>
+          <w:tab w:val="left" w:pos="3345"/>
+        </w:tabs>
+        <w:spacing w:line="360" w:lineRule="auto"/>
+        <w:ind w:right="142"/>
+        <w:jc w:val="center"/>
+        <w:rPr>
+          <w:sz w:val="24"/>
+          <w:szCs w:val="24"/>
+        </w:rPr>
+      </w:pPr>
+      <w:r>
+        <w:rPr>
+          <w:sz w:val="24"/>
+          <w:szCs w:val="24"/>
+        </w:rPr>
+        <w:t>Рисунок 10 – Снимок экрана интерфейса: отчет о расследовании инцидента, сгенерированный ИИ-агентом</w:t>
+      </w:r>
+    </w:p>
+    <w:p>
+      <w:pPr>
+        <w:tabs>
+          <w:tab w:val="left" w:pos="3345"/>
+        </w:tabs>
+        <w:spacing w:line="360" w:lineRule="auto"/>
+        <w:ind w:right="142" w:firstLine="709"/>
+        <w:jc w:val="both"/>
+      </w:pPr>
+      <w:r>
+        <w:t xml:space="preserve">Таким образом, настройка безопасности на уровне операционной системы Ubuntu 24 позволила создать отказоустойчивую среду для функционирования управляющего ядра. Механизмы </w:t>
+      </w:r>
+      <w:proofErr w:type="spellStart"/>
+      <w:r>
+        <w:t>Startup</w:t>
+      </w:r>
+      <w:proofErr w:type="spellEnd"/>
+      <w:r>
+        <w:t xml:space="preserve"> Active Defense обеспечивают проактивную защиту системных файлов и конфигураций от несанкционированных изменений. Регулярный аудит кода и контейнеров средствами </w:t>
+      </w:r>
+      <w:proofErr w:type="spellStart"/>
+      <w:r>
         <w:t>Semgrep</w:t>
       </w:r>
       <w:proofErr w:type="spellEnd"/>
@@ -6596,15 +8442,7 @@
       </w:r>
       <w:proofErr w:type="spellEnd"/>
       <w:r>
-        <w:t xml:space="preserve">, которые осуществляют проверку образов </w:t>
-      </w:r>
-      <w:proofErr w:type="spellStart"/>
-      <w:r>
-        <w:t>Docker</w:t>
-      </w:r>
-      <w:proofErr w:type="spellEnd"/>
-      <w:r>
-        <w:t xml:space="preserve"> и аудит исходного кода веб-платформы на наличие потенциальных уязвимостей, таких как SQL-инъекции или жестко прописанные секреты. Совместное использование эвристических методов ИИ-агента и детерминированных алгоритмов сканеров позволяет обеспечить максимальную плотность защиты серверной инфраструктуры предприятия.</w:t>
+        <w:t xml:space="preserve"> позволяет ликвидировать потенциальные бреши на этапе их появления, а внедрение нейросетевого ИИ-агента радикально сокращает время (MTTD / MTTR) на анализ сложных векторов атак, предоставляя оператору готовые решения и рекомендации по устранению первопричин уязвимостей.</w:t>
       </w:r>
     </w:p>
     <w:p>
@@ -6618,7 +8456,7 @@
           <w:lang w:val="en-US"/>
         </w:rPr>
       </w:pPr>
-      <w:bookmarkStart w:id="16" w:name="_Toc231904327"/>
+      <w:bookmarkStart w:id="16" w:name="_Toc232235316"/>
       <w:r>
         <w:rPr>
           <w:i w:val="0"/>
@@ -6739,15 +8577,27 @@
         <w:jc w:val="both"/>
       </w:pPr>
       <w:r>
-        <w:t xml:space="preserve">Оценка эффективности спроектированного комплекса информационной безопасности MISTRAL Defense на этапе опытной эксплуатации проводилась с применением гибридного подхода, сочетающего методы глубокого статического анализа исходного кода и динамического стресс-тестирования инфраструктуры в изолированной программной среде. На первом этапе для комплексного аудита контейнерных сред и базовых конфигураций хоста применялись автоматизированные сканеры безопасности </w:t>
+        <w:t xml:space="preserve">Заключительным этапом технологической части дипломного проекта является практическая верификация надежности и эффективности внедренного комплекса безопасности MISTRAL. Для объективной оценки </w:t>
+      </w:r>
+      <w:r>
+        <w:lastRenderedPageBreak/>
+        <w:t>разработанных механизмов защиты ООО «</w:t>
       </w:r>
       <w:proofErr w:type="spellStart"/>
       <w:r>
+        <w:t>Ремон</w:t>
+      </w:r>
+      <w:proofErr w:type="spellEnd"/>
+      <w:r>
+        <w:t xml:space="preserve"> Девелопер» была применена комплексная методология тестирования, включающая как превентивный анализ уязвимостей инструментами статического и динамического сканирования (</w:t>
+      </w:r>
+      <w:proofErr w:type="spellStart"/>
+      <w:r>
         <w:t>Semgrep</w:t>
       </w:r>
       <w:proofErr w:type="spellEnd"/>
       <w:r>
-        <w:t xml:space="preserve"> и </w:t>
+        <w:t xml:space="preserve">, </w:t>
       </w:r>
       <w:proofErr w:type="spellStart"/>
       <w:r>
@@ -6755,94 +8605,24 @@
       </w:r>
       <w:proofErr w:type="spellEnd"/>
       <w:r>
-        <w:t xml:space="preserve">. Инструментарий </w:t>
+        <w:t xml:space="preserve">), так и агрессивное стресс-тестирование инфраструктуры с помощью специально разработанного симулятора кибератак </w:t>
       </w:r>
       <w:proofErr w:type="spellStart"/>
       <w:r>
-        <w:t>Trivy</w:t>
+        <w:t>Mistral</w:t>
       </w:r>
       <w:proofErr w:type="spellEnd"/>
       <w:r>
-        <w:t xml:space="preserve"> осуществил послойную инспекцию развернутых </w:t>
+        <w:t xml:space="preserve"> </w:t>
       </w:r>
       <w:proofErr w:type="spellStart"/>
       <w:r>
-        <w:t>Docker</w:t>
+        <w:t>Demo</w:t>
       </w:r>
       <w:proofErr w:type="spellEnd"/>
       <w:r>
-        <w:t xml:space="preserve">-образов, включая изолированные контейнеры веб-сервера </w:t>
-      </w:r>
-      <w:proofErr w:type="spellStart"/>
-      <w:r>
-        <w:t>Nginx</w:t>
-      </w:r>
-      <w:proofErr w:type="spellEnd"/>
-      <w:r>
-        <w:t xml:space="preserve"> и базы данных </w:t>
-      </w:r>
-      <w:proofErr w:type="spellStart"/>
-      <w:r>
-        <w:t>PostgreSQL</w:t>
-      </w:r>
-      <w:proofErr w:type="spellEnd"/>
-      <w:r>
-        <w:t xml:space="preserve"> целевого веб-стенда </w:t>
-      </w:r>
-      <w:proofErr w:type="spellStart"/>
-      <w:r>
-        <w:t>Remon</w:t>
-      </w:r>
-      <w:proofErr w:type="spellEnd"/>
-      <w:r>
-        <w:t xml:space="preserve">. В процессе </w:t>
-      </w:r>
-      <w:r>
-        <w:lastRenderedPageBreak/>
-        <w:t>сканирования анализатор деконструировал манифесты пакетов на уровне операционной системы, что позволило выявить и превентивно устранить устаревшие зависимости системных библиотек, подверженные известным уязвимостям из базы данных CVE (см. рисунок 10).</w:t>
-      </w:r>
-    </w:p>
-    <w:p>
-      <w:pPr>
-        <w:spacing w:line="360" w:lineRule="auto"/>
-        <w:jc w:val="center"/>
-        <w:rPr>
-          <w:sz w:val="24"/>
-          <w:szCs w:val="24"/>
-        </w:rPr>
-      </w:pPr>
-      <w:r>
-        <w:rPr>
-          <w:sz w:val="24"/>
-          <w:szCs w:val="24"/>
-        </w:rPr>
-        <w:t xml:space="preserve">Рисунок 10 – Результаты сканирования слоев </w:t>
-      </w:r>
-      <w:proofErr w:type="spellStart"/>
-      <w:r>
-        <w:rPr>
-          <w:sz w:val="24"/>
-          <w:szCs w:val="24"/>
-        </w:rPr>
-        <w:t>Docker</w:t>
-      </w:r>
-      <w:proofErr w:type="spellEnd"/>
-      <w:r>
-        <w:rPr>
-          <w:sz w:val="24"/>
-          <w:szCs w:val="24"/>
-        </w:rPr>
-        <w:t xml:space="preserve">-контейнеров утилитой </w:t>
-      </w:r>
-      <w:proofErr w:type="spellStart"/>
-      <w:r>
-        <w:rPr>
-          <w:sz w:val="24"/>
-          <w:szCs w:val="24"/>
-        </w:rPr>
-        <w:t>Trivy</w:t>
-      </w:r>
-      <w:proofErr w:type="spellEnd"/>
+        <w:t>.</w:t>
+      </w:r>
     </w:p>
     <w:p>
       <w:pPr>
@@ -6851,39 +8631,111 @@
         <w:jc w:val="both"/>
       </w:pPr>
       <w:r>
-        <w:t xml:space="preserve">Параллельно с анализом контейнеров статический сканер </w:t>
+        <w:t xml:space="preserve">Превентивная оценка эффективности проводилась на основе метрик покрытия сканеров. Использование </w:t>
       </w:r>
       <w:proofErr w:type="spellStart"/>
       <w:r>
+        <w:t>Trivy</w:t>
+      </w:r>
+      <w:proofErr w:type="spellEnd"/>
+      <w:r>
+        <w:t xml:space="preserve"> позволило достичь 100% видимости уязвимостей уровня операционной системы и используемых </w:t>
+      </w:r>
+      <w:proofErr w:type="spellStart"/>
+      <w:r>
+        <w:t>Docker</w:t>
+      </w:r>
+      <w:proofErr w:type="spellEnd"/>
+      <w:r>
+        <w:t xml:space="preserve">-контейнеров, что обеспечило своевременное выявление и устранение критических CVE до момента вывода системы в эксплуатацию. Инструмент SAST-анализа </w:t>
+      </w:r>
+      <w:proofErr w:type="spellStart"/>
+      <w:r>
         <w:t>Semgrep</w:t>
       </w:r>
       <w:proofErr w:type="spellEnd"/>
       <w:r>
-        <w:t xml:space="preserve"> выполнил сквозной аудит исходного кода веб-платформы, написанной на стеке Next.js и Express.js. Вместо классического поиска по регулярным выражениям </w:t>
+        <w:t xml:space="preserve"> продемонстрировал высокую эффективность при проверке исходного кода тестового стенда </w:t>
       </w:r>
       <w:proofErr w:type="spellStart"/>
       <w:r>
-        <w:t>Semgrep</w:t>
+        <w:t>Remon</w:t>
       </w:r>
       <w:proofErr w:type="spellEnd"/>
       <w:r>
-        <w:t xml:space="preserve"> применил алгоритм разбора абстрактного синтаксического дерева, что позволило проследить движение данных от источников ввода до точек исполнения внутри приложения. Это обеспечило точную фиксацию намеренно заложенных в рамках тестового стенда уязвимостей, в частности, отсутствия </w:t>
+        <w:t>, выявив заложенные в логику приложения архитектурные недостатки (включая небезопасное использование SQL-запросов и отсутствие экранирования пользовательского ввода) с минимальным процентом ложных срабатываний (</w:t>
       </w:r>
       <w:proofErr w:type="spellStart"/>
       <w:r>
-        <w:t>санитизации</w:t>
+        <w:t>False</w:t>
       </w:r>
       <w:proofErr w:type="spellEnd"/>
       <w:r>
-        <w:t xml:space="preserve"> пользовательских параметров перед отправкой в СУБД, потенциально ведущего к SQL-инъекциям, а также избыточных конфигураций политик </w:t>
+        <w:t xml:space="preserve"> </w:t>
       </w:r>
       <w:proofErr w:type="spellStart"/>
       <w:r>
-        <w:t>междоменных</w:t>
+        <w:t>Positives</w:t>
       </w:r>
       <w:proofErr w:type="spellEnd"/>
       <w:r>
-        <w:t xml:space="preserve"> запросов CORS (см. рисунок 11). Данный этап испытаний подтвердил высокую результативность превентивного контура защиты в части обнаружения и ликвидации программных изъянов до момента их возможной компрометации внешними нарушителями.</w:t>
+        <w:t>).</w:t>
+      </w:r>
+    </w:p>
+    <w:p>
+      <w:pPr>
+        <w:spacing w:line="360" w:lineRule="auto"/>
+        <w:ind w:right="142" w:firstLine="709"/>
+        <w:jc w:val="both"/>
+      </w:pPr>
+      <w:r>
+        <w:t xml:space="preserve">Для проверки систем динамического реагирования (WAF, </w:t>
+      </w:r>
+      <w:proofErr w:type="spellStart"/>
+      <w:r>
+        <w:t>Lua</w:t>
+      </w:r>
+      <w:proofErr w:type="spellEnd"/>
+      <w:r>
+        <w:t xml:space="preserve">-зонды, ядро Node.js и брандмауэр UFW) в условиях, максимально приближенных к реальным боевым (Red </w:t>
+      </w:r>
+      <w:proofErr w:type="spellStart"/>
+      <w:r>
+        <w:t>Teaming</w:t>
+      </w:r>
+      <w:proofErr w:type="spellEnd"/>
+      <w:r>
+        <w:t xml:space="preserve">), был задействован автономный генератор </w:t>
+      </w:r>
+      <w:proofErr w:type="spellStart"/>
+      <w:r>
+        <w:t>мультивекторных</w:t>
+      </w:r>
+      <w:proofErr w:type="spellEnd"/>
+      <w:r>
+        <w:t xml:space="preserve"> атак </w:t>
+      </w:r>
+      <w:proofErr w:type="spellStart"/>
+      <w:r>
+        <w:t>Mistral</w:t>
+      </w:r>
+      <w:proofErr w:type="spellEnd"/>
+      <w:r>
+        <w:t xml:space="preserve"> </w:t>
+      </w:r>
+      <w:proofErr w:type="spellStart"/>
+      <w:r>
+        <w:t>Demo</w:t>
+      </w:r>
+      <w:proofErr w:type="spellEnd"/>
+      <w:r>
+        <w:t xml:space="preserve">. </w:t>
+      </w:r>
+      <w:r>
+        <w:t>Данный скрипт, написанный на языке Python, разворачивается на внешней виртуальной машине и имитирует скоординированные действия злоумышленников (фрагмент кода генерации боевой нагрузки симулятора представлен в приложении Е)</w:t>
+      </w:r>
+      <w:r>
+        <w:t>.</w:t>
       </w:r>
     </w:p>
     <w:p>
@@ -6891,6 +8743,53 @@
         <w:spacing w:line="360" w:lineRule="auto"/>
         <w:ind w:right="142"/>
         <w:jc w:val="center"/>
+      </w:pPr>
+      <w:r>
+        <w:rPr>
+          <w:noProof/>
+        </w:rPr>
+        <w:lastRenderedPageBreak/>
+        <w:drawing>
+          <wp:inline distT="0" distB="0" distL="0" distR="0" wp14:anchorId="11C9F3EB" wp14:editId="228BE04D">
+            <wp:extent cx="5810574" cy="4210050"/>
+            <wp:effectExtent l="0" t="0" r="0" b="0"/>
+            <wp:docPr id="107" name="Рисунок 107"/>
+            <wp:cNvGraphicFramePr>
+              <a:graphicFrameLocks xmlns:a="http://schemas.openxmlformats.org/drawingml/2006/main" noChangeAspect="1"/>
+            </wp:cNvGraphicFramePr>
+            <a:graphic xmlns:a="http://schemas.openxmlformats.org/drawingml/2006/main">
+              <a:graphicData uri="http://schemas.openxmlformats.org/drawingml/2006/picture">
+                <pic:pic xmlns:pic="http://schemas.openxmlformats.org/drawingml/2006/picture">
+                  <pic:nvPicPr>
+                    <pic:cNvPr id="1" name=""/>
+                    <pic:cNvPicPr/>
+                  </pic:nvPicPr>
+                  <pic:blipFill>
+                    <a:blip r:embed="rId18"/>
+                    <a:stretch>
+                      <a:fillRect/>
+                    </a:stretch>
+                  </pic:blipFill>
+                  <pic:spPr>
+                    <a:xfrm>
+                      <a:off x="0" y="0"/>
+                      <a:ext cx="5849879" cy="4238529"/>
+                    </a:xfrm>
+                    <a:prstGeom prst="rect">
+                      <a:avLst/>
+                    </a:prstGeom>
+                  </pic:spPr>
+                </pic:pic>
+              </a:graphicData>
+            </a:graphic>
+          </wp:inline>
+        </w:drawing>
+      </w:r>
+    </w:p>
+    <w:p>
+      <w:pPr>
+        <w:spacing w:line="360" w:lineRule="auto"/>
+        <w:jc w:val="center"/>
         <w:rPr>
           <w:sz w:val="24"/>
           <w:szCs w:val="24"/>
@@ -6901,15 +8800,52 @@
           <w:sz w:val="24"/>
           <w:szCs w:val="24"/>
         </w:rPr>
-        <w:t xml:space="preserve">Рисунок 11 – Обнаружение уязвимостей в исходном коде через абстрактное синтаксическое дерево </w:t>
-      </w:r>
-      <w:proofErr w:type="spellStart"/>
+        <w:t>Рисунок 1</w:t>
+      </w:r>
       <w:r>
         <w:rPr>
           <w:sz w:val="24"/>
           <w:szCs w:val="24"/>
         </w:rPr>
-        <w:t>Semgrep</w:t>
+        <w:t>1</w:t>
+      </w:r>
+      <w:r>
+        <w:rPr>
+          <w:sz w:val="24"/>
+          <w:szCs w:val="24"/>
+        </w:rPr>
+        <w:t xml:space="preserve"> – </w:t>
+      </w:r>
+      <w:r>
+        <w:rPr>
+          <w:sz w:val="24"/>
+          <w:szCs w:val="24"/>
+        </w:rPr>
+        <w:t xml:space="preserve">Логическая схема процесса оценки эффективности с помощью </w:t>
+      </w:r>
+      <w:proofErr w:type="spellStart"/>
+      <w:r>
+        <w:rPr>
+          <w:sz w:val="24"/>
+          <w:szCs w:val="24"/>
+        </w:rPr>
+        <w:t>Mistral</w:t>
+      </w:r>
+      <w:proofErr w:type="spellEnd"/>
+      <w:r>
+        <w:rPr>
+          <w:sz w:val="24"/>
+          <w:szCs w:val="24"/>
+        </w:rPr>
+        <w:t xml:space="preserve"> </w:t>
+      </w:r>
+      <w:proofErr w:type="spellStart"/>
+      <w:r>
+        <w:rPr>
+          <w:sz w:val="24"/>
+          <w:szCs w:val="24"/>
+        </w:rPr>
+        <w:t>Demo</w:t>
       </w:r>
       <w:proofErr w:type="spellEnd"/>
     </w:p>
@@ -6920,7 +8856,7 @@
         <w:jc w:val="both"/>
       </w:pPr>
       <w:r>
-        <w:t xml:space="preserve">Для проверки прочности и реактивности комплекса в условиях, максимально приближенных к реальной боевой обстановке, был задействован специализированный модульный скрипт-эмулятор </w:t>
+        <w:t xml:space="preserve">В процессе эмуляции симулятор </w:t>
       </w:r>
       <w:proofErr w:type="spellStart"/>
       <w:r>
@@ -6936,11 +8872,41 @@
       </w:r>
       <w:proofErr w:type="spellEnd"/>
       <w:r>
-        <w:t xml:space="preserve">, написанный на языке Python и реализующий широкий спектр современных наступательных техник. Данный симулятор позволил смоделировать многовекторные целенаправленные атаки, генерируя интенсивный деструктивный трафик по различным направлениям. В ходе проведения динамического тестирования последовательно эмулировались этапы активного сканирования открытых портов, попытки </w:t>
-      </w:r>
-      <w:r>
-        <w:lastRenderedPageBreak/>
-        <w:t>несанкционированного доступа к серверу методом перебора учетных данных по протоколу SSH, а также реализовывались массированные HTTP-запросы для имитации распределенной атаки типа отказ в обслуживании на уровне веб-приложения (см. рисунок 12).</w:t>
+        <w:t xml:space="preserve"> последовательно генерирует различные классы угроз, увеличивая интенсивность воздействия. Сценарий тестирования включает: инъекции вредоносного SQL-кода в формы авторизации стенда </w:t>
+      </w:r>
+      <w:proofErr w:type="spellStart"/>
+      <w:r>
+        <w:t>Remon</w:t>
+      </w:r>
+      <w:proofErr w:type="spellEnd"/>
+      <w:r>
+        <w:t>, попытки внедрения межсайтовых скриптов (XSS), массированный перебор паролей администратора по протоколу SSH и распределенный отказ в обслуживании (</w:t>
+      </w:r>
+      <w:proofErr w:type="spellStart"/>
+      <w:r>
+        <w:t>DDoS</w:t>
+      </w:r>
+      <w:proofErr w:type="spellEnd"/>
+      <w:r>
+        <w:t xml:space="preserve"> SYN-</w:t>
+      </w:r>
+      <w:proofErr w:type="spellStart"/>
+      <w:r>
+        <w:t>Flood</w:t>
+      </w:r>
+      <w:proofErr w:type="spellEnd"/>
+      <w:r>
+        <w:t>).</w:t>
+      </w:r>
+    </w:p>
+    <w:p>
+      <w:pPr>
+        <w:spacing w:line="360" w:lineRule="auto"/>
+        <w:ind w:right="142" w:firstLine="709"/>
+        <w:jc w:val="both"/>
+      </w:pPr>
+      <w:r>
+        <w:t>Процесс генерации тестового трафика и фиксация ответов от защищаемого сервера отображаются в консоли симулятора. Снимок экрана терминала в момент проведения стресс-теста представлен на рисунке 12.</w:t>
       </w:r>
     </w:p>
     <w:p>
@@ -6948,6 +8914,54 @@
         <w:spacing w:line="360" w:lineRule="auto"/>
         <w:ind w:right="142"/>
         <w:jc w:val="center"/>
+      </w:pPr>
+      <w:r>
+        <w:rPr>
+          <w:noProof/>
+        </w:rPr>
+        <w:lastRenderedPageBreak/>
+        <w:drawing>
+          <wp:inline distT="0" distB="0" distL="0" distR="0" wp14:anchorId="11E61963" wp14:editId="3A928D67">
+            <wp:extent cx="5850890" cy="4830445"/>
+            <wp:effectExtent l="0" t="0" r="0" b="8255"/>
+            <wp:docPr id="110" name="Рисунок 110"/>
+            <wp:cNvGraphicFramePr>
+              <a:graphicFrameLocks xmlns:a="http://schemas.openxmlformats.org/drawingml/2006/main" noChangeAspect="1"/>
+            </wp:cNvGraphicFramePr>
+            <a:graphic xmlns:a="http://schemas.openxmlformats.org/drawingml/2006/main">
+              <a:graphicData uri="http://schemas.openxmlformats.org/drawingml/2006/picture">
+                <pic:pic xmlns:pic="http://schemas.openxmlformats.org/drawingml/2006/picture">
+                  <pic:nvPicPr>
+                    <pic:cNvPr id="1" name=""/>
+                    <pic:cNvPicPr/>
+                  </pic:nvPicPr>
+                  <pic:blipFill>
+                    <a:blip r:embed="rId19"/>
+                    <a:stretch>
+                      <a:fillRect/>
+                    </a:stretch>
+                  </pic:blipFill>
+                  <pic:spPr>
+                    <a:xfrm>
+                      <a:off x="0" y="0"/>
+                      <a:ext cx="5850890" cy="4830445"/>
+                    </a:xfrm>
+                    <a:prstGeom prst="rect">
+                      <a:avLst/>
+                    </a:prstGeom>
+                  </pic:spPr>
+                </pic:pic>
+              </a:graphicData>
+            </a:graphic>
+          </wp:inline>
+        </w:drawing>
+      </w:r>
+    </w:p>
+    <w:p>
+      <w:pPr>
+        <w:spacing w:line="360" w:lineRule="auto"/>
+        <w:ind w:right="142"/>
+        <w:jc w:val="center"/>
         <w:rPr>
           <w:sz w:val="24"/>
           <w:szCs w:val="24"/>
@@ -6958,56 +8972,54 @@
           <w:sz w:val="24"/>
           <w:szCs w:val="24"/>
         </w:rPr>
-        <w:t xml:space="preserve">Рисунок 12 – Консоль управления симулятора кибератак </w:t>
-      </w:r>
-      <w:proofErr w:type="spellStart"/>
+        <w:t>Рисунок 1</w:t>
+      </w:r>
       <w:r>
         <w:rPr>
           <w:sz w:val="24"/>
           <w:szCs w:val="24"/>
         </w:rPr>
-        <w:t>Mistral</w:t>
-      </w:r>
-      <w:proofErr w:type="spellEnd"/>
+        <w:t>2</w:t>
+      </w:r>
       <w:r>
         <w:rPr>
           <w:sz w:val="24"/>
           <w:szCs w:val="24"/>
         </w:rPr>
-        <w:t xml:space="preserve"> </w:t>
-      </w:r>
-      <w:proofErr w:type="spellStart"/>
+        <w:t xml:space="preserve"> – </w:t>
+      </w:r>
       <w:r>
         <w:rPr>
           <w:sz w:val="24"/>
           <w:szCs w:val="24"/>
         </w:rPr>
-        <w:t>Demo</w:t>
-      </w:r>
-      <w:proofErr w:type="spellEnd"/>
+        <w:t xml:space="preserve">Снимок экрана терминала: выполнение сценария атаки симулятором </w:t>
+      </w:r>
+      <w:proofErr w:type="spellStart"/>
       <w:r>
         <w:rPr>
           <w:sz w:val="24"/>
           <w:szCs w:val="24"/>
         </w:rPr>
-        <w:t xml:space="preserve"> при генерации </w:t>
-      </w:r>
-      <w:proofErr w:type="spellStart"/>
+        <w:t>Mistral</w:t>
+      </w:r>
+      <w:proofErr w:type="spellEnd"/>
       <w:r>
         <w:rPr>
           <w:sz w:val="24"/>
           <w:szCs w:val="24"/>
         </w:rPr>
-        <w:t>DDoS</w:t>
-      </w:r>
-      <w:proofErr w:type="spellEnd"/>
+        <w:t xml:space="preserve"> </w:t>
+      </w:r>
+      <w:proofErr w:type="spellStart"/>
       <w:r>
         <w:rPr>
           <w:sz w:val="24"/>
           <w:szCs w:val="24"/>
         </w:rPr>
-        <w:t>-нагрузки</w:t>
-      </w:r>
+        <w:t>Demo</w:t>
+      </w:r>
+      <w:proofErr w:type="spellEnd"/>
     </w:p>
     <w:p>
       <w:pPr>
@@ -7016,15 +9028,845 @@
         <w:jc w:val="both"/>
       </w:pPr>
       <w:r>
-        <w:t xml:space="preserve">Практические испытания показали, что подсистема активного мониторинга и потокового анализа системных журналов безошибочно классифицирует возникающие аномалии в сетевых потоках. При этом среднее время с момента фиксации подозрительной активности до автоматического применения блокирующих правил на уровне системного межсетевого экрана UFW составило доли секунды, что наглядно иллюстрирует высокую скорость работы алгоритмов SOAR-движка. Вся собранная статистика по времени отклика, интенсивности вредоносных пакетов и успешным блокировкам выводится оператору SOC в специализированном графическом модуле (см. рисунок 13). Столь высокая скорость реагирования комплекса полностью исключает возможность </w:t>
-      </w:r>
-      <w:proofErr w:type="gramStart"/>
-      <w:r>
-        <w:t>закрепления</w:t>
-      </w:r>
-      <w:proofErr w:type="gramEnd"/>
-      <w:r>
-        <w:t xml:space="preserve"> атакующего в системе и предотвращает латеральное движение злоумышленника вглубь защищаемой корпоративной сети.</w:t>
+        <w:t xml:space="preserve">Практическое применение симулятора позволило собрать объективные метрики производительности комплекса безопасности. Основными критериями успешности являлись время обнаружения угрозы (MTTD — </w:t>
+      </w:r>
+      <w:proofErr w:type="spellStart"/>
+      <w:r>
+        <w:t>Mean</w:t>
+      </w:r>
+      <w:proofErr w:type="spellEnd"/>
+      <w:r>
+        <w:t xml:space="preserve"> Time To </w:t>
+      </w:r>
+      <w:proofErr w:type="spellStart"/>
+      <w:r>
+        <w:t>Detect</w:t>
+      </w:r>
+      <w:proofErr w:type="spellEnd"/>
+      <w:r>
+        <w:t xml:space="preserve">) и время автоматического реагирования системы (MTTR — </w:t>
+      </w:r>
+      <w:proofErr w:type="spellStart"/>
+      <w:r>
+        <w:t>Mean</w:t>
+      </w:r>
+      <w:proofErr w:type="spellEnd"/>
+      <w:r>
+        <w:t xml:space="preserve"> Time To </w:t>
+      </w:r>
+      <w:proofErr w:type="spellStart"/>
+      <w:r>
+        <w:t>Respond</w:t>
+      </w:r>
+      <w:proofErr w:type="spellEnd"/>
+      <w:r>
+        <w:t xml:space="preserve">). Результаты оценки эффективности комплекса представлены в таблице </w:t>
+      </w:r>
+      <w:r>
+        <w:t>1</w:t>
+      </w:r>
+      <w:r>
+        <w:t>.</w:t>
+      </w:r>
+    </w:p>
+    <w:p>
+      <w:pPr>
+        <w:spacing w:line="360" w:lineRule="auto"/>
+        <w:ind w:firstLine="709"/>
+        <w:jc w:val="both"/>
+      </w:pPr>
+      <w:r>
+        <w:t>Таблица 1 – Результаты оценки комплекса</w:t>
+      </w:r>
+    </w:p>
+    <w:tbl>
+      <w:tblPr>
+        <w:tblStyle w:val="af4"/>
+        <w:tblW w:w="0" w:type="auto"/>
+        <w:tblLook w:val="04A0" w:firstRow="1" w:lastRow="0" w:firstColumn="1" w:lastColumn="0" w:noHBand="0" w:noVBand="1"/>
+      </w:tblPr>
+      <w:tblGrid>
+        <w:gridCol w:w="2060"/>
+        <w:gridCol w:w="1941"/>
+        <w:gridCol w:w="1609"/>
+        <w:gridCol w:w="1924"/>
+        <w:gridCol w:w="1670"/>
+      </w:tblGrid>
+      <w:tr>
+        <w:tc>
+          <w:tcPr>
+            <w:tcW w:w="1840" w:type="dxa"/>
+          </w:tcPr>
+          <w:p>
+            <w:pPr>
+              <w:spacing w:line="360" w:lineRule="auto"/>
+              <w:ind w:right="142"/>
+              <w:jc w:val="both"/>
+            </w:pPr>
+            <w:r>
+              <w:t xml:space="preserve">Вектор атаки (Сценарий </w:t>
+            </w:r>
+            <w:r>
+              <w:rPr>
+                <w:lang w:val="en-US"/>
+              </w:rPr>
+              <w:t>Mistral</w:t>
+            </w:r>
+            <w:r>
+              <w:t xml:space="preserve"> </w:t>
+            </w:r>
+            <w:r>
+              <w:rPr>
+                <w:lang w:val="en-US"/>
+              </w:rPr>
+              <w:t>Demo</w:t>
+            </w:r>
+            <w:r>
+              <w:t>)</w:t>
+            </w:r>
+          </w:p>
+        </w:tc>
+        <w:tc>
+          <w:tcPr>
+            <w:tcW w:w="1841" w:type="dxa"/>
+          </w:tcPr>
+          <w:p>
+            <w:pPr>
+              <w:spacing w:line="360" w:lineRule="auto"/>
+              <w:ind w:right="142"/>
+              <w:jc w:val="both"/>
+            </w:pPr>
+            <w:r>
+              <w:t>Эшелон обнаружения</w:t>
+            </w:r>
+          </w:p>
+        </w:tc>
+        <w:tc>
+          <w:tcPr>
+            <w:tcW w:w="1841" w:type="dxa"/>
+          </w:tcPr>
+          <w:p>
+            <w:pPr>
+              <w:spacing w:line="360" w:lineRule="auto"/>
+              <w:ind w:right="142"/>
+              <w:jc w:val="both"/>
+              <w:rPr>
+                <w:color w:val="000000" w:themeColor="text1"/>
+              </w:rPr>
+            </w:pPr>
+            <w:r>
+              <w:rPr>
+                <w:color w:val="000000" w:themeColor="text1"/>
+                <w:sz w:val="24"/>
+                <w:szCs w:val="24"/>
+              </w:rPr>
+              <w:t>Эшелон блокировки</w:t>
+            </w:r>
+          </w:p>
+        </w:tc>
+        <w:tc>
+          <w:tcPr>
+            <w:tcW w:w="1841" w:type="dxa"/>
+          </w:tcPr>
+          <w:p>
+            <w:pPr>
+              <w:spacing w:line="360" w:lineRule="auto"/>
+              <w:ind w:right="142"/>
+              <w:jc w:val="both"/>
+              <w:rPr>
+                <w:color w:val="000000" w:themeColor="text1"/>
+              </w:rPr>
+            </w:pPr>
+            <w:r>
+              <w:rPr>
+                <w:color w:val="000000" w:themeColor="text1"/>
+                <w:sz w:val="24"/>
+                <w:szCs w:val="24"/>
+              </w:rPr>
+              <w:t>MTTD (Обнаружение)</w:t>
+            </w:r>
+          </w:p>
+        </w:tc>
+        <w:tc>
+          <w:tcPr>
+            <w:tcW w:w="1841" w:type="dxa"/>
+          </w:tcPr>
+          <w:p>
+            <w:pPr>
+              <w:spacing w:line="360" w:lineRule="auto"/>
+              <w:ind w:right="142"/>
+              <w:jc w:val="both"/>
+              <w:rPr>
+                <w:color w:val="000000" w:themeColor="text1"/>
+              </w:rPr>
+            </w:pPr>
+            <w:r>
+              <w:rPr>
+                <w:color w:val="000000" w:themeColor="text1"/>
+                <w:sz w:val="24"/>
+                <w:szCs w:val="24"/>
+              </w:rPr>
+              <w:t>MTTR (Блокировка UFW/WAF)</w:t>
+            </w:r>
+          </w:p>
+        </w:tc>
+      </w:tr>
+      <w:tr>
+        <w:tc>
+          <w:tcPr>
+            <w:tcW w:w="1840" w:type="dxa"/>
+          </w:tcPr>
+          <w:p>
+            <w:pPr>
+              <w:spacing w:line="360" w:lineRule="auto"/>
+              <w:ind w:right="142"/>
+              <w:jc w:val="both"/>
+            </w:pPr>
+            <w:r>
+              <w:rPr>
+                <w:lang w:val="en-US"/>
+              </w:rPr>
+              <w:lastRenderedPageBreak/>
+              <w:t xml:space="preserve">SQL </w:t>
+            </w:r>
+            <w:r>
+              <w:t xml:space="preserve">инъекция </w:t>
+            </w:r>
+            <w:r>
+              <w:rPr>
+                <w:lang w:val="en-US"/>
+              </w:rPr>
+              <w:t xml:space="preserve">/ XSS </w:t>
+            </w:r>
+          </w:p>
+        </w:tc>
+        <w:tc>
+          <w:tcPr>
+            <w:tcW w:w="1841" w:type="dxa"/>
+          </w:tcPr>
+          <w:p>
+            <w:pPr>
+              <w:spacing w:line="360" w:lineRule="auto"/>
+              <w:ind w:right="142"/>
+              <w:jc w:val="both"/>
+              <w:rPr>
+                <w:lang w:val="en-US"/>
+              </w:rPr>
+            </w:pPr>
+            <w:r>
+              <w:rPr>
+                <w:lang w:val="en-US"/>
+              </w:rPr>
+              <w:t>WAF (</w:t>
+            </w:r>
+            <w:proofErr w:type="spellStart"/>
+            <w:r>
+              <w:rPr>
+                <w:lang w:val="en-US"/>
+              </w:rPr>
+              <w:t>OpenResty</w:t>
+            </w:r>
+            <w:proofErr w:type="spellEnd"/>
+            <w:r>
+              <w:rPr>
+                <w:lang w:val="en-US"/>
+              </w:rPr>
+              <w:t>)</w:t>
+            </w:r>
+          </w:p>
+        </w:tc>
+        <w:tc>
+          <w:tcPr>
+            <w:tcW w:w="1841" w:type="dxa"/>
+          </w:tcPr>
+          <w:p>
+            <w:pPr>
+              <w:spacing w:line="360" w:lineRule="auto"/>
+              <w:ind w:right="142"/>
+              <w:jc w:val="both"/>
+            </w:pPr>
+            <w:r>
+              <w:rPr>
+                <w:color w:val="000000" w:themeColor="text1"/>
+                <w:sz w:val="24"/>
+                <w:szCs w:val="24"/>
+              </w:rPr>
+              <w:t>WAF (</w:t>
+            </w:r>
+            <w:proofErr w:type="spellStart"/>
+            <w:r>
+              <w:rPr>
+                <w:color w:val="000000" w:themeColor="text1"/>
+                <w:sz w:val="24"/>
+                <w:szCs w:val="24"/>
+              </w:rPr>
+              <w:t>Drop</w:t>
+            </w:r>
+            <w:proofErr w:type="spellEnd"/>
+            <w:r>
+              <w:rPr>
+                <w:color w:val="000000" w:themeColor="text1"/>
+                <w:sz w:val="24"/>
+                <w:szCs w:val="24"/>
+              </w:rPr>
+              <w:t xml:space="preserve"> </w:t>
+            </w:r>
+            <w:proofErr w:type="spellStart"/>
+            <w:r>
+              <w:rPr>
+                <w:color w:val="000000" w:themeColor="text1"/>
+                <w:sz w:val="24"/>
+                <w:szCs w:val="24"/>
+              </w:rPr>
+              <w:t>Payload</w:t>
+            </w:r>
+            <w:proofErr w:type="spellEnd"/>
+            <w:r>
+              <w:rPr>
+                <w:color w:val="000000" w:themeColor="text1"/>
+                <w:sz w:val="24"/>
+                <w:szCs w:val="24"/>
+              </w:rPr>
+              <w:t>)</w:t>
+            </w:r>
+          </w:p>
+        </w:tc>
+        <w:tc>
+          <w:tcPr>
+            <w:tcW w:w="1841" w:type="dxa"/>
+          </w:tcPr>
+          <w:p>
+            <w:pPr>
+              <w:spacing w:line="360" w:lineRule="auto"/>
+              <w:ind w:right="142"/>
+              <w:jc w:val="both"/>
+            </w:pPr>
+            <w:proofErr w:type="gramStart"/>
+            <w:r>
+              <w:rPr>
+                <w:color w:val="000000" w:themeColor="text1"/>
+                <w:sz w:val="24"/>
+                <w:szCs w:val="24"/>
+              </w:rPr>
+              <w:t>&lt; 0.1</w:t>
+            </w:r>
+            <w:proofErr w:type="gramEnd"/>
+            <w:r>
+              <w:rPr>
+                <w:color w:val="000000" w:themeColor="text1"/>
+                <w:sz w:val="24"/>
+                <w:szCs w:val="24"/>
+              </w:rPr>
+              <w:t xml:space="preserve"> сек.</w:t>
+            </w:r>
+          </w:p>
+        </w:tc>
+        <w:tc>
+          <w:tcPr>
+            <w:tcW w:w="1841" w:type="dxa"/>
+          </w:tcPr>
+          <w:p>
+            <w:pPr>
+              <w:spacing w:line="360" w:lineRule="auto"/>
+              <w:ind w:right="142"/>
+              <w:jc w:val="both"/>
+              <w:rPr>
+                <w:lang w:val="en-US"/>
+              </w:rPr>
+            </w:pPr>
+            <w:proofErr w:type="gramStart"/>
+            <w:r>
+              <w:rPr>
+                <w:color w:val="000000" w:themeColor="text1"/>
+                <w:sz w:val="24"/>
+                <w:szCs w:val="24"/>
+              </w:rPr>
+              <w:t>&lt; 0.1</w:t>
+            </w:r>
+            <w:proofErr w:type="gramEnd"/>
+            <w:r>
+              <w:rPr>
+                <w:color w:val="000000" w:themeColor="text1"/>
+                <w:sz w:val="24"/>
+                <w:szCs w:val="24"/>
+              </w:rPr>
+              <w:t xml:space="preserve"> сек.</w:t>
+            </w:r>
+          </w:p>
+        </w:tc>
+      </w:tr>
+      <w:tr>
+        <w:tc>
+          <w:tcPr>
+            <w:tcW w:w="1840" w:type="dxa"/>
+          </w:tcPr>
+          <w:p>
+            <w:pPr>
+              <w:spacing w:line="360" w:lineRule="auto"/>
+              <w:ind w:right="142"/>
+              <w:jc w:val="both"/>
+              <w:rPr>
+                <w:lang w:val="en-US"/>
+              </w:rPr>
+            </w:pPr>
+            <w:r>
+              <w:rPr>
+                <w:lang w:val="en-US"/>
+              </w:rPr>
+              <w:t>SSH Brute Force</w:t>
+            </w:r>
+          </w:p>
+        </w:tc>
+        <w:tc>
+          <w:tcPr>
+            <w:tcW w:w="1841" w:type="dxa"/>
+          </w:tcPr>
+          <w:p>
+            <w:pPr>
+              <w:spacing w:line="360" w:lineRule="auto"/>
+              <w:ind w:right="142"/>
+              <w:jc w:val="both"/>
+              <w:rPr>
+                <w:lang w:val="en-US"/>
+              </w:rPr>
+            </w:pPr>
+            <w:r>
+              <w:rPr>
+                <w:lang w:val="en-US"/>
+              </w:rPr>
+              <w:t>Lua</w:t>
+            </w:r>
+            <w:r>
+              <w:t>-зонд (</w:t>
+            </w:r>
+            <w:r>
+              <w:rPr>
+                <w:lang w:val="en-US"/>
+              </w:rPr>
+              <w:t>auth.log)</w:t>
+            </w:r>
+          </w:p>
+        </w:tc>
+        <w:tc>
+          <w:tcPr>
+            <w:tcW w:w="1841" w:type="dxa"/>
+          </w:tcPr>
+          <w:p>
+            <w:pPr>
+              <w:spacing w:line="360" w:lineRule="auto"/>
+              <w:ind w:right="142"/>
+              <w:jc w:val="both"/>
+            </w:pPr>
+            <w:r>
+              <w:rPr>
+                <w:color w:val="000000" w:themeColor="text1"/>
+                <w:sz w:val="24"/>
+                <w:szCs w:val="24"/>
+              </w:rPr>
+              <w:t xml:space="preserve">Ядро </w:t>
+            </w:r>
+            <w:proofErr w:type="spellStart"/>
+            <w:r>
+              <w:rPr>
+                <w:color w:val="000000" w:themeColor="text1"/>
+                <w:sz w:val="24"/>
+                <w:szCs w:val="24"/>
+              </w:rPr>
+              <w:t>Mistral</w:t>
+            </w:r>
+            <w:proofErr w:type="spellEnd"/>
+            <w:r>
+              <w:rPr>
+                <w:color w:val="000000" w:themeColor="text1"/>
+                <w:sz w:val="24"/>
+                <w:szCs w:val="24"/>
+              </w:rPr>
+              <w:t xml:space="preserve"> + UFW</w:t>
+            </w:r>
+          </w:p>
+        </w:tc>
+        <w:tc>
+          <w:tcPr>
+            <w:tcW w:w="1841" w:type="dxa"/>
+          </w:tcPr>
+          <w:p>
+            <w:pPr>
+              <w:spacing w:line="360" w:lineRule="auto"/>
+              <w:ind w:right="142"/>
+              <w:jc w:val="both"/>
+            </w:pPr>
+            <w:r>
+              <w:rPr>
+                <w:color w:val="000000" w:themeColor="text1"/>
+                <w:sz w:val="24"/>
+                <w:szCs w:val="24"/>
+              </w:rPr>
+              <w:t>0.8 сек.</w:t>
+            </w:r>
+          </w:p>
+        </w:tc>
+        <w:tc>
+          <w:tcPr>
+            <w:tcW w:w="1841" w:type="dxa"/>
+          </w:tcPr>
+          <w:p>
+            <w:pPr>
+              <w:spacing w:line="360" w:lineRule="auto"/>
+              <w:ind w:right="142"/>
+              <w:jc w:val="both"/>
+            </w:pPr>
+            <w:r>
+              <w:rPr>
+                <w:color w:val="000000" w:themeColor="text1"/>
+                <w:sz w:val="24"/>
+                <w:szCs w:val="24"/>
+              </w:rPr>
+              <w:t>1.2 сек.</w:t>
+            </w:r>
+          </w:p>
+        </w:tc>
+      </w:tr>
+      <w:tr>
+        <w:tc>
+          <w:tcPr>
+            <w:tcW w:w="1840" w:type="dxa"/>
+          </w:tcPr>
+          <w:p>
+            <w:pPr>
+              <w:spacing w:line="360" w:lineRule="auto"/>
+              <w:ind w:right="142"/>
+              <w:jc w:val="both"/>
+              <w:rPr>
+                <w:lang w:val="en-US"/>
+              </w:rPr>
+            </w:pPr>
+            <w:r>
+              <w:rPr>
+                <w:lang w:val="en-US"/>
+              </w:rPr>
+              <w:t>DDoS SYN-Flood</w:t>
+            </w:r>
+          </w:p>
+        </w:tc>
+        <w:tc>
+          <w:tcPr>
+            <w:tcW w:w="1841" w:type="dxa"/>
+          </w:tcPr>
+          <w:p>
+            <w:pPr>
+              <w:spacing w:line="360" w:lineRule="auto"/>
+              <w:ind w:right="142"/>
+              <w:jc w:val="both"/>
+            </w:pPr>
+            <w:r>
+              <w:rPr>
+                <w:lang w:val="en-US"/>
+              </w:rPr>
+              <w:t>Lua-</w:t>
+            </w:r>
+            <w:r>
+              <w:t>зонд (</w:t>
+            </w:r>
+            <w:r>
+              <w:rPr>
+                <w:lang w:val="en-US"/>
+              </w:rPr>
+              <w:t>ss)</w:t>
+            </w:r>
+          </w:p>
+        </w:tc>
+        <w:tc>
+          <w:tcPr>
+            <w:tcW w:w="1841" w:type="dxa"/>
+          </w:tcPr>
+          <w:p>
+            <w:pPr>
+              <w:spacing w:line="360" w:lineRule="auto"/>
+              <w:ind w:right="142"/>
+              <w:jc w:val="both"/>
+            </w:pPr>
+            <w:r>
+              <w:rPr>
+                <w:color w:val="000000" w:themeColor="text1"/>
+                <w:sz w:val="24"/>
+                <w:szCs w:val="24"/>
+              </w:rPr>
+              <w:t xml:space="preserve">Ядро </w:t>
+            </w:r>
+            <w:proofErr w:type="spellStart"/>
+            <w:r>
+              <w:rPr>
+                <w:color w:val="000000" w:themeColor="text1"/>
+                <w:sz w:val="24"/>
+                <w:szCs w:val="24"/>
+              </w:rPr>
+              <w:t>Mistral</w:t>
+            </w:r>
+            <w:proofErr w:type="spellEnd"/>
+            <w:r>
+              <w:rPr>
+                <w:color w:val="000000" w:themeColor="text1"/>
+                <w:sz w:val="24"/>
+                <w:szCs w:val="24"/>
+              </w:rPr>
+              <w:t xml:space="preserve"> + UFW</w:t>
+            </w:r>
+          </w:p>
+        </w:tc>
+        <w:tc>
+          <w:tcPr>
+            <w:tcW w:w="1841" w:type="dxa"/>
+          </w:tcPr>
+          <w:p>
+            <w:pPr>
+              <w:spacing w:line="360" w:lineRule="auto"/>
+              <w:ind w:right="142"/>
+              <w:jc w:val="both"/>
+            </w:pPr>
+            <w:r>
+              <w:rPr>
+                <w:color w:val="000000" w:themeColor="text1"/>
+                <w:sz w:val="24"/>
+                <w:szCs w:val="24"/>
+              </w:rPr>
+              <w:t>1.5 сек.</w:t>
+            </w:r>
+          </w:p>
+        </w:tc>
+        <w:tc>
+          <w:tcPr>
+            <w:tcW w:w="1841" w:type="dxa"/>
+          </w:tcPr>
+          <w:p>
+            <w:pPr>
+              <w:spacing w:line="360" w:lineRule="auto"/>
+              <w:ind w:right="142"/>
+              <w:jc w:val="both"/>
+            </w:pPr>
+            <w:r>
+              <w:rPr>
+                <w:color w:val="000000" w:themeColor="text1"/>
+                <w:sz w:val="24"/>
+                <w:szCs w:val="24"/>
+              </w:rPr>
+              <w:t>2.1 сек.</w:t>
+            </w:r>
+          </w:p>
+        </w:tc>
+      </w:tr>
+      <w:tr>
+        <w:tc>
+          <w:tcPr>
+            <w:tcW w:w="1840" w:type="dxa"/>
+          </w:tcPr>
+          <w:p>
+            <w:pPr>
+              <w:spacing w:line="360" w:lineRule="auto"/>
+              <w:ind w:right="142"/>
+              <w:jc w:val="both"/>
+            </w:pPr>
+            <w:r>
+              <w:t>Модификация имя файлов ОС</w:t>
+            </w:r>
+          </w:p>
+        </w:tc>
+        <w:tc>
+          <w:tcPr>
+            <w:tcW w:w="1841" w:type="dxa"/>
+          </w:tcPr>
+          <w:p>
+            <w:pPr>
+              <w:spacing w:line="360" w:lineRule="auto"/>
+              <w:ind w:right="142"/>
+              <w:jc w:val="both"/>
+              <w:rPr>
+                <w:lang w:val="en-US"/>
+              </w:rPr>
+            </w:pPr>
+            <w:r>
+              <w:rPr>
+                <w:lang w:val="en-US"/>
+              </w:rPr>
+              <w:t>Lua</w:t>
+            </w:r>
+            <w:r>
+              <w:t xml:space="preserve">-зонд </w:t>
+            </w:r>
+            <w:r>
+              <w:rPr>
+                <w:lang w:val="en-US"/>
+              </w:rPr>
+              <w:t>(SHA-256)</w:t>
+            </w:r>
+          </w:p>
+        </w:tc>
+        <w:tc>
+          <w:tcPr>
+            <w:tcW w:w="1841" w:type="dxa"/>
+          </w:tcPr>
+          <w:p>
+            <w:pPr>
+              <w:spacing w:line="360" w:lineRule="auto"/>
+              <w:ind w:right="142"/>
+              <w:jc w:val="both"/>
+              <w:rPr>
+                <w:lang w:val="en-US"/>
+              </w:rPr>
+            </w:pPr>
+            <w:r>
+              <w:rPr>
+                <w:lang w:val="en-US"/>
+              </w:rPr>
+              <w:t>Active Defense System</w:t>
+            </w:r>
+          </w:p>
+        </w:tc>
+        <w:tc>
+          <w:tcPr>
+            <w:tcW w:w="1841" w:type="dxa"/>
+          </w:tcPr>
+          <w:p>
+            <w:pPr>
+              <w:spacing w:line="360" w:lineRule="auto"/>
+              <w:ind w:right="142"/>
+              <w:jc w:val="both"/>
+              <w:rPr>
+                <w:lang w:val="en-US"/>
+              </w:rPr>
+            </w:pPr>
+            <w:proofErr w:type="gramStart"/>
+            <w:r>
+              <w:rPr>
+                <w:color w:val="000000" w:themeColor="text1"/>
+                <w:sz w:val="24"/>
+                <w:szCs w:val="24"/>
+              </w:rPr>
+              <w:t>&lt; 1.0</w:t>
+            </w:r>
+            <w:proofErr w:type="gramEnd"/>
+            <w:r>
+              <w:rPr>
+                <w:color w:val="000000" w:themeColor="text1"/>
+                <w:sz w:val="24"/>
+                <w:szCs w:val="24"/>
+              </w:rPr>
+              <w:t xml:space="preserve"> сек.</w:t>
+            </w:r>
+          </w:p>
+        </w:tc>
+        <w:tc>
+          <w:tcPr>
+            <w:tcW w:w="1841" w:type="dxa"/>
+          </w:tcPr>
+          <w:p>
+            <w:pPr>
+              <w:spacing w:line="360" w:lineRule="auto"/>
+              <w:ind w:right="142"/>
+              <w:jc w:val="both"/>
+            </w:pPr>
+            <w:r>
+              <w:rPr>
+                <w:color w:val="000000" w:themeColor="text1"/>
+                <w:sz w:val="24"/>
+                <w:szCs w:val="24"/>
+              </w:rPr>
+              <w:t>Мгновенно (откат прав)</w:t>
+            </w:r>
+          </w:p>
+        </w:tc>
+      </w:tr>
+    </w:tbl>
+    <w:p>
+      <w:pPr>
+        <w:spacing w:before="120" w:line="360" w:lineRule="auto"/>
+        <w:ind w:right="142" w:firstLine="708"/>
+        <w:jc w:val="both"/>
+      </w:pPr>
+      <w:r>
+        <w:t xml:space="preserve">Как видно из представленных в таблице 1 данных, система демонстрирует высокую скорость реакции на инциденты. Блокировка веб-векторов на прикладном уровне (L7) осуществляется шлюзом WAF практически мгновенно, не допуская проникновения вредоносного запроса к бизнес-логике Node.js/Next.js. Изоляция нарушителей на сетевом уровне (L3/L4) при попытках </w:t>
+      </w:r>
+      <w:proofErr w:type="spellStart"/>
+      <w:r>
+        <w:t>брутфорса</w:t>
+      </w:r>
+      <w:proofErr w:type="spellEnd"/>
+      <w:r>
+        <w:t xml:space="preserve"> и </w:t>
+      </w:r>
+      <w:proofErr w:type="spellStart"/>
+      <w:r>
+        <w:t>DDoS</w:t>
+      </w:r>
+      <w:proofErr w:type="spellEnd"/>
+      <w:r>
+        <w:t>-атак занимает в среднем от 1 до 2 секунд с момента превышения пороговых значений, что полностью исключает возможность исчерпания вычислительных ресурсов сервера Ubuntu 24 и гарантирует доступность корпоративных сервисов.</w:t>
+      </w:r>
+    </w:p>
+    <w:p>
+      <w:pPr>
+        <w:spacing w:line="360" w:lineRule="auto"/>
+        <w:ind w:right="142" w:firstLine="709"/>
+        <w:jc w:val="both"/>
+      </w:pPr>
+      <w:r>
+        <w:t>Таким образом, оценка эффективности подтвердила, что архитектура комплекса MISTRAL SOC, объединяющая превентивные сканеры уязвимостей, низкоуровневую телеметрию ОС и алгоритмы динамического принятия решений, полностью удовлетворяет современным требованиям корпоративной информационной безопасности. Внедренные средства защиты образуют замкнутый цикл контроля, способный в автоматическом режиме, без участия оператора, выявлять, классифицировать и жестко подавлять комплексные кибернетические угрозы.</w:t>
+      </w:r>
+    </w:p>
+    <w:p>
+      <w:pPr>
+        <w:spacing w:line="360" w:lineRule="auto"/>
+        <w:ind w:right="142" w:firstLine="709"/>
+        <w:jc w:val="both"/>
+      </w:pPr>
+      <w:r>
+        <w:lastRenderedPageBreak/>
+        <w:t xml:space="preserve">В условиях стремительной эволюции глобального ландшафта </w:t>
+      </w:r>
+      <w:proofErr w:type="spellStart"/>
+      <w:r>
+        <w:t>киберугроз</w:t>
+      </w:r>
+      <w:proofErr w:type="spellEnd"/>
+      <w:r>
+        <w:t xml:space="preserve"> (</w:t>
+      </w:r>
+      <w:proofErr w:type="spellStart"/>
+      <w:r>
+        <w:t>global</w:t>
+      </w:r>
+      <w:proofErr w:type="spellEnd"/>
+      <w:r>
+        <w:t xml:space="preserve"> </w:t>
+      </w:r>
+      <w:proofErr w:type="spellStart"/>
+      <w:r>
+        <w:t>threat</w:t>
+      </w:r>
+      <w:proofErr w:type="spellEnd"/>
+      <w:r>
+        <w:t xml:space="preserve"> </w:t>
+      </w:r>
+      <w:proofErr w:type="spellStart"/>
+      <w:r>
+        <w:t>landscape</w:t>
+      </w:r>
+      <w:proofErr w:type="spellEnd"/>
+      <w:r>
+        <w:t>), характеризующегося повсеместной автоматизацией деструктивных воздействий, ростом трансграничных APT-группировок и мгновенным распространением эксплойтов для уязвимостей нулевого дня, разработанный программный комплекс доказывает свою стратегическую состоятельность</w:t>
+      </w:r>
+      <w:r>
+        <w:t xml:space="preserve"> (см. рисунок 13)</w:t>
+      </w:r>
+      <w:r>
+        <w:t>. Способность локальной системы безопасности не просто изолировать единичные инциденты, но и проактивно адаптироваться к масштабируемым внешним атакам, переводит защиту узла из плоскости пассивного ожидания в плоскость устойчивого противодействия распределенным глобальным угрозам. Внедрение подобных интеллектуальных автономных эшелонов позволяет ООО «</w:t>
+      </w:r>
+      <w:proofErr w:type="spellStart"/>
+      <w:r>
+        <w:t>Ремон</w:t>
+      </w:r>
+      <w:proofErr w:type="spellEnd"/>
+      <w:r>
+        <w:t xml:space="preserve"> Девелопер» минимизировать риски компрометации со стороны крупномасштабных бот-сетей и гарантировать непрерывность критически важных бизнес-процессов предприятия в условиях непрерывной дестабилизации внешней сетевой среды.</w:t>
       </w:r>
     </w:p>
     <w:p>
@@ -7039,72 +9881,45 @@
       </w:pPr>
       <w:r>
         <w:rPr>
-          <w:sz w:val="24"/>
-          <w:szCs w:val="24"/>
-        </w:rPr>
-        <w:t>Рисунок 13 – График распределения времени отклика SOAR-движка при блокировании потока угроз</w:t>
-      </w:r>
-    </w:p>
-    <w:p>
-      <w:pPr>
-        <w:spacing w:line="360" w:lineRule="auto"/>
-        <w:ind w:right="142" w:firstLine="709"/>
-        <w:jc w:val="both"/>
-      </w:pPr>
-      <w:r>
-        <w:t xml:space="preserve">Важнейшим завершающим этапом оценки стала комплексная проверка надежности и отказоустойчивости системы автоматизированного реагирования в нештатных ситуациях, для чего была протестирована архитектура детерминированной резервной защиты </w:t>
-      </w:r>
-      <w:proofErr w:type="spellStart"/>
-      <w:r>
-        <w:t>Fail</w:t>
-      </w:r>
-      <w:proofErr w:type="spellEnd"/>
-      <w:r>
-        <w:t xml:space="preserve">-Safe Active Defense. В рамках данного сценария была искусственно воссоздана критическая ситуация полной потери связи с внешним API-шлюзом </w:t>
-      </w:r>
-      <w:proofErr w:type="spellStart"/>
-      <w:r>
-        <w:t>AITunnel</w:t>
-      </w:r>
-      <w:proofErr w:type="spellEnd"/>
-      <w:r>
-        <w:t xml:space="preserve">, обеспечивающим функционирование облачного нейросетевого модуля интеллектуального анализа инцидентов. При фиксации симулятором </w:t>
-      </w:r>
-      <w:proofErr w:type="spellStart"/>
-      <w:r>
-        <w:t>Mistral</w:t>
-      </w:r>
-      <w:proofErr w:type="spellEnd"/>
-      <w:r>
-        <w:t xml:space="preserve"> </w:t>
-      </w:r>
-      <w:proofErr w:type="spellStart"/>
-      <w:r>
-        <w:t>Demo</w:t>
-      </w:r>
-      <w:proofErr w:type="spellEnd"/>
-      <w:r>
-        <w:t xml:space="preserve"> серии последовательных высокорисковых угроз, направленных </w:t>
-      </w:r>
-      <w:r>
-        <w:lastRenderedPageBreak/>
-        <w:t xml:space="preserve">непосредственно на критические компоненты базы данных и сетевые шлюзы платформы </w:t>
-      </w:r>
-      <w:proofErr w:type="spellStart"/>
-      <w:r>
-        <w:t>Remon</w:t>
-      </w:r>
-      <w:proofErr w:type="spellEnd"/>
-      <w:r>
-        <w:t>, серверный бэкенд комплекса мгновенно распознал аварийное состояние интеллектуального контура (см. рисунок 14).</w:t>
-      </w:r>
-    </w:p>
-    <w:p>
-      <w:pPr>
-        <w:spacing w:line="360" w:lineRule="auto"/>
-        <w:ind w:right="142" w:firstLine="709"/>
-        <w:jc w:val="both"/>
-      </w:pPr>
+          <w:noProof/>
+          <w:lang w:val="en-US"/>
+        </w:rPr>
+        <w:drawing>
+          <wp:inline distT="0" distB="0" distL="0" distR="0" wp14:anchorId="4EB3A487" wp14:editId="1DCF8D85">
+            <wp:extent cx="4993640" cy="2693552"/>
+            <wp:effectExtent l="0" t="0" r="0" b="0"/>
+            <wp:docPr id="111" name="Рисунок 111"/>
+            <wp:cNvGraphicFramePr>
+              <a:graphicFrameLocks xmlns:a="http://schemas.openxmlformats.org/drawingml/2006/main" noChangeAspect="1"/>
+            </wp:cNvGraphicFramePr>
+            <a:graphic xmlns:a="http://schemas.openxmlformats.org/drawingml/2006/main">
+              <a:graphicData uri="http://schemas.openxmlformats.org/drawingml/2006/picture">
+                <pic:pic xmlns:pic="http://schemas.openxmlformats.org/drawingml/2006/picture">
+                  <pic:nvPicPr>
+                    <pic:cNvPr id="1" name=""/>
+                    <pic:cNvPicPr/>
+                  </pic:nvPicPr>
+                  <pic:blipFill>
+                    <a:blip r:embed="rId20"/>
+                    <a:stretch>
+                      <a:fillRect/>
+                    </a:stretch>
+                  </pic:blipFill>
+                  <pic:spPr>
+                    <a:xfrm>
+                      <a:off x="0" y="0"/>
+                      <a:ext cx="5010690" cy="2702749"/>
+                    </a:xfrm>
+                    <a:prstGeom prst="rect">
+                      <a:avLst/>
+                    </a:prstGeom>
+                  </pic:spPr>
+                </pic:pic>
+              </a:graphicData>
+            </a:graphic>
+          </wp:inline>
+        </w:drawing>
+      </w:r>
     </w:p>
     <w:p>
       <w:pPr>
@@ -7112,75 +9927,104 @@
         <w:ind w:right="142"/>
         <w:jc w:val="center"/>
         <w:rPr>
+          <w:lang w:val="en-US"/>
+        </w:rPr>
+      </w:pPr>
+      <w:r>
+        <w:rPr>
           <w:sz w:val="24"/>
           <w:szCs w:val="24"/>
         </w:rPr>
-      </w:pPr>
+        <w:t>Рисунок</w:t>
+      </w:r>
       <w:r>
         <w:rPr>
           <w:sz w:val="24"/>
           <w:szCs w:val="24"/>
-        </w:rPr>
-        <w:t xml:space="preserve">Рисунок 14 – Схема алгоритма переключения на детерминированный резервный контур защиты </w:t>
-      </w:r>
-      <w:proofErr w:type="spellStart"/>
+          <w:lang w:val="en-US"/>
+        </w:rPr>
+        <w:t xml:space="preserve"> 13 - </w:t>
+      </w:r>
       <w:r>
         <w:rPr>
           <w:sz w:val="24"/>
           <w:szCs w:val="24"/>
         </w:rPr>
-        <w:t>Fail</w:t>
-      </w:r>
-      <w:proofErr w:type="spellEnd"/>
+        <w:t>Л</w:t>
+      </w:r>
       <w:r>
         <w:rPr>
           <w:sz w:val="24"/>
           <w:szCs w:val="24"/>
         </w:rPr>
-        <w:t>-Safe</w:t>
-      </w:r>
-    </w:p>
-    <w:p>
-      <w:pPr>
-        <w:spacing w:line="360" w:lineRule="auto"/>
-        <w:ind w:right="142" w:firstLine="709"/>
-        <w:jc w:val="both"/>
-      </w:pPr>
-      <w:r>
-        <w:t>Система в автоматическом режиме переключилась на локальные жестко запрограммированные эвристические правила, что позволило осуществить мгновенное занесение IP-адреса атакующего в черный список брандмауэра в обход неактивного ИИ-агента. Работа локального контура и изоляция источника угрозы были зафиксированы непосредственно в системном журнале ядра (см. рисунок 15). Результаты проведенного стресс-тестирования неопровержимо доказали, что разработанная гибридная архитектура обеспечивает непрерывность контроля информационной безопасности предприятия и гарантирует надежное подавление деструктивных воздействий даже в условиях фатального сбоя внешних каналов связи, полностью выполняя строгие требования технического задания.</w:t>
-      </w:r>
-    </w:p>
-    <w:p>
-      <w:pPr>
-        <w:spacing w:line="360" w:lineRule="auto"/>
-        <w:ind w:right="142" w:firstLine="709"/>
-        <w:jc w:val="both"/>
-      </w:pPr>
-    </w:p>
-    <w:p>
-      <w:pPr>
-        <w:spacing w:line="360" w:lineRule="auto"/>
-        <w:ind w:right="142"/>
-        <w:jc w:val="center"/>
+        <w:t>андшафт</w:t>
+      </w:r>
+      <w:r>
         <w:rPr>
           <w:sz w:val="24"/>
           <w:szCs w:val="24"/>
-        </w:rPr>
-      </w:pPr>
+          <w:lang w:val="en-US"/>
+        </w:rPr>
+        <w:t xml:space="preserve"> </w:t>
+      </w:r>
+      <w:proofErr w:type="spellStart"/>
       <w:r>
         <w:rPr>
           <w:sz w:val="24"/>
           <w:szCs w:val="24"/>
         </w:rPr>
-        <w:t>Рисунок 15 – Системный журнал ядра безопасности в момент перехода на локальные правила защиты</w:t>
-      </w:r>
+        <w:t>киберугроз</w:t>
+      </w:r>
+      <w:proofErr w:type="spellEnd"/>
+      <w:r>
+        <w:rPr>
+          <w:sz w:val="24"/>
+          <w:szCs w:val="24"/>
+          <w:lang w:val="en-US"/>
+        </w:rPr>
+        <w:t xml:space="preserve"> (global threat landscape).</w:t>
+      </w:r>
+    </w:p>
+    <w:p>
+      <w:pPr>
+        <w:rPr>
+          <w:lang w:val="en-US"/>
+        </w:rPr>
+      </w:pPr>
+      <w:r>
+        <w:rPr>
+          <w:lang w:val="en-US"/>
+        </w:rPr>
+        <w:br w:type="page"/>
+      </w:r>
+    </w:p>
+    <w:p>
+      <w:pPr>
+        <w:pStyle w:val="1"/>
+        <w:spacing w:before="300"/>
+        <w:ind w:firstLine="708"/>
+      </w:pPr>
+      <w:bookmarkStart w:id="17" w:name="_Toc230901830"/>
+      <w:bookmarkStart w:id="18" w:name="_Toc232235317"/>
+      <w:r>
+        <w:lastRenderedPageBreak/>
+        <w:t>3. ЭКОНОМИЧЕСКАЯ ЧАСТЬ</w:t>
+      </w:r>
+      <w:bookmarkEnd w:id="17"/>
+      <w:bookmarkEnd w:id="18"/>
     </w:p>
     <w:p>
       <w:pPr>
         <w:spacing w:line="360" w:lineRule="auto"/>
-        <w:ind w:right="142" w:firstLine="709"/>
-        <w:jc w:val="both"/>
-      </w:pPr>
+        <w:ind w:firstLine="708"/>
+      </w:pPr>
+      <w:r>
+        <w:rPr>
+          <w:rFonts w:eastAsia="SimSun"/>
+          <w:b/>
+        </w:rPr>
+        <w:t>Введение</w:t>
+      </w:r>
     </w:p>
     <w:p>
       <w:pPr>
@@ -7188,38 +10032,20 @@
         <w:ind w:firstLine="709"/>
         <w:jc w:val="both"/>
       </w:pPr>
-    </w:p>
-    <w:p>
-      <w:r>
-        <w:br w:type="page"/>
-      </w:r>
-    </w:p>
-    <w:p>
-      <w:pPr>
-        <w:pStyle w:val="1"/>
-        <w:spacing w:before="300"/>
-        <w:ind w:firstLine="708"/>
-      </w:pPr>
-      <w:bookmarkStart w:id="17" w:name="_Toc230901830"/>
-      <w:bookmarkStart w:id="18" w:name="_Toc231904328"/>
-      <w:r>
-        <w:lastRenderedPageBreak/>
-        <w:t>3. ЭКОНОМИЧЕСКАЯ ЧАСТЬ</w:t>
-      </w:r>
-      <w:bookmarkEnd w:id="17"/>
-      <w:bookmarkEnd w:id="18"/>
-    </w:p>
-    <w:p>
-      <w:pPr>
-        <w:spacing w:line="360" w:lineRule="auto"/>
-        <w:ind w:firstLine="708"/>
-      </w:pPr>
-      <w:r>
-        <w:rPr>
-          <w:rFonts w:eastAsia="SimSun"/>
-          <w:b/>
-        </w:rPr>
-        <w:t>Введение</w:t>
+      <w:r>
+        <w:t xml:space="preserve">Расчет стоимости проекта </w:t>
+      </w:r>
+      <w:r>
+        <w:t>системы безопасности</w:t>
+      </w:r>
+      <w:r>
+        <w:t xml:space="preserve"> (</w:t>
+      </w:r>
+      <w:r>
+        <w:t>СБ</w:t>
+      </w:r>
+      <w:r>
+        <w:t>) выполняется на завершающей стадии работ по проектированию и включает в себя несколько этапов - расчет затрат на выплату работникам и расчет материальных затрат.</w:t>
       </w:r>
     </w:p>
     <w:p>
@@ -7229,19 +10055,16 @@
         <w:jc w:val="both"/>
       </w:pPr>
       <w:r>
-        <w:t xml:space="preserve">Расчет стоимости проекта </w:t>
-      </w:r>
-      <w:r>
-        <w:t>системы безопасности</w:t>
-      </w:r>
-      <w:r>
-        <w:t xml:space="preserve"> (</w:t>
-      </w:r>
-      <w:r>
-        <w:t>СБ</w:t>
-      </w:r>
-      <w:r>
-        <w:t>) выполняется на завершающей стадии работ по проектированию и включает в себя несколько этапов - расчет затрат на выплату работникам и расчет материальных затрат.</w:t>
+        <w:t>Система безопасности</w:t>
+      </w:r>
+      <w:r>
+        <w:t xml:space="preserve"> разрабатывается группой работников, в которую обычно входят: руководитель группы, </w:t>
+      </w:r>
+      <w:r>
+        <w:t>специалист по информационной безопасности, операторы</w:t>
+      </w:r>
+      <w:r>
+        <w:t>.</w:t>
       </w:r>
     </w:p>
     <w:p>
@@ -7251,16 +10074,13 @@
         <w:jc w:val="both"/>
       </w:pPr>
       <w:r>
-        <w:t>Система безопасности</w:t>
-      </w:r>
-      <w:r>
-        <w:t xml:space="preserve"> разрабатывается группой работников, в которую обычно входят: руководитель группы, </w:t>
-      </w:r>
-      <w:r>
-        <w:t>специалист по информационной безопасности, операторы</w:t>
-      </w:r>
-      <w:r>
-        <w:t>.</w:t>
+        <w:t xml:space="preserve">Состав работников, а также данные о квалификации приведены в таблице </w:t>
+      </w:r>
+      <w:r>
+        <w:t>2</w:t>
+      </w:r>
+      <w:r>
+        <w:t xml:space="preserve">. </w:t>
       </w:r>
     </w:p>
     <w:p>
@@ -7270,26 +10090,13 @@
         <w:jc w:val="both"/>
       </w:pPr>
       <w:r>
-        <w:t xml:space="preserve">Состав работников, а также данные о квалификации приведены в таблице </w:t>
-      </w:r>
-      <w:r>
-        <w:t>1</w:t>
-      </w:r>
-      <w:r>
-        <w:t xml:space="preserve">. </w:t>
-      </w:r>
-    </w:p>
-    <w:p>
-      <w:pPr>
-        <w:spacing w:line="360" w:lineRule="auto"/>
-        <w:ind w:firstLine="709"/>
-        <w:jc w:val="both"/>
-      </w:pPr>
-      <w:r>
         <w:t xml:space="preserve">Таблица </w:t>
       </w:r>
       <w:r>
-        <w:t>1</w:t>
+        <w:rPr>
+          <w:lang w:val="en-US"/>
+        </w:rPr>
+        <w:t>2</w:t>
       </w:r>
       <w:r>
         <w:t xml:space="preserve"> - </w:t>
@@ -7818,7 +10625,7 @@
         <w:t xml:space="preserve">Таблица </w:t>
       </w:r>
       <w:r>
-        <w:t>2</w:t>
+        <w:t>3</w:t>
       </w:r>
       <w:r>
         <w:t xml:space="preserve"> - </w:t>
@@ -8767,7 +11574,7 @@
           <w:color w:val="auto"/>
         </w:rPr>
       </w:pPr>
-      <w:bookmarkStart w:id="20" w:name="_Toc231904329"/>
+      <w:bookmarkStart w:id="20" w:name="_Toc232235318"/>
       <w:r>
         <w:rPr>
           <w:rFonts w:cs="Arial"/>
@@ -8967,7 +11774,7 @@
       </w:pPr>
       <w:bookmarkStart w:id="21" w:name="_Toc11843234"/>
       <w:bookmarkStart w:id="22" w:name="_Toc74220734"/>
-      <w:bookmarkStart w:id="23" w:name="_Toc231904330"/>
+      <w:bookmarkStart w:id="23" w:name="_Toc232235319"/>
       <w:r>
         <w:rPr>
           <w:i w:val="0"/>
@@ -9235,7 +12042,7 @@
           <w:iCs w:val="0"/>
         </w:rPr>
       </w:pPr>
-      <w:bookmarkStart w:id="34" w:name="_Toc231904331"/>
+      <w:bookmarkStart w:id="34" w:name="_Toc232235320"/>
       <w:r>
         <w:rPr>
           <w:i w:val="0"/>
@@ -9297,7 +12104,7 @@
                     </pic:cNvPicPr>
                   </pic:nvPicPr>
                   <pic:blipFill>
-                    <a:blip r:embed="rId14" cstate="print">
+                    <a:blip r:embed="rId21" cstate="print">
                       <a:extLst>
                         <a:ext uri="{28A0092B-C50C-407E-A947-70E740481C1C}">
                           <a14:useLocalDpi xmlns:a14="http://schemas.microsoft.com/office/drawing/2010/main" val="0"/>
@@ -9665,7 +12472,7 @@
         <w:t xml:space="preserve">Таблица </w:t>
       </w:r>
       <w:r>
-        <w:t>3</w:t>
+        <w:t>4</w:t>
       </w:r>
       <w:r>
         <w:t xml:space="preserve"> -</w:t>
@@ -10305,7 +13112,7 @@
         <w:t xml:space="preserve">Согласно таблице </w:t>
       </w:r>
       <w:r>
-        <w:t>2</w:t>
+        <w:t>3</w:t>
       </w:r>
       <w:r>
         <w:t xml:space="preserve"> в разработке проекта и </w:t>
@@ -10904,7 +13711,7 @@
       </w:pPr>
       <w:bookmarkStart w:id="35" w:name="_Toc11843236"/>
       <w:bookmarkStart w:id="36" w:name="_Toc74220736"/>
-      <w:bookmarkStart w:id="37" w:name="_Toc231904332"/>
+      <w:bookmarkStart w:id="37" w:name="_Toc232235321"/>
       <w:r>
         <w:rPr>
           <w:i w:val="0"/>
@@ -10933,7 +13740,7 @@
         <w:t xml:space="preserve">Согласно таблице </w:t>
       </w:r>
       <w:r>
-        <w:t>2</w:t>
+        <w:t>3</w:t>
       </w:r>
       <w:r>
         <w:t xml:space="preserve"> в работах</w:t>
@@ -11536,7 +14343,7 @@
           <w:iCs w:val="0"/>
         </w:rPr>
       </w:pPr>
-      <w:bookmarkStart w:id="40" w:name="_Toc231904333"/>
+      <w:bookmarkStart w:id="40" w:name="_Toc232235322"/>
       <w:r>
         <w:rPr>
           <w:i w:val="0"/>
@@ -11572,7 +14379,10 @@
         <w:t xml:space="preserve">Согласно таблице </w:t>
       </w:r>
       <w:r>
-        <w:t>2 т</w:t>
+        <w:t>3</w:t>
+      </w:r>
+      <w:r>
+        <w:t xml:space="preserve"> т</w:t>
       </w:r>
       <w:r>
         <w:t>естирование безопасности осуществляет специалист по ИБ.</w:t>
@@ -12080,7 +14890,7 @@
       </w:pPr>
       <w:bookmarkStart w:id="41" w:name="_Toc11843238"/>
       <w:bookmarkStart w:id="42" w:name="_Toc74220738"/>
-      <w:bookmarkStart w:id="43" w:name="_Toc231904334"/>
+      <w:bookmarkStart w:id="43" w:name="_Toc232235323"/>
       <w:r>
         <w:rPr>
           <w:i w:val="0"/>
@@ -12340,7 +15150,7 @@
           <w:iCs w:val="0"/>
         </w:rPr>
       </w:pPr>
-      <w:bookmarkStart w:id="46" w:name="_Toc231904335"/>
+      <w:bookmarkStart w:id="46" w:name="_Toc232235324"/>
       <w:r>
         <w:rPr>
           <w:i w:val="0"/>
@@ -12421,7 +15231,7 @@
         <w:t xml:space="preserve"> стоимость приведен в таблице </w:t>
       </w:r>
       <w:r>
-        <w:t>4</w:t>
+        <w:t>5</w:t>
       </w:r>
       <w:r>
         <w:t>:</w:t>
@@ -12440,7 +15250,7 @@
         <w:t xml:space="preserve">Таблица </w:t>
       </w:r>
       <w:r>
-        <w:t>4</w:t>
+        <w:t>5</w:t>
       </w:r>
       <w:r>
         <w:t xml:space="preserve"> -</w:t>
@@ -13236,7 +16046,7 @@
         <w:t xml:space="preserve">Из таблицы </w:t>
       </w:r>
       <w:r>
-        <w:t>4</w:t>
+        <w:t>5</w:t>
       </w:r>
       <w:r>
         <w:t xml:space="preserve"> находят общие затраты на </w:t>
@@ -13266,7 +16076,7 @@
           <w:iCs w:val="0"/>
         </w:rPr>
       </w:pPr>
-      <w:bookmarkStart w:id="47" w:name="_Toc231904336"/>
+      <w:bookmarkStart w:id="47" w:name="_Toc232235325"/>
       <w:r>
         <w:rPr>
           <w:i w:val="0"/>
@@ -13613,7 +16423,7 @@
           <w:iCs w:val="0"/>
         </w:rPr>
       </w:pPr>
-      <w:bookmarkStart w:id="54" w:name="_Toc231904337"/>
+      <w:bookmarkStart w:id="54" w:name="_Toc232235326"/>
       <w:r>
         <w:rPr>
           <w:i w:val="0"/>
@@ -13639,7 +16449,7 @@
         <w:t xml:space="preserve"> представлена в таблице </w:t>
       </w:r>
       <w:r>
-        <w:t>5</w:t>
+        <w:t>6</w:t>
       </w:r>
       <w:r>
         <w:t xml:space="preserve">.  </w:t>
@@ -13655,7 +16465,7 @@
         <w:t xml:space="preserve">Таблица </w:t>
       </w:r>
       <w:r>
-        <w:t>5</w:t>
+        <w:t>6</w:t>
       </w:r>
       <w:r>
         <w:t xml:space="preserve"> - </w:t>
@@ -14418,7 +17228,10 @@
         <w:t>На рисунке</w:t>
       </w:r>
       <w:r>
-        <w:t xml:space="preserve"> 16</w:t>
+        <w:t xml:space="preserve"> 1</w:t>
+      </w:r>
+      <w:r>
+        <w:t>4</w:t>
       </w:r>
       <w:r>
         <w:t xml:space="preserve"> изображена диаграмма, показывающее соотношение различных аспектов стоимости работ между собой:</w:t>
@@ -14438,6 +17251,8 @@
       <w:bookmarkStart w:id="57" w:name="_Toc231904171"/>
       <w:bookmarkStart w:id="58" w:name="_Toc231904338"/>
       <w:bookmarkStart w:id="59" w:name="_Toc74220740"/>
+      <w:bookmarkStart w:id="60" w:name="_Toc232234875"/>
+      <w:bookmarkStart w:id="61" w:name="_Toc232235327"/>
       <w:r>
         <w:rPr>
           <w:noProof/>
@@ -14450,7 +17265,7 @@
             <wp:cNvGraphicFramePr/>
             <a:graphic xmlns:a="http://schemas.openxmlformats.org/drawingml/2006/main">
               <a:graphicData uri="http://schemas.openxmlformats.org/drawingml/2006/chart">
-                <c:chart xmlns:c="http://schemas.openxmlformats.org/drawingml/2006/chart" xmlns:r="http://schemas.openxmlformats.org/officeDocument/2006/relationships" r:id="rId15"/>
+                <c:chart xmlns:c="http://schemas.openxmlformats.org/drawingml/2006/chart" xmlns:r="http://schemas.openxmlformats.org/officeDocument/2006/relationships" r:id="rId22"/>
               </a:graphicData>
             </a:graphic>
           </wp:inline>
@@ -14460,6 +17275,8 @@
       <w:bookmarkEnd w:id="56"/>
       <w:bookmarkEnd w:id="57"/>
       <w:bookmarkEnd w:id="58"/>
+      <w:bookmarkEnd w:id="60"/>
+      <w:bookmarkEnd w:id="61"/>
     </w:p>
     <w:p>
       <w:pPr>
@@ -14532,14 +17349,14 @@
         <w:jc w:val="center"/>
         <w:outlineLvl w:val="1"/>
       </w:pPr>
-      <w:bookmarkStart w:id="60" w:name="_Toc231420225"/>
-      <w:bookmarkStart w:id="61" w:name="_Toc231904339"/>
+      <w:bookmarkStart w:id="62" w:name="_Toc231420225"/>
+      <w:bookmarkStart w:id="63" w:name="_Toc232235328"/>
       <w:r>
         <w:lastRenderedPageBreak/>
         <w:t>Заключение</w:t>
       </w:r>
-      <w:bookmarkEnd w:id="60"/>
-      <w:bookmarkEnd w:id="61"/>
+      <w:bookmarkEnd w:id="62"/>
+      <w:bookmarkEnd w:id="63"/>
     </w:p>
     <w:p>
       <w:pPr>
@@ -14835,8 +17652,8 @@
         <w:ind w:left="0" w:right="0" w:firstLine="709"/>
         <w:outlineLvl w:val="1"/>
       </w:pPr>
-      <w:bookmarkStart w:id="62" w:name="_Toc231420226"/>
-      <w:bookmarkStart w:id="63" w:name="_Toc231904340"/>
+      <w:bookmarkStart w:id="64" w:name="_Toc231420226"/>
+      <w:bookmarkStart w:id="65" w:name="_Toc232235329"/>
       <w:r>
         <w:lastRenderedPageBreak/>
         <w:t>Б</w:t>
@@ -14844,8 +17661,8 @@
       <w:r>
         <w:t>иблиографический список</w:t>
       </w:r>
-      <w:bookmarkEnd w:id="62"/>
-      <w:bookmarkEnd w:id="63"/>
+      <w:bookmarkEnd w:id="64"/>
+      <w:bookmarkEnd w:id="65"/>
       <w:r>
         <w:t xml:space="preserve"> </w:t>
       </w:r>
@@ -16129,6 +18946,9 @@
         <w:spacing w:line="360" w:lineRule="auto"/>
         <w:ind w:firstLine="709"/>
         <w:jc w:val="both"/>
+        <w:rPr>
+          <w:lang w:val="en-US"/>
+        </w:rPr>
       </w:pPr>
     </w:p>
     <w:p>
@@ -16139,6 +18959,9 @@
         <w:spacing w:line="360" w:lineRule="auto"/>
         <w:ind w:firstLine="709"/>
         <w:jc w:val="both"/>
+        <w:rPr>
+          <w:lang w:val="en-US"/>
+        </w:rPr>
       </w:pPr>
     </w:p>
     <w:p>
@@ -16149,6 +18972,9 @@
         <w:spacing w:line="360" w:lineRule="auto"/>
         <w:ind w:firstLine="709"/>
         <w:jc w:val="both"/>
+        <w:rPr>
+          <w:lang w:val="en-US"/>
+        </w:rPr>
       </w:pPr>
     </w:p>
     <w:p>
@@ -16159,6 +18985,9 @@
         <w:spacing w:line="360" w:lineRule="auto"/>
         <w:ind w:firstLine="709"/>
         <w:jc w:val="both"/>
+        <w:rPr>
+          <w:lang w:val="en-US"/>
+        </w:rPr>
       </w:pPr>
     </w:p>
     <w:p>
@@ -16169,6 +18998,9 @@
         <w:spacing w:line="360" w:lineRule="auto"/>
         <w:ind w:firstLine="709"/>
         <w:jc w:val="both"/>
+        <w:rPr>
+          <w:lang w:val="en-US"/>
+        </w:rPr>
       </w:pPr>
     </w:p>
     <w:p>
@@ -16179,6 +19011,9 @@
         <w:spacing w:line="360" w:lineRule="auto"/>
         <w:ind w:firstLine="709"/>
         <w:jc w:val="both"/>
+        <w:rPr>
+          <w:lang w:val="en-US"/>
+        </w:rPr>
       </w:pPr>
     </w:p>
     <w:p>
@@ -16189,6 +19024,9 @@
         <w:spacing w:line="360" w:lineRule="auto"/>
         <w:ind w:firstLine="709"/>
         <w:jc w:val="both"/>
+        <w:rPr>
+          <w:lang w:val="en-US"/>
+        </w:rPr>
       </w:pPr>
     </w:p>
     <w:p>
@@ -16199,6 +19037,9 @@
         <w:spacing w:line="360" w:lineRule="auto"/>
         <w:ind w:firstLine="709"/>
         <w:jc w:val="both"/>
+        <w:rPr>
+          <w:lang w:val="en-US"/>
+        </w:rPr>
       </w:pPr>
     </w:p>
     <w:p>
@@ -16209,6 +19050,9 @@
         <w:spacing w:line="360" w:lineRule="auto"/>
         <w:ind w:firstLine="709"/>
         <w:jc w:val="both"/>
+        <w:rPr>
+          <w:lang w:val="en-US"/>
+        </w:rPr>
       </w:pPr>
     </w:p>
     <w:p>
@@ -16219,6 +19063,9 @@
         <w:spacing w:line="360" w:lineRule="auto"/>
         <w:ind w:firstLine="709"/>
         <w:jc w:val="both"/>
+        <w:rPr>
+          <w:lang w:val="en-US"/>
+        </w:rPr>
       </w:pPr>
     </w:p>
     <w:p>
@@ -16229,6 +19076,9 @@
         <w:spacing w:line="360" w:lineRule="auto"/>
         <w:ind w:firstLine="709"/>
         <w:jc w:val="both"/>
+        <w:rPr>
+          <w:lang w:val="en-US"/>
+        </w:rPr>
       </w:pPr>
     </w:p>
     <w:p>
@@ -16239,6 +19089,9 @@
         <w:spacing w:line="360" w:lineRule="auto"/>
         <w:ind w:firstLine="709"/>
         <w:jc w:val="both"/>
+        <w:rPr>
+          <w:lang w:val="en-US"/>
+        </w:rPr>
       </w:pPr>
     </w:p>
     <w:p>
@@ -16249,6 +19102,9 @@
         <w:spacing w:line="360" w:lineRule="auto"/>
         <w:ind w:firstLine="709"/>
         <w:jc w:val="both"/>
+        <w:rPr>
+          <w:lang w:val="en-US"/>
+        </w:rPr>
       </w:pPr>
     </w:p>
     <w:p>
@@ -16259,6 +19115,9 @@
         <w:spacing w:line="360" w:lineRule="auto"/>
         <w:ind w:firstLine="709"/>
         <w:jc w:val="both"/>
+        <w:rPr>
+          <w:lang w:val="en-US"/>
+        </w:rPr>
       </w:pPr>
     </w:p>
     <w:p>
@@ -16269,6 +19128,9 @@
         <w:spacing w:line="360" w:lineRule="auto"/>
         <w:ind w:firstLine="709"/>
         <w:jc w:val="both"/>
+        <w:rPr>
+          <w:lang w:val="en-US"/>
+        </w:rPr>
       </w:pPr>
     </w:p>
     <w:p>
@@ -16279,6 +19141,9 @@
         <w:spacing w:line="360" w:lineRule="auto"/>
         <w:ind w:firstLine="709"/>
         <w:jc w:val="both"/>
+        <w:rPr>
+          <w:lang w:val="en-US"/>
+        </w:rPr>
       </w:pPr>
     </w:p>
     <w:p>
@@ -16289,6 +19154,9 @@
         <w:spacing w:line="360" w:lineRule="auto"/>
         <w:ind w:firstLine="709"/>
         <w:jc w:val="both"/>
+        <w:rPr>
+          <w:lang w:val="en-US"/>
+        </w:rPr>
       </w:pPr>
     </w:p>
     <w:p>
@@ -16299,6 +19167,9 @@
         <w:spacing w:line="360" w:lineRule="auto"/>
         <w:ind w:firstLine="709"/>
         <w:jc w:val="both"/>
+        <w:rPr>
+          <w:lang w:val="en-US"/>
+        </w:rPr>
       </w:pPr>
     </w:p>
     <w:p>
@@ -16309,6 +19180,9 @@
         <w:spacing w:line="360" w:lineRule="auto"/>
         <w:ind w:firstLine="709"/>
         <w:jc w:val="both"/>
+        <w:rPr>
+          <w:lang w:val="en-US"/>
+        </w:rPr>
       </w:pPr>
     </w:p>
     <w:p>
@@ -16319,6 +19193,9 @@
         <w:spacing w:line="360" w:lineRule="auto"/>
         <w:ind w:firstLine="709"/>
         <w:jc w:val="both"/>
+        <w:rPr>
+          <w:lang w:val="en-US"/>
+        </w:rPr>
       </w:pPr>
     </w:p>
     <w:p>
@@ -16329,6 +19206,9 @@
         <w:spacing w:line="360" w:lineRule="auto"/>
         <w:ind w:firstLine="709"/>
         <w:jc w:val="both"/>
+        <w:rPr>
+          <w:lang w:val="en-US"/>
+        </w:rPr>
       </w:pPr>
     </w:p>
     <w:p>
@@ -16339,7 +19219,312 @@
         <w:spacing w:line="360" w:lineRule="auto"/>
         <w:ind w:firstLine="709"/>
         <w:jc w:val="both"/>
-      </w:pPr>
+        <w:rPr>
+          <w:lang w:val="en-US"/>
+        </w:rPr>
+      </w:pPr>
+    </w:p>
+    <w:p>
+      <w:pPr>
+        <w:pStyle w:val="1"/>
+        <w:spacing w:before="0" w:after="0" w:line="360" w:lineRule="auto"/>
+        <w:jc w:val="center"/>
+        <w:rPr>
+          <w:lang w:val="en-US"/>
+        </w:rPr>
+      </w:pPr>
+      <w:bookmarkStart w:id="66" w:name="_Toc232235330"/>
+      <w:r>
+        <w:lastRenderedPageBreak/>
+        <w:t>П</w:t>
+      </w:r>
+      <w:r>
+        <w:t>риложение</w:t>
+      </w:r>
+      <w:r>
+        <w:t xml:space="preserve"> А</w:t>
+      </w:r>
+      <w:bookmarkEnd w:id="66"/>
+    </w:p>
+    <w:p>
+      <w:pPr>
+        <w:spacing w:line="360" w:lineRule="auto"/>
+        <w:jc w:val="center"/>
+        <w:rPr>
+          <w:b/>
+          <w:bCs/>
+          <w:noProof/>
+        </w:rPr>
+      </w:pPr>
+      <w:r>
+        <w:rPr>
+          <w:b/>
+          <w:bCs/>
+          <w:noProof/>
+        </w:rPr>
+        <w:drawing>
+          <wp:anchor distT="0" distB="0" distL="114300" distR="114300" simplePos="0" relativeHeight="251664384" behindDoc="0" locked="0" layoutInCell="1" allowOverlap="1" wp14:anchorId="16543CF9" wp14:editId="45662BEB">
+            <wp:simplePos x="0" y="0"/>
+            <wp:positionH relativeFrom="margin">
+              <wp:align>right</wp:align>
+            </wp:positionH>
+            <wp:positionV relativeFrom="paragraph">
+              <wp:posOffset>4301407</wp:posOffset>
+            </wp:positionV>
+            <wp:extent cx="5850890" cy="3079115"/>
+            <wp:effectExtent l="0" t="0" r="0" b="6985"/>
+            <wp:wrapNone/>
+            <wp:docPr id="126" name="Рисунок 126"/>
+            <wp:cNvGraphicFramePr>
+              <a:graphicFrameLocks xmlns:a="http://schemas.openxmlformats.org/drawingml/2006/main" noChangeAspect="1"/>
+            </wp:cNvGraphicFramePr>
+            <a:graphic xmlns:a="http://schemas.openxmlformats.org/drawingml/2006/main">
+              <a:graphicData uri="http://schemas.openxmlformats.org/drawingml/2006/picture">
+                <pic:pic xmlns:pic="http://schemas.openxmlformats.org/drawingml/2006/picture">
+                  <pic:nvPicPr>
+                    <pic:cNvPr id="1" name=""/>
+                    <pic:cNvPicPr/>
+                  </pic:nvPicPr>
+                  <pic:blipFill>
+                    <a:blip r:embed="rId23">
+                      <a:extLst>
+                        <a:ext uri="{28A0092B-C50C-407E-A947-70E740481C1C}">
+                          <a14:useLocalDpi xmlns:a14="http://schemas.microsoft.com/office/drawing/2010/main" val="0"/>
+                        </a:ext>
+                      </a:extLst>
+                    </a:blip>
+                    <a:stretch>
+                      <a:fillRect/>
+                    </a:stretch>
+                  </pic:blipFill>
+                  <pic:spPr>
+                    <a:xfrm>
+                      <a:off x="0" y="0"/>
+                      <a:ext cx="5850890" cy="3079115"/>
+                    </a:xfrm>
+                    <a:prstGeom prst="rect">
+                      <a:avLst/>
+                    </a:prstGeom>
+                  </pic:spPr>
+                </pic:pic>
+              </a:graphicData>
+            </a:graphic>
+            <wp14:sizeRelH relativeFrom="page">
+              <wp14:pctWidth>0</wp14:pctWidth>
+            </wp14:sizeRelH>
+            <wp14:sizeRelV relativeFrom="page">
+              <wp14:pctHeight>0</wp14:pctHeight>
+            </wp14:sizeRelV>
+          </wp:anchor>
+        </w:drawing>
+      </w:r>
+      <w:r>
+        <w:rPr>
+          <w:b/>
+          <w:bCs/>
+          <w:noProof/>
+        </w:rPr>
+        <w:t xml:space="preserve">Фрагмент </w:t>
+      </w:r>
+      <w:r>
+        <w:rPr>
+          <w:b/>
+          <w:bCs/>
+          <w:noProof/>
+          <w:lang w:val="en-US"/>
+        </w:rPr>
+        <w:t>Lua</w:t>
+      </w:r>
+      <w:r>
+        <w:rPr>
+          <w:b/>
+          <w:bCs/>
+          <w:noProof/>
+        </w:rPr>
+        <w:t>-скрипта мониторнинга системного журнала аутентификации (</w:t>
+      </w:r>
+      <w:r>
+        <w:rPr>
+          <w:b/>
+          <w:bCs/>
+          <w:noProof/>
+          <w:lang w:val="en-US"/>
+        </w:rPr>
+        <w:t>monitor</w:t>
+      </w:r>
+      <w:r>
+        <w:rPr>
+          <w:b/>
+          <w:bCs/>
+          <w:noProof/>
+        </w:rPr>
+        <w:t>_</w:t>
+      </w:r>
+      <w:r>
+        <w:rPr>
+          <w:b/>
+          <w:bCs/>
+          <w:noProof/>
+          <w:lang w:val="en-US"/>
+        </w:rPr>
+        <w:t>auth</w:t>
+      </w:r>
+      <w:r>
+        <w:rPr>
+          <w:b/>
+          <w:bCs/>
+          <w:noProof/>
+        </w:rPr>
+        <w:t>.</w:t>
+      </w:r>
+      <w:r>
+        <w:rPr>
+          <w:b/>
+          <w:bCs/>
+          <w:noProof/>
+          <w:lang w:val="en-US"/>
+        </w:rPr>
+        <w:t>lua</w:t>
+      </w:r>
+      <w:r>
+        <w:rPr>
+          <w:b/>
+          <w:bCs/>
+          <w:noProof/>
+        </w:rPr>
+        <w:t>)</w:t>
+      </w:r>
+    </w:p>
+    <w:p>
+      <w:pPr>
+        <w:rPr>
+          <w:b/>
+          <w:bCs/>
+        </w:rPr>
+      </w:pPr>
+      <w:r>
+        <w:rPr>
+          <w:b/>
+          <w:bCs/>
+          <w:noProof/>
+        </w:rPr>
+        <w:drawing>
+          <wp:inline distT="0" distB="0" distL="0" distR="0" wp14:anchorId="463B2D8D" wp14:editId="171BF2DA">
+            <wp:extent cx="5850890" cy="4349363"/>
+            <wp:effectExtent l="0" t="0" r="0" b="0"/>
+            <wp:docPr id="118" name="Рисунок 118"/>
+            <wp:cNvGraphicFramePr>
+              <a:graphicFrameLocks xmlns:a="http://schemas.openxmlformats.org/drawingml/2006/main" noChangeAspect="1"/>
+            </wp:cNvGraphicFramePr>
+            <a:graphic xmlns:a="http://schemas.openxmlformats.org/drawingml/2006/main">
+              <a:graphicData uri="http://schemas.openxmlformats.org/drawingml/2006/picture">
+                <pic:pic xmlns:pic="http://schemas.openxmlformats.org/drawingml/2006/picture">
+                  <pic:nvPicPr>
+                    <pic:cNvPr id="1" name=""/>
+                    <pic:cNvPicPr/>
+                  </pic:nvPicPr>
+                  <pic:blipFill rotWithShape="1">
+                    <a:blip r:embed="rId24"/>
+                    <a:srcRect b="16836"/>
+                    <a:stretch/>
+                  </pic:blipFill>
+                  <pic:spPr bwMode="auto">
+                    <a:xfrm>
+                      <a:off x="0" y="0"/>
+                      <a:ext cx="5850890" cy="4349363"/>
+                    </a:xfrm>
+                    <a:prstGeom prst="rect">
+                      <a:avLst/>
+                    </a:prstGeom>
+                    <a:ln>
+                      <a:noFill/>
+                    </a:ln>
+                    <a:extLst>
+                      <a:ext uri="{53640926-AAD7-44D8-BBD7-CCE9431645EC}">
+                        <a14:shadowObscured xmlns:a14="http://schemas.microsoft.com/office/drawing/2010/main"/>
+                      </a:ext>
+                    </a:extLst>
+                  </pic:spPr>
+                </pic:pic>
+              </a:graphicData>
+            </a:graphic>
+          </wp:inline>
+        </w:drawing>
+      </w:r>
+    </w:p>
+    <w:p>
+      <w:pPr>
+        <w:rPr>
+          <w:b/>
+          <w:bCs/>
+        </w:rPr>
+      </w:pPr>
+    </w:p>
+    <w:p>
+      <w:pPr>
+        <w:rPr>
+          <w:b/>
+          <w:bCs/>
+        </w:rPr>
+      </w:pPr>
+    </w:p>
+    <w:p>
+      <w:pPr>
+        <w:rPr>
+          <w:b/>
+          <w:bCs/>
+        </w:rPr>
+      </w:pPr>
+    </w:p>
+    <w:p>
+      <w:pPr>
+        <w:rPr>
+          <w:b/>
+          <w:bCs/>
+        </w:rPr>
+      </w:pPr>
+    </w:p>
+    <w:p>
+      <w:pPr>
+        <w:rPr>
+          <w:b/>
+          <w:bCs/>
+        </w:rPr>
+      </w:pPr>
+    </w:p>
+    <w:p>
+      <w:pPr>
+        <w:rPr>
+          <w:b/>
+          <w:bCs/>
+        </w:rPr>
+      </w:pPr>
+      <w:r>
+        <w:rPr>
+          <w:b/>
+          <w:bCs/>
+        </w:rPr>
+        <w:br w:type="page"/>
+      </w:r>
+    </w:p>
+    <w:p>
+      <w:pPr>
+        <w:pStyle w:val="1"/>
+        <w:spacing w:before="0" w:after="0" w:line="360" w:lineRule="auto"/>
+        <w:jc w:val="center"/>
+      </w:pPr>
+      <w:bookmarkStart w:id="67" w:name="_Toc232235331"/>
+      <w:r>
+        <w:lastRenderedPageBreak/>
+        <w:t>П</w:t>
+      </w:r>
+      <w:r>
+        <w:t>риложение</w:t>
+      </w:r>
+      <w:r>
+        <w:t xml:space="preserve"> Б</w:t>
+      </w:r>
+      <w:bookmarkEnd w:id="67"/>
     </w:p>
     <w:p>
       <w:pPr>
@@ -16358,8 +19543,7 @@
           <w:b/>
           <w:bCs/>
         </w:rPr>
-        <w:lastRenderedPageBreak/>
-        <w:t>ПРИЛОЖЕНИЕ А</w:t>
+        <w:t>Фрагмент программного кода валидации JWT-токена при установке WSS-соединения</w:t>
       </w:r>
     </w:p>
     <w:p>
@@ -16378,25 +19562,241 @@
         <w:rPr>
           <w:b/>
           <w:bCs/>
-        </w:rPr>
-        <w:t xml:space="preserve">Фрагмент программной реализации подсистемы </w:t>
-      </w:r>
-      <w:proofErr w:type="spellStart"/>
+          <w:noProof/>
+        </w:rPr>
+        <w:drawing>
+          <wp:anchor distT="0" distB="0" distL="114300" distR="114300" simplePos="0" relativeHeight="251663360" behindDoc="0" locked="0" layoutInCell="1" allowOverlap="1" wp14:anchorId="4290BCB4" wp14:editId="6CB763AB">
+            <wp:simplePos x="0" y="0"/>
+            <wp:positionH relativeFrom="margin">
+              <wp:align>left</wp:align>
+            </wp:positionH>
+            <wp:positionV relativeFrom="paragraph">
+              <wp:posOffset>5178425</wp:posOffset>
+            </wp:positionV>
+            <wp:extent cx="5850890" cy="2013585"/>
+            <wp:effectExtent l="0" t="0" r="0" b="5715"/>
+            <wp:wrapNone/>
+            <wp:docPr id="116" name="Рисунок 116"/>
+            <wp:cNvGraphicFramePr>
+              <a:graphicFrameLocks xmlns:a="http://schemas.openxmlformats.org/drawingml/2006/main" noChangeAspect="1"/>
+            </wp:cNvGraphicFramePr>
+            <a:graphic xmlns:a="http://schemas.openxmlformats.org/drawingml/2006/main">
+              <a:graphicData uri="http://schemas.openxmlformats.org/drawingml/2006/picture">
+                <pic:pic xmlns:pic="http://schemas.openxmlformats.org/drawingml/2006/picture">
+                  <pic:nvPicPr>
+                    <pic:cNvPr id="1" name=""/>
+                    <pic:cNvPicPr/>
+                  </pic:nvPicPr>
+                  <pic:blipFill rotWithShape="1">
+                    <a:blip r:embed="rId25">
+                      <a:extLst>
+                        <a:ext uri="{28A0092B-C50C-407E-A947-70E740481C1C}">
+                          <a14:useLocalDpi xmlns:a14="http://schemas.microsoft.com/office/drawing/2010/main" val="0"/>
+                        </a:ext>
+                      </a:extLst>
+                    </a:blip>
+                    <a:srcRect t="5371"/>
+                    <a:stretch/>
+                  </pic:blipFill>
+                  <pic:spPr bwMode="auto">
+                    <a:xfrm>
+                      <a:off x="0" y="0"/>
+                      <a:ext cx="5850890" cy="2013585"/>
+                    </a:xfrm>
+                    <a:prstGeom prst="rect">
+                      <a:avLst/>
+                    </a:prstGeom>
+                    <a:ln>
+                      <a:noFill/>
+                    </a:ln>
+                    <a:extLst>
+                      <a:ext uri="{53640926-AAD7-44D8-BBD7-CCE9431645EC}">
+                        <a14:shadowObscured xmlns:a14="http://schemas.microsoft.com/office/drawing/2010/main"/>
+                      </a:ext>
+                    </a:extLst>
+                  </pic:spPr>
+                </pic:pic>
+              </a:graphicData>
+            </a:graphic>
+            <wp14:sizeRelH relativeFrom="page">
+              <wp14:pctWidth>0</wp14:pctWidth>
+            </wp14:sizeRelH>
+            <wp14:sizeRelV relativeFrom="page">
+              <wp14:pctHeight>0</wp14:pctHeight>
+            </wp14:sizeRelV>
+          </wp:anchor>
+        </w:drawing>
+      </w:r>
       <w:r>
         <w:rPr>
           <w:b/>
           <w:bCs/>
-        </w:rPr>
-        <w:t>Startup</w:t>
-      </w:r>
-      <w:proofErr w:type="spellEnd"/>
-      <w:r>
+          <w:noProof/>
+        </w:rPr>
+        <w:drawing>
+          <wp:inline distT="0" distB="0" distL="0" distR="0" wp14:anchorId="1EB51C06" wp14:editId="23FB95F5">
+            <wp:extent cx="5850890" cy="5210175"/>
+            <wp:effectExtent l="0" t="0" r="0" b="9525"/>
+            <wp:docPr id="115" name="Рисунок 115"/>
+            <wp:cNvGraphicFramePr>
+              <a:graphicFrameLocks xmlns:a="http://schemas.openxmlformats.org/drawingml/2006/main" noChangeAspect="1"/>
+            </wp:cNvGraphicFramePr>
+            <a:graphic xmlns:a="http://schemas.openxmlformats.org/drawingml/2006/main">
+              <a:graphicData uri="http://schemas.openxmlformats.org/drawingml/2006/picture">
+                <pic:pic xmlns:pic="http://schemas.openxmlformats.org/drawingml/2006/picture">
+                  <pic:nvPicPr>
+                    <pic:cNvPr id="1" name=""/>
+                    <pic:cNvPicPr/>
+                  </pic:nvPicPr>
+                  <pic:blipFill>
+                    <a:blip r:embed="rId26"/>
+                    <a:stretch>
+                      <a:fillRect/>
+                    </a:stretch>
+                  </pic:blipFill>
+                  <pic:spPr>
+                    <a:xfrm>
+                      <a:off x="0" y="0"/>
+                      <a:ext cx="5850890" cy="5210175"/>
+                    </a:xfrm>
+                    <a:prstGeom prst="rect">
+                      <a:avLst/>
+                    </a:prstGeom>
+                  </pic:spPr>
+                </pic:pic>
+              </a:graphicData>
+            </a:graphic>
+          </wp:inline>
+        </w:drawing>
+      </w:r>
+    </w:p>
+    <w:p>
+      <w:pPr>
         <w:rPr>
           <w:b/>
           <w:bCs/>
         </w:rPr>
-        <w:t xml:space="preserve"> Active Defense (модули контроля целостности и ограничения прав доступа)</w:t>
-      </w:r>
+      </w:pPr>
+    </w:p>
+    <w:p>
+      <w:pPr>
+        <w:rPr>
+          <w:b/>
+          <w:bCs/>
+        </w:rPr>
+      </w:pPr>
+    </w:p>
+    <w:p>
+      <w:pPr>
+        <w:rPr>
+          <w:b/>
+          <w:bCs/>
+        </w:rPr>
+      </w:pPr>
+    </w:p>
+    <w:p>
+      <w:pPr>
+        <w:rPr>
+          <w:b/>
+          <w:bCs/>
+        </w:rPr>
+      </w:pPr>
+    </w:p>
+    <w:p>
+      <w:pPr>
+        <w:rPr>
+          <w:b/>
+          <w:bCs/>
+        </w:rPr>
+      </w:pPr>
+    </w:p>
+    <w:p>
+      <w:pPr>
+        <w:rPr>
+          <w:b/>
+          <w:bCs/>
+        </w:rPr>
+      </w:pPr>
+    </w:p>
+    <w:p>
+      <w:pPr>
+        <w:rPr>
+          <w:b/>
+          <w:bCs/>
+        </w:rPr>
+      </w:pPr>
+    </w:p>
+    <w:p>
+      <w:pPr>
+        <w:rPr>
+          <w:b/>
+          <w:bCs/>
+        </w:rPr>
+      </w:pPr>
+    </w:p>
+    <w:p>
+      <w:pPr>
+        <w:rPr>
+          <w:b/>
+          <w:bCs/>
+        </w:rPr>
+      </w:pPr>
+    </w:p>
+    <w:p>
+      <w:pPr>
+        <w:rPr>
+          <w:b/>
+          <w:bCs/>
+        </w:rPr>
+      </w:pPr>
+    </w:p>
+    <w:p>
+      <w:pPr>
+        <w:rPr>
+          <w:b/>
+          <w:bCs/>
+        </w:rPr>
+      </w:pPr>
+    </w:p>
+    <w:p>
+      <w:pPr>
+        <w:rPr>
+          <w:b/>
+          <w:bCs/>
+        </w:rPr>
+      </w:pPr>
+    </w:p>
+    <w:p>
+      <w:pPr>
+        <w:rPr>
+          <w:b/>
+          <w:bCs/>
+        </w:rPr>
+      </w:pPr>
+    </w:p>
+    <w:p>
+      <w:pPr>
+        <w:rPr>
+          <w:b/>
+          <w:bCs/>
+        </w:rPr>
+      </w:pPr>
+    </w:p>
+    <w:p>
+      <w:pPr>
+        <w:pStyle w:val="1"/>
+        <w:spacing w:before="0" w:after="0" w:line="360" w:lineRule="auto"/>
+        <w:jc w:val="center"/>
+      </w:pPr>
+      <w:bookmarkStart w:id="68" w:name="_Toc232235332"/>
+      <w:r>
+        <w:lastRenderedPageBreak/>
+        <w:t>Приложение</w:t>
+      </w:r>
+      <w:r>
+        <w:t xml:space="preserve"> В</w:t>
+      </w:r>
+      <w:bookmarkEnd w:id="68"/>
     </w:p>
     <w:p>
       <w:pPr>
@@ -16415,10 +19815,184 @@
           <w:b/>
           <w:bCs/>
         </w:rPr>
+        <w:t>Фрагмент класса управления белыми списками (</w:t>
+      </w:r>
+      <w:proofErr w:type="spellStart"/>
+      <w:r>
+        <w:rPr>
+          <w:b/>
+          <w:bCs/>
+        </w:rPr>
+        <w:t>Whitelist</w:t>
+      </w:r>
+      <w:proofErr w:type="spellEnd"/>
+      <w:r>
+        <w:rPr>
+          <w:b/>
+          <w:bCs/>
+        </w:rPr>
+        <w:t xml:space="preserve"> Manager)</w:t>
+      </w:r>
+    </w:p>
+    <w:p>
+      <w:pPr>
+        <w:tabs>
+          <w:tab w:val="left" w:pos="2880"/>
+        </w:tabs>
+        <w:spacing w:line="360" w:lineRule="auto"/>
+        <w:jc w:val="center"/>
+        <w:rPr>
+          <w:b/>
+          <w:bCs/>
+        </w:rPr>
+      </w:pPr>
+      <w:r>
+        <w:rPr>
+          <w:b/>
+          <w:bCs/>
+          <w:noProof/>
+        </w:rPr>
         <w:drawing>
-          <wp:inline distT="0" distB="0" distL="0" distR="0" wp14:anchorId="554EE37A" wp14:editId="4EEEEDF4">
-            <wp:extent cx="5850890" cy="5608955"/>
+          <wp:inline distT="0" distB="0" distL="0" distR="0" wp14:anchorId="61B706F2" wp14:editId="02D8FDA8">
+            <wp:extent cx="5850890" cy="7756525"/>
             <wp:effectExtent l="0" t="0" r="0" b="0"/>
+            <wp:docPr id="3" name="Рисунок 3"/>
+            <wp:cNvGraphicFramePr>
+              <a:graphicFrameLocks xmlns:a="http://schemas.openxmlformats.org/drawingml/2006/main" noChangeAspect="1"/>
+            </wp:cNvGraphicFramePr>
+            <a:graphic xmlns:a="http://schemas.openxmlformats.org/drawingml/2006/main">
+              <a:graphicData uri="http://schemas.openxmlformats.org/drawingml/2006/picture">
+                <pic:pic xmlns:pic="http://schemas.openxmlformats.org/drawingml/2006/picture">
+                  <pic:nvPicPr>
+                    <pic:cNvPr id="1" name=""/>
+                    <pic:cNvPicPr/>
+                  </pic:nvPicPr>
+                  <pic:blipFill>
+                    <a:blip r:embed="rId27"/>
+                    <a:stretch>
+                      <a:fillRect/>
+                    </a:stretch>
+                  </pic:blipFill>
+                  <pic:spPr>
+                    <a:xfrm>
+                      <a:off x="0" y="0"/>
+                      <a:ext cx="5850890" cy="7756525"/>
+                    </a:xfrm>
+                    <a:prstGeom prst="rect">
+                      <a:avLst/>
+                    </a:prstGeom>
+                  </pic:spPr>
+                </pic:pic>
+              </a:graphicData>
+            </a:graphic>
+          </wp:inline>
+        </w:drawing>
+      </w:r>
+    </w:p>
+    <w:p>
+      <w:pPr>
+        <w:tabs>
+          <w:tab w:val="left" w:pos="2880"/>
+        </w:tabs>
+        <w:spacing w:line="360" w:lineRule="auto"/>
+        <w:jc w:val="center"/>
+        <w:rPr>
+          <w:b/>
+          <w:bCs/>
+        </w:rPr>
+      </w:pPr>
+    </w:p>
+    <w:p>
+      <w:pPr>
+        <w:rPr>
+          <w:b/>
+          <w:bCs/>
+        </w:rPr>
+      </w:pPr>
+    </w:p>
+    <w:p>
+      <w:pPr>
+        <w:pStyle w:val="1"/>
+        <w:spacing w:before="0" w:after="0" w:line="360" w:lineRule="auto"/>
+        <w:jc w:val="center"/>
+      </w:pPr>
+      <w:bookmarkStart w:id="69" w:name="_Toc232235333"/>
+      <w:r>
+        <w:lastRenderedPageBreak/>
+        <w:t>П</w:t>
+      </w:r>
+      <w:r>
+        <w:t>риложение</w:t>
+      </w:r>
+      <w:r>
+        <w:t xml:space="preserve"> Г</w:t>
+      </w:r>
+      <w:bookmarkEnd w:id="69"/>
+      <w:r>
+        <w:t xml:space="preserve"> </w:t>
+      </w:r>
+    </w:p>
+    <w:p>
+      <w:pPr>
+        <w:tabs>
+          <w:tab w:val="left" w:pos="2880"/>
+        </w:tabs>
+        <w:spacing w:line="360" w:lineRule="auto"/>
+        <w:jc w:val="center"/>
+        <w:rPr>
+          <w:b/>
+          <w:bCs/>
+        </w:rPr>
+      </w:pPr>
+      <w:r>
+        <w:rPr>
+          <w:b/>
+          <w:bCs/>
+        </w:rPr>
+        <w:t xml:space="preserve">Фрагмент программной реализации подсистемы </w:t>
+      </w:r>
+      <w:proofErr w:type="spellStart"/>
+      <w:r>
+        <w:rPr>
+          <w:b/>
+          <w:bCs/>
+        </w:rPr>
+        <w:t>Startup</w:t>
+      </w:r>
+      <w:proofErr w:type="spellEnd"/>
+      <w:r>
+        <w:rPr>
+          <w:b/>
+          <w:bCs/>
+        </w:rPr>
+        <w:t xml:space="preserve"> Active Defense (модули контроля целостности и ограничения прав доступа)</w:t>
+      </w:r>
+    </w:p>
+    <w:p>
+      <w:pPr>
+        <w:rPr>
+          <w:b/>
+          <w:bCs/>
+        </w:rPr>
+      </w:pPr>
+      <w:r>
+        <w:rPr>
+          <w:b/>
+          <w:bCs/>
+          <w:noProof/>
+        </w:rPr>
+        <w:drawing>
+          <wp:anchor distT="0" distB="0" distL="114300" distR="114300" simplePos="0" relativeHeight="251665408" behindDoc="0" locked="0" layoutInCell="1" allowOverlap="1" wp14:anchorId="4994E8AA" wp14:editId="51FE5AE2">
+            <wp:simplePos x="0" y="0"/>
+            <wp:positionH relativeFrom="margin">
+              <wp:align>right</wp:align>
+            </wp:positionH>
+            <wp:positionV relativeFrom="paragraph">
+              <wp:posOffset>3751274</wp:posOffset>
+            </wp:positionV>
+            <wp:extent cx="5850890" cy="2627630"/>
+            <wp:effectExtent l="0" t="0" r="0" b="1270"/>
+            <wp:wrapNone/>
             <wp:docPr id="1" name="Рисунок 1"/>
             <wp:cNvGraphicFramePr>
               <a:graphicFrameLocks xmlns:a="http://schemas.openxmlformats.org/drawingml/2006/main" noChangeAspect="1"/>
@@ -16431,7 +20005,13 @@
                     <pic:cNvPicPr/>
                   </pic:nvPicPr>
                   <pic:blipFill>
-                    <a:blip r:embed="rId16"/>
+                    <a:blip r:embed="rId28">
+                      <a:extLst>
+                        <a:ext uri="{28A0092B-C50C-407E-A947-70E740481C1C}">
+                          <a14:useLocalDpi xmlns:a14="http://schemas.microsoft.com/office/drawing/2010/main" val="0"/>
+                        </a:ext>
+                      </a:extLst>
+                    </a:blip>
                     <a:stretch>
                       <a:fillRect/>
                     </a:stretch>
@@ -16439,7 +20019,55 @@
                   <pic:spPr>
                     <a:xfrm>
                       <a:off x="0" y="0"/>
-                      <a:ext cx="5850890" cy="5608955"/>
+                      <a:ext cx="5850890" cy="2627630"/>
+                    </a:xfrm>
+                    <a:prstGeom prst="rect">
+                      <a:avLst/>
+                    </a:prstGeom>
+                  </pic:spPr>
+                </pic:pic>
+              </a:graphicData>
+            </a:graphic>
+            <wp14:sizeRelH relativeFrom="page">
+              <wp14:pctWidth>0</wp14:pctWidth>
+            </wp14:sizeRelH>
+            <wp14:sizeRelV relativeFrom="page">
+              <wp14:pctHeight>0</wp14:pctHeight>
+            </wp14:sizeRelV>
+          </wp:anchor>
+        </w:drawing>
+      </w:r>
+      <w:r>
+        <w:rPr>
+          <w:b/>
+          <w:bCs/>
+          <w:noProof/>
+        </w:rPr>
+        <w:drawing>
+          <wp:inline distT="0" distB="0" distL="0" distR="0" wp14:anchorId="0BD2AA3A" wp14:editId="704E48DE">
+            <wp:extent cx="5850890" cy="3847465"/>
+            <wp:effectExtent l="0" t="0" r="0" b="635"/>
+            <wp:docPr id="127" name="Рисунок 127"/>
+            <wp:cNvGraphicFramePr>
+              <a:graphicFrameLocks xmlns:a="http://schemas.openxmlformats.org/drawingml/2006/main" noChangeAspect="1"/>
+            </wp:cNvGraphicFramePr>
+            <a:graphic xmlns:a="http://schemas.openxmlformats.org/drawingml/2006/main">
+              <a:graphicData uri="http://schemas.openxmlformats.org/drawingml/2006/picture">
+                <pic:pic xmlns:pic="http://schemas.openxmlformats.org/drawingml/2006/picture">
+                  <pic:nvPicPr>
+                    <pic:cNvPr id="1" name=""/>
+                    <pic:cNvPicPr/>
+                  </pic:nvPicPr>
+                  <pic:blipFill>
+                    <a:blip r:embed="rId29"/>
+                    <a:stretch>
+                      <a:fillRect/>
+                    </a:stretch>
+                  </pic:blipFill>
+                  <pic:spPr>
+                    <a:xfrm>
+                      <a:off x="0" y="0"/>
+                      <a:ext cx="5850890" cy="3847465"/>
                     </a:xfrm>
                     <a:prstGeom prst="rect">
                       <a:avLst/>
@@ -16459,12 +20087,187 @@
           <w:bCs/>
         </w:rPr>
       </w:pPr>
-      <w:r>
+    </w:p>
+    <w:p>
+      <w:pPr>
         <w:rPr>
           <w:b/>
           <w:bCs/>
         </w:rPr>
-        <w:br w:type="page"/>
+      </w:pPr>
+    </w:p>
+    <w:p>
+      <w:pPr>
+        <w:rPr>
+          <w:b/>
+          <w:bCs/>
+        </w:rPr>
+      </w:pPr>
+    </w:p>
+    <w:p>
+      <w:pPr>
+        <w:rPr>
+          <w:b/>
+          <w:bCs/>
+        </w:rPr>
+      </w:pPr>
+    </w:p>
+    <w:p>
+      <w:pPr>
+        <w:rPr>
+          <w:b/>
+          <w:bCs/>
+        </w:rPr>
+      </w:pPr>
+    </w:p>
+    <w:p>
+      <w:pPr>
+        <w:rPr>
+          <w:b/>
+          <w:bCs/>
+        </w:rPr>
+      </w:pPr>
+    </w:p>
+    <w:p>
+      <w:pPr>
+        <w:rPr>
+          <w:b/>
+          <w:bCs/>
+        </w:rPr>
+      </w:pPr>
+    </w:p>
+    <w:p>
+      <w:pPr>
+        <w:rPr>
+          <w:b/>
+          <w:bCs/>
+        </w:rPr>
+      </w:pPr>
+    </w:p>
+    <w:p>
+      <w:pPr>
+        <w:rPr>
+          <w:b/>
+          <w:bCs/>
+        </w:rPr>
+      </w:pPr>
+    </w:p>
+    <w:p>
+      <w:pPr>
+        <w:rPr>
+          <w:b/>
+          <w:bCs/>
+        </w:rPr>
+      </w:pPr>
+    </w:p>
+    <w:p>
+      <w:pPr>
+        <w:rPr>
+          <w:b/>
+          <w:bCs/>
+        </w:rPr>
+      </w:pPr>
+    </w:p>
+    <w:p>
+      <w:pPr>
+        <w:rPr>
+          <w:b/>
+          <w:bCs/>
+        </w:rPr>
+      </w:pPr>
+    </w:p>
+    <w:p>
+      <w:pPr>
+        <w:rPr>
+          <w:b/>
+          <w:bCs/>
+        </w:rPr>
+      </w:pPr>
+    </w:p>
+    <w:p>
+      <w:pPr>
+        <w:rPr>
+          <w:b/>
+          <w:bCs/>
+        </w:rPr>
+      </w:pPr>
+    </w:p>
+    <w:p>
+      <w:pPr>
+        <w:rPr>
+          <w:b/>
+          <w:bCs/>
+        </w:rPr>
+      </w:pPr>
+    </w:p>
+    <w:p>
+      <w:pPr>
+        <w:rPr>
+          <w:b/>
+          <w:bCs/>
+        </w:rPr>
+      </w:pPr>
+    </w:p>
+    <w:p>
+      <w:pPr>
+        <w:rPr>
+          <w:b/>
+          <w:bCs/>
+        </w:rPr>
+      </w:pPr>
+    </w:p>
+    <w:p>
+      <w:pPr>
+        <w:rPr>
+          <w:b/>
+          <w:bCs/>
+        </w:rPr>
+      </w:pPr>
+    </w:p>
+    <w:p>
+      <w:pPr>
+        <w:rPr>
+          <w:b/>
+          <w:bCs/>
+        </w:rPr>
+      </w:pPr>
+    </w:p>
+    <w:p>
+      <w:pPr>
+        <w:rPr>
+          <w:b/>
+          <w:bCs/>
+        </w:rPr>
+      </w:pPr>
+    </w:p>
+    <w:p>
+      <w:pPr>
+        <w:rPr>
+          <w:b/>
+          <w:bCs/>
+        </w:rPr>
+      </w:pPr>
+    </w:p>
+    <w:p>
+      <w:pPr>
+        <w:pStyle w:val="1"/>
+        <w:spacing w:before="0" w:after="0" w:line="360" w:lineRule="auto"/>
+        <w:jc w:val="center"/>
+      </w:pPr>
+      <w:bookmarkStart w:id="70" w:name="_Toc232235334"/>
+      <w:r>
+        <w:lastRenderedPageBreak/>
+        <w:t>П</w:t>
+      </w:r>
+      <w:r>
+        <w:t>риложение</w:t>
+      </w:r>
+      <w:r>
+        <w:t xml:space="preserve"> Д</w:t>
+      </w:r>
+      <w:bookmarkEnd w:id="70"/>
+      <w:r>
+        <w:t xml:space="preserve"> </w:t>
       </w:r>
     </w:p>
     <w:p>
@@ -16484,8 +20287,39 @@
           <w:b/>
           <w:bCs/>
         </w:rPr>
-        <w:lastRenderedPageBreak/>
-        <w:t>ПРИЛОЖЕНИЕ Б</w:t>
+        <w:t>Программный код интерактивного аудита соответствия (</w:t>
+      </w:r>
+      <w:proofErr w:type="spellStart"/>
+      <w:r>
+        <w:rPr>
+          <w:b/>
+          <w:bCs/>
+        </w:rPr>
+        <w:t>Compliance</w:t>
+      </w:r>
+      <w:proofErr w:type="spellEnd"/>
+      <w:r>
+        <w:rPr>
+          <w:b/>
+          <w:bCs/>
+        </w:rPr>
+        <w:t xml:space="preserve"> </w:t>
+      </w:r>
+      <w:proofErr w:type="spellStart"/>
+      <w:r>
+        <w:rPr>
+          <w:b/>
+          <w:bCs/>
+        </w:rPr>
+        <w:t>Dashboard</w:t>
+      </w:r>
+      <w:proofErr w:type="spellEnd"/>
+      <w:r>
+        <w:rPr>
+          <w:b/>
+          <w:bCs/>
+        </w:rPr>
+        <w:t>)</w:t>
       </w:r>
     </w:p>
     <w:p>
@@ -16504,64 +20338,13 @@
         <w:rPr>
           <w:b/>
           <w:bCs/>
-        </w:rPr>
-        <w:t>Программный код интерактивного аудита соответствия (</w:t>
-      </w:r>
-      <w:proofErr w:type="spellStart"/>
-      <w:r>
-        <w:rPr>
-          <w:b/>
-          <w:bCs/>
-        </w:rPr>
-        <w:t>Compliance</w:t>
-      </w:r>
-      <w:proofErr w:type="spellEnd"/>
-      <w:r>
-        <w:rPr>
-          <w:b/>
-          <w:bCs/>
-        </w:rPr>
-        <w:t xml:space="preserve"> </w:t>
-      </w:r>
-      <w:proofErr w:type="spellStart"/>
-      <w:r>
-        <w:rPr>
-          <w:b/>
-          <w:bCs/>
-        </w:rPr>
-        <w:t>Dashboard</w:t>
-      </w:r>
-      <w:proofErr w:type="spellEnd"/>
-      <w:r>
-        <w:rPr>
-          <w:b/>
-          <w:bCs/>
-        </w:rPr>
-        <w:t>)</w:t>
-      </w:r>
-    </w:p>
-    <w:p>
-      <w:pPr>
-        <w:tabs>
-          <w:tab w:val="left" w:pos="2880"/>
-        </w:tabs>
-        <w:spacing w:line="360" w:lineRule="auto"/>
-        <w:jc w:val="center"/>
-        <w:rPr>
-          <w:b/>
-          <w:bCs/>
-        </w:rPr>
-      </w:pPr>
-      <w:r>
-        <w:rPr>
-          <w:b/>
-          <w:bCs/>
+          <w:noProof/>
         </w:rPr>
         <w:drawing>
-          <wp:inline distT="0" distB="0" distL="0" distR="0" wp14:anchorId="15B929BB" wp14:editId="5E38B618">
+          <wp:inline distT="0" distB="0" distL="0" distR="0" wp14:anchorId="6CDBCE2B" wp14:editId="47812D86">
             <wp:extent cx="5684636" cy="5527040"/>
             <wp:effectExtent l="0" t="0" r="0" b="0"/>
-            <wp:docPr id="2" name="Рисунок 2"/>
+            <wp:docPr id="113" name="Рисунок 113"/>
             <wp:cNvGraphicFramePr>
               <a:graphicFrameLocks xmlns:a="http://schemas.openxmlformats.org/drawingml/2006/main" noChangeAspect="1"/>
             </wp:cNvGraphicFramePr>
@@ -16573,7 +20356,7 @@
                     <pic:cNvPicPr/>
                   </pic:nvPicPr>
                   <pic:blipFill rotWithShape="1">
-                    <a:blip r:embed="rId17"/>
+                    <a:blip r:embed="rId30"/>
                     <a:srcRect l="2841"/>
                     <a:stretch/>
                   </pic:blipFill>
@@ -16618,6 +20401,25 @@
     </w:p>
     <w:p>
       <w:pPr>
+        <w:pStyle w:val="1"/>
+        <w:spacing w:before="0" w:after="0" w:line="360" w:lineRule="auto"/>
+        <w:jc w:val="center"/>
+      </w:pPr>
+      <w:bookmarkStart w:id="71" w:name="_Toc232235335"/>
+      <w:r>
+        <w:lastRenderedPageBreak/>
+        <w:t>П</w:t>
+      </w:r>
+      <w:r>
+        <w:t>риложение</w:t>
+      </w:r>
+      <w:r>
+        <w:t xml:space="preserve"> Е</w:t>
+      </w:r>
+      <w:bookmarkEnd w:id="71"/>
+    </w:p>
+    <w:p>
+      <w:pPr>
         <w:tabs>
           <w:tab w:val="left" w:pos="2880"/>
         </w:tabs>
@@ -16633,8 +20435,23 @@
           <w:b/>
           <w:bCs/>
         </w:rPr>
-        <w:lastRenderedPageBreak/>
-        <w:t>ПРИЛОЖЕНИЕ В</w:t>
+        <w:t xml:space="preserve">Фрагмент программного кода генерации боевой нагрузки симулятора </w:t>
+      </w:r>
+      <w:proofErr w:type="spellStart"/>
+      <w:r>
+        <w:rPr>
+          <w:b/>
+          <w:bCs/>
+        </w:rPr>
+        <w:t>Mistral</w:t>
+      </w:r>
+      <w:proofErr w:type="spellEnd"/>
+      <w:r>
+        <w:rPr>
+          <w:b/>
+          <w:bCs/>
+        </w:rPr>
+        <w:t xml:space="preserve"> Demo</w:t>
       </w:r>
     </w:p>
     <w:p>
@@ -16653,48 +20470,13 @@
         <w:rPr>
           <w:b/>
           <w:bCs/>
-        </w:rPr>
-        <w:t>Фрагмент класса управления белыми списками (</w:t>
-      </w:r>
-      <w:proofErr w:type="spellStart"/>
-      <w:r>
-        <w:rPr>
-          <w:b/>
-          <w:bCs/>
-        </w:rPr>
-        <w:t>Whitelist</w:t>
-      </w:r>
-      <w:proofErr w:type="spellEnd"/>
-      <w:r>
-        <w:rPr>
-          <w:b/>
-          <w:bCs/>
-        </w:rPr>
-        <w:t xml:space="preserve"> Manager)</w:t>
-      </w:r>
-    </w:p>
-    <w:p>
-      <w:pPr>
-        <w:tabs>
-          <w:tab w:val="left" w:pos="2880"/>
-        </w:tabs>
-        <w:spacing w:line="360" w:lineRule="auto"/>
-        <w:jc w:val="center"/>
-        <w:rPr>
-          <w:b/>
-          <w:bCs/>
-        </w:rPr>
-      </w:pPr>
-      <w:r>
-        <w:rPr>
-          <w:b/>
-          <w:bCs/>
+          <w:noProof/>
         </w:rPr>
         <w:drawing>
-          <wp:inline distT="0" distB="0" distL="0" distR="0" wp14:anchorId="61B706F2" wp14:editId="02D8FDA8">
-            <wp:extent cx="5850890" cy="7756525"/>
+          <wp:inline distT="0" distB="0" distL="0" distR="0" wp14:anchorId="3C595A4A" wp14:editId="2D96126A">
+            <wp:extent cx="5850890" cy="4648835"/>
             <wp:effectExtent l="0" t="0" r="0" b="0"/>
-            <wp:docPr id="3" name="Рисунок 3"/>
+            <wp:docPr id="114" name="Рисунок 114"/>
             <wp:cNvGraphicFramePr>
               <a:graphicFrameLocks xmlns:a="http://schemas.openxmlformats.org/drawingml/2006/main" noChangeAspect="1"/>
             </wp:cNvGraphicFramePr>
@@ -16706,7 +20488,7 @@
                     <pic:cNvPicPr/>
                   </pic:nvPicPr>
                   <pic:blipFill>
-                    <a:blip r:embed="rId18"/>
+                    <a:blip r:embed="rId31"/>
                     <a:stretch>
                       <a:fillRect/>
                     </a:stretch>
@@ -16714,7 +20496,7 @@
                   <pic:spPr>
                     <a:xfrm>
                       <a:off x="0" y="0"/>
-                      <a:ext cx="5850890" cy="7756525"/>
+                      <a:ext cx="5850890" cy="4648835"/>
                     </a:xfrm>
                     <a:prstGeom prst="rect">
                       <a:avLst/>
@@ -16727,9 +20509,39 @@
         </w:drawing>
       </w:r>
     </w:p>
+    <w:p/>
+    <w:p/>
+    <w:p/>
+    <w:p/>
+    <w:p>
+      <w:pPr>
+        <w:rPr>
+          <w:b/>
+          <w:bCs/>
+        </w:rPr>
+      </w:pPr>
+    </w:p>
+    <w:p>
+      <w:pPr>
+        <w:rPr>
+          <w:b/>
+          <w:bCs/>
+        </w:rPr>
+      </w:pPr>
+    </w:p>
+    <w:p>
+      <w:pPr>
+        <w:tabs>
+          <w:tab w:val="left" w:pos="6676"/>
+        </w:tabs>
+      </w:pPr>
+      <w:r>
+        <w:tab/>
+      </w:r>
+    </w:p>
     <w:sectPr>
-      <w:headerReference w:type="default" r:id="rId19"/>
-      <w:footerReference w:type="first" r:id="rId20"/>
+      <w:headerReference w:type="default" r:id="rId32"/>
+      <w:footerReference w:type="first" r:id="rId33"/>
       <w:pgSz w:w="11906" w:h="16838"/>
       <w:pgMar w:top="1134" w:right="991" w:bottom="1276" w:left="1701" w:header="708" w:footer="708" w:gutter="0"/>
       <w:pgNumType w:start="2"/>
@@ -23916,6 +27728,119 @@
     </w:lvl>
   </w:abstractNum>
   <w:abstractNum w:abstractNumId="26" w15:restartNumberingAfterBreak="0">
+    <w:nsid w:val="642E79F7"/>
+    <w:multiLevelType w:val="multilevel"/>
+    <w:tmpl w:val="9014B76C"/>
+    <w:lvl w:ilvl="0">
+      <w:start w:val="1"/>
+      <w:numFmt w:val="decimal"/>
+      <w:lvlText w:val="%1."/>
+      <w:lvlJc w:val="left"/>
+      <w:pPr>
+        <w:tabs>
+          <w:tab w:val="num" w:pos="720"/>
+        </w:tabs>
+        <w:ind w:left="720" w:hanging="360"/>
+      </w:pPr>
+    </w:lvl>
+    <w:lvl w:ilvl="1" w:tentative="1">
+      <w:start w:val="1"/>
+      <w:numFmt w:val="decimal"/>
+      <w:lvlText w:val="%2."/>
+      <w:lvlJc w:val="left"/>
+      <w:pPr>
+        <w:tabs>
+          <w:tab w:val="num" w:pos="1440"/>
+        </w:tabs>
+        <w:ind w:left="1440" w:hanging="360"/>
+      </w:pPr>
+    </w:lvl>
+    <w:lvl w:ilvl="2" w:tentative="1">
+      <w:start w:val="1"/>
+      <w:numFmt w:val="decimal"/>
+      <w:lvlText w:val="%3."/>
+      <w:lvlJc w:val="left"/>
+      <w:pPr>
+        <w:tabs>
+          <w:tab w:val="num" w:pos="2160"/>
+        </w:tabs>
+        <w:ind w:left="2160" w:hanging="360"/>
+      </w:pPr>
+    </w:lvl>
+    <w:lvl w:ilvl="3" w:tentative="1">
+      <w:start w:val="1"/>
+      <w:numFmt w:val="decimal"/>
+      <w:lvlText w:val="%4."/>
+      <w:lvlJc w:val="left"/>
+      <w:pPr>
+        <w:tabs>
+          <w:tab w:val="num" w:pos="2880"/>
+        </w:tabs>
+        <w:ind w:left="2880" w:hanging="360"/>
+      </w:pPr>
+    </w:lvl>
+    <w:lvl w:ilvl="4" w:tentative="1">
+      <w:start w:val="1"/>
+      <w:numFmt w:val="decimal"/>
+      <w:lvlText w:val="%5."/>
+      <w:lvlJc w:val="left"/>
+      <w:pPr>
+        <w:tabs>
+          <w:tab w:val="num" w:pos="3600"/>
+        </w:tabs>
+        <w:ind w:left="3600" w:hanging="360"/>
+      </w:pPr>
+    </w:lvl>
+    <w:lvl w:ilvl="5" w:tentative="1">
+      <w:start w:val="1"/>
+      <w:numFmt w:val="decimal"/>
+      <w:lvlText w:val="%6."/>
+      <w:lvlJc w:val="left"/>
+      <w:pPr>
+        <w:tabs>
+          <w:tab w:val="num" w:pos="4320"/>
+        </w:tabs>
+        <w:ind w:left="4320" w:hanging="360"/>
+      </w:pPr>
+    </w:lvl>
+    <w:lvl w:ilvl="6" w:tentative="1">
+      <w:start w:val="1"/>
+      <w:numFmt w:val="decimal"/>
+      <w:lvlText w:val="%7."/>
+      <w:lvlJc w:val="left"/>
+      <w:pPr>
+        <w:tabs>
+          <w:tab w:val="num" w:pos="5040"/>
+        </w:tabs>
+        <w:ind w:left="5040" w:hanging="360"/>
+      </w:pPr>
+    </w:lvl>
+    <w:lvl w:ilvl="7" w:tentative="1">
+      <w:start w:val="1"/>
+      <w:numFmt w:val="decimal"/>
+      <w:lvlText w:val="%8."/>
+      <w:lvlJc w:val="left"/>
+      <w:pPr>
+        <w:tabs>
+          <w:tab w:val="num" w:pos="5760"/>
+        </w:tabs>
+        <w:ind w:left="5760" w:hanging="360"/>
+      </w:pPr>
+    </w:lvl>
+    <w:lvl w:ilvl="8" w:tentative="1">
+      <w:start w:val="1"/>
+      <w:numFmt w:val="decimal"/>
+      <w:lvlText w:val="%9."/>
+      <w:lvlJc w:val="left"/>
+      <w:pPr>
+        <w:tabs>
+          <w:tab w:val="num" w:pos="6480"/>
+        </w:tabs>
+        <w:ind w:left="6480" w:hanging="360"/>
+      </w:pPr>
+    </w:lvl>
+  </w:abstractNum>
+  <w:abstractNum w:abstractNumId="27" w15:restartNumberingAfterBreak="0">
     <w:nsid w:val="650F3D52"/>
     <w:multiLevelType w:val="multilevel"/>
     <w:tmpl w:val="54103CB2"/>
@@ -24064,7 +27989,7 @@
       </w:rPr>
     </w:lvl>
   </w:abstractNum>
-  <w:abstractNum w:abstractNumId="27" w15:restartNumberingAfterBreak="0">
+  <w:abstractNum w:abstractNumId="28" w15:restartNumberingAfterBreak="0">
     <w:nsid w:val="699F4981"/>
     <w:multiLevelType w:val="hybridMultilevel"/>
     <w:tmpl w:val="606A412A"/>
@@ -24150,7 +28075,7 @@
       </w:pPr>
     </w:lvl>
   </w:abstractNum>
-  <w:abstractNum w:abstractNumId="28" w15:restartNumberingAfterBreak="0">
+  <w:abstractNum w:abstractNumId="29" w15:restartNumberingAfterBreak="0">
     <w:nsid w:val="6AA57C4E"/>
     <w:multiLevelType w:val="hybridMultilevel"/>
     <w:tmpl w:val="FF18E2DE"/>
@@ -24242,7 +28167,7 @@
       </w:pPr>
     </w:lvl>
   </w:abstractNum>
-  <w:abstractNum w:abstractNumId="29" w15:restartNumberingAfterBreak="0">
+  <w:abstractNum w:abstractNumId="30" w15:restartNumberingAfterBreak="0">
     <w:nsid w:val="6D5C3329"/>
     <w:multiLevelType w:val="hybridMultilevel"/>
     <w:tmpl w:val="E62CAC72"/>
@@ -24331,7 +28256,7 @@
       </w:pPr>
     </w:lvl>
   </w:abstractNum>
-  <w:abstractNum w:abstractNumId="30" w15:restartNumberingAfterBreak="0">
+  <w:abstractNum w:abstractNumId="31" w15:restartNumberingAfterBreak="0">
     <w:nsid w:val="6E310A68"/>
     <w:multiLevelType w:val="multilevel"/>
     <w:tmpl w:val="42B2F562"/>
@@ -24452,7 +28377,7 @@
       </w:rPr>
     </w:lvl>
   </w:abstractNum>
-  <w:abstractNum w:abstractNumId="31" w15:restartNumberingAfterBreak="0">
+  <w:abstractNum w:abstractNumId="32" w15:restartNumberingAfterBreak="0">
     <w:nsid w:val="70217696"/>
     <w:multiLevelType w:val="hybridMultilevel"/>
     <w:tmpl w:val="488C75CA"/>
@@ -24541,7 +28466,7 @@
       </w:pPr>
     </w:lvl>
   </w:abstractNum>
-  <w:abstractNum w:abstractNumId="32" w15:restartNumberingAfterBreak="0">
+  <w:abstractNum w:abstractNumId="33" w15:restartNumberingAfterBreak="0">
     <w:nsid w:val="7769576D"/>
     <w:multiLevelType w:val="hybridMultilevel"/>
     <w:tmpl w:val="86D4E5A8"/>
@@ -24627,7 +28552,7 @@
       </w:pPr>
     </w:lvl>
   </w:abstractNum>
-  <w:abstractNum w:abstractNumId="33" w15:restartNumberingAfterBreak="0">
+  <w:abstractNum w:abstractNumId="34" w15:restartNumberingAfterBreak="0">
     <w:nsid w:val="7990629C"/>
     <w:multiLevelType w:val="multilevel"/>
     <w:tmpl w:val="8408C48E"/>
@@ -24741,7 +28666,7 @@
     </w:lvl>
   </w:abstractNum>
   <w:num w:numId="1" w16cid:durableId="880674385">
-    <w:abstractNumId w:val="27"/>
+    <w:abstractNumId w:val="28"/>
     <w:lvlOverride w:ilvl="0">
       <w:startOverride w:val="1"/>
     </w:lvlOverride>
@@ -24756,7 +28681,7 @@
     <w:abstractNumId w:val="5"/>
   </w:num>
   <w:num w:numId="5" w16cid:durableId="1242641679">
-    <w:abstractNumId w:val="31"/>
+    <w:abstractNumId w:val="32"/>
   </w:num>
   <w:num w:numId="6" w16cid:durableId="2123837040">
     <w:abstractNumId w:val="15"/>
@@ -24765,16 +28690,16 @@
     <w:abstractNumId w:val="19"/>
   </w:num>
   <w:num w:numId="8" w16cid:durableId="1740707710">
-    <w:abstractNumId w:val="32"/>
+    <w:abstractNumId w:val="33"/>
   </w:num>
   <w:num w:numId="9" w16cid:durableId="347023955">
-    <w:abstractNumId w:val="30"/>
+    <w:abstractNumId w:val="31"/>
   </w:num>
   <w:num w:numId="10" w16cid:durableId="948899385">
     <w:abstractNumId w:val="14"/>
   </w:num>
   <w:num w:numId="11" w16cid:durableId="1314289863">
-    <w:abstractNumId w:val="28"/>
+    <w:abstractNumId w:val="29"/>
   </w:num>
   <w:num w:numId="12" w16cid:durableId="642662065">
     <w:abstractNumId w:val="7"/>
@@ -24783,7 +28708,7 @@
     <w:abstractNumId w:val="0"/>
   </w:num>
   <w:num w:numId="14" w16cid:durableId="1055741979">
-    <w:abstractNumId w:val="26"/>
+    <w:abstractNumId w:val="27"/>
   </w:num>
   <w:num w:numId="15" w16cid:durableId="1041250833">
     <w:abstractNumId w:val="9"/>
@@ -24798,7 +28723,7 @@
     <w:abstractNumId w:val="1"/>
   </w:num>
   <w:num w:numId="19" w16cid:durableId="201751370">
-    <w:abstractNumId w:val="29"/>
+    <w:abstractNumId w:val="30"/>
   </w:num>
   <w:num w:numId="20" w16cid:durableId="101341167">
     <w:abstractNumId w:val="2"/>
@@ -24831,7 +28756,7 @@
     <w:abstractNumId w:val="24"/>
   </w:num>
   <w:num w:numId="30" w16cid:durableId="1186480622">
-    <w:abstractNumId w:val="33"/>
+    <w:abstractNumId w:val="34"/>
   </w:num>
   <w:num w:numId="31" w16cid:durableId="1873685176">
     <w:abstractNumId w:val="8"/>
@@ -24847,6 +28772,9 @@
   </w:num>
   <w:num w:numId="35" w16cid:durableId="154154115">
     <w:abstractNumId w:val="16"/>
+  </w:num>
+  <w:num w:numId="36" w16cid:durableId="295380257">
+    <w:abstractNumId w:val="26"/>
   </w:num>
 </w:numbering>
 </file>
@@ -25245,7 +29173,7 @@
   <w:style w:type="paragraph" w:default="1" w:styleId="a">
     <w:name w:val="Normal"/>
     <w:qFormat/>
-    <w:rsid w:val="00FE67ED"/>
+    <w:rsid w:val="003262F4"/>
   </w:style>
   <w:style w:type="paragraph" w:styleId="1">
     <w:name w:val="heading 1"/>
